--- a/TCC/TCC_NexoHansen_Versao_Revisada.docx
+++ b/TCC/TCC_NexoHansen_Versao_Revisada.docx
@@ -12,7 +12,7 @@
           <w:noProof/>
         </w:rPr>
         <w:drawing>
-          <wp:inline distT="0" distB="0" distL="0" distR="0" wp14:anchorId="32494C53" wp14:editId="4101E7F1">
+          <wp:inline distT="0" distB="0" distL="0" distR="0" wp14:anchorId="22B4AE24" wp14:editId="08896ACE">
             <wp:extent cx="933450" cy="666750"/>
             <wp:effectExtent l="0" t="0" r="0" b="0"/>
             <wp:docPr id="1" name="logo" descr="Logotipo da Universidade de Pernambuco" title="Logotipo da Universidade de Pernambuco"/>
@@ -528,10 +528,10 @@
         <w:t>a origem do que afirmam. Este trabalho apresenta o desenvolvimento do NexoHansen, um sistema de apoio informacional à decisão clínica em hanseníase baseado em Geração Aumentada por Recuperação (RAG), e o planejamento de uma avaliação comparativa entre respostas produzidas com e sem recuperação. A pesquisa, de natureza aplicada, foi organizada segundo a metodologia de pesquisa em ciência do design. O sistema foi implementado em Node.js e TypeScript, com PostgreSQL e pgvector, e combina classificação de inten</w:t>
       </w:r>
       <w:r>
-        <w:t>ção, estimativa de risco clínico, busca híbrida vetorial e textual, reordenação por critérios clínicos, regras explícitas de segurança aplicadas antes da geração, respostas restritas aos trechos recuperados com indicação das fontes e registro das consultas para auditoria, além de uma interface web em React. A base de conhecimento atual é um conjunto inicial de 15 trechos, elaborado para desenvolvimento e teste, e o sistema conta com 13 testes automatizados e um conjunto de 25 perguntas de referência. Uma av</w:t>
-      </w:r>
-      <w:r>
-        <w:t xml:space="preserve">aliação técnica preliminar, executada com </w:t>
+        <w:t>ção, estimativa de risco clínico, busca híbrida vetorial e textual, reordenação por critérios clínicos, regras explícitas de segurança aplicadas antes da geração, respostas restritas aos trechos recuperados com indicação das fontes e registro das consultas para auditoria, além de uma interface web em React. O acesso exige autenticação por usuário e senha, e cada resposta pode ser avaliada pelo usuário em escala de 0 a 10, com registro vinculado ao usuário e à resposta, mecanismo destinado a apoiar a avaliaç</w:t>
+      </w:r>
+      <w:r>
+        <w:t xml:space="preserve">ão com participantes. A base de conhecimento atual é um conjunto inicial de 15 trechos, elaborado para desenvolvimento e teste, e o sistema conta com 69 testes automatizados e um conjunto de 25 perguntas de referência. Uma avaliação técnica preliminar, executada com </w:t>
       </w:r>
       <w:r>
         <w:rPr>
@@ -541,7 +541,10 @@
         <w:t>embeddings</w:t>
       </w:r>
       <w:r>
-        <w:t xml:space="preserve"> determinísticos locais, resultou na recusa de todas as perguntas, porque nenhum trecho atingiu a pontuação mínima de relevância configurada; a análise do resultado mostrou que o limiar adotado é incompatível com a escala de pontuação desse provedor e motiva nova execução com </w:t>
+        <w:t xml:space="preserve"> determinísticos locais, resultou na recusa de todas as perguntas, porque nenhum trecho atingiu a pontuação mínima de relevância configurada; a análise do resultado mostrou que o limiar adotado é incompatível com a escala de pontuação </w:t>
+      </w:r>
+      <w:r>
+        <w:t xml:space="preserve">desse provedor e motiva nova execução com </w:t>
       </w:r>
       <w:r>
         <w:rPr>
@@ -557,13 +560,7 @@
         <w:rPr>
           <w:highlight w:val="yellow"/>
         </w:rPr>
-        <w:t>[ATUALIZAR APÓS A AVALIAÇÃO COMPARATIVA: síntese dos resultados obtidos com os participantes e conclusão principal, sem extrapolar para e</w:t>
-      </w:r>
-      <w:r>
-        <w:rPr>
-          <w:highlight w:val="yellow"/>
-        </w:rPr>
-        <w:t>ficácia clínica.]</w:t>
+        <w:t>[ATUALIZAR APÓS A AVALIAÇÃO COMPARATIVA: síntese dos resultados obtidos com os participantes e conclusão principal, sem extrapolar para eficácia clínica.]</w:t>
       </w:r>
     </w:p>
     <w:p>
@@ -604,10 +601,13 @@
         <w:t xml:space="preserve">f their statements. This work presents the development of NexoHansen, an informational clinical decision support system for leprosy based on Retrieval-Augmented Generation (RAG), and the planning of a comparative evaluation between answers produced with and without retrieval. The research is applied in nature and was organized according to the design science research methodology. The system was implemented in Node.js and TypeScript, with PostgreSQL and pgvector, and combines intent classification, clinical </w:t>
       </w:r>
       <w:r>
-        <w:t>risk estimation, hybrid vector and full-text search, reranking based on clinical criteria, explicit safety rules applied before generation, answers restricted to the retrieved passages with source attribution, and query logging for auditing, in addition to a React web interface. The current knowledge base is an initial set of 15 passages created for development and testing, and the system has 13 automated tests and a set of 25 reference questions. A preliminary technical evaluation, run with local determini</w:t>
-      </w:r>
-      <w:r>
-        <w:t xml:space="preserve">stic embeddings, resulted in the refusal of all questions because no passage reached the configured minimum relevance score; the analysis showed that the threshold is incompatible with the score scale of that provider and motivates a new run with semantic embeddings and threshold calibration. </w:t>
+        <w:t>risk estimation, hybrid vector and full-text search, reranking based on clinical criteria, explicit safety rules applied before generation, answers restricted to the retrieved passages with source attribution, and query logging for auditing, in addition to a React web interface. Access requires username and password authentication, and users can rate each answer on a scale from 0 to 10, with the rating linked to the user and to the answer, a mechanism intended to support the evaluation with participants. Th</w:t>
+      </w:r>
+      <w:r>
+        <w:t>e current knowledge base is an initial set of 15 passages created for development and testing, and the system has 69 automated tests and a set of 25 reference questions. A preliminary technical evaluation, run with local deterministic embeddings, resulted in the refusal of all questions because no passage reached the configured minimum relevance score; the analysis showed that the threshold is incompatible with the score scale of that provider and motivates a new run with semantic embeddings and threshold c</w:t>
+      </w:r>
+      <w:r>
+        <w:t xml:space="preserve">alibration. </w:t>
       </w:r>
       <w:r>
         <w:rPr>
@@ -646,7 +646,7 @@
     <w:sdt>
       <w:sdtPr>
         <w:alias w:val="Lista de figuras"/>
-        <w:id w:val="-1672102048"/>
+        <w:id w:val="1873574625"/>
       </w:sdtPr>
       <w:sdtEndPr/>
       <w:sdtContent>
@@ -669,7 +669,7 @@
           <w:r>
             <w:fldChar w:fldCharType="separate"/>
           </w:r>
-          <w:hyperlink w:anchor="_Toc243383726" w:history="1">
+          <w:hyperlink w:anchor="_Toc243646607" w:history="1">
             <w:r>
               <w:rPr>
                 <w:rStyle w:val="Hyperlink"/>
@@ -696,7 +696,7 @@
                 <w:noProof/>
                 <w:webHidden/>
               </w:rPr>
-              <w:instrText xml:space="preserve"> PAGEREF _Toc243383726 \h </w:instrText>
+              <w:instrText xml:space="preserve"> PAGEREF _Toc243646607 \h </w:instrText>
             </w:r>
             <w:r>
               <w:rPr>
@@ -737,7 +737,7 @@
               <w14:ligatures w14:val="standardContextual"/>
             </w:rPr>
           </w:pPr>
-          <w:hyperlink w:anchor="_Toc243383727" w:history="1">
+          <w:hyperlink w:anchor="_Toc243646608" w:history="1">
             <w:r>
               <w:rPr>
                 <w:rStyle w:val="Hyperlink"/>
@@ -764,7 +764,7 @@
                 <w:noProof/>
                 <w:webHidden/>
               </w:rPr>
-              <w:instrText xml:space="preserve"> PAGEREF _Toc243383727 \h </w:instrText>
+              <w:instrText xml:space="preserve"> PAGEREF _Toc243646608 \h </w:instrText>
             </w:r>
             <w:r>
               <w:rPr>
@@ -784,7 +784,7 @@
                 <w:noProof/>
                 <w:webHidden/>
               </w:rPr>
-              <w:t>48</w:t>
+              <w:t>49</w:t>
             </w:r>
             <w:r>
               <w:rPr>
@@ -805,7 +805,7 @@
               <w14:ligatures w14:val="standardContextual"/>
             </w:rPr>
           </w:pPr>
-          <w:hyperlink w:anchor="_Toc243383728" w:history="1">
+          <w:hyperlink w:anchor="_Toc243646609" w:history="1">
             <w:r>
               <w:rPr>
                 <w:rStyle w:val="Hyperlink"/>
@@ -832,7 +832,7 @@
                 <w:noProof/>
                 <w:webHidden/>
               </w:rPr>
-              <w:instrText xml:space="preserve"> PAGEREF _Toc243383728 \h </w:instrText>
+              <w:instrText xml:space="preserve"> PAGEREF _Toc243646609 \h </w:instrText>
             </w:r>
             <w:r>
               <w:rPr>
@@ -852,7 +852,7 @@
                 <w:noProof/>
                 <w:webHidden/>
               </w:rPr>
-              <w:t>49</w:t>
+              <w:t>51</w:t>
             </w:r>
             <w:r>
               <w:rPr>
@@ -873,7 +873,7 @@
               <w14:ligatures w14:val="standardContextual"/>
             </w:rPr>
           </w:pPr>
-          <w:hyperlink w:anchor="_Toc243383729" w:history="1">
+          <w:hyperlink w:anchor="_Toc243646610" w:history="1">
             <w:r>
               <w:rPr>
                 <w:rStyle w:val="Hyperlink"/>
@@ -900,7 +900,7 @@
                 <w:noProof/>
                 <w:webHidden/>
               </w:rPr>
-              <w:instrText xml:space="preserve"> PAGEREF _Toc243383729 \h </w:instrText>
+              <w:instrText xml:space="preserve"> PAGEREF _Toc243646610 \h </w:instrText>
             </w:r>
             <w:r>
               <w:rPr>
@@ -920,7 +920,7 @@
                 <w:noProof/>
                 <w:webHidden/>
               </w:rPr>
-              <w:t>52</w:t>
+              <w:t>55</w:t>
             </w:r>
             <w:r>
               <w:rPr>
@@ -941,13 +941,13 @@
               <w14:ligatures w14:val="standardContextual"/>
             </w:rPr>
           </w:pPr>
-          <w:hyperlink w:anchor="_Toc243383730" w:history="1">
+          <w:hyperlink w:anchor="_Toc243646611" w:history="1">
             <w:r>
               <w:rPr>
                 <w:rStyle w:val="Hyperlink"/>
                 <w:noProof/>
               </w:rPr>
-              <w:t>Figura 5 – Página inicial do sistema</w:t>
+              <w:t>Figura 5 – Componente de avaliação de uma resposta, após a escolha da nota</w:t>
             </w:r>
             <w:r>
               <w:rPr>
@@ -968,7 +968,7 @@
                 <w:noProof/>
                 <w:webHidden/>
               </w:rPr>
-              <w:instrText xml:space="preserve"> PAGEREF _Toc243383730 \h </w:instrText>
+              <w:instrText xml:space="preserve"> PAGEREF _Toc243646611 \h </w:instrText>
             </w:r>
             <w:r>
               <w:rPr>
@@ -988,7 +988,7 @@
                 <w:noProof/>
                 <w:webHidden/>
               </w:rPr>
-              <w:t>58</w:t>
+              <w:t>63</w:t>
             </w:r>
             <w:r>
               <w:rPr>
@@ -1009,13 +1009,13 @@
               <w14:ligatures w14:val="standardContextual"/>
             </w:rPr>
           </w:pPr>
-          <w:hyperlink w:anchor="_Toc243383731" w:history="1">
+          <w:hyperlink w:anchor="_Toc243646612" w:history="1">
             <w:r>
               <w:rPr>
                 <w:rStyle w:val="Hyperlink"/>
                 <w:noProof/>
               </w:rPr>
-              <w:t>Figura 6 – Exemplo ilustrativo de consulta exibido na página inicial</w:t>
+              <w:t>Figura 6 – Página inicial do sistema</w:t>
             </w:r>
             <w:r>
               <w:rPr>
@@ -1036,7 +1036,7 @@
                 <w:noProof/>
                 <w:webHidden/>
               </w:rPr>
-              <w:instrText xml:space="preserve"> PAGEREF _Toc243383731 \h </w:instrText>
+              <w:instrText xml:space="preserve"> PAGEREF _Toc243646612 \h </w:instrText>
             </w:r>
             <w:r>
               <w:rPr>
@@ -1056,7 +1056,7 @@
                 <w:noProof/>
                 <w:webHidden/>
               </w:rPr>
-              <w:t>59</w:t>
+              <w:t>64</w:t>
             </w:r>
             <w:r>
               <w:rPr>
@@ -1077,13 +1077,13 @@
               <w14:ligatures w14:val="standardContextual"/>
             </w:rPr>
           </w:pPr>
-          <w:hyperlink w:anchor="_Toc243383732" w:history="1">
+          <w:hyperlink w:anchor="_Toc243646613" w:history="1">
             <w:r>
               <w:rPr>
                 <w:rStyle w:val="Hyperlink"/>
                 <w:noProof/>
               </w:rPr>
-              <w:t>Figura 7 – Gaveta de consulta em seu estado inicial</w:t>
+              <w:t>Figura 7 – Exemplo ilustrativo de consulta exibido na página inicial</w:t>
             </w:r>
             <w:r>
               <w:rPr>
@@ -1104,7 +1104,7 @@
                 <w:noProof/>
                 <w:webHidden/>
               </w:rPr>
-              <w:instrText xml:space="preserve"> PAGEREF _Toc243383732 \h </w:instrText>
+              <w:instrText xml:space="preserve"> PAGEREF _Toc243646613 \h </w:instrText>
             </w:r>
             <w:r>
               <w:rPr>
@@ -1124,7 +1124,7 @@
                 <w:noProof/>
                 <w:webHidden/>
               </w:rPr>
-              <w:t>60</w:t>
+              <w:t>65</w:t>
             </w:r>
             <w:r>
               <w:rPr>
@@ -1145,13 +1145,13 @@
               <w14:ligatures w14:val="standardContextual"/>
             </w:rPr>
           </w:pPr>
-          <w:hyperlink w:anchor="_Toc243383733" w:history="1">
+          <w:hyperlink w:anchor="_Toc243646614" w:history="1">
             <w:r>
               <w:rPr>
                 <w:rStyle w:val="Hyperlink"/>
                 <w:noProof/>
               </w:rPr>
-              <w:t>Figura 8 – Tela de comparação em seu estado inicial</w:t>
+              <w:t>Figura 8 – Tela de login</w:t>
             </w:r>
             <w:r>
               <w:rPr>
@@ -1172,7 +1172,7 @@
                 <w:noProof/>
                 <w:webHidden/>
               </w:rPr>
-              <w:instrText xml:space="preserve"> PAGEREF _Toc243383733 \h </w:instrText>
+              <w:instrText xml:space="preserve"> PAGEREF _Toc243646614 \h </w:instrText>
             </w:r>
             <w:r>
               <w:rPr>
@@ -1192,7 +1192,7 @@
                 <w:noProof/>
                 <w:webHidden/>
               </w:rPr>
-              <w:t>61</w:t>
+              <w:t>66</w:t>
             </w:r>
             <w:r>
               <w:rPr>
@@ -1213,13 +1213,13 @@
               <w14:ligatures w14:val="standardContextual"/>
             </w:rPr>
           </w:pPr>
-          <w:hyperlink w:anchor="_Toc243383734" w:history="1">
+          <w:hyperlink w:anchor="_Toc243646615" w:history="1">
             <w:r>
               <w:rPr>
                 <w:rStyle w:val="Hyperlink"/>
                 <w:noProof/>
               </w:rPr>
-              <w:t>Figura 9 – Formulário do explorador de recuperação no painel interno</w:t>
+              <w:t>Figura 9 – Gaveta de consulta em seu estado inicial</w:t>
             </w:r>
             <w:r>
               <w:rPr>
@@ -1240,7 +1240,7 @@
                 <w:noProof/>
                 <w:webHidden/>
               </w:rPr>
-              <w:instrText xml:space="preserve"> PAGEREF _Toc243383734 \h </w:instrText>
+              <w:instrText xml:space="preserve"> PAGEREF _Toc243646615 \h </w:instrText>
             </w:r>
             <w:r>
               <w:rPr>
@@ -1260,7 +1260,143 @@
                 <w:noProof/>
                 <w:webHidden/>
               </w:rPr>
-              <w:t>61</w:t>
+              <w:t>67</w:t>
+            </w:r>
+            <w:r>
+              <w:rPr>
+                <w:noProof/>
+                <w:webHidden/>
+              </w:rPr>
+              <w:fldChar w:fldCharType="end"/>
+            </w:r>
+          </w:hyperlink>
+        </w:p>
+        <w:p>
+          <w:pPr>
+            <w:pStyle w:val="ndicedeilustraes"/>
+            <w:rPr>
+              <w:rFonts w:asciiTheme="minorHAnsi" w:eastAsiaTheme="minorEastAsia" w:hAnsiTheme="minorHAnsi" w:cstheme="minorBidi"/>
+              <w:noProof/>
+              <w:kern w:val="2"/>
+              <w14:ligatures w14:val="standardContextual"/>
+            </w:rPr>
+          </w:pPr>
+          <w:hyperlink w:anchor="_Toc243646616" w:history="1">
+            <w:r>
+              <w:rPr>
+                <w:rStyle w:val="Hyperlink"/>
+                <w:noProof/>
+              </w:rPr>
+              <w:t>Figura 10 – Tela de comparação em seu estado inicial</w:t>
+            </w:r>
+            <w:r>
+              <w:rPr>
+                <w:noProof/>
+                <w:webHidden/>
+              </w:rPr>
+              <w:tab/>
+            </w:r>
+            <w:r>
+              <w:rPr>
+                <w:noProof/>
+                <w:webHidden/>
+              </w:rPr>
+              <w:fldChar w:fldCharType="begin"/>
+            </w:r>
+            <w:r>
+              <w:rPr>
+                <w:noProof/>
+                <w:webHidden/>
+              </w:rPr>
+              <w:instrText xml:space="preserve"> PAGEREF _Toc243646616 \h </w:instrText>
+            </w:r>
+            <w:r>
+              <w:rPr>
+                <w:noProof/>
+                <w:webHidden/>
+              </w:rPr>
+            </w:r>
+            <w:r>
+              <w:rPr>
+                <w:noProof/>
+                <w:webHidden/>
+              </w:rPr>
+              <w:fldChar w:fldCharType="separate"/>
+            </w:r>
+            <w:r>
+              <w:rPr>
+                <w:noProof/>
+                <w:webHidden/>
+              </w:rPr>
+              <w:t>68</w:t>
+            </w:r>
+            <w:r>
+              <w:rPr>
+                <w:noProof/>
+                <w:webHidden/>
+              </w:rPr>
+              <w:fldChar w:fldCharType="end"/>
+            </w:r>
+          </w:hyperlink>
+        </w:p>
+        <w:p>
+          <w:pPr>
+            <w:pStyle w:val="ndicedeilustraes"/>
+            <w:rPr>
+              <w:rFonts w:asciiTheme="minorHAnsi" w:eastAsiaTheme="minorEastAsia" w:hAnsiTheme="minorHAnsi" w:cstheme="minorBidi"/>
+              <w:noProof/>
+              <w:kern w:val="2"/>
+              <w14:ligatures w14:val="standardContextual"/>
+            </w:rPr>
+          </w:pPr>
+          <w:hyperlink w:anchor="_Toc243646617" w:history="1">
+            <w:r>
+              <w:rPr>
+                <w:rStyle w:val="Hyperlink"/>
+                <w:noProof/>
+              </w:rPr>
+              <w:t>Figura 11 – Formulário do explorador de recuperação no painel interno</w:t>
+            </w:r>
+            <w:r>
+              <w:rPr>
+                <w:noProof/>
+                <w:webHidden/>
+              </w:rPr>
+              <w:tab/>
+            </w:r>
+            <w:r>
+              <w:rPr>
+                <w:noProof/>
+                <w:webHidden/>
+              </w:rPr>
+              <w:fldChar w:fldCharType="begin"/>
+            </w:r>
+            <w:r>
+              <w:rPr>
+                <w:noProof/>
+                <w:webHidden/>
+              </w:rPr>
+              <w:instrText xml:space="preserve"> PAGEREF _Toc243646617 \h </w:instrText>
+            </w:r>
+            <w:r>
+              <w:rPr>
+                <w:noProof/>
+                <w:webHidden/>
+              </w:rPr>
+            </w:r>
+            <w:r>
+              <w:rPr>
+                <w:noProof/>
+                <w:webHidden/>
+              </w:rPr>
+              <w:fldChar w:fldCharType="separate"/>
+            </w:r>
+            <w:r>
+              <w:rPr>
+                <w:noProof/>
+                <w:webHidden/>
+              </w:rPr>
+              <w:t>68</w:t>
             </w:r>
             <w:r>
               <w:rPr>
@@ -1291,7 +1427,7 @@
     <w:sdt>
       <w:sdtPr>
         <w:alias w:val="Lista de quadros"/>
-        <w:id w:val="512876542"/>
+        <w:id w:val="1959756110"/>
       </w:sdtPr>
       <w:sdtEndPr/>
       <w:sdtContent>
@@ -1314,7 +1450,7 @@
           <w:r>
             <w:fldChar w:fldCharType="separate"/>
           </w:r>
-          <w:hyperlink w:anchor="_Toc243383735" w:history="1">
+          <w:hyperlink w:anchor="_Toc243646618" w:history="1">
             <w:r>
               <w:rPr>
                 <w:rStyle w:val="Hyperlink"/>
@@ -1341,7 +1477,7 @@
                 <w:noProof/>
                 <w:webHidden/>
               </w:rPr>
-              <w:instrText xml:space="preserve"> PAGEREF _Toc243383735 \h </w:instrText>
+              <w:instrText xml:space="preserve"> PAGEREF _Toc243646618 \h </w:instrText>
             </w:r>
             <w:r>
               <w:rPr>
@@ -1382,7 +1518,7 @@
               <w14:ligatures w14:val="standardContextual"/>
             </w:rPr>
           </w:pPr>
-          <w:hyperlink w:anchor="_Toc243383736" w:history="1">
+          <w:hyperlink w:anchor="_Toc243646619" w:history="1">
             <w:r>
               <w:rPr>
                 <w:rStyle w:val="Hyperlink"/>
@@ -1409,7 +1545,7 @@
                 <w:noProof/>
                 <w:webHidden/>
               </w:rPr>
-              <w:instrText xml:space="preserve"> PAGEREF _Toc243383736 \h </w:instrText>
+              <w:instrText xml:space="preserve"> PAGEREF _Toc243646619 \h </w:instrText>
             </w:r>
             <w:r>
               <w:rPr>
@@ -1450,7 +1586,7 @@
               <w14:ligatures w14:val="standardContextual"/>
             </w:rPr>
           </w:pPr>
-          <w:hyperlink w:anchor="_Toc243383737" w:history="1">
+          <w:hyperlink w:anchor="_Toc243646620" w:history="1">
             <w:r>
               <w:rPr>
                 <w:rStyle w:val="Hyperlink"/>
@@ -1477,7 +1613,7 @@
                 <w:noProof/>
                 <w:webHidden/>
               </w:rPr>
-              <w:instrText xml:space="preserve"> PAGEREF _Toc243383737 \h </w:instrText>
+              <w:instrText xml:space="preserve"> PAGEREF _Toc243646620 \h </w:instrText>
             </w:r>
             <w:r>
               <w:rPr>
@@ -1518,7 +1654,7 @@
               <w14:ligatures w14:val="standardContextual"/>
             </w:rPr>
           </w:pPr>
-          <w:hyperlink w:anchor="_Toc243383738" w:history="1">
+          <w:hyperlink w:anchor="_Toc243646621" w:history="1">
             <w:r>
               <w:rPr>
                 <w:rStyle w:val="Hyperlink"/>
@@ -1545,7 +1681,7 @@
                 <w:noProof/>
                 <w:webHidden/>
               </w:rPr>
-              <w:instrText xml:space="preserve"> PAGEREF _Toc243383738 \h </w:instrText>
+              <w:instrText xml:space="preserve"> PAGEREF _Toc243646621 \h </w:instrText>
             </w:r>
             <w:r>
               <w:rPr>
@@ -1565,7 +1701,7 @@
                 <w:noProof/>
                 <w:webHidden/>
               </w:rPr>
-              <w:t>43</w:t>
+              <w:t>44</w:t>
             </w:r>
             <w:r>
               <w:rPr>
@@ -1586,7 +1722,7 @@
               <w14:ligatures w14:val="standardContextual"/>
             </w:rPr>
           </w:pPr>
-          <w:hyperlink w:anchor="_Toc243383739" w:history="1">
+          <w:hyperlink w:anchor="_Toc243646622" w:history="1">
             <w:r>
               <w:rPr>
                 <w:rStyle w:val="Hyperlink"/>
@@ -1613,7 +1749,7 @@
                 <w:noProof/>
                 <w:webHidden/>
               </w:rPr>
-              <w:instrText xml:space="preserve"> PAGEREF _Toc243383739 \h </w:instrText>
+              <w:instrText xml:space="preserve"> PAGEREF _Toc243646622 \h </w:instrText>
             </w:r>
             <w:r>
               <w:rPr>
@@ -1633,7 +1769,7 @@
                 <w:noProof/>
                 <w:webHidden/>
               </w:rPr>
-              <w:t>46</w:t>
+              <w:t>47</w:t>
             </w:r>
             <w:r>
               <w:rPr>
@@ -1654,7 +1790,7 @@
               <w14:ligatures w14:val="standardContextual"/>
             </w:rPr>
           </w:pPr>
-          <w:hyperlink w:anchor="_Toc243383740" w:history="1">
+          <w:hyperlink w:anchor="_Toc243646623" w:history="1">
             <w:r>
               <w:rPr>
                 <w:rStyle w:val="Hyperlink"/>
@@ -1681,7 +1817,7 @@
                 <w:noProof/>
                 <w:webHidden/>
               </w:rPr>
-              <w:instrText xml:space="preserve"> PAGEREF _Toc243383740 \h </w:instrText>
+              <w:instrText xml:space="preserve"> PAGEREF _Toc243646623 \h </w:instrText>
             </w:r>
             <w:r>
               <w:rPr>
@@ -1701,7 +1837,7 @@
                 <w:noProof/>
                 <w:webHidden/>
               </w:rPr>
-              <w:t>48</w:t>
+              <w:t>50</w:t>
             </w:r>
             <w:r>
               <w:rPr>
@@ -1722,7 +1858,7 @@
               <w14:ligatures w14:val="standardContextual"/>
             </w:rPr>
           </w:pPr>
-          <w:hyperlink w:anchor="_Toc243383741" w:history="1">
+          <w:hyperlink w:anchor="_Toc243646624" w:history="1">
             <w:r>
               <w:rPr>
                 <w:rStyle w:val="Hyperlink"/>
@@ -1749,7 +1885,7 @@
                 <w:noProof/>
                 <w:webHidden/>
               </w:rPr>
-              <w:instrText xml:space="preserve"> PAGEREF _Toc243383741 \h </w:instrText>
+              <w:instrText xml:space="preserve"> PAGEREF _Toc243646624 \h </w:instrText>
             </w:r>
             <w:r>
               <w:rPr>
@@ -1769,7 +1905,7 @@
                 <w:noProof/>
                 <w:webHidden/>
               </w:rPr>
-              <w:t>50</w:t>
+              <w:t>52</w:t>
             </w:r>
             <w:r>
               <w:rPr>
@@ -1790,7 +1926,7 @@
               <w14:ligatures w14:val="standardContextual"/>
             </w:rPr>
           </w:pPr>
-          <w:hyperlink w:anchor="_Toc243383742" w:history="1">
+          <w:hyperlink w:anchor="_Toc243646625" w:history="1">
             <w:r>
               <w:rPr>
                 <w:rStyle w:val="Hyperlink"/>
@@ -1817,7 +1953,7 @@
                 <w:noProof/>
                 <w:webHidden/>
               </w:rPr>
-              <w:instrText xml:space="preserve"> PAGEREF _Toc243383742 \h </w:instrText>
+              <w:instrText xml:space="preserve"> PAGEREF _Toc243646625 \h </w:instrText>
             </w:r>
             <w:r>
               <w:rPr>
@@ -1837,7 +1973,7 @@
                 <w:noProof/>
                 <w:webHidden/>
               </w:rPr>
-              <w:t>55</w:t>
+              <w:t>58</w:t>
             </w:r>
             <w:r>
               <w:rPr>
@@ -1858,7 +1994,7 @@
               <w14:ligatures w14:val="standardContextual"/>
             </w:rPr>
           </w:pPr>
-          <w:hyperlink w:anchor="_Toc243383743" w:history="1">
+          <w:hyperlink w:anchor="_Toc243646626" w:history="1">
             <w:r>
               <w:rPr>
                 <w:rStyle w:val="Hyperlink"/>
@@ -1885,7 +2021,7 @@
                 <w:noProof/>
                 <w:webHidden/>
               </w:rPr>
-              <w:instrText xml:space="preserve"> PAGEREF _Toc243383743 \h </w:instrText>
+              <w:instrText xml:space="preserve"> PAGEREF _Toc243646626 \h </w:instrText>
             </w:r>
             <w:r>
               <w:rPr>
@@ -1905,7 +2041,7 @@
                 <w:noProof/>
                 <w:webHidden/>
               </w:rPr>
-              <w:t>56</w:t>
+              <w:t>59</w:t>
             </w:r>
             <w:r>
               <w:rPr>
@@ -1926,13 +2062,13 @@
               <w14:ligatures w14:val="standardContextual"/>
             </w:rPr>
           </w:pPr>
-          <w:hyperlink w:anchor="_Toc243383744" w:history="1">
+          <w:hyperlink w:anchor="_Toc243646627" w:history="1">
             <w:r>
               <w:rPr>
                 <w:rStyle w:val="Hyperlink"/>
                 <w:noProof/>
               </w:rPr>
-              <w:t>Quadro 10 – Testes automatizados do servidor</w:t>
+              <w:t>Quadro 10 – Testes automatizados do servidor e da interface</w:t>
             </w:r>
             <w:r>
               <w:rPr>
@@ -1953,7 +2089,7 @@
                 <w:noProof/>
                 <w:webHidden/>
               </w:rPr>
-              <w:instrText xml:space="preserve"> PAGEREF _Toc243383744 \h </w:instrText>
+              <w:instrText xml:space="preserve"> PAGEREF _Toc243646627 \h </w:instrText>
             </w:r>
             <w:r>
               <w:rPr>
@@ -1973,7 +2109,7 @@
                 <w:noProof/>
                 <w:webHidden/>
               </w:rPr>
-              <w:t>62</w:t>
+              <w:t>69</w:t>
             </w:r>
             <w:r>
               <w:rPr>
@@ -1994,7 +2130,7 @@
               <w14:ligatures w14:val="standardContextual"/>
             </w:rPr>
           </w:pPr>
-          <w:hyperlink w:anchor="_Toc243383745" w:history="1">
+          <w:hyperlink w:anchor="_Toc243646628" w:history="1">
             <w:r>
               <w:rPr>
                 <w:rStyle w:val="Hyperlink"/>
@@ -2021,7 +2157,7 @@
                 <w:noProof/>
                 <w:webHidden/>
               </w:rPr>
-              <w:instrText xml:space="preserve"> PAGEREF _Toc243383745 \h </w:instrText>
+              <w:instrText xml:space="preserve"> PAGEREF _Toc243646628 \h </w:instrText>
             </w:r>
             <w:r>
               <w:rPr>
@@ -2041,7 +2177,7 @@
                 <w:noProof/>
                 <w:webHidden/>
               </w:rPr>
-              <w:t>78</w:t>
+              <w:t>87</w:t>
             </w:r>
             <w:r>
               <w:rPr>
@@ -2062,7 +2198,7 @@
               <w14:ligatures w14:val="standardContextual"/>
             </w:rPr>
           </w:pPr>
-          <w:hyperlink w:anchor="_Toc243383746" w:history="1">
+          <w:hyperlink w:anchor="_Toc243646629" w:history="1">
             <w:r>
               <w:rPr>
                 <w:rStyle w:val="Hyperlink"/>
@@ -2089,7 +2225,7 @@
                 <w:noProof/>
                 <w:webHidden/>
               </w:rPr>
-              <w:instrText xml:space="preserve"> PAGEREF _Toc243383746 \h </w:instrText>
+              <w:instrText xml:space="preserve"> PAGEREF _Toc243646629 \h </w:instrText>
             </w:r>
             <w:r>
               <w:rPr>
@@ -2109,7 +2245,7 @@
                 <w:noProof/>
                 <w:webHidden/>
               </w:rPr>
-              <w:t>80</w:t>
+              <w:t>89</w:t>
             </w:r>
             <w:r>
               <w:rPr>
@@ -2130,7 +2266,7 @@
               <w14:ligatures w14:val="standardContextual"/>
             </w:rPr>
           </w:pPr>
-          <w:hyperlink w:anchor="_Toc243383747" w:history="1">
+          <w:hyperlink w:anchor="_Toc243646630" w:history="1">
             <w:r>
               <w:rPr>
                 <w:rStyle w:val="Hyperlink"/>
@@ -2157,7 +2293,7 @@
                 <w:noProof/>
                 <w:webHidden/>
               </w:rPr>
-              <w:instrText xml:space="preserve"> PAGEREF _Toc243383747 \h </w:instrText>
+              <w:instrText xml:space="preserve"> PAGEREF _Toc243646630 \h </w:instrText>
             </w:r>
             <w:r>
               <w:rPr>
@@ -2177,7 +2313,7 @@
                 <w:noProof/>
                 <w:webHidden/>
               </w:rPr>
-              <w:t>81</w:t>
+              <w:t>90</w:t>
             </w:r>
             <w:r>
               <w:rPr>
@@ -2198,7 +2334,7 @@
               <w14:ligatures w14:val="standardContextual"/>
             </w:rPr>
           </w:pPr>
-          <w:hyperlink w:anchor="_Toc243383748" w:history="1">
+          <w:hyperlink w:anchor="_Toc243646631" w:history="1">
             <w:r>
               <w:rPr>
                 <w:rStyle w:val="Hyperlink"/>
@@ -2241,7 +2377,7 @@
                 <w:noProof/>
                 <w:webHidden/>
               </w:rPr>
-              <w:instrText xml:space="preserve"> PAGEREF _Toc243383748 \h </w:instrText>
+              <w:instrText xml:space="preserve"> PAGEREF _Toc243646631 \h </w:instrText>
             </w:r>
             <w:r>
               <w:rPr>
@@ -2261,7 +2397,7 @@
                 <w:noProof/>
                 <w:webHidden/>
               </w:rPr>
-              <w:t>82</w:t>
+              <w:t>91</w:t>
             </w:r>
             <w:r>
               <w:rPr>
@@ -2292,7 +2428,7 @@
     <w:sdt>
       <w:sdtPr>
         <w:alias w:val="Lista de tabelas"/>
-        <w:id w:val="-2019697323"/>
+        <w:id w:val="-566031355"/>
       </w:sdtPr>
       <w:sdtEndPr/>
       <w:sdtContent>
@@ -2315,7 +2451,7 @@
           <w:r>
             <w:fldChar w:fldCharType="separate"/>
           </w:r>
-          <w:hyperlink w:anchor="_Toc243383749" w:history="1">
+          <w:hyperlink w:anchor="_Toc243646632" w:history="1">
             <w:r>
               <w:rPr>
                 <w:rStyle w:val="Hyperlink"/>
@@ -2342,7 +2478,7 @@
                 <w:noProof/>
                 <w:webHidden/>
               </w:rPr>
-              <w:instrText xml:space="preserve"> PAGEREF _Toc243383749 \h </w:instrText>
+              <w:instrText xml:space="preserve"> PAGEREF _Toc243646632 \h </w:instrText>
             </w:r>
             <w:r>
               <w:rPr>
@@ -2362,7 +2498,7 @@
                 <w:noProof/>
                 <w:webHidden/>
               </w:rPr>
-              <w:t>51</w:t>
+              <w:t>53</w:t>
             </w:r>
             <w:r>
               <w:rPr>
@@ -2383,7 +2519,7 @@
               <w14:ligatures w14:val="standardContextual"/>
             </w:rPr>
           </w:pPr>
-          <w:hyperlink w:anchor="_Toc243383750" w:history="1">
+          <w:hyperlink w:anchor="_Toc243646633" w:history="1">
             <w:r>
               <w:rPr>
                 <w:rStyle w:val="Hyperlink"/>
@@ -2410,7 +2546,7 @@
                 <w:noProof/>
                 <w:webHidden/>
               </w:rPr>
-              <w:instrText xml:space="preserve"> PAGEREF _Toc243383750 \h </w:instrText>
+              <w:instrText xml:space="preserve"> PAGEREF _Toc243646633 \h </w:instrText>
             </w:r>
             <w:r>
               <w:rPr>
@@ -2430,7 +2566,7 @@
                 <w:noProof/>
                 <w:webHidden/>
               </w:rPr>
-              <w:t>65</w:t>
+              <w:t>73</w:t>
             </w:r>
             <w:r>
               <w:rPr>
@@ -2451,7 +2587,7 @@
               <w14:ligatures w14:val="standardContextual"/>
             </w:rPr>
           </w:pPr>
-          <w:hyperlink w:anchor="_Toc243383751" w:history="1">
+          <w:hyperlink w:anchor="_Toc243646634" w:history="1">
             <w:r>
               <w:rPr>
                 <w:rStyle w:val="Hyperlink"/>
@@ -2478,7 +2614,7 @@
                 <w:noProof/>
                 <w:webHidden/>
               </w:rPr>
-              <w:instrText xml:space="preserve"> PAGEREF _Toc243383751 \h </w:instrText>
+              <w:instrText xml:space="preserve"> PAGEREF _Toc243646634 \h </w:instrText>
             </w:r>
             <w:r>
               <w:rPr>
@@ -2498,7 +2634,7 @@
                 <w:noProof/>
                 <w:webHidden/>
               </w:rPr>
-              <w:t>66</w:t>
+              <w:t>74</w:t>
             </w:r>
             <w:r>
               <w:rPr>
@@ -2519,7 +2655,7 @@
               <w14:ligatures w14:val="standardContextual"/>
             </w:rPr>
           </w:pPr>
-          <w:hyperlink w:anchor="_Toc243383752" w:history="1">
+          <w:hyperlink w:anchor="_Toc243646635" w:history="1">
             <w:r>
               <w:rPr>
                 <w:rStyle w:val="Hyperlink"/>
@@ -2546,7 +2682,7 @@
                 <w:noProof/>
                 <w:webHidden/>
               </w:rPr>
-              <w:instrText xml:space="preserve"> PAGEREF _Toc243383752 \h </w:instrText>
+              <w:instrText xml:space="preserve"> PAGEREF _Toc243646635 \h </w:instrText>
             </w:r>
             <w:r>
               <w:rPr>
@@ -2566,7 +2702,7 @@
                 <w:noProof/>
                 <w:webHidden/>
               </w:rPr>
-              <w:t>67</w:t>
+              <w:t>75</w:t>
             </w:r>
             <w:r>
               <w:rPr>
@@ -2587,7 +2723,7 @@
               <w14:ligatures w14:val="standardContextual"/>
             </w:rPr>
           </w:pPr>
-          <w:hyperlink w:anchor="_Toc243383753" w:history="1">
+          <w:hyperlink w:anchor="_Toc243646636" w:history="1">
             <w:r>
               <w:rPr>
                 <w:rStyle w:val="Hyperlink"/>
@@ -2614,7 +2750,7 @@
                 <w:noProof/>
                 <w:webHidden/>
               </w:rPr>
-              <w:instrText xml:space="preserve"> PAGEREF _Toc243383753 \h </w:instrText>
+              <w:instrText xml:space="preserve"> PAGEREF _Toc243646636 \h </w:instrText>
             </w:r>
             <w:r>
               <w:rPr>
@@ -2634,7 +2770,7 @@
                 <w:noProof/>
                 <w:webHidden/>
               </w:rPr>
-              <w:t>67</w:t>
+              <w:t>76</w:t>
             </w:r>
             <w:r>
               <w:rPr>
@@ -3126,7 +3262,7 @@
               <w:spacing w:line="240" w:lineRule="auto"/>
             </w:pPr>
             <w:r>
-              <w:t>IA</w:t>
+              <w:t>HTTPS</w:t>
             </w:r>
           </w:p>
         </w:tc>
@@ -3145,7 +3281,17 @@
               <w:spacing w:line="240" w:lineRule="auto"/>
             </w:pPr>
             <w:r>
-              <w:t>Inteligência Artificial</w:t>
+              <w:t>Protocolo de Transferência de Hipertexto Seguro (</w:t>
+            </w:r>
+            <w:r>
+              <w:rPr>
+                <w:i/>
+                <w:iCs/>
+              </w:rPr>
+              <w:t>Hypertext Transfer Protocol Secure</w:t>
+            </w:r>
+            <w:r>
+              <w:t>)</w:t>
             </w:r>
           </w:p>
         </w:tc>
@@ -3169,7 +3315,7 @@
               <w:spacing w:line="240" w:lineRule="auto"/>
             </w:pPr>
             <w:r>
-              <w:t>JSON</w:t>
+              <w:t>IA</w:t>
             </w:r>
           </w:p>
         </w:tc>
@@ -3188,11 +3334,7 @@
               <w:spacing w:line="240" w:lineRule="auto"/>
             </w:pPr>
             <w:r>
-              <w:rPr>
-                <w:i/>
-                <w:iCs/>
-              </w:rPr>
-              <w:t>JavaScript Object Notation</w:t>
+              <w:t>Inteligência Artificial</w:t>
             </w:r>
           </w:p>
         </w:tc>
@@ -3216,7 +3358,7 @@
               <w:spacing w:line="240" w:lineRule="auto"/>
             </w:pPr>
             <w:r>
-              <w:t>JSONL</w:t>
+              <w:t>JSON</w:t>
             </w:r>
           </w:p>
         </w:tc>
@@ -3235,17 +3377,11 @@
               <w:spacing w:line="240" w:lineRule="auto"/>
             </w:pPr>
             <w:r>
-              <w:t>Linhas JSON (</w:t>
-            </w:r>
-            <w:r>
               <w:rPr>
                 <w:i/>
                 <w:iCs/>
               </w:rPr>
-              <w:t>JSON Lines</w:t>
-            </w:r>
-            <w:r>
-              <w:t>)</w:t>
+              <w:t>JavaScript Object Notation</w:t>
             </w:r>
           </w:p>
         </w:tc>
@@ -3269,7 +3405,7 @@
               <w:spacing w:line="240" w:lineRule="auto"/>
             </w:pPr>
             <w:r>
-              <w:t>LGPD</w:t>
+              <w:t>JSONL</w:t>
             </w:r>
           </w:p>
         </w:tc>
@@ -3288,7 +3424,17 @@
               <w:spacing w:line="240" w:lineRule="auto"/>
             </w:pPr>
             <w:r>
-              <w:t>Lei Geral de Proteção de Dados Pessoais</w:t>
+              <w:t>Linhas JSON (</w:t>
+            </w:r>
+            <w:r>
+              <w:rPr>
+                <w:i/>
+                <w:iCs/>
+              </w:rPr>
+              <w:t>JSON Lines</w:t>
+            </w:r>
+            <w:r>
+              <w:t>)</w:t>
             </w:r>
           </w:p>
         </w:tc>
@@ -3312,7 +3458,7 @@
               <w:spacing w:line="240" w:lineRule="auto"/>
             </w:pPr>
             <w:r>
-              <w:t>LLM</w:t>
+              <w:t>LGPD</w:t>
             </w:r>
           </w:p>
         </w:tc>
@@ -3331,17 +3477,7 @@
               <w:spacing w:line="240" w:lineRule="auto"/>
             </w:pPr>
             <w:r>
-              <w:t>Modelo de Linguagem de Grande Escala (</w:t>
-            </w:r>
-            <w:r>
-              <w:rPr>
-                <w:i/>
-                <w:iCs/>
-              </w:rPr>
-              <w:t>Large Language Model</w:t>
-            </w:r>
-            <w:r>
-              <w:t>)</w:t>
+              <w:t>Lei Geral de Proteção de Dados Pessoais</w:t>
             </w:r>
           </w:p>
         </w:tc>
@@ -3365,7 +3501,7 @@
               <w:spacing w:line="240" w:lineRule="auto"/>
             </w:pPr>
             <w:r>
-              <w:t>MB</w:t>
+              <w:t>LLM</w:t>
             </w:r>
           </w:p>
         </w:tc>
@@ -3384,7 +3520,17 @@
               <w:spacing w:line="240" w:lineRule="auto"/>
             </w:pPr>
             <w:r>
-              <w:t>Multibacilar</w:t>
+              <w:t>Modelo de Linguagem de Grande Escala (</w:t>
+            </w:r>
+            <w:r>
+              <w:rPr>
+                <w:i/>
+                <w:iCs/>
+              </w:rPr>
+              <w:t>Large Language Model</w:t>
+            </w:r>
+            <w:r>
+              <w:t>)</w:t>
             </w:r>
           </w:p>
         </w:tc>
@@ -3408,7 +3554,7 @@
               <w:spacing w:line="240" w:lineRule="auto"/>
             </w:pPr>
             <w:r>
-              <w:t>OMS</w:t>
+              <w:t>MB</w:t>
             </w:r>
           </w:p>
         </w:tc>
@@ -3427,7 +3573,7 @@
               <w:spacing w:line="240" w:lineRule="auto"/>
             </w:pPr>
             <w:r>
-              <w:t>Organização Mundial da Saúde</w:t>
+              <w:t>Multibacilar</w:t>
             </w:r>
           </w:p>
         </w:tc>
@@ -3451,7 +3597,7 @@
               <w:spacing w:line="240" w:lineRule="auto"/>
             </w:pPr>
             <w:r>
-              <w:t>ORM</w:t>
+              <w:t>OMS</w:t>
             </w:r>
           </w:p>
         </w:tc>
@@ -3470,17 +3616,7 @@
               <w:spacing w:line="240" w:lineRule="auto"/>
             </w:pPr>
             <w:r>
-              <w:t>Mapeamento Objeto-Relacional (</w:t>
-            </w:r>
-            <w:r>
-              <w:rPr>
-                <w:i/>
-                <w:iCs/>
-              </w:rPr>
-              <w:t>Object-Relational Mapping</w:t>
-            </w:r>
-            <w:r>
-              <w:t>)</w:t>
+              <w:t>Organização Mundial da Saúde</w:t>
             </w:r>
           </w:p>
         </w:tc>
@@ -3504,7 +3640,7 @@
               <w:spacing w:line="240" w:lineRule="auto"/>
             </w:pPr>
             <w:r>
-              <w:t>PB</w:t>
+              <w:t>ORM</w:t>
             </w:r>
           </w:p>
         </w:tc>
@@ -3523,7 +3659,17 @@
               <w:spacing w:line="240" w:lineRule="auto"/>
             </w:pPr>
             <w:r>
-              <w:t>Paucibacilar</w:t>
+              <w:t>Mapeamento Objeto-Relacional (</w:t>
+            </w:r>
+            <w:r>
+              <w:rPr>
+                <w:i/>
+                <w:iCs/>
+              </w:rPr>
+              <w:t>Object-Relational Mapping</w:t>
+            </w:r>
+            <w:r>
+              <w:t>)</w:t>
             </w:r>
           </w:p>
         </w:tc>
@@ -3547,7 +3693,7 @@
               <w:spacing w:line="240" w:lineRule="auto"/>
             </w:pPr>
             <w:r>
-              <w:t>PCDT</w:t>
+              <w:t>PB</w:t>
             </w:r>
           </w:p>
         </w:tc>
@@ -3566,7 +3712,7 @@
               <w:spacing w:line="240" w:lineRule="auto"/>
             </w:pPr>
             <w:r>
-              <w:t>Protocolo Clínico e Diretrizes Terapêuticas</w:t>
+              <w:t>Paucibacilar</w:t>
             </w:r>
           </w:p>
         </w:tc>
@@ -3590,7 +3736,7 @@
               <w:spacing w:line="240" w:lineRule="auto"/>
             </w:pPr>
             <w:r>
-              <w:t>PQT</w:t>
+              <w:t>PCDT</w:t>
             </w:r>
           </w:p>
         </w:tc>
@@ -3609,7 +3755,7 @@
               <w:spacing w:line="240" w:lineRule="auto"/>
             </w:pPr>
             <w:r>
-              <w:t>Poliquimioterapia</w:t>
+              <w:t>Protocolo Clínico e Diretrizes Terapêuticas</w:t>
             </w:r>
           </w:p>
         </w:tc>
@@ -3633,7 +3779,7 @@
               <w:spacing w:line="240" w:lineRule="auto"/>
             </w:pPr>
             <w:r>
-              <w:t>RAG</w:t>
+              <w:t>PQT</w:t>
             </w:r>
           </w:p>
         </w:tc>
@@ -3652,17 +3798,7 @@
               <w:spacing w:line="240" w:lineRule="auto"/>
             </w:pPr>
             <w:r>
-              <w:t>Geração Aumentada por Recuperação (</w:t>
-            </w:r>
-            <w:r>
-              <w:rPr>
-                <w:i/>
-                <w:iCs/>
-              </w:rPr>
-              <w:t>Retrieval-Augmented Generation</w:t>
-            </w:r>
-            <w:r>
-              <w:t>)</w:t>
+              <w:t>Poliquimioterapia</w:t>
             </w:r>
           </w:p>
         </w:tc>
@@ -3686,7 +3822,7 @@
               <w:spacing w:line="240" w:lineRule="auto"/>
             </w:pPr>
             <w:r>
-              <w:t>RAGAS</w:t>
+              <w:t>RAG</w:t>
             </w:r>
           </w:p>
         </w:tc>
@@ -3705,11 +3841,17 @@
               <w:spacing w:line="240" w:lineRule="auto"/>
             </w:pPr>
             <w:r>
+              <w:t>Geração Aumentada por Recuperação (</w:t>
+            </w:r>
+            <w:r>
               <w:rPr>
                 <w:i/>
                 <w:iCs/>
               </w:rPr>
-              <w:t>Retrieval Augmented Generation Assessment</w:t>
+              <w:t>Retrieval-Augmented Generation</w:t>
+            </w:r>
+            <w:r>
+              <w:t>)</w:t>
             </w:r>
           </w:p>
         </w:tc>
@@ -3733,7 +3875,7 @@
               <w:spacing w:line="240" w:lineRule="auto"/>
             </w:pPr>
             <w:r>
-              <w:t>RRF</w:t>
+              <w:t>RAGAS</w:t>
             </w:r>
           </w:p>
         </w:tc>
@@ -3752,17 +3894,11 @@
               <w:spacing w:line="240" w:lineRule="auto"/>
             </w:pPr>
             <w:r>
-              <w:t>Fusão por Posição Recíproca (</w:t>
-            </w:r>
-            <w:r>
               <w:rPr>
                 <w:i/>
                 <w:iCs/>
               </w:rPr>
-              <w:t>Reciprocal Rank Fusion</w:t>
-            </w:r>
-            <w:r>
-              <w:t>)</w:t>
+              <w:t>Retrieval Augmented Generation Assessment</w:t>
             </w:r>
           </w:p>
         </w:tc>
@@ -3786,7 +3922,7 @@
               <w:spacing w:line="240" w:lineRule="auto"/>
             </w:pPr>
             <w:r>
-              <w:t>SQL</w:t>
+              <w:t>RRF</w:t>
             </w:r>
           </w:p>
         </w:tc>
@@ -3805,11 +3941,17 @@
               <w:spacing w:line="240" w:lineRule="auto"/>
             </w:pPr>
             <w:r>
+              <w:t>Fusão por Posição Recíproca (</w:t>
+            </w:r>
+            <w:r>
               <w:rPr>
                 <w:i/>
                 <w:iCs/>
               </w:rPr>
-              <w:t>Structured Query Language</w:t>
+              <w:t>Reciprocal Rank Fusion</w:t>
+            </w:r>
+            <w:r>
+              <w:t>)</w:t>
             </w:r>
           </w:p>
         </w:tc>
@@ -3833,7 +3975,7 @@
               <w:spacing w:line="240" w:lineRule="auto"/>
             </w:pPr>
             <w:r>
-              <w:t>SUS</w:t>
+              <w:t>SHA</w:t>
             </w:r>
           </w:p>
         </w:tc>
@@ -3852,7 +3994,27 @@
               <w:spacing w:line="240" w:lineRule="auto"/>
             </w:pPr>
             <w:r>
-              <w:t>Sistema Único de Saúde</w:t>
+              <w:t xml:space="preserve">Algoritmo de </w:t>
+            </w:r>
+            <w:r>
+              <w:rPr>
+                <w:i/>
+                <w:iCs/>
+              </w:rPr>
+              <w:t>Hash</w:t>
+            </w:r>
+            <w:r>
+              <w:t xml:space="preserve"> Seguro (</w:t>
+            </w:r>
+            <w:r>
+              <w:rPr>
+                <w:i/>
+                <w:iCs/>
+              </w:rPr>
+              <w:t>Secure Hash Algorithm</w:t>
+            </w:r>
+            <w:r>
+              <w:t>)</w:t>
             </w:r>
           </w:p>
         </w:tc>
@@ -3876,7 +4038,7 @@
               <w:spacing w:line="240" w:lineRule="auto"/>
             </w:pPr>
             <w:r>
-              <w:t>TCLE</w:t>
+              <w:t>SQL</w:t>
             </w:r>
           </w:p>
         </w:tc>
@@ -3895,6 +4057,96 @@
               <w:spacing w:line="240" w:lineRule="auto"/>
             </w:pPr>
             <w:r>
+              <w:rPr>
+                <w:i/>
+                <w:iCs/>
+              </w:rPr>
+              <w:t>Structured Query Language</w:t>
+            </w:r>
+          </w:p>
+        </w:tc>
+      </w:tr>
+      <w:tr>
+        <w:trPr>
+          <w:cantSplit/>
+        </w:trPr>
+        <w:tc>
+          <w:tcPr>
+            <w:tcW w:w="1361" w:type="dxa"/>
+            <w:tcMar>
+              <w:top w:w="40" w:type="dxa"/>
+              <w:left w:w="0" w:type="dxa"/>
+              <w:bottom w:w="40" w:type="dxa"/>
+              <w:right w:w="80" w:type="dxa"/>
+            </w:tcMar>
+          </w:tcPr>
+          <w:p>
+            <w:pPr>
+              <w:spacing w:line="240" w:lineRule="auto"/>
+            </w:pPr>
+            <w:r>
+              <w:t>SUS</w:t>
+            </w:r>
+          </w:p>
+        </w:tc>
+        <w:tc>
+          <w:tcPr>
+            <w:tcW w:w="7710" w:type="dxa"/>
+            <w:tcMar>
+              <w:top w:w="40" w:type="dxa"/>
+              <w:left w:w="0" w:type="dxa"/>
+              <w:bottom w:w="40" w:type="dxa"/>
+              <w:right w:w="80" w:type="dxa"/>
+            </w:tcMar>
+          </w:tcPr>
+          <w:p>
+            <w:pPr>
+              <w:spacing w:line="240" w:lineRule="auto"/>
+            </w:pPr>
+            <w:r>
+              <w:t>Sistema Único de Saúde</w:t>
+            </w:r>
+          </w:p>
+        </w:tc>
+      </w:tr>
+      <w:tr>
+        <w:trPr>
+          <w:cantSplit/>
+        </w:trPr>
+        <w:tc>
+          <w:tcPr>
+            <w:tcW w:w="1361" w:type="dxa"/>
+            <w:tcMar>
+              <w:top w:w="40" w:type="dxa"/>
+              <w:left w:w="0" w:type="dxa"/>
+              <w:bottom w:w="40" w:type="dxa"/>
+              <w:right w:w="80" w:type="dxa"/>
+            </w:tcMar>
+          </w:tcPr>
+          <w:p>
+            <w:pPr>
+              <w:spacing w:line="240" w:lineRule="auto"/>
+            </w:pPr>
+            <w:r>
+              <w:t>TCLE</w:t>
+            </w:r>
+          </w:p>
+        </w:tc>
+        <w:tc>
+          <w:tcPr>
+            <w:tcW w:w="7710" w:type="dxa"/>
+            <w:tcMar>
+              <w:top w:w="40" w:type="dxa"/>
+              <w:left w:w="0" w:type="dxa"/>
+              <w:bottom w:w="40" w:type="dxa"/>
+              <w:right w:w="80" w:type="dxa"/>
+            </w:tcMar>
+          </w:tcPr>
+          <w:p>
+            <w:pPr>
+              <w:spacing w:line="240" w:lineRule="auto"/>
+            </w:pPr>
+            <w:r>
               <w:t>Termo de Consentimento Livre e Esclarecido</w:t>
             </w:r>
           </w:p>
@@ -3914,7 +4166,7 @@
     <w:sdt>
       <w:sdtPr>
         <w:alias w:val="Sumário"/>
-        <w:id w:val="1642932181"/>
+        <w:id w:val="1454912623"/>
       </w:sdtPr>
       <w:sdtEndPr>
         <w:rPr>
@@ -3944,7 +4196,7 @@
           <w:r>
             <w:fldChar w:fldCharType="separate"/>
           </w:r>
-          <w:hyperlink w:anchor="_Toc243383647" w:history="1">
+          <w:hyperlink w:anchor="_Toc243646525" w:history="1">
             <w:r>
               <w:rPr>
                 <w:rStyle w:val="Hyperlink"/>
@@ -3968,7 +4220,7 @@
               <w:rPr>
                 <w:noProof/>
               </w:rPr>
-              <w:instrText xml:space="preserve"> PAGEREF _Toc243383647 \h </w:instrText>
+              <w:instrText xml:space="preserve"> PAGEREF _Toc243646525 \h </w:instrText>
             </w:r>
             <w:r>
               <w:rPr>
@@ -4005,7 +4257,7 @@
               <w14:ligatures w14:val="standardContextual"/>
             </w:rPr>
           </w:pPr>
-          <w:hyperlink w:anchor="_Toc243383648" w:history="1">
+          <w:hyperlink w:anchor="_Toc243646526" w:history="1">
             <w:r>
               <w:rPr>
                 <w:rStyle w:val="Hyperlink"/>
@@ -4029,7 +4281,7 @@
               <w:rPr>
                 <w:noProof/>
               </w:rPr>
-              <w:instrText xml:space="preserve"> PAGEREF _Toc243383648 \h </w:instrText>
+              <w:instrText xml:space="preserve"> PAGEREF _Toc243646526 \h </w:instrText>
             </w:r>
             <w:r>
               <w:rPr>
@@ -4068,7 +4320,7 @@
               <w14:ligatures w14:val="standardContextual"/>
             </w:rPr>
           </w:pPr>
-          <w:hyperlink w:anchor="_Toc243383649" w:history="1">
+          <w:hyperlink w:anchor="_Toc243646527" w:history="1">
             <w:r>
               <w:rPr>
                 <w:rStyle w:val="Hyperlink"/>
@@ -4092,7 +4344,7 @@
               <w:rPr>
                 <w:noProof/>
               </w:rPr>
-              <w:instrText xml:space="preserve"> PAGEREF _Toc243383649 \h </w:instrText>
+              <w:instrText xml:space="preserve"> PAGEREF _Toc243646527 \h </w:instrText>
             </w:r>
             <w:r>
               <w:rPr>
@@ -4131,7 +4383,7 @@
               <w14:ligatures w14:val="standardContextual"/>
             </w:rPr>
           </w:pPr>
-          <w:hyperlink w:anchor="_Toc243383650" w:history="1">
+          <w:hyperlink w:anchor="_Toc243646528" w:history="1">
             <w:r>
               <w:rPr>
                 <w:rStyle w:val="Hyperlink"/>
@@ -4155,7 +4407,7 @@
               <w:rPr>
                 <w:noProof/>
               </w:rPr>
-              <w:instrText xml:space="preserve"> PAGEREF _Toc243383650 \h </w:instrText>
+              <w:instrText xml:space="preserve"> PAGEREF _Toc243646528 \h </w:instrText>
             </w:r>
             <w:r>
               <w:rPr>
@@ -4192,7 +4444,7 @@
               <w14:ligatures w14:val="standardContextual"/>
             </w:rPr>
           </w:pPr>
-          <w:hyperlink w:anchor="_Toc243383651" w:history="1">
+          <w:hyperlink w:anchor="_Toc243646529" w:history="1">
             <w:r>
               <w:rPr>
                 <w:rStyle w:val="Hyperlink"/>
@@ -4216,7 +4468,7 @@
               <w:rPr>
                 <w:noProof/>
               </w:rPr>
-              <w:instrText xml:space="preserve"> PAGEREF _Toc243383651 \h </w:instrText>
+              <w:instrText xml:space="preserve"> PAGEREF _Toc243646529 \h </w:instrText>
             </w:r>
             <w:r>
               <w:rPr>
@@ -4253,7 +4505,7 @@
               <w14:ligatures w14:val="standardContextual"/>
             </w:rPr>
           </w:pPr>
-          <w:hyperlink w:anchor="_Toc243383652" w:history="1">
+          <w:hyperlink w:anchor="_Toc243646530" w:history="1">
             <w:r>
               <w:rPr>
                 <w:rStyle w:val="Hyperlink"/>
@@ -4277,7 +4529,7 @@
               <w:rPr>
                 <w:noProof/>
               </w:rPr>
-              <w:instrText xml:space="preserve"> PAGEREF _Toc243383652 \h </w:instrText>
+              <w:instrText xml:space="preserve"> PAGEREF _Toc243646530 \h </w:instrText>
             </w:r>
             <w:r>
               <w:rPr>
@@ -4316,7 +4568,7 @@
               <w14:ligatures w14:val="standardContextual"/>
             </w:rPr>
           </w:pPr>
-          <w:hyperlink w:anchor="_Toc243383653" w:history="1">
+          <w:hyperlink w:anchor="_Toc243646531" w:history="1">
             <w:r>
               <w:rPr>
                 <w:rStyle w:val="Hyperlink"/>
@@ -4340,7 +4592,7 @@
               <w:rPr>
                 <w:noProof/>
               </w:rPr>
-              <w:instrText xml:space="preserve"> PAGEREF _Toc243383653 \h </w:instrText>
+              <w:instrText xml:space="preserve"> PAGEREF _Toc243646531 \h </w:instrText>
             </w:r>
             <w:r>
               <w:rPr>
@@ -4377,7 +4629,7 @@
               <w14:ligatures w14:val="standardContextual"/>
             </w:rPr>
           </w:pPr>
-          <w:hyperlink w:anchor="_Toc243383654" w:history="1">
+          <w:hyperlink w:anchor="_Toc243646532" w:history="1">
             <w:r>
               <w:rPr>
                 <w:rStyle w:val="Hyperlink"/>
@@ -4401,7 +4653,7 @@
               <w:rPr>
                 <w:noProof/>
               </w:rPr>
-              <w:instrText xml:space="preserve"> PAGEREF _Toc243383654 \h </w:instrText>
+              <w:instrText xml:space="preserve"> PAGEREF _Toc243646532 \h </w:instrText>
             </w:r>
             <w:r>
               <w:rPr>
@@ -4440,7 +4692,7 @@
               <w14:ligatures w14:val="standardContextual"/>
             </w:rPr>
           </w:pPr>
-          <w:hyperlink w:anchor="_Toc243383655" w:history="1">
+          <w:hyperlink w:anchor="_Toc243646533" w:history="1">
             <w:r>
               <w:rPr>
                 <w:rStyle w:val="Hyperlink"/>
@@ -4464,7 +4716,7 @@
               <w:rPr>
                 <w:noProof/>
               </w:rPr>
-              <w:instrText xml:space="preserve"> PAGEREF _Toc243383655 \h </w:instrText>
+              <w:instrText xml:space="preserve"> PAGEREF _Toc243646533 \h </w:instrText>
             </w:r>
             <w:r>
               <w:rPr>
@@ -4503,7 +4755,7 @@
               <w14:ligatures w14:val="standardContextual"/>
             </w:rPr>
           </w:pPr>
-          <w:hyperlink w:anchor="_Toc243383656" w:history="1">
+          <w:hyperlink w:anchor="_Toc243646534" w:history="1">
             <w:r>
               <w:rPr>
                 <w:rStyle w:val="Hyperlink"/>
@@ -4527,7 +4779,7 @@
               <w:rPr>
                 <w:noProof/>
               </w:rPr>
-              <w:instrText xml:space="preserve"> PAGEREF _Toc243383656 \h </w:instrText>
+              <w:instrText xml:space="preserve"> PAGEREF _Toc243646534 \h </w:instrText>
             </w:r>
             <w:r>
               <w:rPr>
@@ -4566,7 +4818,7 @@
               <w14:ligatures w14:val="standardContextual"/>
             </w:rPr>
           </w:pPr>
-          <w:hyperlink w:anchor="_Toc243383657" w:history="1">
+          <w:hyperlink w:anchor="_Toc243646535" w:history="1">
             <w:r>
               <w:rPr>
                 <w:rStyle w:val="Hyperlink"/>
@@ -4590,7 +4842,7 @@
               <w:rPr>
                 <w:noProof/>
               </w:rPr>
-              <w:instrText xml:space="preserve"> PAGEREF _Toc243383657 \h </w:instrText>
+              <w:instrText xml:space="preserve"> PAGEREF _Toc243646535 \h </w:instrText>
             </w:r>
             <w:r>
               <w:rPr>
@@ -4627,7 +4879,7 @@
               <w14:ligatures w14:val="standardContextual"/>
             </w:rPr>
           </w:pPr>
-          <w:hyperlink w:anchor="_Toc243383658" w:history="1">
+          <w:hyperlink w:anchor="_Toc243646536" w:history="1">
             <w:r>
               <w:rPr>
                 <w:rStyle w:val="Hyperlink"/>
@@ -4651,7 +4903,7 @@
               <w:rPr>
                 <w:noProof/>
               </w:rPr>
-              <w:instrText xml:space="preserve"> PAGEREF _Toc243383658 \h </w:instrText>
+              <w:instrText xml:space="preserve"> PAGEREF _Toc243646536 \h </w:instrText>
             </w:r>
             <w:r>
               <w:rPr>
@@ -4688,7 +4940,7 @@
               <w14:ligatures w14:val="standardContextual"/>
             </w:rPr>
           </w:pPr>
-          <w:hyperlink w:anchor="_Toc243383659" w:history="1">
+          <w:hyperlink w:anchor="_Toc243646537" w:history="1">
             <w:r>
               <w:rPr>
                 <w:rStyle w:val="Hyperlink"/>
@@ -4712,7 +4964,7 @@
               <w:rPr>
                 <w:noProof/>
               </w:rPr>
-              <w:instrText xml:space="preserve"> PAGEREF _Toc243383659 \h </w:instrText>
+              <w:instrText xml:space="preserve"> PAGEREF _Toc243646537 \h </w:instrText>
             </w:r>
             <w:r>
               <w:rPr>
@@ -4749,7 +5001,7 @@
               <w14:ligatures w14:val="standardContextual"/>
             </w:rPr>
           </w:pPr>
-          <w:hyperlink w:anchor="_Toc243383660" w:history="1">
+          <w:hyperlink w:anchor="_Toc243646538" w:history="1">
             <w:r>
               <w:rPr>
                 <w:rStyle w:val="Hyperlink"/>
@@ -4773,7 +5025,7 @@
               <w:rPr>
                 <w:noProof/>
               </w:rPr>
-              <w:instrText xml:space="preserve"> PAGEREF _Toc243383660 \h </w:instrText>
+              <w:instrText xml:space="preserve"> PAGEREF _Toc243646538 \h </w:instrText>
             </w:r>
             <w:r>
               <w:rPr>
@@ -4812,7 +5064,7 @@
               <w14:ligatures w14:val="standardContextual"/>
             </w:rPr>
           </w:pPr>
-          <w:hyperlink w:anchor="_Toc243383661" w:history="1">
+          <w:hyperlink w:anchor="_Toc243646539" w:history="1">
             <w:r>
               <w:rPr>
                 <w:rStyle w:val="Hyperlink"/>
@@ -4836,7 +5088,7 @@
               <w:rPr>
                 <w:noProof/>
               </w:rPr>
-              <w:instrText xml:space="preserve"> PAGEREF _Toc243383661 \h </w:instrText>
+              <w:instrText xml:space="preserve"> PAGEREF _Toc243646539 \h </w:instrText>
             </w:r>
             <w:r>
               <w:rPr>
@@ -4875,7 +5127,7 @@
               <w14:ligatures w14:val="standardContextual"/>
             </w:rPr>
           </w:pPr>
-          <w:hyperlink w:anchor="_Toc243383662" w:history="1">
+          <w:hyperlink w:anchor="_Toc243646540" w:history="1">
             <w:r>
               <w:rPr>
                 <w:rStyle w:val="Hyperlink"/>
@@ -4915,7 +5167,7 @@
               <w:rPr>
                 <w:noProof/>
               </w:rPr>
-              <w:instrText xml:space="preserve"> PAGEREF _Toc243383662 \h </w:instrText>
+              <w:instrText xml:space="preserve"> PAGEREF _Toc243646540 \h </w:instrText>
             </w:r>
             <w:r>
               <w:rPr>
@@ -4954,7 +5206,7 @@
               <w14:ligatures w14:val="standardContextual"/>
             </w:rPr>
           </w:pPr>
-          <w:hyperlink w:anchor="_Toc243383663" w:history="1">
+          <w:hyperlink w:anchor="_Toc243646541" w:history="1">
             <w:r>
               <w:rPr>
                 <w:rStyle w:val="Hyperlink"/>
@@ -4978,7 +5230,7 @@
               <w:rPr>
                 <w:noProof/>
               </w:rPr>
-              <w:instrText xml:space="preserve"> PAGEREF _Toc243383663 \h </w:instrText>
+              <w:instrText xml:space="preserve"> PAGEREF _Toc243646541 \h </w:instrText>
             </w:r>
             <w:r>
               <w:rPr>
@@ -5015,7 +5267,7 @@
               <w14:ligatures w14:val="standardContextual"/>
             </w:rPr>
           </w:pPr>
-          <w:hyperlink w:anchor="_Toc243383664" w:history="1">
+          <w:hyperlink w:anchor="_Toc243646542" w:history="1">
             <w:r>
               <w:rPr>
                 <w:rStyle w:val="Hyperlink"/>
@@ -5039,7 +5291,7 @@
               <w:rPr>
                 <w:noProof/>
               </w:rPr>
-              <w:instrText xml:space="preserve"> PAGEREF _Toc243383664 \h </w:instrText>
+              <w:instrText xml:space="preserve"> PAGEREF _Toc243646542 \h </w:instrText>
             </w:r>
             <w:r>
               <w:rPr>
@@ -5078,7 +5330,7 @@
               <w14:ligatures w14:val="standardContextual"/>
             </w:rPr>
           </w:pPr>
-          <w:hyperlink w:anchor="_Toc243383665" w:history="1">
+          <w:hyperlink w:anchor="_Toc243646543" w:history="1">
             <w:r>
               <w:rPr>
                 <w:rStyle w:val="Hyperlink"/>
@@ -5111,7 +5363,7 @@
               <w:rPr>
                 <w:noProof/>
               </w:rPr>
-              <w:instrText xml:space="preserve"> PAGEREF _Toc243383665 \h </w:instrText>
+              <w:instrText xml:space="preserve"> PAGEREF _Toc243646543 \h </w:instrText>
             </w:r>
             <w:r>
               <w:rPr>
@@ -5150,7 +5402,7 @@
               <w14:ligatures w14:val="standardContextual"/>
             </w:rPr>
           </w:pPr>
-          <w:hyperlink w:anchor="_Toc243383666" w:history="1">
+          <w:hyperlink w:anchor="_Toc243646544" w:history="1">
             <w:r>
               <w:rPr>
                 <w:rStyle w:val="Hyperlink"/>
@@ -5174,7 +5426,7 @@
               <w:rPr>
                 <w:noProof/>
               </w:rPr>
-              <w:instrText xml:space="preserve"> PAGEREF _Toc243383666 \h </w:instrText>
+              <w:instrText xml:space="preserve"> PAGEREF _Toc243646544 \h </w:instrText>
             </w:r>
             <w:r>
               <w:rPr>
@@ -5213,7 +5465,7 @@
               <w14:ligatures w14:val="standardContextual"/>
             </w:rPr>
           </w:pPr>
-          <w:hyperlink w:anchor="_Toc243383667" w:history="1">
+          <w:hyperlink w:anchor="_Toc243646545" w:history="1">
             <w:r>
               <w:rPr>
                 <w:rStyle w:val="Hyperlink"/>
@@ -5237,7 +5489,7 @@
               <w:rPr>
                 <w:noProof/>
               </w:rPr>
-              <w:instrText xml:space="preserve"> PAGEREF _Toc243383667 \h </w:instrText>
+              <w:instrText xml:space="preserve"> PAGEREF _Toc243646545 \h </w:instrText>
             </w:r>
             <w:r>
               <w:rPr>
@@ -5274,7 +5526,7 @@
               <w14:ligatures w14:val="standardContextual"/>
             </w:rPr>
           </w:pPr>
-          <w:hyperlink w:anchor="_Toc243383668" w:history="1">
+          <w:hyperlink w:anchor="_Toc243646546" w:history="1">
             <w:r>
               <w:rPr>
                 <w:rStyle w:val="Hyperlink"/>
@@ -5298,7 +5550,7 @@
               <w:rPr>
                 <w:noProof/>
               </w:rPr>
-              <w:instrText xml:space="preserve"> PAGEREF _Toc243383668 \h </w:instrText>
+              <w:instrText xml:space="preserve"> PAGEREF _Toc243646546 \h </w:instrText>
             </w:r>
             <w:r>
               <w:rPr>
@@ -5335,7 +5587,7 @@
               <w14:ligatures w14:val="standardContextual"/>
             </w:rPr>
           </w:pPr>
-          <w:hyperlink w:anchor="_Toc243383669" w:history="1">
+          <w:hyperlink w:anchor="_Toc243646547" w:history="1">
             <w:r>
               <w:rPr>
                 <w:rStyle w:val="Hyperlink"/>
@@ -5359,7 +5611,7 @@
               <w:rPr>
                 <w:noProof/>
               </w:rPr>
-              <w:instrText xml:space="preserve"> PAGEREF _Toc243383669 \h </w:instrText>
+              <w:instrText xml:space="preserve"> PAGEREF _Toc243646547 \h </w:instrText>
             </w:r>
             <w:r>
               <w:rPr>
@@ -5398,7 +5650,7 @@
               <w14:ligatures w14:val="standardContextual"/>
             </w:rPr>
           </w:pPr>
-          <w:hyperlink w:anchor="_Toc243383670" w:history="1">
+          <w:hyperlink w:anchor="_Toc243646548" w:history="1">
             <w:r>
               <w:rPr>
                 <w:rStyle w:val="Hyperlink"/>
@@ -5422,7 +5674,7 @@
               <w:rPr>
                 <w:noProof/>
               </w:rPr>
-              <w:instrText xml:space="preserve"> PAGEREF _Toc243383670 \h </w:instrText>
+              <w:instrText xml:space="preserve"> PAGEREF _Toc243646548 \h </w:instrText>
             </w:r>
             <w:r>
               <w:rPr>
@@ -5461,7 +5713,7 @@
               <w14:ligatures w14:val="standardContextual"/>
             </w:rPr>
           </w:pPr>
-          <w:hyperlink w:anchor="_Toc243383671" w:history="1">
+          <w:hyperlink w:anchor="_Toc243646549" w:history="1">
             <w:r>
               <w:rPr>
                 <w:rStyle w:val="Hyperlink"/>
@@ -5485,7 +5737,7 @@
               <w:rPr>
                 <w:noProof/>
               </w:rPr>
-              <w:instrText xml:space="preserve"> PAGEREF _Toc243383671 \h </w:instrText>
+              <w:instrText xml:space="preserve"> PAGEREF _Toc243646549 \h </w:instrText>
             </w:r>
             <w:r>
               <w:rPr>
@@ -5522,7 +5774,7 @@
               <w14:ligatures w14:val="standardContextual"/>
             </w:rPr>
           </w:pPr>
-          <w:hyperlink w:anchor="_Toc243383672" w:history="1">
+          <w:hyperlink w:anchor="_Toc243646550" w:history="1">
             <w:r>
               <w:rPr>
                 <w:rStyle w:val="Hyperlink"/>
@@ -5546,7 +5798,7 @@
               <w:rPr>
                 <w:noProof/>
               </w:rPr>
-              <w:instrText xml:space="preserve"> PAGEREF _Toc243383672 \h </w:instrText>
+              <w:instrText xml:space="preserve"> PAGEREF _Toc243646550 \h </w:instrText>
             </w:r>
             <w:r>
               <w:rPr>
@@ -5585,7 +5837,7 @@
               <w14:ligatures w14:val="standardContextual"/>
             </w:rPr>
           </w:pPr>
-          <w:hyperlink w:anchor="_Toc243383673" w:history="1">
+          <w:hyperlink w:anchor="_Toc243646551" w:history="1">
             <w:r>
               <w:rPr>
                 <w:rStyle w:val="Hyperlink"/>
@@ -5609,7 +5861,7 @@
               <w:rPr>
                 <w:noProof/>
               </w:rPr>
-              <w:instrText xml:space="preserve"> PAGEREF _Toc243383673 \h </w:instrText>
+              <w:instrText xml:space="preserve"> PAGEREF _Toc243646551 \h </w:instrText>
             </w:r>
             <w:r>
               <w:rPr>
@@ -5646,7 +5898,7 @@
               <w14:ligatures w14:val="standardContextual"/>
             </w:rPr>
           </w:pPr>
-          <w:hyperlink w:anchor="_Toc243383674" w:history="1">
+          <w:hyperlink w:anchor="_Toc243646552" w:history="1">
             <w:r>
               <w:rPr>
                 <w:rStyle w:val="Hyperlink"/>
@@ -5670,7 +5922,7 @@
               <w:rPr>
                 <w:noProof/>
               </w:rPr>
-              <w:instrText xml:space="preserve"> PAGEREF _Toc243383674 \h </w:instrText>
+              <w:instrText xml:space="preserve"> PAGEREF _Toc243646552 \h </w:instrText>
             </w:r>
             <w:r>
               <w:rPr>
@@ -5707,7 +5959,7 @@
               <w14:ligatures w14:val="standardContextual"/>
             </w:rPr>
           </w:pPr>
-          <w:hyperlink w:anchor="_Toc243383675" w:history="1">
+          <w:hyperlink w:anchor="_Toc243646553" w:history="1">
             <w:r>
               <w:rPr>
                 <w:rStyle w:val="Hyperlink"/>
@@ -5731,7 +5983,7 @@
               <w:rPr>
                 <w:noProof/>
               </w:rPr>
-              <w:instrText xml:space="preserve"> PAGEREF _Toc243383675 \h </w:instrText>
+              <w:instrText xml:space="preserve"> PAGEREF _Toc243646553 \h </w:instrText>
             </w:r>
             <w:r>
               <w:rPr>
@@ -5768,7 +6020,7 @@
               <w14:ligatures w14:val="standardContextual"/>
             </w:rPr>
           </w:pPr>
-          <w:hyperlink w:anchor="_Toc243383676" w:history="1">
+          <w:hyperlink w:anchor="_Toc243646554" w:history="1">
             <w:r>
               <w:rPr>
                 <w:rStyle w:val="Hyperlink"/>
@@ -5792,7 +6044,7 @@
               <w:rPr>
                 <w:noProof/>
               </w:rPr>
-              <w:instrText xml:space="preserve"> PAGEREF _Toc243383676 \h </w:instrText>
+              <w:instrText xml:space="preserve"> PAGEREF _Toc243646554 \h </w:instrText>
             </w:r>
             <w:r>
               <w:rPr>
@@ -5831,7 +6083,7 @@
               <w14:ligatures w14:val="standardContextual"/>
             </w:rPr>
           </w:pPr>
-          <w:hyperlink w:anchor="_Toc243383677" w:history="1">
+          <w:hyperlink w:anchor="_Toc243646555" w:history="1">
             <w:r>
               <w:rPr>
                 <w:rStyle w:val="Hyperlink"/>
@@ -5855,7 +6107,7 @@
               <w:rPr>
                 <w:noProof/>
               </w:rPr>
-              <w:instrText xml:space="preserve"> PAGEREF _Toc243383677 \h </w:instrText>
+              <w:instrText xml:space="preserve"> PAGEREF _Toc243646555 \h </w:instrText>
             </w:r>
             <w:r>
               <w:rPr>
@@ -5894,7 +6146,7 @@
               <w14:ligatures w14:val="standardContextual"/>
             </w:rPr>
           </w:pPr>
-          <w:hyperlink w:anchor="_Toc243383678" w:history="1">
+          <w:hyperlink w:anchor="_Toc243646556" w:history="1">
             <w:r>
               <w:rPr>
                 <w:rStyle w:val="Hyperlink"/>
@@ -5918,7 +6170,7 @@
               <w:rPr>
                 <w:noProof/>
               </w:rPr>
-              <w:instrText xml:space="preserve"> PAGEREF _Toc243383678 \h </w:instrText>
+              <w:instrText xml:space="preserve"> PAGEREF _Toc243646556 \h </w:instrText>
             </w:r>
             <w:r>
               <w:rPr>
@@ -5955,7 +6207,7 @@
               <w14:ligatures w14:val="standardContextual"/>
             </w:rPr>
           </w:pPr>
-          <w:hyperlink w:anchor="_Toc243383679" w:history="1">
+          <w:hyperlink w:anchor="_Toc243646557" w:history="1">
             <w:r>
               <w:rPr>
                 <w:rStyle w:val="Hyperlink"/>
@@ -5979,7 +6231,7 @@
               <w:rPr>
                 <w:noProof/>
               </w:rPr>
-              <w:instrText xml:space="preserve"> PAGEREF _Toc243383679 \h </w:instrText>
+              <w:instrText xml:space="preserve"> PAGEREF _Toc243646557 \h </w:instrText>
             </w:r>
             <w:r>
               <w:rPr>
@@ -5996,7 +6248,7 @@
               <w:rPr>
                 <w:noProof/>
               </w:rPr>
-              <w:t>37</w:t>
+              <w:t>38</w:t>
             </w:r>
             <w:r>
               <w:rPr>
@@ -6016,7 +6268,7 @@
               <w14:ligatures w14:val="standardContextual"/>
             </w:rPr>
           </w:pPr>
-          <w:hyperlink w:anchor="_Toc243383680" w:history="1">
+          <w:hyperlink w:anchor="_Toc243646558" w:history="1">
             <w:r>
               <w:rPr>
                 <w:rStyle w:val="Hyperlink"/>
@@ -6049,7 +6301,7 @@
               <w:rPr>
                 <w:noProof/>
               </w:rPr>
-              <w:instrText xml:space="preserve"> PAGEREF _Toc243383680 \h </w:instrText>
+              <w:instrText xml:space="preserve"> PAGEREF _Toc243646558 \h </w:instrText>
             </w:r>
             <w:r>
               <w:rPr>
@@ -6086,7 +6338,7 @@
               <w14:ligatures w14:val="standardContextual"/>
             </w:rPr>
           </w:pPr>
-          <w:hyperlink w:anchor="_Toc243383681" w:history="1">
+          <w:hyperlink w:anchor="_Toc243646559" w:history="1">
             <w:r>
               <w:rPr>
                 <w:rStyle w:val="Hyperlink"/>
@@ -6110,7 +6362,7 @@
               <w:rPr>
                 <w:noProof/>
               </w:rPr>
-              <w:instrText xml:space="preserve"> PAGEREF _Toc243383681 \h </w:instrText>
+              <w:instrText xml:space="preserve"> PAGEREF _Toc243646559 \h </w:instrText>
             </w:r>
             <w:r>
               <w:rPr>
@@ -6127,7 +6379,7 @@
               <w:rPr>
                 <w:noProof/>
               </w:rPr>
-              <w:t>39</w:t>
+              <w:t>40</w:t>
             </w:r>
             <w:r>
               <w:rPr>
@@ -6149,7 +6401,7 @@
               <w14:ligatures w14:val="standardContextual"/>
             </w:rPr>
           </w:pPr>
-          <w:hyperlink w:anchor="_Toc243383682" w:history="1">
+          <w:hyperlink w:anchor="_Toc243646560" w:history="1">
             <w:r>
               <w:rPr>
                 <w:rStyle w:val="Hyperlink"/>
@@ -6173,7 +6425,7 @@
               <w:rPr>
                 <w:noProof/>
               </w:rPr>
-              <w:instrText xml:space="preserve"> PAGEREF _Toc243383682 \h </w:instrText>
+              <w:instrText xml:space="preserve"> PAGEREF _Toc243646560 \h </w:instrText>
             </w:r>
             <w:r>
               <w:rPr>
@@ -6212,7 +6464,7 @@
               <w14:ligatures w14:val="standardContextual"/>
             </w:rPr>
           </w:pPr>
-          <w:hyperlink w:anchor="_Toc243383683" w:history="1">
+          <w:hyperlink w:anchor="_Toc243646561" w:history="1">
             <w:r>
               <w:rPr>
                 <w:rStyle w:val="Hyperlink"/>
@@ -6236,7 +6488,7 @@
               <w:rPr>
                 <w:noProof/>
               </w:rPr>
-              <w:instrText xml:space="preserve"> PAGEREF _Toc243383683 \h </w:instrText>
+              <w:instrText xml:space="preserve"> PAGEREF _Toc243646561 \h </w:instrText>
             </w:r>
             <w:r>
               <w:rPr>
@@ -6275,7 +6527,7 @@
               <w14:ligatures w14:val="standardContextual"/>
             </w:rPr>
           </w:pPr>
-          <w:hyperlink w:anchor="_Toc243383684" w:history="1">
+          <w:hyperlink w:anchor="_Toc243646562" w:history="1">
             <w:r>
               <w:rPr>
                 <w:rStyle w:val="Hyperlink"/>
@@ -6299,7 +6551,7 @@
               <w:rPr>
                 <w:noProof/>
               </w:rPr>
-              <w:instrText xml:space="preserve"> PAGEREF _Toc243383684 \h </w:instrText>
+              <w:instrText xml:space="preserve"> PAGEREF _Toc243646562 \h </w:instrText>
             </w:r>
             <w:r>
               <w:rPr>
@@ -6338,7 +6590,7 @@
               <w14:ligatures w14:val="standardContextual"/>
             </w:rPr>
           </w:pPr>
-          <w:hyperlink w:anchor="_Toc243383685" w:history="1">
+          <w:hyperlink w:anchor="_Toc243646563" w:history="1">
             <w:r>
               <w:rPr>
                 <w:rStyle w:val="Hyperlink"/>
@@ -6362,7 +6614,7 @@
               <w:rPr>
                 <w:noProof/>
               </w:rPr>
-              <w:instrText xml:space="preserve"> PAGEREF _Toc243383685 \h </w:instrText>
+              <w:instrText xml:space="preserve"> PAGEREF _Toc243646563 \h </w:instrText>
             </w:r>
             <w:r>
               <w:rPr>
@@ -6401,7 +6653,7 @@
               <w14:ligatures w14:val="standardContextual"/>
             </w:rPr>
           </w:pPr>
-          <w:hyperlink w:anchor="_Toc243383686" w:history="1">
+          <w:hyperlink w:anchor="_Toc243646564" w:history="1">
             <w:r>
               <w:rPr>
                 <w:rStyle w:val="Hyperlink"/>
@@ -6425,7 +6677,7 @@
               <w:rPr>
                 <w:noProof/>
               </w:rPr>
-              <w:instrText xml:space="preserve"> PAGEREF _Toc243383686 \h </w:instrText>
+              <w:instrText xml:space="preserve"> PAGEREF _Toc243646564 \h </w:instrText>
             </w:r>
             <w:r>
               <w:rPr>
@@ -6442,7 +6694,7 @@
               <w:rPr>
                 <w:noProof/>
               </w:rPr>
-              <w:t>42</w:t>
+              <w:t>43</w:t>
             </w:r>
             <w:r>
               <w:rPr>
@@ -6464,7 +6716,7 @@
               <w14:ligatures w14:val="standardContextual"/>
             </w:rPr>
           </w:pPr>
-          <w:hyperlink w:anchor="_Toc243383687" w:history="1">
+          <w:hyperlink w:anchor="_Toc243646565" w:history="1">
             <w:r>
               <w:rPr>
                 <w:rStyle w:val="Hyperlink"/>
@@ -6488,7 +6740,7 @@
               <w:rPr>
                 <w:noProof/>
               </w:rPr>
-              <w:instrText xml:space="preserve"> PAGEREF _Toc243383687 \h </w:instrText>
+              <w:instrText xml:space="preserve"> PAGEREF _Toc243646565 \h </w:instrText>
             </w:r>
             <w:r>
               <w:rPr>
@@ -6527,7 +6779,7 @@
               <w14:ligatures w14:val="standardContextual"/>
             </w:rPr>
           </w:pPr>
-          <w:hyperlink w:anchor="_Toc243383688" w:history="1">
+          <w:hyperlink w:anchor="_Toc243646566" w:history="1">
             <w:r>
               <w:rPr>
                 <w:rStyle w:val="Hyperlink"/>
@@ -6551,7 +6803,7 @@
               <w:rPr>
                 <w:noProof/>
               </w:rPr>
-              <w:instrText xml:space="preserve"> PAGEREF _Toc243383688 \h </w:instrText>
+              <w:instrText xml:space="preserve"> PAGEREF _Toc243646566 \h </w:instrText>
             </w:r>
             <w:r>
               <w:rPr>
@@ -6568,7 +6820,7 @@
               <w:rPr>
                 <w:noProof/>
               </w:rPr>
-              <w:t>43</w:t>
+              <w:t>44</w:t>
             </w:r>
             <w:r>
               <w:rPr>
@@ -6590,7 +6842,7 @@
               <w14:ligatures w14:val="standardContextual"/>
             </w:rPr>
           </w:pPr>
-          <w:hyperlink w:anchor="_Toc243383689" w:history="1">
+          <w:hyperlink w:anchor="_Toc243646567" w:history="1">
             <w:r>
               <w:rPr>
                 <w:rStyle w:val="Hyperlink"/>
@@ -6614,7 +6866,7 @@
               <w:rPr>
                 <w:noProof/>
               </w:rPr>
-              <w:instrText xml:space="preserve"> PAGEREF _Toc243383689 \h </w:instrText>
+              <w:instrText xml:space="preserve"> PAGEREF _Toc243646567 \h </w:instrText>
             </w:r>
             <w:r>
               <w:rPr>
@@ -6631,7 +6883,7 @@
               <w:rPr>
                 <w:noProof/>
               </w:rPr>
-              <w:t>44</w:t>
+              <w:t>45</w:t>
             </w:r>
             <w:r>
               <w:rPr>
@@ -6653,7 +6905,7 @@
               <w14:ligatures w14:val="standardContextual"/>
             </w:rPr>
           </w:pPr>
-          <w:hyperlink w:anchor="_Toc243383690" w:history="1">
+          <w:hyperlink w:anchor="_Toc243646568" w:history="1">
             <w:r>
               <w:rPr>
                 <w:rStyle w:val="Hyperlink"/>
@@ -6677,7 +6929,7 @@
               <w:rPr>
                 <w:noProof/>
               </w:rPr>
-              <w:instrText xml:space="preserve"> PAGEREF _Toc243383690 \h </w:instrText>
+              <w:instrText xml:space="preserve"> PAGEREF _Toc243646568 \h </w:instrText>
             </w:r>
             <w:r>
               <w:rPr>
@@ -6694,7 +6946,7 @@
               <w:rPr>
                 <w:noProof/>
               </w:rPr>
-              <w:t>44</w:t>
+              <w:t>45</w:t>
             </w:r>
             <w:r>
               <w:rPr>
@@ -6714,7 +6966,7 @@
               <w14:ligatures w14:val="standardContextual"/>
             </w:rPr>
           </w:pPr>
-          <w:hyperlink w:anchor="_Toc243383691" w:history="1">
+          <w:hyperlink w:anchor="_Toc243646569" w:history="1">
             <w:r>
               <w:rPr>
                 <w:rStyle w:val="Hyperlink"/>
@@ -6738,7 +6990,7 @@
               <w:rPr>
                 <w:noProof/>
               </w:rPr>
-              <w:instrText xml:space="preserve"> PAGEREF _Toc243383691 \h </w:instrText>
+              <w:instrText xml:space="preserve"> PAGEREF _Toc243646569 \h </w:instrText>
             </w:r>
             <w:r>
               <w:rPr>
@@ -6755,7 +7007,7 @@
               <w:rPr>
                 <w:noProof/>
               </w:rPr>
-              <w:t>45</w:t>
+              <w:t>46</w:t>
             </w:r>
             <w:r>
               <w:rPr>
@@ -6777,7 +7029,7 @@
               <w14:ligatures w14:val="standardContextual"/>
             </w:rPr>
           </w:pPr>
-          <w:hyperlink w:anchor="_Toc243383692" w:history="1">
+          <w:hyperlink w:anchor="_Toc243646570" w:history="1">
             <w:r>
               <w:rPr>
                 <w:rStyle w:val="Hyperlink"/>
@@ -6801,7 +7053,7 @@
               <w:rPr>
                 <w:noProof/>
               </w:rPr>
-              <w:instrText xml:space="preserve"> PAGEREF _Toc243383692 \h </w:instrText>
+              <w:instrText xml:space="preserve"> PAGEREF _Toc243646570 \h </w:instrText>
             </w:r>
             <w:r>
               <w:rPr>
@@ -6818,7 +7070,7 @@
               <w:rPr>
                 <w:noProof/>
               </w:rPr>
-              <w:t>46</w:t>
+              <w:t>47</w:t>
             </w:r>
             <w:r>
               <w:rPr>
@@ -6838,7 +7090,7 @@
               <w14:ligatures w14:val="standardContextual"/>
             </w:rPr>
           </w:pPr>
-          <w:hyperlink w:anchor="_Toc243383693" w:history="1">
+          <w:hyperlink w:anchor="_Toc243646571" w:history="1">
             <w:r>
               <w:rPr>
                 <w:rStyle w:val="Hyperlink"/>
@@ -6862,7 +7114,7 @@
               <w:rPr>
                 <w:noProof/>
               </w:rPr>
-              <w:instrText xml:space="preserve"> PAGEREF _Toc243383693 \h </w:instrText>
+              <w:instrText xml:space="preserve"> PAGEREF _Toc243646571 \h </w:instrText>
             </w:r>
             <w:r>
               <w:rPr>
@@ -6879,7 +7131,7 @@
               <w:rPr>
                 <w:noProof/>
               </w:rPr>
-              <w:t>46</w:t>
+              <w:t>47</w:t>
             </w:r>
             <w:r>
               <w:rPr>
@@ -6899,7 +7151,7 @@
               <w14:ligatures w14:val="standardContextual"/>
             </w:rPr>
           </w:pPr>
-          <w:hyperlink w:anchor="_Toc243383694" w:history="1">
+          <w:hyperlink w:anchor="_Toc243646572" w:history="1">
             <w:r>
               <w:rPr>
                 <w:rStyle w:val="Hyperlink"/>
@@ -6923,7 +7175,7 @@
               <w:rPr>
                 <w:noProof/>
               </w:rPr>
-              <w:instrText xml:space="preserve"> PAGEREF _Toc243383694 \h </w:instrText>
+              <w:instrText xml:space="preserve"> PAGEREF _Toc243646572 \h </w:instrText>
             </w:r>
             <w:r>
               <w:rPr>
@@ -6940,7 +7192,7 @@
               <w:rPr>
                 <w:noProof/>
               </w:rPr>
-              <w:t>47</w:t>
+              <w:t>49</w:t>
             </w:r>
             <w:r>
               <w:rPr>
@@ -6960,7 +7212,7 @@
               <w14:ligatures w14:val="standardContextual"/>
             </w:rPr>
           </w:pPr>
-          <w:hyperlink w:anchor="_Toc243383695" w:history="1">
+          <w:hyperlink w:anchor="_Toc243646573" w:history="1">
             <w:r>
               <w:rPr>
                 <w:rStyle w:val="Hyperlink"/>
@@ -6984,7 +7236,7 @@
               <w:rPr>
                 <w:noProof/>
               </w:rPr>
-              <w:instrText xml:space="preserve"> PAGEREF _Toc243383695 \h </w:instrText>
+              <w:instrText xml:space="preserve"> PAGEREF _Toc243646573 \h </w:instrText>
             </w:r>
             <w:r>
               <w:rPr>
@@ -7001,7 +7253,7 @@
               <w:rPr>
                 <w:noProof/>
               </w:rPr>
-              <w:t>49</w:t>
+              <w:t>50</w:t>
             </w:r>
             <w:r>
               <w:rPr>
@@ -7021,7 +7273,7 @@
               <w14:ligatures w14:val="standardContextual"/>
             </w:rPr>
           </w:pPr>
-          <w:hyperlink w:anchor="_Toc243383696" w:history="1">
+          <w:hyperlink w:anchor="_Toc243646574" w:history="1">
             <w:r>
               <w:rPr>
                 <w:rStyle w:val="Hyperlink"/>
@@ -7045,7 +7297,7 @@
               <w:rPr>
                 <w:noProof/>
               </w:rPr>
-              <w:instrText xml:space="preserve"> PAGEREF _Toc243383696 \h </w:instrText>
+              <w:instrText xml:space="preserve"> PAGEREF _Toc243646574 \h </w:instrText>
             </w:r>
             <w:r>
               <w:rPr>
@@ -7062,7 +7314,7 @@
               <w:rPr>
                 <w:noProof/>
               </w:rPr>
-              <w:t>50</w:t>
+              <w:t>52</w:t>
             </w:r>
             <w:r>
               <w:rPr>
@@ -7082,7 +7334,7 @@
               <w14:ligatures w14:val="standardContextual"/>
             </w:rPr>
           </w:pPr>
-          <w:hyperlink w:anchor="_Toc243383697" w:history="1">
+          <w:hyperlink w:anchor="_Toc243646575" w:history="1">
             <w:r>
               <w:rPr>
                 <w:rStyle w:val="Hyperlink"/>
@@ -7122,7 +7374,7 @@
               <w:rPr>
                 <w:noProof/>
               </w:rPr>
-              <w:instrText xml:space="preserve"> PAGEREF _Toc243383697 \h </w:instrText>
+              <w:instrText xml:space="preserve"> PAGEREF _Toc243646575 \h </w:instrText>
             </w:r>
             <w:r>
               <w:rPr>
@@ -7139,7 +7391,7 @@
               <w:rPr>
                 <w:noProof/>
               </w:rPr>
-              <w:t>51</w:t>
+              <w:t>53</w:t>
             </w:r>
             <w:r>
               <w:rPr>
@@ -7161,7 +7413,7 @@
               <w14:ligatures w14:val="standardContextual"/>
             </w:rPr>
           </w:pPr>
-          <w:hyperlink w:anchor="_Toc243383698" w:history="1">
+          <w:hyperlink w:anchor="_Toc243646576" w:history="1">
             <w:r>
               <w:rPr>
                 <w:rStyle w:val="Hyperlink"/>
@@ -7185,7 +7437,7 @@
               <w:rPr>
                 <w:noProof/>
               </w:rPr>
-              <w:instrText xml:space="preserve"> PAGEREF _Toc243383698 \h </w:instrText>
+              <w:instrText xml:space="preserve"> PAGEREF _Toc243646576 \h </w:instrText>
             </w:r>
             <w:r>
               <w:rPr>
@@ -7202,7 +7454,7 @@
               <w:rPr>
                 <w:noProof/>
               </w:rPr>
-              <w:t>53</w:t>
+              <w:t>56</w:t>
             </w:r>
             <w:r>
               <w:rPr>
@@ -7224,7 +7476,7 @@
               <w14:ligatures w14:val="standardContextual"/>
             </w:rPr>
           </w:pPr>
-          <w:hyperlink w:anchor="_Toc243383699" w:history="1">
+          <w:hyperlink w:anchor="_Toc243646577" w:history="1">
             <w:r>
               <w:rPr>
                 <w:rStyle w:val="Hyperlink"/>
@@ -7248,7 +7500,7 @@
               <w:rPr>
                 <w:noProof/>
               </w:rPr>
-              <w:instrText xml:space="preserve"> PAGEREF _Toc243383699 \h </w:instrText>
+              <w:instrText xml:space="preserve"> PAGEREF _Toc243646577 \h </w:instrText>
             </w:r>
             <w:r>
               <w:rPr>
@@ -7265,7 +7517,7 @@
               <w:rPr>
                 <w:noProof/>
               </w:rPr>
-              <w:t>54</w:t>
+              <w:t>57</w:t>
             </w:r>
             <w:r>
               <w:rPr>
@@ -7287,7 +7539,7 @@
               <w14:ligatures w14:val="standardContextual"/>
             </w:rPr>
           </w:pPr>
-          <w:hyperlink w:anchor="_Toc243383700" w:history="1">
+          <w:hyperlink w:anchor="_Toc243646578" w:history="1">
             <w:r>
               <w:rPr>
                 <w:rStyle w:val="Hyperlink"/>
@@ -7311,7 +7563,7 @@
               <w:rPr>
                 <w:noProof/>
               </w:rPr>
-              <w:instrText xml:space="preserve"> PAGEREF _Toc243383700 \h </w:instrText>
+              <w:instrText xml:space="preserve"> PAGEREF _Toc243646578 \h </w:instrText>
             </w:r>
             <w:r>
               <w:rPr>
@@ -7328,7 +7580,7 @@
               <w:rPr>
                 <w:noProof/>
               </w:rPr>
-              <w:t>55</w:t>
+              <w:t>58</w:t>
             </w:r>
             <w:r>
               <w:rPr>
@@ -7350,7 +7602,7 @@
               <w14:ligatures w14:val="standardContextual"/>
             </w:rPr>
           </w:pPr>
-          <w:hyperlink w:anchor="_Toc243383701" w:history="1">
+          <w:hyperlink w:anchor="_Toc243646579" w:history="1">
             <w:r>
               <w:rPr>
                 <w:rStyle w:val="Hyperlink"/>
@@ -7374,7 +7626,7 @@
               <w:rPr>
                 <w:noProof/>
               </w:rPr>
-              <w:instrText xml:space="preserve"> PAGEREF _Toc243383701 \h </w:instrText>
+              <w:instrText xml:space="preserve"> PAGEREF _Toc243646579 \h </w:instrText>
             </w:r>
             <w:r>
               <w:rPr>
@@ -7391,7 +7643,7 @@
               <w:rPr>
                 <w:noProof/>
               </w:rPr>
-              <w:t>55</w:t>
+              <w:t>58</w:t>
             </w:r>
             <w:r>
               <w:rPr>
@@ -7413,7 +7665,7 @@
               <w14:ligatures w14:val="standardContextual"/>
             </w:rPr>
           </w:pPr>
-          <w:hyperlink w:anchor="_Toc243383702" w:history="1">
+          <w:hyperlink w:anchor="_Toc243646580" w:history="1">
             <w:r>
               <w:rPr>
                 <w:rStyle w:val="Hyperlink"/>
@@ -7437,7 +7689,7 @@
               <w:rPr>
                 <w:noProof/>
               </w:rPr>
-              <w:instrText xml:space="preserve"> PAGEREF _Toc243383702 \h </w:instrText>
+              <w:instrText xml:space="preserve"> PAGEREF _Toc243646580 \h </w:instrText>
             </w:r>
             <w:r>
               <w:rPr>
@@ -7454,7 +7706,7 @@
               <w:rPr>
                 <w:noProof/>
               </w:rPr>
-              <w:t>57</w:t>
+              <w:t>60</w:t>
             </w:r>
             <w:r>
               <w:rPr>
@@ -7476,7 +7728,7 @@
               <w14:ligatures w14:val="standardContextual"/>
             </w:rPr>
           </w:pPr>
-          <w:hyperlink w:anchor="_Toc243383703" w:history="1">
+          <w:hyperlink w:anchor="_Toc243646581" w:history="1">
             <w:r>
               <w:rPr>
                 <w:rStyle w:val="Hyperlink"/>
@@ -7500,7 +7752,7 @@
               <w:rPr>
                 <w:noProof/>
               </w:rPr>
-              <w:instrText xml:space="preserve"> PAGEREF _Toc243383703 \h </w:instrText>
+              <w:instrText xml:space="preserve"> PAGEREF _Toc243646581 \h </w:instrText>
             </w:r>
             <w:r>
               <w:rPr>
@@ -7517,7 +7769,7 @@
               <w:rPr>
                 <w:noProof/>
               </w:rPr>
-              <w:t>57</w:t>
+              <w:t>60</w:t>
             </w:r>
             <w:r>
               <w:rPr>
@@ -7537,13 +7789,13 @@
               <w14:ligatures w14:val="standardContextual"/>
             </w:rPr>
           </w:pPr>
-          <w:hyperlink w:anchor="_Toc243383704" w:history="1">
+          <w:hyperlink w:anchor="_Toc243646582" w:history="1">
             <w:r>
               <w:rPr>
                 <w:rStyle w:val="Hyperlink"/>
                 <w:noProof/>
               </w:rPr>
-              <w:t>4.6 INTERFACE WEB</w:t>
+              <w:t>4.6 CONTROLE DE ACESSO E AVALIAÇÃO DAS RESPOSTAS</w:t>
             </w:r>
             <w:r>
               <w:rPr>
@@ -7561,7 +7813,7 @@
               <w:rPr>
                 <w:noProof/>
               </w:rPr>
-              <w:instrText xml:space="preserve"> PAGEREF _Toc243383704 \h </w:instrText>
+              <w:instrText xml:space="preserve"> PAGEREF _Toc243646582 \h </w:instrText>
             </w:r>
             <w:r>
               <w:rPr>
@@ -7578,7 +7830,133 @@
               <w:rPr>
                 <w:noProof/>
               </w:rPr>
-              <w:t>58</w:t>
+              <w:t>61</w:t>
+            </w:r>
+            <w:r>
+              <w:rPr>
+                <w:noProof/>
+              </w:rPr>
+              <w:fldChar w:fldCharType="end"/>
+            </w:r>
+          </w:hyperlink>
+        </w:p>
+        <w:p>
+          <w:pPr>
+            <w:pStyle w:val="Sumrio3"/>
+            <w:rPr>
+              <w:rFonts w:asciiTheme="minorHAnsi" w:eastAsiaTheme="minorEastAsia" w:hAnsiTheme="minorHAnsi" w:cstheme="minorBidi"/>
+              <w:b w:val="0"/>
+              <w:bCs w:val="0"/>
+              <w:noProof/>
+              <w:kern w:val="2"/>
+              <w14:ligatures w14:val="standardContextual"/>
+            </w:rPr>
+          </w:pPr>
+          <w:hyperlink w:anchor="_Toc243646583" w:history="1">
+            <w:r>
+              <w:rPr>
+                <w:rStyle w:val="Hyperlink"/>
+                <w:noProof/>
+              </w:rPr>
+              <w:t>4.6.1 Autenticação e sessões</w:t>
+            </w:r>
+            <w:r>
+              <w:rPr>
+                <w:noProof/>
+              </w:rPr>
+              <w:tab/>
+            </w:r>
+            <w:r>
+              <w:rPr>
+                <w:noProof/>
+              </w:rPr>
+              <w:fldChar w:fldCharType="begin"/>
+            </w:r>
+            <w:r>
+              <w:rPr>
+                <w:noProof/>
+              </w:rPr>
+              <w:instrText xml:space="preserve"> PAGEREF _Toc243646583 \h </w:instrText>
+            </w:r>
+            <w:r>
+              <w:rPr>
+                <w:noProof/>
+              </w:rPr>
+            </w:r>
+            <w:r>
+              <w:rPr>
+                <w:noProof/>
+              </w:rPr>
+              <w:fldChar w:fldCharType="separate"/>
+            </w:r>
+            <w:r>
+              <w:rPr>
+                <w:noProof/>
+              </w:rPr>
+              <w:t>61</w:t>
+            </w:r>
+            <w:r>
+              <w:rPr>
+                <w:noProof/>
+              </w:rPr>
+              <w:fldChar w:fldCharType="end"/>
+            </w:r>
+          </w:hyperlink>
+        </w:p>
+        <w:p>
+          <w:pPr>
+            <w:pStyle w:val="Sumrio3"/>
+            <w:rPr>
+              <w:rFonts w:asciiTheme="minorHAnsi" w:eastAsiaTheme="minorEastAsia" w:hAnsiTheme="minorHAnsi" w:cstheme="minorBidi"/>
+              <w:b w:val="0"/>
+              <w:bCs w:val="0"/>
+              <w:noProof/>
+              <w:kern w:val="2"/>
+              <w14:ligatures w14:val="standardContextual"/>
+            </w:rPr>
+          </w:pPr>
+          <w:hyperlink w:anchor="_Toc243646584" w:history="1">
+            <w:r>
+              <w:rPr>
+                <w:rStyle w:val="Hyperlink"/>
+                <w:noProof/>
+              </w:rPr>
+              <w:t>4.6.2 Registro da avaliação das respostas</w:t>
+            </w:r>
+            <w:r>
+              <w:rPr>
+                <w:noProof/>
+              </w:rPr>
+              <w:tab/>
+            </w:r>
+            <w:r>
+              <w:rPr>
+                <w:noProof/>
+              </w:rPr>
+              <w:fldChar w:fldCharType="begin"/>
+            </w:r>
+            <w:r>
+              <w:rPr>
+                <w:noProof/>
+              </w:rPr>
+              <w:instrText xml:space="preserve"> PAGEREF _Toc243646584 \h </w:instrText>
+            </w:r>
+            <w:r>
+              <w:rPr>
+                <w:noProof/>
+              </w:rPr>
+            </w:r>
+            <w:r>
+              <w:rPr>
+                <w:noProof/>
+              </w:rPr>
+              <w:fldChar w:fldCharType="separate"/>
+            </w:r>
+            <w:r>
+              <w:rPr>
+                <w:noProof/>
+              </w:rPr>
+              <w:t>62</w:t>
             </w:r>
             <w:r>
               <w:rPr>
@@ -7598,13 +7976,13 @@
               <w14:ligatures w14:val="standardContextual"/>
             </w:rPr>
           </w:pPr>
-          <w:hyperlink w:anchor="_Toc243383705" w:history="1">
+          <w:hyperlink w:anchor="_Toc243646585" w:history="1">
             <w:r>
               <w:rPr>
                 <w:rStyle w:val="Hyperlink"/>
                 <w:noProof/>
               </w:rPr>
-              <w:t>4.7 VERIFICAÇÃO DO SOFTWARE</w:t>
+              <w:t>4.7 INTERFACE WEB</w:t>
             </w:r>
             <w:r>
               <w:rPr>
@@ -7622,7 +8000,7 @@
               <w:rPr>
                 <w:noProof/>
               </w:rPr>
-              <w:instrText xml:space="preserve"> PAGEREF _Toc243383705 \h </w:instrText>
+              <w:instrText xml:space="preserve"> PAGEREF _Toc243646585 \h </w:instrText>
             </w:r>
             <w:r>
               <w:rPr>
@@ -7639,7 +8017,68 @@
               <w:rPr>
                 <w:noProof/>
               </w:rPr>
-              <w:t>62</w:t>
+              <w:t>63</w:t>
+            </w:r>
+            <w:r>
+              <w:rPr>
+                <w:noProof/>
+              </w:rPr>
+              <w:fldChar w:fldCharType="end"/>
+            </w:r>
+          </w:hyperlink>
+        </w:p>
+        <w:p>
+          <w:pPr>
+            <w:pStyle w:val="Sumrio2"/>
+            <w:rPr>
+              <w:rFonts w:asciiTheme="minorHAnsi" w:eastAsiaTheme="minorEastAsia" w:hAnsiTheme="minorHAnsi" w:cstheme="minorBidi"/>
+              <w:noProof/>
+              <w:kern w:val="2"/>
+              <w14:ligatures w14:val="standardContextual"/>
+            </w:rPr>
+          </w:pPr>
+          <w:hyperlink w:anchor="_Toc243646586" w:history="1">
+            <w:r>
+              <w:rPr>
+                <w:rStyle w:val="Hyperlink"/>
+                <w:noProof/>
+              </w:rPr>
+              <w:t>4.8 VERIFICAÇÃO DO SOFTWARE</w:t>
+            </w:r>
+            <w:r>
+              <w:rPr>
+                <w:noProof/>
+              </w:rPr>
+              <w:tab/>
+            </w:r>
+            <w:r>
+              <w:rPr>
+                <w:noProof/>
+              </w:rPr>
+              <w:fldChar w:fldCharType="begin"/>
+            </w:r>
+            <w:r>
+              <w:rPr>
+                <w:noProof/>
+              </w:rPr>
+              <w:instrText xml:space="preserve"> PAGEREF _Toc243646586 \h </w:instrText>
+            </w:r>
+            <w:r>
+              <w:rPr>
+                <w:noProof/>
+              </w:rPr>
+            </w:r>
+            <w:r>
+              <w:rPr>
+                <w:noProof/>
+              </w:rPr>
+              <w:fldChar w:fldCharType="separate"/>
+            </w:r>
+            <w:r>
+              <w:rPr>
+                <w:noProof/>
+              </w:rPr>
+              <w:t>69</w:t>
             </w:r>
             <w:r>
               <w:rPr>
@@ -7661,7 +8100,7 @@
               <w14:ligatures w14:val="standardContextual"/>
             </w:rPr>
           </w:pPr>
-          <w:hyperlink w:anchor="_Toc243383706" w:history="1">
+          <w:hyperlink w:anchor="_Toc243646587" w:history="1">
             <w:r>
               <w:rPr>
                 <w:rStyle w:val="Hyperlink"/>
@@ -7685,7 +8124,7 @@
               <w:rPr>
                 <w:noProof/>
               </w:rPr>
-              <w:instrText xml:space="preserve"> PAGEREF _Toc243383706 \h </w:instrText>
+              <w:instrText xml:space="preserve"> PAGEREF _Toc243646587 \h </w:instrText>
             </w:r>
             <w:r>
               <w:rPr>
@@ -7702,7 +8141,7 @@
               <w:rPr>
                 <w:noProof/>
               </w:rPr>
-              <w:t>64</w:t>
+              <w:t>72</w:t>
             </w:r>
             <w:r>
               <w:rPr>
@@ -7722,7 +8161,7 @@
               <w14:ligatures w14:val="standardContextual"/>
             </w:rPr>
           </w:pPr>
-          <w:hyperlink w:anchor="_Toc243383707" w:history="1">
+          <w:hyperlink w:anchor="_Toc243646588" w:history="1">
             <w:r>
               <w:rPr>
                 <w:rStyle w:val="Hyperlink"/>
@@ -7746,7 +8185,7 @@
               <w:rPr>
                 <w:noProof/>
               </w:rPr>
-              <w:instrText xml:space="preserve"> PAGEREF _Toc243383707 \h </w:instrText>
+              <w:instrText xml:space="preserve"> PAGEREF _Toc243646588 \h </w:instrText>
             </w:r>
             <w:r>
               <w:rPr>
@@ -7763,7 +8202,7 @@
               <w:rPr>
                 <w:noProof/>
               </w:rPr>
-              <w:t>64</w:t>
+              <w:t>72</w:t>
             </w:r>
             <w:r>
               <w:rPr>
@@ -7783,7 +8222,7 @@
               <w14:ligatures w14:val="standardContextual"/>
             </w:rPr>
           </w:pPr>
-          <w:hyperlink w:anchor="_Toc243383708" w:history="1">
+          <w:hyperlink w:anchor="_Toc243646589" w:history="1">
             <w:r>
               <w:rPr>
                 <w:rStyle w:val="Hyperlink"/>
@@ -7807,7 +8246,7 @@
               <w:rPr>
                 <w:noProof/>
               </w:rPr>
-              <w:instrText xml:space="preserve"> PAGEREF _Toc243383708 \h </w:instrText>
+              <w:instrText xml:space="preserve"> PAGEREF _Toc243646589 \h </w:instrText>
             </w:r>
             <w:r>
               <w:rPr>
@@ -7824,7 +8263,7 @@
               <w:rPr>
                 <w:noProof/>
               </w:rPr>
-              <w:t>64</w:t>
+              <w:t>73</w:t>
             </w:r>
             <w:r>
               <w:rPr>
@@ -7844,7 +8283,7 @@
               <w14:ligatures w14:val="standardContextual"/>
             </w:rPr>
           </w:pPr>
-          <w:hyperlink w:anchor="_Toc243383709" w:history="1">
+          <w:hyperlink w:anchor="_Toc243646590" w:history="1">
             <w:r>
               <w:rPr>
                 <w:rStyle w:val="Hyperlink"/>
@@ -7868,7 +8307,7 @@
               <w:rPr>
                 <w:noProof/>
               </w:rPr>
-              <w:instrText xml:space="preserve"> PAGEREF _Toc243383709 \h </w:instrText>
+              <w:instrText xml:space="preserve"> PAGEREF _Toc243646590 \h </w:instrText>
             </w:r>
             <w:r>
               <w:rPr>
@@ -7885,7 +8324,7 @@
               <w:rPr>
                 <w:noProof/>
               </w:rPr>
-              <w:t>67</w:t>
+              <w:t>75</w:t>
             </w:r>
             <w:r>
               <w:rPr>
@@ -7907,7 +8346,7 @@
               <w14:ligatures w14:val="standardContextual"/>
             </w:rPr>
           </w:pPr>
-          <w:hyperlink w:anchor="_Toc243383710" w:history="1">
+          <w:hyperlink w:anchor="_Toc243646591" w:history="1">
             <w:r>
               <w:rPr>
                 <w:rStyle w:val="Hyperlink"/>
@@ -7931,7 +8370,7 @@
               <w:rPr>
                 <w:noProof/>
               </w:rPr>
-              <w:instrText xml:space="preserve"> PAGEREF _Toc243383710 \h </w:instrText>
+              <w:instrText xml:space="preserve"> PAGEREF _Toc243646591 \h </w:instrText>
             </w:r>
             <w:r>
               <w:rPr>
@@ -7948,7 +8387,7 @@
               <w:rPr>
                 <w:noProof/>
               </w:rPr>
-              <w:t>67</w:t>
+              <w:t>75</w:t>
             </w:r>
             <w:r>
               <w:rPr>
@@ -7970,7 +8409,7 @@
               <w14:ligatures w14:val="standardContextual"/>
             </w:rPr>
           </w:pPr>
-          <w:hyperlink w:anchor="_Toc243383711" w:history="1">
+          <w:hyperlink w:anchor="_Toc243646592" w:history="1">
             <w:r>
               <w:rPr>
                 <w:rStyle w:val="Hyperlink"/>
@@ -7994,7 +8433,7 @@
               <w:rPr>
                 <w:noProof/>
               </w:rPr>
-              <w:instrText xml:space="preserve"> PAGEREF _Toc243383711 \h </w:instrText>
+              <w:instrText xml:space="preserve"> PAGEREF _Toc243646592 \h </w:instrText>
             </w:r>
             <w:r>
               <w:rPr>
@@ -8011,7 +8450,7 @@
               <w:rPr>
                 <w:noProof/>
               </w:rPr>
-              <w:t>67</w:t>
+              <w:t>75</w:t>
             </w:r>
             <w:r>
               <w:rPr>
@@ -8033,7 +8472,7 @@
               <w14:ligatures w14:val="standardContextual"/>
             </w:rPr>
           </w:pPr>
-          <w:hyperlink w:anchor="_Toc243383712" w:history="1">
+          <w:hyperlink w:anchor="_Toc243646593" w:history="1">
             <w:r>
               <w:rPr>
                 <w:rStyle w:val="Hyperlink"/>
@@ -8057,7 +8496,7 @@
               <w:rPr>
                 <w:noProof/>
               </w:rPr>
-              <w:instrText xml:space="preserve"> PAGEREF _Toc243383712 \h </w:instrText>
+              <w:instrText xml:space="preserve"> PAGEREF _Toc243646593 \h </w:instrText>
             </w:r>
             <w:r>
               <w:rPr>
@@ -8074,7 +8513,7 @@
               <w:rPr>
                 <w:noProof/>
               </w:rPr>
-              <w:t>68</w:t>
+              <w:t>76</w:t>
             </w:r>
             <w:r>
               <w:rPr>
@@ -8096,7 +8535,7 @@
               <w14:ligatures w14:val="standardContextual"/>
             </w:rPr>
           </w:pPr>
-          <w:hyperlink w:anchor="_Toc243383713" w:history="1">
+          <w:hyperlink w:anchor="_Toc243646594" w:history="1">
             <w:r>
               <w:rPr>
                 <w:rStyle w:val="Hyperlink"/>
@@ -8120,7 +8559,7 @@
               <w:rPr>
                 <w:noProof/>
               </w:rPr>
-              <w:instrText xml:space="preserve"> PAGEREF _Toc243383713 \h </w:instrText>
+              <w:instrText xml:space="preserve"> PAGEREF _Toc243646594 \h </w:instrText>
             </w:r>
             <w:r>
               <w:rPr>
@@ -8137,7 +8576,7 @@
               <w:rPr>
                 <w:noProof/>
               </w:rPr>
-              <w:t>68</w:t>
+              <w:t>76</w:t>
             </w:r>
             <w:r>
               <w:rPr>
@@ -8159,7 +8598,7 @@
               <w14:ligatures w14:val="standardContextual"/>
             </w:rPr>
           </w:pPr>
-          <w:hyperlink w:anchor="_Toc243383714" w:history="1">
+          <w:hyperlink w:anchor="_Toc243646595" w:history="1">
             <w:r>
               <w:rPr>
                 <w:rStyle w:val="Hyperlink"/>
@@ -8183,7 +8622,7 @@
               <w:rPr>
                 <w:noProof/>
               </w:rPr>
-              <w:instrText xml:space="preserve"> PAGEREF _Toc243383714 \h </w:instrText>
+              <w:instrText xml:space="preserve"> PAGEREF _Toc243646595 \h </w:instrText>
             </w:r>
             <w:r>
               <w:rPr>
@@ -8200,7 +8639,7 @@
               <w:rPr>
                 <w:noProof/>
               </w:rPr>
-              <w:t>69</w:t>
+              <w:t>77</w:t>
             </w:r>
             <w:r>
               <w:rPr>
@@ -8220,7 +8659,7 @@
               <w14:ligatures w14:val="standardContextual"/>
             </w:rPr>
           </w:pPr>
-          <w:hyperlink w:anchor="_Toc243383715" w:history="1">
+          <w:hyperlink w:anchor="_Toc243646596" w:history="1">
             <w:r>
               <w:rPr>
                 <w:rStyle w:val="Hyperlink"/>
@@ -8244,7 +8683,7 @@
               <w:rPr>
                 <w:noProof/>
               </w:rPr>
-              <w:instrText xml:space="preserve"> PAGEREF _Toc243383715 \h </w:instrText>
+              <w:instrText xml:space="preserve"> PAGEREF _Toc243646596 \h </w:instrText>
             </w:r>
             <w:r>
               <w:rPr>
@@ -8261,7 +8700,7 @@
               <w:rPr>
                 <w:noProof/>
               </w:rPr>
-              <w:t>69</w:t>
+              <w:t>77</w:t>
             </w:r>
             <w:r>
               <w:rPr>
@@ -8281,7 +8720,7 @@
               <w14:ligatures w14:val="standardContextual"/>
             </w:rPr>
           </w:pPr>
-          <w:hyperlink w:anchor="_Toc243383716" w:history="1">
+          <w:hyperlink w:anchor="_Toc243646597" w:history="1">
             <w:r>
               <w:rPr>
                 <w:rStyle w:val="Hyperlink"/>
@@ -8305,7 +8744,7 @@
               <w:rPr>
                 <w:noProof/>
               </w:rPr>
-              <w:instrText xml:space="preserve"> PAGEREF _Toc243383716 \h </w:instrText>
+              <w:instrText xml:space="preserve"> PAGEREF _Toc243646597 \h </w:instrText>
             </w:r>
             <w:r>
               <w:rPr>
@@ -8322,7 +8761,7 @@
               <w:rPr>
                 <w:noProof/>
               </w:rPr>
-              <w:t>70</w:t>
+              <w:t>78</w:t>
             </w:r>
             <w:r>
               <w:rPr>
@@ -8342,7 +8781,7 @@
               <w14:ligatures w14:val="standardContextual"/>
             </w:rPr>
           </w:pPr>
-          <w:hyperlink w:anchor="_Toc243383717" w:history="1">
+          <w:hyperlink w:anchor="_Toc243646598" w:history="1">
             <w:r>
               <w:rPr>
                 <w:rStyle w:val="Hyperlink"/>
@@ -8366,7 +8805,7 @@
               <w:rPr>
                 <w:noProof/>
               </w:rPr>
-              <w:instrText xml:space="preserve"> PAGEREF _Toc243383717 \h </w:instrText>
+              <w:instrText xml:space="preserve"> PAGEREF _Toc243646598 \h </w:instrText>
             </w:r>
             <w:r>
               <w:rPr>
@@ -8383,7 +8822,7 @@
               <w:rPr>
                 <w:noProof/>
               </w:rPr>
-              <w:t>70</w:t>
+              <w:t>78</w:t>
             </w:r>
             <w:r>
               <w:rPr>
@@ -8403,7 +8842,7 @@
               <w14:ligatures w14:val="standardContextual"/>
             </w:rPr>
           </w:pPr>
-          <w:hyperlink w:anchor="_Toc243383718" w:history="1">
+          <w:hyperlink w:anchor="_Toc243646599" w:history="1">
             <w:r>
               <w:rPr>
                 <w:rStyle w:val="Hyperlink"/>
@@ -8427,7 +8866,7 @@
               <w:rPr>
                 <w:noProof/>
               </w:rPr>
-              <w:instrText xml:space="preserve"> PAGEREF _Toc243383718 \h </w:instrText>
+              <w:instrText xml:space="preserve"> PAGEREF _Toc243646599 \h </w:instrText>
             </w:r>
             <w:r>
               <w:rPr>
@@ -8444,7 +8883,7 @@
               <w:rPr>
                 <w:noProof/>
               </w:rPr>
-              <w:t>71</w:t>
+              <w:t>79</w:t>
             </w:r>
             <w:r>
               <w:rPr>
@@ -8466,7 +8905,7 @@
               <w14:ligatures w14:val="standardContextual"/>
             </w:rPr>
           </w:pPr>
-          <w:hyperlink w:anchor="_Toc243383719" w:history="1">
+          <w:hyperlink w:anchor="_Toc243646600" w:history="1">
             <w:r>
               <w:rPr>
                 <w:rStyle w:val="Hyperlink"/>
@@ -8490,7 +8929,7 @@
               <w:rPr>
                 <w:noProof/>
               </w:rPr>
-              <w:instrText xml:space="preserve"> PAGEREF _Toc243383719 \h </w:instrText>
+              <w:instrText xml:space="preserve"> PAGEREF _Toc243646600 \h </w:instrText>
             </w:r>
             <w:r>
               <w:rPr>
@@ -8507,7 +8946,7 @@
               <w:rPr>
                 <w:noProof/>
               </w:rPr>
-              <w:t>72</w:t>
+              <w:t>81</w:t>
             </w:r>
             <w:r>
               <w:rPr>
@@ -8529,7 +8968,7 @@
               <w14:ligatures w14:val="standardContextual"/>
             </w:rPr>
           </w:pPr>
-          <w:hyperlink w:anchor="_Toc243383720" w:history="1">
+          <w:hyperlink w:anchor="_Toc243646601" w:history="1">
             <w:r>
               <w:rPr>
                 <w:rStyle w:val="Hyperlink"/>
@@ -8553,7 +8992,7 @@
               <w:rPr>
                 <w:noProof/>
               </w:rPr>
-              <w:instrText xml:space="preserve"> PAGEREF _Toc243383720 \h </w:instrText>
+              <w:instrText xml:space="preserve"> PAGEREF _Toc243646601 \h </w:instrText>
             </w:r>
             <w:r>
               <w:rPr>
@@ -8570,7 +9009,7 @@
               <w:rPr>
                 <w:noProof/>
               </w:rPr>
-              <w:t>74</w:t>
+              <w:t>83</w:t>
             </w:r>
             <w:r>
               <w:rPr>
@@ -8592,7 +9031,7 @@
               <w14:ligatures w14:val="standardContextual"/>
             </w:rPr>
           </w:pPr>
-          <w:hyperlink w:anchor="_Toc243383721" w:history="1">
+          <w:hyperlink w:anchor="_Toc243646602" w:history="1">
             <w:r>
               <w:rPr>
                 <w:rStyle w:val="Hyperlink"/>
@@ -8616,7 +9055,7 @@
               <w:rPr>
                 <w:noProof/>
               </w:rPr>
-              <w:instrText xml:space="preserve"> PAGEREF _Toc243383721 \h </w:instrText>
+              <w:instrText xml:space="preserve"> PAGEREF _Toc243646602 \h </w:instrText>
             </w:r>
             <w:r>
               <w:rPr>
@@ -8633,7 +9072,7 @@
               <w:rPr>
                 <w:noProof/>
               </w:rPr>
-              <w:t>78</w:t>
+              <w:t>87</w:t>
             </w:r>
             <w:r>
               <w:rPr>
@@ -8655,7 +9094,7 @@
               <w14:ligatures w14:val="standardContextual"/>
             </w:rPr>
           </w:pPr>
-          <w:hyperlink w:anchor="_Toc243383722" w:history="1">
+          <w:hyperlink w:anchor="_Toc243646603" w:history="1">
             <w:r>
               <w:rPr>
                 <w:rStyle w:val="Hyperlink"/>
@@ -8679,7 +9118,7 @@
               <w:rPr>
                 <w:noProof/>
               </w:rPr>
-              <w:instrText xml:space="preserve"> PAGEREF _Toc243383722 \h </w:instrText>
+              <w:instrText xml:space="preserve"> PAGEREF _Toc243646603 \h </w:instrText>
             </w:r>
             <w:r>
               <w:rPr>
@@ -8696,7 +9135,7 @@
               <w:rPr>
                 <w:noProof/>
               </w:rPr>
-              <w:t>80</w:t>
+              <w:t>89</w:t>
             </w:r>
             <w:r>
               <w:rPr>
@@ -8718,7 +9157,7 @@
               <w14:ligatures w14:val="standardContextual"/>
             </w:rPr>
           </w:pPr>
-          <w:hyperlink w:anchor="_Toc243383723" w:history="1">
+          <w:hyperlink w:anchor="_Toc243646604" w:history="1">
             <w:r>
               <w:rPr>
                 <w:rStyle w:val="Hyperlink"/>
@@ -8742,7 +9181,7 @@
               <w:rPr>
                 <w:noProof/>
               </w:rPr>
-              <w:instrText xml:space="preserve"> PAGEREF _Toc243383723 \h </w:instrText>
+              <w:instrText xml:space="preserve"> PAGEREF _Toc243646604 \h </w:instrText>
             </w:r>
             <w:r>
               <w:rPr>
@@ -8759,7 +9198,7 @@
               <w:rPr>
                 <w:noProof/>
               </w:rPr>
-              <w:t>81</w:t>
+              <w:t>90</w:t>
             </w:r>
             <w:r>
               <w:rPr>
@@ -8781,7 +9220,7 @@
               <w14:ligatures w14:val="standardContextual"/>
             </w:rPr>
           </w:pPr>
-          <w:hyperlink w:anchor="_Toc243383724" w:history="1">
+          <w:hyperlink w:anchor="_Toc243646605" w:history="1">
             <w:r>
               <w:rPr>
                 <w:rStyle w:val="Hyperlink"/>
@@ -8805,7 +9244,7 @@
               <w:rPr>
                 <w:noProof/>
               </w:rPr>
-              <w:instrText xml:space="preserve"> PAGEREF _Toc243383724 \h </w:instrText>
+              <w:instrText xml:space="preserve"> PAGEREF _Toc243646605 \h </w:instrText>
             </w:r>
             <w:r>
               <w:rPr>
@@ -8822,7 +9261,7 @@
               <w:rPr>
                 <w:noProof/>
               </w:rPr>
-              <w:t>82</w:t>
+              <w:t>91</w:t>
             </w:r>
             <w:r>
               <w:rPr>
@@ -8844,7 +9283,7 @@
               <w14:ligatures w14:val="standardContextual"/>
             </w:rPr>
           </w:pPr>
-          <w:hyperlink w:anchor="_Toc243383725" w:history="1">
+          <w:hyperlink w:anchor="_Toc243646606" w:history="1">
             <w:r>
               <w:rPr>
                 <w:rStyle w:val="Hyperlink"/>
@@ -8868,7 +9307,7 @@
               <w:rPr>
                 <w:noProof/>
               </w:rPr>
-              <w:instrText xml:space="preserve"> PAGEREF _Toc243383725 \h </w:instrText>
+              <w:instrText xml:space="preserve"> PAGEREF _Toc243646606 \h </w:instrText>
             </w:r>
             <w:r>
               <w:rPr>
@@ -8885,7 +9324,7 @@
               <w:rPr>
                 <w:noProof/>
               </w:rPr>
-              <w:t>84</w:t>
+              <w:t>93</w:t>
             </w:r>
             <w:r>
               <w:rPr>
@@ -8917,7 +9356,7 @@
       <w:pPr>
         <w:pStyle w:val="Ttulo1"/>
       </w:pPr>
-      <w:bookmarkStart w:id="0" w:name="_Toc243383647"/>
+      <w:bookmarkStart w:id="0" w:name="_Toc243646525"/>
       <w:r>
         <w:lastRenderedPageBreak/>
         <w:t>1 INTRODUÇÃO</w:t>
@@ -9195,7 +9634,7 @@
       <w:pPr>
         <w:pStyle w:val="Ttulo2"/>
       </w:pPr>
-      <w:bookmarkStart w:id="1" w:name="_Toc243383648"/>
+      <w:bookmarkStart w:id="1" w:name="_Toc243646526"/>
       <w:r>
         <w:t>1.1 OBJETIVOS</w:t>
       </w:r>
@@ -9205,7 +9644,7 @@
       <w:pPr>
         <w:pStyle w:val="Ttulo3"/>
       </w:pPr>
-      <w:bookmarkStart w:id="2" w:name="_Toc243383649"/>
+      <w:bookmarkStart w:id="2" w:name="_Toc243646527"/>
       <w:r>
         <w:t>1.1.1 Objetivo Geral</w:t>
       </w:r>
@@ -9223,7 +9662,7 @@
       <w:pPr>
         <w:pStyle w:val="Ttulo3"/>
       </w:pPr>
-      <w:bookmarkStart w:id="3" w:name="_Toc243383650"/>
+      <w:bookmarkStart w:id="3" w:name="_Toc243646528"/>
       <w:r>
         <w:t>1.1.2 Objetivos Específicos</w:t>
       </w:r>
@@ -9332,7 +9771,7 @@
       <w:pPr>
         <w:pStyle w:val="Ttulo2"/>
       </w:pPr>
-      <w:bookmarkStart w:id="4" w:name="_Toc243383651"/>
+      <w:bookmarkStart w:id="4" w:name="_Toc243646529"/>
       <w:r>
         <w:t>1.2 JUSTIFICATIVA</w:t>
       </w:r>
@@ -9467,7 +9906,7 @@
       <w:pPr>
         <w:pStyle w:val="Ttulo2"/>
       </w:pPr>
-      <w:bookmarkStart w:id="5" w:name="_Toc243383652"/>
+      <w:bookmarkStart w:id="5" w:name="_Toc243646530"/>
       <w:r>
         <w:t>1.3 ORGANIZAÇÃO DO TRABALHO</w:t>
       </w:r>
@@ -9493,7 +9932,7 @@
         <w:pStyle w:val="Ttulo1"/>
         <w:pageBreakBefore/>
       </w:pPr>
-      <w:bookmarkStart w:id="6" w:name="_Toc243383653"/>
+      <w:bookmarkStart w:id="6" w:name="_Toc243646531"/>
       <w:r>
         <w:lastRenderedPageBreak/>
         <w:t>2 REFERENCIAL TEÓRICO</w:t>
@@ -9515,7 +9954,7 @@
       <w:pPr>
         <w:pStyle w:val="Ttulo2"/>
       </w:pPr>
-      <w:bookmarkStart w:id="7" w:name="_Toc243383654"/>
+      <w:bookmarkStart w:id="7" w:name="_Toc243646532"/>
       <w:r>
         <w:t>2.1 HANSENÍASE E INFORMAÇÃO CLÍNICA</w:t>
       </w:r>
@@ -9525,7 +9964,7 @@
       <w:pPr>
         <w:pStyle w:val="Ttulo3"/>
       </w:pPr>
-      <w:bookmarkStart w:id="8" w:name="_Toc243383655"/>
+      <w:bookmarkStart w:id="8" w:name="_Toc243646533"/>
       <w:r>
         <w:t>2.1.1 Agente, transmissão e classificação</w:t>
       </w:r>
@@ -9567,7 +10006,7 @@
       <w:pPr>
         <w:pStyle w:val="Ttulo3"/>
       </w:pPr>
-      <w:bookmarkStart w:id="9" w:name="_Toc243383656"/>
+      <w:bookmarkStart w:id="9" w:name="_Toc243646534"/>
       <w:r>
         <w:lastRenderedPageBreak/>
         <w:t>2.1.2 Diagnóstico, tratamento e desafios na atenção primária</w:t>
@@ -9618,7 +10057,7 @@
       <w:pPr>
         <w:pStyle w:val="Ttulo3"/>
       </w:pPr>
-      <w:bookmarkStart w:id="10" w:name="_Toc243383657"/>
+      <w:bookmarkStart w:id="10" w:name="_Toc243646535"/>
       <w:r>
         <w:t>2.1.3 Dimensão social da doença</w:t>
       </w:r>
@@ -9653,17 +10092,14 @@
         <w:t>et al.</w:t>
       </w:r>
       <w:r>
-        <w:t>, 2020). Para um sistema de informação sobre hanseníase, essa dimensão reforça a importância de linguagem adequada e de cuidado na comunicação, aspecto cons</w:t>
-      </w:r>
-      <w:r>
-        <w:t>iderado na categoria de perguntas psicossociais tratada pelo sistema (Seção 4.5.1).</w:t>
+        <w:t>, 2020). Para um sistema de informação sobre hanseníase, essa dimensão reforça a importância de linguagem adequada e de cuidado na comunicação, aspecto considerado na categoria de perguntas psicossociais tratada pelo sistema (Seção 4.5.1).</w:t>
       </w:r>
     </w:p>
     <w:p>
       <w:pPr>
         <w:pStyle w:val="Ttulo2"/>
       </w:pPr>
-      <w:bookmarkStart w:id="11" w:name="_Toc243383658"/>
+      <w:bookmarkStart w:id="11" w:name="_Toc243646536"/>
       <w:r>
         <w:t>2.2 SISTEMAS DE APOIO À DECISÃO CLÍNICA</w:t>
       </w:r>
@@ -9744,7 +10180,7 @@
       <w:pPr>
         <w:pStyle w:val="Ttulo2"/>
       </w:pPr>
-      <w:bookmarkStart w:id="12" w:name="_Toc243383659"/>
+      <w:bookmarkStart w:id="12" w:name="_Toc243646537"/>
       <w:r>
         <w:t>2.3 MODELOS DE LINGUAGEM DE GRANDE ESCALA NA SAÚDE</w:t>
       </w:r>
@@ -9831,7 +10267,7 @@
       <w:pPr>
         <w:pStyle w:val="Ttulo2"/>
       </w:pPr>
-      <w:bookmarkStart w:id="13" w:name="_Toc243383660"/>
+      <w:bookmarkStart w:id="13" w:name="_Toc243646538"/>
       <w:r>
         <w:t>2.4 RECUPERAÇÃO DE INFORMAÇÃO</w:t>
       </w:r>
@@ -9853,7 +10289,7 @@
       <w:pPr>
         <w:pStyle w:val="Ttulo3"/>
       </w:pPr>
-      <w:bookmarkStart w:id="14" w:name="_Toc243383661"/>
+      <w:bookmarkStart w:id="14" w:name="_Toc243646539"/>
       <w:r>
         <w:t>2.4.1 Recuperação lexical</w:t>
       </w:r>
@@ -9936,7 +10372,7 @@
       <w:pPr>
         <w:pStyle w:val="Ttulo3"/>
       </w:pPr>
-      <w:bookmarkStart w:id="15" w:name="_Toc243383662"/>
+      <w:bookmarkStart w:id="15" w:name="_Toc243646540"/>
       <w:r>
         <w:t xml:space="preserve">2.4.2 </w:t>
       </w:r>
@@ -10076,7 +10512,7 @@
       <w:pPr>
         <w:pStyle w:val="Ttulo3"/>
       </w:pPr>
-      <w:bookmarkStart w:id="16" w:name="_Toc243383663"/>
+      <w:bookmarkStart w:id="16" w:name="_Toc243646541"/>
       <w:r>
         <w:t>2.4.3 Recuperação híbrida e reordenação</w:t>
       </w:r>
@@ -10139,17 +10575,17 @@
       </w:r>
       <w:r>
         <w:lastRenderedPageBreak/>
-        <w:t>alternativa: a reordenação utiliza metadados clínicos dos trechos, como a criticidade e a relação com medicamentos ou reações, conforme descri</w:t>
-      </w:r>
-      <w:r>
-        <w:t>to na Seção 4.5.3.</w:t>
+        <w:t>alternativa: a reordenação utiliza metadados clínicos dos trechos, como a criticidade e a relação com medicamentos ou reações, conforme descrito na Seç</w:t>
+      </w:r>
+      <w:r>
+        <w:t>ão 4.5.3.</w:t>
       </w:r>
     </w:p>
     <w:p>
       <w:pPr>
         <w:pStyle w:val="Ttulo2"/>
       </w:pPr>
-      <w:bookmarkStart w:id="17" w:name="_Toc243383664"/>
+      <w:bookmarkStart w:id="17" w:name="_Toc243646542"/>
       <w:r>
         <w:t>2.5 GERAÇÃO AUMENTADA POR RECUPERAÇÃO (RAG)</w:t>
       </w:r>
@@ -10190,7 +10626,7 @@
       <w:pPr>
         <w:pStyle w:val="Ttulo3"/>
       </w:pPr>
-      <w:bookmarkStart w:id="18" w:name="_Toc243383665"/>
+      <w:bookmarkStart w:id="18" w:name="_Toc243646543"/>
       <w:r>
         <w:t xml:space="preserve">2.5.1 Arquitetura e </w:t>
       </w:r>
@@ -10286,7 +10722,7 @@
       <w:pPr>
         <w:pStyle w:val="Ttulo3"/>
       </w:pPr>
-      <w:bookmarkStart w:id="19" w:name="_Toc243383666"/>
+      <w:bookmarkStart w:id="19" w:name="_Toc243646544"/>
       <w:r>
         <w:lastRenderedPageBreak/>
         <w:t>2.5.2 Fundamentação e rastreabilidade das respostas</w:t>
@@ -10318,10 +10754,10 @@
         <w:t>et al.</w:t>
       </w:r>
       <w:r>
-        <w:t xml:space="preserve"> (2024) mostraram, com o sistema Almanac, que a recuperação a partir de fontes médicas curadas aumentou a factualidade das respostas avaliadas por médicos em cenários clínicos, com </w:t>
-      </w:r>
-      <w:r>
-        <w:t xml:space="preserve">ganhos também em completude e segurança. A citação de fontes, entretanto, não garante fidelidade: o modelo pode citar um trecho e afirmar algo que ele não sustenta, o que torna necessário avaliar a correspondência entre a resposta e as fontes (Es </w:t>
+        <w:t xml:space="preserve"> (2024) mostraram, com o sistema Almanac, que a recuperação a partir de fontes médicas curadas aumentou a factualidade das respostas avaliadas por médicos em cenários clíni</w:t>
+      </w:r>
+      <w:r>
+        <w:t xml:space="preserve">cos, com ganhos também em completude e segurança. A citação de fontes, entretanto, não garante fidelidade: o modelo pode citar um trecho e afirmar algo que ele não sustenta, o que torna necessário avaliar a correspondência entre a resposta e as fontes (Es </w:t>
       </w:r>
       <w:r>
         <w:rPr>
@@ -10338,7 +10774,7 @@
       <w:pPr>
         <w:pStyle w:val="Ttulo3"/>
       </w:pPr>
-      <w:bookmarkStart w:id="20" w:name="_Toc243383667"/>
+      <w:bookmarkStart w:id="20" w:name="_Toc243646545"/>
       <w:r>
         <w:t>2.5.3 Riscos e mecanismos de segurança</w:t>
       </w:r>
@@ -10407,7 +10843,7 @@
       <w:pPr>
         <w:pStyle w:val="Ttulo2"/>
       </w:pPr>
-      <w:bookmarkStart w:id="21" w:name="_Toc243383668"/>
+      <w:bookmarkStart w:id="21" w:name="_Toc243646546"/>
       <w:r>
         <w:lastRenderedPageBreak/>
         <w:t>2.6 AVALIAÇÃO DE SISTEMAS BASEADOS EM RAG</w:t>
@@ -10537,7 +10973,7 @@
       <w:pPr>
         <w:pStyle w:val="Ttulo2"/>
       </w:pPr>
-      <w:bookmarkStart w:id="22" w:name="_Toc243383669"/>
+      <w:bookmarkStart w:id="22" w:name="_Toc243646547"/>
       <w:r>
         <w:t>2.7 ESTADO DA ARTE</w:t>
       </w:r>
@@ -10547,7 +10983,7 @@
       <w:pPr>
         <w:pStyle w:val="Ttulo3"/>
       </w:pPr>
-      <w:bookmarkStart w:id="23" w:name="_Toc243383670"/>
+      <w:bookmarkStart w:id="23" w:name="_Toc243646548"/>
       <w:r>
         <w:t>2.7.1 Inteligência Artificial aplicada à hanseníase</w:t>
       </w:r>
@@ -10636,52 +11072,56 @@
         <w:t>et al.</w:t>
       </w:r>
       <w:r>
-        <w:t xml:space="preserve"> (2025) desenvolveram o MaLeSQs, versão do Questionário de Suspeição de Hanseníase baseada em aprendizado de máquina, cujo modelo selecionado, uma máquina de vetores de suporte, obteve sensibilidade de 85,7%, especificidade de 69,2% e área sob a curva de 0,775 na triagem. No contexto nacional, And</w:t>
-      </w:r>
-      <w:r>
-        <w:t xml:space="preserve">rade </w:t>
+        <w:t xml:space="preserve"> (2025) desenvolveram o MaLeSQs, versão do Questionário de Suspeição de Hanseníase baseada em aprendizado de máquina, cujo modelo selecionado, uma máquina de vetores de suporte, obteve sensibilidade de 85,7%, especificidade de 69,2% e área sob a curva de 0,775 na triagem. No contexto nacional, Andrade </w:t>
       </w:r>
       <w:r>
         <w:rPr>
           <w:i/>
           <w:iCs/>
         </w:rPr>
-        <w:t>et al.</w:t>
-      </w:r>
-      <w:r>
-        <w:t xml:space="preserve"> (2024) apresentaram o Health Guardian, aplicativo colaborativo em estágio de protótipo que aplica IA ao apoio de profissionais no tratamento de DTN, entre elas a hanseníase.</w:t>
-      </w:r>
-    </w:p>
-    <w:p>
-      <w:pPr>
-        <w:pStyle w:val="Corpo"/>
-      </w:pPr>
-      <w:r>
-        <w:t>Esses trabalhos convergem para tarefas de triagem, classificação e apoio ao diagnóstico, com dados de imagem, questionários ou exames. Na literatura consultada, não foram identificados sistemas voltados a responder perguntas sobre a doença com base em documentos oficiais, isto é, ao apoio informacional em linguagem natural, tarefa para a qual a RAG é especialmente adequada.</w:t>
-      </w:r>
-    </w:p>
-    <w:p>
-      <w:pPr>
-        <w:pStyle w:val="Ttulo3"/>
-      </w:pPr>
-      <w:bookmarkStart w:id="24" w:name="_Toc243383671"/>
-      <w:r>
-        <w:t>2.7.2 RAG em medicina</w:t>
-      </w:r>
-      <w:bookmarkEnd w:id="24"/>
-    </w:p>
-    <w:p>
-      <w:pPr>
-        <w:pStyle w:val="Corpo"/>
-      </w:pPr>
-      <w:r>
-        <w:t xml:space="preserve">Xiong </w:t>
+        <w:t>et a</w:t>
       </w:r>
       <w:r>
         <w:rPr>
           <w:i/>
           <w:iCs/>
         </w:rPr>
+        <w:t>l.</w:t>
+      </w:r>
+      <w:r>
+        <w:t xml:space="preserve"> (2024) apresentaram o Health Guardian, aplicativo colaborativo em estágio de protótipo que aplica IA ao apoio de profissionais no tratamento de DTN, entre elas a hanseníase.</w:t>
+      </w:r>
+    </w:p>
+    <w:p>
+      <w:pPr>
+        <w:pStyle w:val="Corpo"/>
+      </w:pPr>
+      <w:r>
+        <w:t>Esses trabalhos convergem para tarefas de triagem, classificação e apoio ao diagnóstico, com dados de imagem, questionários ou exames. Na literatura consultada, não foram identificados sistemas voltados a responder perguntas sobre a doença com base em documentos oficiais, isto é, ao apoio informacional em linguagem natural, tarefa para a qual a RAG é especialmente adequada.</w:t>
+      </w:r>
+    </w:p>
+    <w:p>
+      <w:pPr>
+        <w:pStyle w:val="Ttulo3"/>
+      </w:pPr>
+      <w:bookmarkStart w:id="24" w:name="_Toc243646549"/>
+      <w:r>
+        <w:t>2.7.2 RAG em medicina</w:t>
+      </w:r>
+      <w:bookmarkEnd w:id="24"/>
+    </w:p>
+    <w:p>
+      <w:pPr>
+        <w:pStyle w:val="Corpo"/>
+      </w:pPr>
+      <w:r>
+        <w:t xml:space="preserve">Xiong </w:t>
+      </w:r>
+      <w:r>
+        <w:rPr>
+          <w:i/>
+          <w:iCs/>
+        </w:rPr>
         <w:t>et al.</w:t>
       </w:r>
       <w:r>
@@ -10775,14 +11215,17 @@
         <w:t>et al.</w:t>
       </w:r>
       <w:r>
-        <w:t xml:space="preserve"> (2026) concluem que a RAG em medicina ainda está em estágio inicial e que são necessárias validação clínica, adaptação a outros idiomas e atenção a contextos com poucos recursos.</w:t>
+        <w:t xml:space="preserve"> (2026) concluem que a RAG em medicina ainda está em estágio inicial e que são necessárias validação clínica, adaptação a outros i</w:t>
+      </w:r>
+      <w:r>
+        <w:t>diomas e atenção a contextos com poucos recursos.</w:t>
       </w:r>
     </w:p>
     <w:p>
       <w:pPr>
         <w:pStyle w:val="Ttulo2"/>
       </w:pPr>
-      <w:bookmarkStart w:id="25" w:name="_Toc243383672"/>
+      <w:bookmarkStart w:id="25" w:name="_Toc243646550"/>
       <w:r>
         <w:t>2.8 TRABALHOS RELACIONADOS</w:t>
       </w:r>
@@ -10800,7 +11243,7 @@
       <w:pPr>
         <w:pStyle w:val="LegendaQuadro"/>
       </w:pPr>
-      <w:bookmarkStart w:id="26" w:name="_Toc243383735"/>
+      <w:bookmarkStart w:id="26" w:name="_Toc243646618"/>
       <w:r>
         <w:t xml:space="preserve">Quadro </w:t>
       </w:r>
@@ -11666,7 +12109,7 @@
         <w:pStyle w:val="Ttulo1"/>
         <w:pageBreakBefore/>
       </w:pPr>
-      <w:bookmarkStart w:id="27" w:name="_Toc243383673"/>
+      <w:bookmarkStart w:id="27" w:name="_Toc243646551"/>
       <w:r>
         <w:lastRenderedPageBreak/>
         <w:t>3 METODOLOGIA</w:t>
@@ -11695,7 +12138,7 @@
       <w:pPr>
         <w:pStyle w:val="Ttulo2"/>
       </w:pPr>
-      <w:bookmarkStart w:id="28" w:name="_Toc243383674"/>
+      <w:bookmarkStart w:id="28" w:name="_Toc243646552"/>
       <w:r>
         <w:t>3.1 CARACTERIZAÇÃO DA PESQUISA</w:t>
       </w:r>
@@ -11753,10 +12196,10 @@
         <w:t>et al.</w:t>
       </w:r>
       <w:r>
-        <w:t xml:space="preserve"> (2007), composto por seis atividades: identificação do problema e motivação, definição dos objetivos da solução, projeto e desenvolvimento, demonstração, avaliação e comunicação. A avaliação do artefato combina uma avaliação técnica, executada com um conjunto de perguntas de referência, e uma avaliação comparativa com participant</w:t>
-      </w:r>
-      <w:r>
-        <w:t xml:space="preserve">es, cujo desenho segue princípios de experimentação em Engenharia de Software, como o controle dos fatores que possam influenciar os resultados e a análise das ameaças à validade </w:t>
+        <w:t xml:space="preserve"> (2007), composto por seis atividades: identificação do problema e motivação, definição dos objetivos da solução, projeto e desenvolvimento, demonstração, avaliação e comunicação. A avaliação do artefato combina uma avaliação técnica, executada com um conjunto de perguntas de referência, e uma avaliação comp</w:t>
+      </w:r>
+      <w:r>
+        <w:t xml:space="preserve">arativa com participantes, cujo desenho segue princípios de experimentação em Engenharia de Software, como o controle dos fatores que possam influenciar os resultados e a análise das ameaças à validade </w:t>
       </w:r>
       <w:r>
         <w:lastRenderedPageBreak/>
@@ -11783,7 +12226,7 @@
       <w:pPr>
         <w:pStyle w:val="Ttulo2"/>
       </w:pPr>
-      <w:bookmarkStart w:id="29" w:name="_Toc243383675"/>
+      <w:bookmarkStart w:id="29" w:name="_Toc243646553"/>
       <w:r>
         <w:t>3.2 ETAPAS DA PESQUISA</w:t>
       </w:r>
@@ -11811,7 +12254,7 @@
       <w:pPr>
         <w:pStyle w:val="LegendaFigura"/>
       </w:pPr>
-      <w:bookmarkStart w:id="30" w:name="_Toc243383726"/>
+      <w:bookmarkStart w:id="30" w:name="_Toc243646607"/>
       <w:r>
         <w:t xml:space="preserve">Figura </w:t>
       </w:r>
@@ -11850,7 +12293,7 @@
           <w:noProof/>
         </w:rPr>
         <w:drawing>
-          <wp:inline distT="0" distB="0" distL="0" distR="0" wp14:anchorId="012BCF96" wp14:editId="08C76877">
+          <wp:inline distT="0" distB="0" distL="0" distR="0" wp14:anchorId="1AD31E81" wp14:editId="30460126">
             <wp:extent cx="5762625" cy="2733675"/>
             <wp:effectExtent l="0" t="0" r="0" b="0"/>
             <wp:docPr id="2" name="fig-etapas" descr="Etapas da pesquisa e situação de cada uma" title="Etapas da pesquisa e situação de cada uma"/>
@@ -11932,7 +12375,7 @@
       </w:r>
       <w:r>
         <w:lastRenderedPageBreak/>
-        <w:t>e de desenvolvimento; é o caso dos ajustes de configuração e das correções identificados na avaliação técnica preliminar, que deverão ser realizados antes da avaliação comparativa.</w:t>
+        <w:t>e de desenvolvimento; é o caso dos ajustes de configuração e das correções identificados na avaliação técnica preliminar, que deverão ser realizados antes da avaliação comparativa. Da mesma forma, o planejamento da avaliação comparativa motivou o retorno ao desenvolvimento para incluir a autenticação dos usuários e o registro da avaliação das respostas (Seção 4.6).</w:t>
       </w:r>
     </w:p>
     <w:p>
@@ -11947,7 +12390,7 @@
       <w:pPr>
         <w:pStyle w:val="LegendaQuadro"/>
       </w:pPr>
-      <w:bookmarkStart w:id="31" w:name="_Toc243383736"/>
+      <w:bookmarkStart w:id="31" w:name="_Toc243646619"/>
       <w:r>
         <w:t xml:space="preserve">Quadro </w:t>
       </w:r>
@@ -11992,9 +12435,9 @@
         <w:tblLook w:val="04A0" w:firstRow="1" w:lastRow="0" w:firstColumn="1" w:lastColumn="0" w:noHBand="0" w:noVBand="1"/>
       </w:tblPr>
       <w:tblGrid>
-        <w:gridCol w:w="1996"/>
+        <w:gridCol w:w="1964"/>
         <w:gridCol w:w="920"/>
-        <w:gridCol w:w="6155"/>
+        <w:gridCol w:w="6187"/>
       </w:tblGrid>
       <w:tr>
         <w:trPr>
@@ -12003,7 +12446,7 @@
         </w:trPr>
         <w:tc>
           <w:tcPr>
-            <w:tcW w:w="1996" w:type="dxa"/>
+            <w:tcW w:w="1964" w:type="dxa"/>
             <w:tcMar>
               <w:top w:w="60" w:type="dxa"/>
               <w:left w:w="100" w:type="dxa"/>
@@ -12053,7 +12496,7 @@
         </w:tc>
         <w:tc>
           <w:tcPr>
-            <w:tcW w:w="6155" w:type="dxa"/>
+            <w:tcW w:w="6187" w:type="dxa"/>
             <w:tcMar>
               <w:top w:w="60" w:type="dxa"/>
               <w:left w:w="100" w:type="dxa"/>
@@ -12083,7 +12526,7 @@
         </w:trPr>
         <w:tc>
           <w:tcPr>
-            <w:tcW w:w="1996" w:type="dxa"/>
+            <w:tcW w:w="1964" w:type="dxa"/>
             <w:tcMar>
               <w:top w:w="60" w:type="dxa"/>
               <w:left w:w="100" w:type="dxa"/>
@@ -12121,7 +12564,7 @@
         </w:tc>
         <w:tc>
           <w:tcPr>
-            <w:tcW w:w="6155" w:type="dxa"/>
+            <w:tcW w:w="6187" w:type="dxa"/>
             <w:tcMar>
               <w:top w:w="60" w:type="dxa"/>
               <w:left w:w="100" w:type="dxa"/>
@@ -12145,7 +12588,7 @@
         </w:trPr>
         <w:tc>
           <w:tcPr>
-            <w:tcW w:w="1996" w:type="dxa"/>
+            <w:tcW w:w="1964" w:type="dxa"/>
             <w:tcMar>
               <w:top w:w="60" w:type="dxa"/>
               <w:left w:w="100" w:type="dxa"/>
@@ -12193,7 +12636,7 @@
         </w:tc>
         <w:tc>
           <w:tcPr>
-            <w:tcW w:w="6155" w:type="dxa"/>
+            <w:tcW w:w="6187" w:type="dxa"/>
             <w:tcMar>
               <w:top w:w="60" w:type="dxa"/>
               <w:left w:w="100" w:type="dxa"/>
@@ -12227,7 +12670,7 @@
         </w:trPr>
         <w:tc>
           <w:tcPr>
-            <w:tcW w:w="1996" w:type="dxa"/>
+            <w:tcW w:w="1964" w:type="dxa"/>
             <w:tcMar>
               <w:top w:w="60" w:type="dxa"/>
               <w:left w:w="100" w:type="dxa"/>
@@ -12265,20 +12708,20 @@
         </w:tc>
         <w:tc>
           <w:tcPr>
-            <w:tcW w:w="6155" w:type="dxa"/>
-            <w:tcMar>
-              <w:top w:w="60" w:type="dxa"/>
-              <w:left w:w="100" w:type="dxa"/>
-              <w:bottom w:w="60" w:type="dxa"/>
-              <w:right w:w="100" w:type="dxa"/>
-            </w:tcMar>
-          </w:tcPr>
-          <w:p>
-            <w:pPr>
-              <w:pStyle w:val="TextoTabela"/>
-            </w:pPr>
-            <w:r>
-              <w:t>Implementada como protótipo; a tela de comparação ainda usa uma simulação local no lugar do Cenário B</w:t>
+            <w:tcW w:w="6187" w:type="dxa"/>
+            <w:tcMar>
+              <w:top w:w="60" w:type="dxa"/>
+              <w:left w:w="100" w:type="dxa"/>
+              <w:bottom w:w="60" w:type="dxa"/>
+              <w:right w:w="100" w:type="dxa"/>
+            </w:tcMar>
+          </w:tcPr>
+          <w:p>
+            <w:pPr>
+              <w:pStyle w:val="TextoTabela"/>
+            </w:pPr>
+            <w:r>
+              <w:t>Implementada como protótipo, com acesso por login e avaliação das respostas de 0 a 10; a tela de comparação ainda usa uma simulação local no lugar do Cenário B</w:t>
             </w:r>
           </w:p>
         </w:tc>
@@ -12289,7 +12732,7 @@
         </w:trPr>
         <w:tc>
           <w:tcPr>
-            <w:tcW w:w="1996" w:type="dxa"/>
+            <w:tcW w:w="1964" w:type="dxa"/>
             <w:tcMar>
               <w:top w:w="60" w:type="dxa"/>
               <w:left w:w="100" w:type="dxa"/>
@@ -12327,7 +12770,7 @@
         </w:tc>
         <w:tc>
           <w:tcPr>
-            <w:tcW w:w="6155" w:type="dxa"/>
+            <w:tcW w:w="6187" w:type="dxa"/>
             <w:tcMar>
               <w:top w:w="60" w:type="dxa"/>
               <w:left w:w="100" w:type="dxa"/>
@@ -12361,7 +12804,7 @@
         </w:trPr>
         <w:tc>
           <w:tcPr>
-            <w:tcW w:w="1996" w:type="dxa"/>
+            <w:tcW w:w="1964" w:type="dxa"/>
             <w:tcMar>
               <w:top w:w="60" w:type="dxa"/>
               <w:left w:w="100" w:type="dxa"/>
@@ -12399,7 +12842,7 @@
         </w:tc>
         <w:tc>
           <w:tcPr>
-            <w:tcW w:w="6155" w:type="dxa"/>
+            <w:tcW w:w="6187" w:type="dxa"/>
             <w:tcMar>
               <w:top w:w="60" w:type="dxa"/>
               <w:left w:w="100" w:type="dxa"/>
@@ -12423,7 +12866,7 @@
         </w:trPr>
         <w:tc>
           <w:tcPr>
-            <w:tcW w:w="1996" w:type="dxa"/>
+            <w:tcW w:w="1964" w:type="dxa"/>
             <w:tcMar>
               <w:top w:w="60" w:type="dxa"/>
               <w:left w:w="100" w:type="dxa"/>
@@ -12461,7 +12904,7 @@
         </w:tc>
         <w:tc>
           <w:tcPr>
-            <w:tcW w:w="6155" w:type="dxa"/>
+            <w:tcW w:w="6187" w:type="dxa"/>
             <w:tcMar>
               <w:top w:w="60" w:type="dxa"/>
               <w:left w:w="100" w:type="dxa"/>
@@ -12492,7 +12935,7 @@
       <w:pPr>
         <w:pStyle w:val="Ttulo2"/>
       </w:pPr>
-      <w:bookmarkStart w:id="32" w:name="_Toc243383676"/>
+      <w:bookmarkStart w:id="32" w:name="_Toc243646554"/>
       <w:r>
         <w:t>3.3 CONSTRUÇÃO DA BASE DE CONHECIMENTO</w:t>
       </w:r>
@@ -12502,7 +12945,7 @@
       <w:pPr>
         <w:pStyle w:val="Ttulo3"/>
       </w:pPr>
-      <w:bookmarkStart w:id="33" w:name="_Toc243383677"/>
+      <w:bookmarkStart w:id="33" w:name="_Toc243646555"/>
       <w:r>
         <w:t>3.3.1 Base inicial de desenvolvimento</w:t>
       </w:r>
@@ -12524,18 +12967,18 @@
         <w:pStyle w:val="Corpo"/>
       </w:pPr>
       <w:r>
-        <w:t xml:space="preserve">Essa base cumpre função de engenharia: exercitar a ingestão, a recuperação, a reordenação e as regras de segurança com conteúdo representativo do domínio. </w:t>
-      </w:r>
-      <w:r>
         <w:lastRenderedPageBreak/>
-        <w:t>Ela não foi extraída de documentos oficiais com indicação de página nem revisada por especialistas e, por isso, não deve ser tomada como fonte clínica nem como evidência de cobertura suficiente do tema. A própria documentação do repositório registra que a base deve ser substituída ou complementada por documentos oficiais revisados antes de qualquer uso real.</w:t>
+        <w:t>Essa base cumpre função de engenharia: exercitar a ingestão, a recuperação, a reordenação e as regras de segurança com conteúdo representativo do domínio. Ela não foi extraída de documentos oficiais com indicação de página nem revisada por especialistas e, por isso, não deve ser tomada como fonte clínica nem como evidência de cobertura suficiente do tema. A própria documentação do repositório registra que a base deve ser substituída ou complementada por documentos oficiais revisados antes de qualquer uso re</w:t>
+      </w:r>
+      <w:r>
+        <w:t>al.</w:t>
       </w:r>
     </w:p>
     <w:p>
       <w:pPr>
         <w:pStyle w:val="Ttulo3"/>
       </w:pPr>
-      <w:bookmarkStart w:id="34" w:name="_Toc243383678"/>
+      <w:bookmarkStart w:id="34" w:name="_Toc243646556"/>
       <w:r>
         <w:t>3.3.2 Curadoria a partir de documentos oficiais</w:t>
       </w:r>
@@ -12608,8 +13051,9 @@
       <w:pPr>
         <w:pStyle w:val="Ttulo2"/>
       </w:pPr>
-      <w:bookmarkStart w:id="35" w:name="_Toc243383679"/>
-      <w:r>
+      <w:bookmarkStart w:id="35" w:name="_Toc243646557"/>
+      <w:r>
+        <w:lastRenderedPageBreak/>
         <w:t>3.4 DESENVOLVIMENTO DO SISTEMA</w:t>
       </w:r>
       <w:bookmarkEnd w:id="35"/>
@@ -12629,11 +13073,7 @@
         <w:t>pipeline</w:t>
       </w:r>
       <w:r>
-        <w:t xml:space="preserve"> de </w:t>
-      </w:r>
-      <w:r>
-        <w:lastRenderedPageBreak/>
-        <w:t>consulta e os testes automatizados; as versões seguintes acrescentaram a interface web, corrigiram falhas identificadas na execução contra o banco de dados real e reformularam a interface pública. Os requisitos foram derivados do problema e da política de segurança clínica documentada no projeto e são apresentados na Seção 4.1.</w:t>
+        <w:t xml:space="preserve"> de consulta e os testes automatizados; as versões seguintes acrescentaram a interface web, corrigiram falhas identificadas na execução contra o banco de dados real e reformularam a interface pública; a mais recente, de outubro de 2026, acrescentou a autenticação dos usuários e o registro da avaliação das respostas em escala de 0 a 10. Os requisitos foram derivados do problema e da política de segurança clínica documentada no projeto e são apresentados na Seção 4.1.</w:t>
       </w:r>
     </w:p>
     <w:p>
@@ -12682,14 +13122,14 @@
         <w:t>embeddings</w:t>
       </w:r>
       <w:r>
-        <w:t>, o que permite exercitar a lógica de classificação, recuperação, segurança e montagem das respostas sem depender do banco de dados nem de serviços externos (Seção 4.7).</w:t>
+        <w:t>, o que permite exercitar a lógica de classificação, recuperação, segurança e montagem das respostas sem depender do banco de dados nem de serviços externos. Com a inclusão da autenticação e do registro das avaliações, somaram-se testes da API por requisições HTTP, testes de integração com o banco de dados, restritos às tabelas de usuários, sessões e avaliações, e testes de componentes da interface, escritos com Vitest e Testing Library (Seção 4.8).</w:t>
       </w:r>
     </w:p>
     <w:p>
       <w:pPr>
         <w:pStyle w:val="Ttulo2"/>
       </w:pPr>
-      <w:bookmarkStart w:id="36" w:name="_Toc243383680"/>
+      <w:bookmarkStart w:id="36" w:name="_Toc243646558"/>
       <w:r>
         <w:t xml:space="preserve">3.5 AVALIAÇÃO TÉCNICA DO </w:t>
       </w:r>
@@ -12707,7 +13147,11 @@
         <w:pStyle w:val="Corpo"/>
       </w:pPr>
       <w:r>
-        <w:t xml:space="preserve">A avaliação técnica tem por objetivo verificar se o mecanismo de recuperação localiza, para um conjunto de perguntas de referência, os trechos esperados (QP2). O instrumento é um conjunto de 25 perguntas elaborado durante o desenvolvimento (Apêndice A). Cada pergunta registra a resposta esperada, os trechos considerados ideais, o nível de risco, os critérios de correção e os erros críticos a evitar; para a pergunta “Baciloscopia negativa exclui hanseníase?”, por exemplo, o trecho ideal é </w:t>
+        <w:t xml:space="preserve">A avaliação técnica tem por objetivo verificar se o mecanismo de recuperação localiza, para um conjunto de perguntas de referência, os trechos esperados (QP2). </w:t>
+      </w:r>
+      <w:r>
+        <w:lastRenderedPageBreak/>
+        <w:t xml:space="preserve">O instrumento é um conjunto de 25 perguntas elaborado durante o desenvolvimento (Apêndice A). Cada pergunta registra a resposta esperada, os trechos considerados ideais, o nível de risco, os critérios de correção e os erros críticos a evitar; para a pergunta “Baciloscopia negativa exclui hanseníase?”, por exemplo, o trecho ideal é </w:t>
       </w:r>
       <w:r>
         <w:rPr>
@@ -12737,11 +13181,7 @@
         <w:t>POST /api/evaluation/run</w:t>
       </w:r>
       <w:r>
-        <w:t xml:space="preserve">: cada pergunta percorre o fluxo completo de consulta, com </w:t>
-      </w:r>
-      <w:r>
-        <w:lastRenderedPageBreak/>
-        <w:t>perfil de profissional de saúde, e registram-se as fontes retornadas, o acionamento de recusa e o nível de risco. A partir desses registros, calculam-se dois indicadores: a proporção de perguntas em que ao menos um trecho ideal aparece entre as fontes da resposta, tratada no sistema como aproximação da revocação por trecho ideal, e o número de recusas.</w:t>
+        <w:t>: cada pergunta percorre o fluxo completo de consulta, com perfil de profissional de saúde, e registram-se as fontes retornadas, o acionamento de recusa e o nível de risco. A partir desses registros, calculam-se dois indicadores: a proporção de perguntas em que ao menos um trecho ideal aparece entre as fontes da resposta, tratada no sistema como aproximação da revocação por trecho ideal, e o número de recusas.</w:t>
       </w:r>
     </w:p>
     <w:p>
@@ -12842,8 +13282,9 @@
       <w:pPr>
         <w:pStyle w:val="Ttulo2"/>
       </w:pPr>
-      <w:bookmarkStart w:id="37" w:name="_Toc243383681"/>
-      <w:r>
+      <w:bookmarkStart w:id="37" w:name="_Toc243646559"/>
+      <w:r>
+        <w:lastRenderedPageBreak/>
         <w:t>3.6 AVALIAÇÃO COMPARATIVA COM PARTICIPANTES</w:t>
       </w:r>
       <w:bookmarkEnd w:id="37"/>
@@ -12860,64 +13301,67 @@
       <w:pPr>
         <w:pStyle w:val="Ttulo3"/>
       </w:pPr>
-      <w:bookmarkStart w:id="38" w:name="_Toc243383682"/>
+      <w:bookmarkStart w:id="38" w:name="_Toc243646560"/>
+      <w:r>
+        <w:t>3.6.1 Objetivo da avaliação</w:t>
+      </w:r>
+      <w:bookmarkEnd w:id="38"/>
+    </w:p>
+    <w:p>
+      <w:pPr>
+        <w:pStyle w:val="Corpo"/>
+      </w:pPr>
+      <w:r>
+        <w:t>A avaliação comparativa tem por objetivo responder à QP3, investigando como participantes avaliam respostas a perguntas sobre hanseníase produzidas em dois cenários. No Cenário A, a resposta é produzida pelo NexoHansen, com recuperação de trechos da base de conhecimento, indicação das fontes e aplicação das regras de segurança. No Cenário B, a resposta é produzida por um modelo de linguagem sem acesso ao mecanismo de recuperação do Cenário A. A avaliação mede a percepção dos participantes sobre as respostas</w:t>
+      </w:r>
+      <w:r>
+        <w:t xml:space="preserve"> e não se destina a demonstrar eficácia clínica, segurança assistencial ou superioridade em relação a profissionais de saúde.</w:t>
+      </w:r>
+    </w:p>
+    <w:p>
+      <w:pPr>
+        <w:pStyle w:val="Ttulo3"/>
+      </w:pPr>
+      <w:bookmarkStart w:id="39" w:name="_Toc243646561"/>
+      <w:r>
+        <w:t>3.6.2 Desenho e condições experimentais</w:t>
+      </w:r>
+      <w:bookmarkEnd w:id="39"/>
+    </w:p>
+    <w:p>
+      <w:pPr>
+        <w:pStyle w:val="Corpo"/>
+      </w:pPr>
+      <w:r>
+        <w:t>A comparação só será interpretável se os dois cenários forem definidos de forma consistente e documentada. A diferença entre eles deve residir, tanto quanto possível, no uso da recuperação e dos mecanismos associados, e não em fatores alheios ao objeto do estudo. Para isso, os seguintes elementos precisam ser definidos antes da coleta:</w:t>
+      </w:r>
+    </w:p>
+    <w:p>
+      <w:pPr>
+        <w:pStyle w:val="Alinea"/>
+      </w:pPr>
+      <w:r>
+        <w:t>a)</w:t>
+      </w:r>
+      <w:r>
+        <w:tab/>
+        <w:t>mecanismo do Cenário B: a implementação atual da tela de comparação produz a resposta sem RAG por meio de uma simulação executada no navegador, que monta um texto padronizado a partir da pergunta, sem consultar nenhum modelo de linguagem (Seção 4.7). Essa simulação não pode ser usada como Cenário B e deverá ser substituída por chamadas reais a um modelo de linguagem, com registro das configurações;</w:t>
+      </w:r>
+    </w:p>
+    <w:p>
+      <w:pPr>
+        <w:pStyle w:val="Alinea"/>
+      </w:pPr>
+      <w:r>
+        <w:t>b)</w:t>
+      </w:r>
+      <w:r>
+        <w:tab/>
+        <w:t xml:space="preserve">modelo do Cenário B: usar o mesmo modelo gerador do Cenário A, sem recuperação, isola o efeito da recuperação e da camada de segurança, </w:t>
+      </w:r>
       <w:r>
         <w:lastRenderedPageBreak/>
-        <w:t>3.6.1 Objetivo da avaliação</w:t>
-      </w:r>
-      <w:bookmarkEnd w:id="38"/>
-    </w:p>
-    <w:p>
-      <w:pPr>
-        <w:pStyle w:val="Corpo"/>
-      </w:pPr>
-      <w:r>
-        <w:t>A avaliação comparativa tem por objetivo responder à QP3, investigando como participantes avaliam respostas a perguntas sobre hanseníase produzidas em dois cenários. No Cenário A, a resposta é produzida pelo NexoHansen, com recuperação de trechos da base de conhecimento, indicação das fontes e aplicação das regras de segurança. No Cenário B, a resposta é produzida por um modelo de linguagem sem acesso ao mecanismo de recuperação do Cenário A. A avaliação mede a percepção dos participantes sobre as respostas</w:t>
-      </w:r>
-      <w:r>
-        <w:t xml:space="preserve"> e não se destina a demonstrar eficácia clínica, segurança assistencial ou superioridade em relação a profissionais de saúde.</w:t>
-      </w:r>
-    </w:p>
-    <w:p>
-      <w:pPr>
-        <w:pStyle w:val="Ttulo3"/>
-      </w:pPr>
-      <w:bookmarkStart w:id="39" w:name="_Toc243383683"/>
-      <w:r>
-        <w:t>3.6.2 Desenho e condições experimentais</w:t>
-      </w:r>
-      <w:bookmarkEnd w:id="39"/>
-    </w:p>
-    <w:p>
-      <w:pPr>
-        <w:pStyle w:val="Corpo"/>
-      </w:pPr>
-      <w:r>
-        <w:t>A comparação só será interpretável se os dois cenários forem definidos de forma consistente e documentada. A diferença entre eles deve residir, tanto quanto possível, no uso da recuperação e dos mecanismos associados, e não em fatores alheios ao objeto do estudo. Para isso, os seguintes elementos precisam ser definidos antes da coleta:</w:t>
-      </w:r>
-    </w:p>
-    <w:p>
-      <w:pPr>
-        <w:pStyle w:val="Alinea"/>
-      </w:pPr>
-      <w:r>
-        <w:t>a)</w:t>
-      </w:r>
-      <w:r>
-        <w:tab/>
-        <w:t>mecanismo do Cenário B: a implementação atual da tela de comparação produz a resposta sem RAG por meio de uma simulação executada no navegador, que monta um texto padronizado a partir da pergunta, sem consultar nenhum modelo de linguagem (Seção 4.6). Essa simulação não pode ser usada como Cenário B e deverá ser substituída por chamadas reais a um modelo de linguagem, com registro das configurações;</w:t>
-      </w:r>
-    </w:p>
-    <w:p>
-      <w:pPr>
-        <w:pStyle w:val="Alinea"/>
-      </w:pPr>
-      <w:r>
-        <w:t>b)</w:t>
-      </w:r>
-      <w:r>
-        <w:tab/>
-        <w:t>modelo do Cenário B: usar o mesmo modelo gerador do Cenário A, sem recuperação, isola o efeito da recuperação e da camada de segurança, enquanto usar um assistente de propósito geral aproxima a comparação do uso cotidiano dessas ferramentas, com menor controle sobre as diferenças entre os cenários;</w:t>
+        <w:t>enquanto usar um assistente de propósito geral aproxima a comparação do uso cotidiano dessas ferramentas, com menor controle sobre as diferenças entre os cenários;</w:t>
       </w:r>
     </w:p>
     <w:p>
@@ -12951,11 +13395,7 @@
       </w:r>
       <w:r>
         <w:tab/>
-        <w:t xml:space="preserve">apresentação das respostas: no Cenário A, as respostas incluem fontes e nota de segurança, elementos que podem revelar o cenário ao participante; </w:t>
-      </w:r>
-      <w:r>
-        <w:lastRenderedPageBreak/>
-        <w:t>deve-se decidir se as respostas serão apresentadas em formato neutro ou no formato de cada sistema, considerando que a indicação de fontes é parte do que se pretende avaliar;</w:t>
+        <w:t>apresentação das respostas: no Cenário A, as respostas incluem fontes e nota de segurança, elementos que podem revelar o cenário ao participante; deve-se decidir se as respostas serão apresentadas em formato neutro ou no formato de cada sistema, considerando que a indicação de fontes é parte do que se pretende avaliar;</w:t>
       </w:r>
     </w:p>
     <w:p>
@@ -13012,7 +13452,7 @@
       <w:pPr>
         <w:pStyle w:val="LegendaQuadro"/>
       </w:pPr>
-      <w:bookmarkStart w:id="40" w:name="_Toc243383737"/>
+      <w:bookmarkStart w:id="40" w:name="_Toc243646620"/>
       <w:r>
         <w:t xml:space="preserve">Quadro </w:t>
       </w:r>
@@ -13529,6 +13969,7 @@
               <w:pStyle w:val="TextoTabela"/>
             </w:pPr>
             <w:r>
+              <w:lastRenderedPageBreak/>
               <w:t>Versão da base de conhecimento</w:t>
             </w:r>
           </w:p>
@@ -13809,121 +14250,133 @@
       <w:pPr>
         <w:pStyle w:val="Ttulo3"/>
       </w:pPr>
-      <w:bookmarkStart w:id="41" w:name="_Toc243383684"/>
+      <w:bookmarkStart w:id="41" w:name="_Toc243646562"/>
+      <w:r>
+        <w:t>3.6.3 Participantes</w:t>
+      </w:r>
+      <w:bookmarkEnd w:id="41"/>
+    </w:p>
+    <w:p>
+      <w:pPr>
+        <w:pStyle w:val="Corpo"/>
+      </w:pPr>
+      <w:r>
+        <w:t xml:space="preserve">O estudo prevê a participação de pessoas com perfil adequado ao objeto da pesquisa, preferencialmente profissionais de saúde ou estudantes da área com contato com o tema. </w:t>
+      </w:r>
+      <w:r>
+        <w:rPr>
+          <w:highlight w:val="yellow"/>
+        </w:rPr>
+        <w:t>[PREENCHER APÓS A DEFINIÇÃO DO PROTOCOLO: perfil dos participantes; forma de recrutamento; critérios de inclusão, como formação, área de atuação e experiência com hanseníase; critérios de exclusão; tamanho pretendido da amostra e sua justificativa.]</w:t>
+      </w:r>
+      <w:r>
+        <w:t xml:space="preserve"> Os dados de caracterização dos participantes deverão ser coletados e relatados apenas de forma agregada, sem informações que permitam a identificação individual.</w:t>
+      </w:r>
+    </w:p>
+    <w:p>
+      <w:pPr>
+        <w:pStyle w:val="Ttulo3"/>
+      </w:pPr>
+      <w:bookmarkStart w:id="42" w:name="_Toc243646563"/>
+      <w:r>
+        <w:t>3.6.4 Perguntas e situações de avaliação</w:t>
+      </w:r>
+      <w:bookmarkEnd w:id="42"/>
+    </w:p>
+    <w:p>
+      <w:pPr>
+        <w:pStyle w:val="Corpo"/>
+      </w:pPr>
+      <w:r>
+        <w:t xml:space="preserve">As perguntas apresentadas aos participantes devem contemplar situações em que se espera uma resposta fundamentada e situações em que se espera recusa, de modo a avaliar também o comportamento dos cenários diante de pedidos de diagnóstico definitivo, de prescrição ou fora do escopo. O conjunto de 25 perguntas de referência (Apêndice A) pode servir de ponto de partida, mas foi elaborado durante o desenvolvimento, em conjunto com a base inicial, o que pode favorecer o Cenário A; recomenda-se, por isso, que as </w:t>
+      </w:r>
+      <w:r>
+        <w:t xml:space="preserve">perguntas finais sejam revisadas ou complementadas por pessoa externa ao desenvolvimento. </w:t>
+      </w:r>
+      <w:r>
+        <w:rPr>
+          <w:highlight w:val="yellow"/>
+        </w:rPr>
+        <w:t>[PREENCHER APÓS A DEFINIÇÃO DO PROTOCOLO: número de perguntas; critérios de seleção; distribuição por tema e por tipo de situação (resposta esperada, recusa esperada e fora do escopo); origem e revisão das perguntas.]</w:t>
+      </w:r>
+    </w:p>
+    <w:p>
+      <w:pPr>
+        <w:pStyle w:val="Ttulo3"/>
+      </w:pPr>
+      <w:bookmarkStart w:id="43" w:name="_Toc243646564"/>
       <w:r>
         <w:lastRenderedPageBreak/>
-        <w:t>3.6.3 Participantes</w:t>
-      </w:r>
-      <w:bookmarkEnd w:id="41"/>
+        <w:t>3.6.5 Procedimento de apresentação das respostas</w:t>
+      </w:r>
+      <w:bookmarkEnd w:id="43"/>
     </w:p>
     <w:p>
       <w:pPr>
         <w:pStyle w:val="Corpo"/>
       </w:pPr>
       <w:r>
-        <w:t xml:space="preserve">O estudo prevê a participação de pessoas com perfil adequado ao objeto da pesquisa, preferencialmente profissionais de saúde ou estudantes da área com contato com o tema. </w:t>
+        <w:t>As respostas dos dois cenários deverão ser geradas antes da coleta, armazenadas e apresentadas aos participantes sempre na mesma forma, para que todos avaliem o mesmo conteúdo e os resultados possam ser reproduzidos. A geração em tempo real durante a sessão é desaconselhada, porque modelos de linguagem podem produzir respostas diferentes para a mesma pergunta. Caso a interface do próprio sistema seja adotada como meio de aplicação, ela já oferece acesso individual por usuário e senha, com contas criadas pel</w:t>
+      </w:r>
+      <w:r>
+        <w:t xml:space="preserve">o pesquisador, e um componente de avaliação exibido após cada resposta (Seção 4.6). Esse componente, porém, avalia respostas geradas no momento da consulta e apenas do Cenário A; para seguir o procedimento acima, a interface precisaria ser adaptada para apresentar respostas previamente geradas, dos dois cenários. </w:t>
       </w:r>
       <w:r>
         <w:rPr>
           <w:highlight w:val="yellow"/>
         </w:rPr>
-        <w:t>[PREENCHER APÓS A DEFINIÇÃO DO PROTOCOLO: perfil dos participantes; forma de recrutamento; critérios de inclusão, como formação, área de atuação e experiência com hanseníase; critérios de exclusão; tamanho pretendido da amostra e sua justificativa.]</w:t>
-      </w:r>
-      <w:r>
-        <w:t xml:space="preserve"> Os dados de caracterização dos participantes deverão ser coletados e relatados apenas de forma agregada, sem informações que permitam a identificação individual.</w:t>
+        <w:t>[PREENCHER APÓS A DEFINIÇÃO DO PROTOCOLO: meio de aplicação, como formulário ou interface do próprio sistema; formato de apresentação das respostas; ordem de exposição; instruções fornecidas aos pa</w:t>
+      </w:r>
+      <w:r>
+        <w:rPr>
+          <w:highlight w:val="yellow"/>
+        </w:rPr>
+        <w:t>rticipantes; tempo estimado da sessão.]</w:t>
       </w:r>
     </w:p>
     <w:p>
       <w:pPr>
         <w:pStyle w:val="Ttulo3"/>
       </w:pPr>
-      <w:bookmarkStart w:id="42" w:name="_Toc243383685"/>
-      <w:r>
-        <w:t>3.6.4 Perguntas e situações de avaliação</w:t>
-      </w:r>
-      <w:bookmarkEnd w:id="42"/>
+      <w:bookmarkStart w:id="44" w:name="_Toc243646565"/>
+      <w:r>
+        <w:t>3.6.6 Instrumento de avaliação e dimensões analisadas</w:t>
+      </w:r>
+      <w:bookmarkEnd w:id="44"/>
     </w:p>
     <w:p>
       <w:pPr>
         <w:pStyle w:val="Corpo"/>
       </w:pPr>
       <w:r>
-        <w:t xml:space="preserve">As perguntas apresentadas aos participantes devem contemplar situações em que se espera uma resposta fundamentada e situações em que se espera recusa, de modo a avaliar também o comportamento dos cenários diante de pedidos de diagnóstico definitivo, de prescrição ou fora do escopo. O conjunto de 25 perguntas de referência (Apêndice A) pode servir de ponto de partida, mas foi elaborado durante o desenvolvimento, em conjunto com a base inicial, o que pode favorecer o Cenário A; recomenda-se, por isso, que as </w:t>
-      </w:r>
-      <w:r>
-        <w:t xml:space="preserve">perguntas finais sejam revisadas ou complementadas por pessoa externa ao desenvolvimento. </w:t>
+        <w:t xml:space="preserve">O instrumento deverá definir as dimensões avaliadas, a escala de resposta e os campos para comentários. As dimensões candidatas, derivadas da literatura discutida na Seção 2.6, estão listadas no Quadro 4; sua seleção final, assim como a escala, depende do protocolo. </w:t>
       </w:r>
       <w:r>
         <w:rPr>
           <w:highlight w:val="yellow"/>
         </w:rPr>
-        <w:t>[PREENCHER APÓS A DEFINIÇÃO DO PROTOCOLO: número de perguntas; critérios de seleção; distribuição por tema e por tipo de situação (resposta esperada, recusa esperada e fora do escopo); origem e revisão das perguntas.]</w:t>
-      </w:r>
-    </w:p>
-    <w:p>
-      <w:pPr>
-        <w:pStyle w:val="Ttulo3"/>
-      </w:pPr>
-      <w:bookmarkStart w:id="43" w:name="_Toc243383686"/>
-      <w:r>
-        <w:t>3.6.5 Procedimento de apresentação das respostas</w:t>
-      </w:r>
-      <w:bookmarkEnd w:id="43"/>
-    </w:p>
-    <w:p>
-      <w:pPr>
-        <w:pStyle w:val="Corpo"/>
-      </w:pPr>
-      <w:r>
-        <w:t xml:space="preserve">As respostas dos dois cenários deverão ser geradas antes da coleta, armazenadas e apresentadas aos participantes sempre na mesma forma, para que todos avaliem o mesmo conteúdo e os resultados possam ser reproduzidos. A geração em tempo real durante a sessão é desaconselhada, porque modelos de linguagem podem produzir respostas diferentes para a mesma pergunta. </w:t>
+        <w:t>[PREENCHER APÓS A DEFINIÇÃO DO PROTOCOLO: dimensões adotadas, com a definição operacional de cada uma; escala de resposta; questões abertas; validação prévia do instrumento, por exemplo em teste piloto.]</w:t>
+      </w:r>
+      <w:r>
+        <w:t xml:space="preserve"> A estrutura prevista do instrumento encontra-se no Apêndice E. O sistema já registra, para cada resposta, uma nota global de 0 a 10 e um comentário opcional (Seção 4.6.2). Trata-se de uma medida única, que não substitui a avaliação por dimensões, mas pode compor o instrumento, por exemplo como avaliação ger</w:t>
+      </w:r>
+      <w:r>
+        <w:t xml:space="preserve">al de cada resposta, se o protocolo a adotar. </w:t>
       </w:r>
       <w:r>
         <w:rPr>
           <w:highlight w:val="yellow"/>
         </w:rPr>
-        <w:t xml:space="preserve">[PREENCHER APÓS A DEFINIÇÃO DO PROTOCOLO: meio de aplicação, como formulário ou interface do próprio sistema; formato de apresentação das respostas; </w:t>
-      </w:r>
-      <w:r>
-        <w:rPr>
-          <w:highlight w:val="yellow"/>
-        </w:rPr>
+        <w:t>[DEFINIR COM O ORIENTADOR: uso da nota global de 0 a 10 registrada pelo sistema no instrumento de avaliação.]</w:t>
+      </w:r>
+    </w:p>
+    <w:p>
+      <w:pPr>
+        <w:pStyle w:val="LegendaQuadro"/>
+      </w:pPr>
+      <w:bookmarkStart w:id="45" w:name="_Toc243646621"/>
+      <w:r>
         <w:lastRenderedPageBreak/>
-        <w:t>ordem de exposição; instruções fornecidas aos participantes; tempo estimado da sessão.]</w:t>
-      </w:r>
-    </w:p>
-    <w:p>
-      <w:pPr>
-        <w:pStyle w:val="Ttulo3"/>
-      </w:pPr>
-      <w:bookmarkStart w:id="44" w:name="_Toc243383687"/>
-      <w:r>
-        <w:t>3.6.6 Instrumento de avaliação e dimensões analisadas</w:t>
-      </w:r>
-      <w:bookmarkEnd w:id="44"/>
-    </w:p>
-    <w:p>
-      <w:pPr>
-        <w:pStyle w:val="Corpo"/>
-      </w:pPr>
-      <w:r>
-        <w:t xml:space="preserve">O instrumento deverá definir as dimensões avaliadas, a escala de resposta e os campos para comentários. As dimensões candidatas, derivadas da literatura discutida na Seção 2.6, estão listadas no Quadro 4; sua seleção final, assim como a escala, depende do protocolo. </w:t>
-      </w:r>
-      <w:r>
-        <w:rPr>
-          <w:highlight w:val="yellow"/>
-        </w:rPr>
-        <w:t>[PREENCHER APÓS A DEFINIÇÃO DO PROTOCOLO: dimensões adotadas, com a definição operacional de cada uma; escala de resposta; questões abertas; validação prévia do instrumento, por exemplo em teste piloto.]</w:t>
-      </w:r>
-      <w:r>
-        <w:t xml:space="preserve"> A estrutura prevista do instrumento encontra-se no Apêndice E.</w:t>
-      </w:r>
-    </w:p>
-    <w:p>
-      <w:pPr>
-        <w:pStyle w:val="LegendaQuadro"/>
-      </w:pPr>
-      <w:bookmarkStart w:id="45" w:name="_Toc243383738"/>
-      <w:r>
         <w:t xml:space="preserve">Quadro </w:t>
       </w:r>
       <w:r>
@@ -14674,7 +15127,7 @@
       <w:pPr>
         <w:pStyle w:val="Ttulo3"/>
       </w:pPr>
-      <w:bookmarkStart w:id="46" w:name="_Toc243383688"/>
+      <w:bookmarkStart w:id="46" w:name="_Toc243646566"/>
       <w:r>
         <w:t>3.6.7 Coleta e organização dos dados</w:t>
       </w:r>
@@ -14685,113 +15138,132 @@
         <w:pStyle w:val="Corpo"/>
       </w:pPr>
       <w:r>
-        <w:t xml:space="preserve">Cada participante deverá receber um código não identificável, e as avaliações deverão ser registradas em formato estruturado, com uma linha por combinação de participante, pergunta e cenário, contendo as notas por dimensão e os comentários. </w:t>
-      </w:r>
-      <w:r>
-        <w:lastRenderedPageBreak/>
-        <w:t xml:space="preserve">O vínculo entre cada resposta avaliada e as condições registradas no Quadro 3 deve ser preservado. Os dados deverão ser armazenados com acesso restrito ao pesquisador e ao orientador. </w:t>
-      </w:r>
-      <w:r>
-        <w:rPr>
-          <w:highlight w:val="yellow"/>
-        </w:rPr>
-        <w:t>[PREENCHER APÓS A DEFINIÇÃO DO PROTOCOLO: ferramenta de coleta; local e período de armazenamento; procedimento de exportação e de verificação de consistência; tratamento de respostas incompletas.]</w:t>
-      </w:r>
-    </w:p>
-    <w:p>
-      <w:pPr>
-        <w:pStyle w:val="Ttulo3"/>
-      </w:pPr>
-      <w:bookmarkStart w:id="47" w:name="_Toc243383689"/>
-      <w:r>
-        <w:t>3.6.8 Métodos de análise</w:t>
-      </w:r>
-      <w:bookmarkEnd w:id="47"/>
-    </w:p>
-    <w:p>
-      <w:pPr>
-        <w:pStyle w:val="Corpo"/>
-      </w:pPr>
-      <w:r>
-        <w:t xml:space="preserve">A análise deverá comparar as avaliações dos dois cenários por dimensão, inicialmente por meio de estatística descritiva adequada ao tipo de escala adotada, e examinar os resultados por pergunta e por tipo de situação, incluindo o tratamento dado pelos dois cenários às perguntas que exigem recusa. Os comentários abertos deverão ser analisados qualitativamente, com categorias definidas a partir dos dados ou do protocolo. A escolha de testes estatísticos depende do desenho, da escala e do tamanho da amostra e </w:t>
-      </w:r>
-      <w:r>
-        <w:t xml:space="preserve">deverá ser feita antes da coleta. </w:t>
-      </w:r>
-      <w:r>
-        <w:rPr>
-          <w:highlight w:val="yellow"/>
-        </w:rPr>
-        <w:t>[DEFINIR COM O ORIENTADOR: métodos estatísticos, nível de significância, se aplicável, e procedimento de análise qualitativa.]</w:t>
-      </w:r>
-    </w:p>
-    <w:p>
-      <w:pPr>
-        <w:pStyle w:val="Ttulo3"/>
-      </w:pPr>
-      <w:bookmarkStart w:id="48" w:name="_Toc243383690"/>
-      <w:r>
-        <w:t>3.6.9 Aspectos éticos e proteção dos participantes</w:t>
-      </w:r>
-      <w:bookmarkEnd w:id="48"/>
-    </w:p>
-    <w:p>
-      <w:pPr>
-        <w:pStyle w:val="Corpo"/>
-      </w:pPr>
-      <w:r>
-        <w:t>Por envolver participantes humanos e conteúdo relacionado à saúde, a avaliação comparativa deverá observar as normas de ética em pesquisa vigentes no Brasil, em especial as Resoluções nº 466/2012 e nº 510/2016 do Conselho Nacional de Saúde (CNS) (Brasil, 2012; Brasil, 2016). A Resolução nº 510/2016 prevê, em seu artigo 1º, situações que não são registradas nem avaliadas pelo sistema formado pelos Comitês de Ética em Pesquisa (CEP) e pela Comissão Nacional de Ética em Pesquisa (CONEP), como a pesquisa de opi</w:t>
-      </w:r>
-      <w:r>
-        <w:t xml:space="preserve">nião pública com participantes não identificados; orientação da CONEP esclarece, porém, que essa dispensa se aplica apenas quando todos os procedimentos do protocolo se enquadram nessas hipóteses (Brasil, 2022). Como o protocolo ainda não está definido, a necessidade de submissão ao CEP não pode ser determinada nesta versão e deverá ser verificada com o orientador e com o CEP da instituição antes de qualquer coleta. </w:t>
-      </w:r>
-      <w:r>
-        <w:rPr>
-          <w:highlight w:val="yellow"/>
-        </w:rPr>
-        <w:t>[VERIFICAR COM O ORIENTADOR E O CEP INSTITUCIONAL: enquadramento ético do estudo e procedime</w:t>
-      </w:r>
-      <w:r>
-        <w:rPr>
-          <w:highlight w:val="yellow"/>
-        </w:rPr>
-        <w:t>ntos necessários.]</w:t>
-      </w:r>
-    </w:p>
-    <w:p>
-      <w:pPr>
-        <w:pStyle w:val="Corpo"/>
-      </w:pPr>
-      <w:r>
-        <w:lastRenderedPageBreak/>
-        <w:t>Independentemente do enquadramento, o estudo deverá adotar participação voluntária, com possibilidade de desistência a qualquer momento; registro de consentimento, por meio de Termo de Consentimento Livre e Esclarecido (TCLE) ou instrumento equivalente; coleta mínima de dados pessoais e apresentação apenas de resultados agregados; e tratamento dos dados conforme a LGPD (Brasil, 2018). As perguntas e as respostas utilizadas não devem conter dados de pacientes. Deve-se considerar, ainda, que as consultas ao s</w:t>
-      </w:r>
-      <w:r>
-        <w:t>istema são registradas no banco de dados para auditoria e que, no modo com modelo de linguagem, as perguntas são enviadas a um serviço externo, aspectos que precisam constar das informações fornecidas aos participantes, caso eles interajam diretamente com o sistema.</w:t>
-      </w:r>
-    </w:p>
-    <w:p>
-      <w:pPr>
-        <w:pStyle w:val="Ttulo2"/>
-      </w:pPr>
-      <w:bookmarkStart w:id="49" w:name="_Toc243383691"/>
-      <w:r>
-        <w:t>3.7 AMEAÇAS À VALIDADE</w:t>
-      </w:r>
-      <w:bookmarkEnd w:id="49"/>
-    </w:p>
-    <w:p>
-      <w:pPr>
-        <w:pStyle w:val="Corpo"/>
-      </w:pPr>
-      <w:r>
-        <w:t xml:space="preserve">Seguindo a classificação de Wohlin </w:t>
+        <w:t>Cada participante deverá receber um código não identificável, e as avaliações deverão ser registradas em formato estruturado, com uma linha por combinação de participante, pergunta e cenário, contendo as notas por dimensão e os comentários. O vínculo entre cada resposta avaliada e as condições registradas no Quadro 3 deve ser preservado. Os dados deverão ser armazenados com acesso restrito ao pesquisador e ao orientador. Se as avaliações forem registradas pelo próprio sistema, cada uma ficará vinculada ao u</w:t>
+      </w:r>
+      <w:r>
+        <w:t xml:space="preserve">suário, à conversa e à resposta avaliada, sem possibilidade de duplicidade (Seção 4.6.2). Para que esse vínculo seja compatível com o anonimato dos participantes, os nomes de usuário deverão ser códigos não identificáveis, sem nome, matrícula ou endereço de </w:t>
       </w:r>
       <w:r>
         <w:rPr>
           <w:i/>
           <w:iCs/>
         </w:rPr>
+        <w:t>e-mail</w:t>
+      </w:r>
+      <w:r>
+        <w:t xml:space="preserve">, e a correspondência entre código e pessoa, se necessária, deverá ser mantida fora do sistema. </w:t>
+      </w:r>
+      <w:r>
+        <w:rPr>
+          <w:highlight w:val="yellow"/>
+        </w:rPr>
+        <w:t>[PREENCHER APÓS A DEFINIÇÃO DO PROTOCOLO: ferramenta de coleta; local e período de armazenamento; procedimento de exportação e de verificação de consist</w:t>
+      </w:r>
+      <w:r>
+        <w:rPr>
+          <w:highlight w:val="yellow"/>
+        </w:rPr>
+        <w:t>ência; tratamento de respostas incompletas.]</w:t>
+      </w:r>
+    </w:p>
+    <w:p>
+      <w:pPr>
+        <w:pStyle w:val="Ttulo3"/>
+      </w:pPr>
+      <w:bookmarkStart w:id="47" w:name="_Toc243646567"/>
+      <w:r>
+        <w:lastRenderedPageBreak/>
+        <w:t>3.6.8 Métodos de análise</w:t>
+      </w:r>
+      <w:bookmarkEnd w:id="47"/>
+    </w:p>
+    <w:p>
+      <w:pPr>
+        <w:pStyle w:val="Corpo"/>
+      </w:pPr>
+      <w:r>
+        <w:t xml:space="preserve">A análise deverá comparar as avaliações dos dois cenários por dimensão, inicialmente por meio de estatística descritiva adequada ao tipo de escala adotada, e examinar os resultados por pergunta e por tipo de situação, incluindo o tratamento dado pelos dois cenários às perguntas que exigem recusa. Os comentários abertos deverão ser analisados qualitativamente, com categorias definidas a partir dos dados ou do protocolo. A escolha de testes estatísticos depende do desenho, da escala e do tamanho da amostra e </w:t>
+      </w:r>
+      <w:r>
+        <w:t xml:space="preserve">deverá ser feita antes da coleta. </w:t>
+      </w:r>
+      <w:r>
+        <w:rPr>
+          <w:highlight w:val="yellow"/>
+        </w:rPr>
+        <w:t>[DEFINIR COM O ORIENTADOR: métodos estatísticos, nível de significância, se aplicável, e procedimento de análise qualitativa.]</w:t>
+      </w:r>
+    </w:p>
+    <w:p>
+      <w:pPr>
+        <w:pStyle w:val="Ttulo3"/>
+      </w:pPr>
+      <w:bookmarkStart w:id="48" w:name="_Toc243646568"/>
+      <w:r>
+        <w:t>3.6.9 Aspectos éticos e proteção dos participantes</w:t>
+      </w:r>
+      <w:bookmarkEnd w:id="48"/>
+    </w:p>
+    <w:p>
+      <w:pPr>
+        <w:pStyle w:val="Corpo"/>
+      </w:pPr>
+      <w:r>
+        <w:t>Por envolver participantes humanos e conteúdo relacionado à saúde, a avaliação comparativa deverá observar as normas de ética em pesquisa vigentes no Brasil, em especial as Resoluções nº 466/2012 e nº 510/2016 do Conselho Nacional de Saúde (CNS) (Brasil, 2012; Brasil, 2016). A Resolução nº 510/2016 prevê, em seu artigo 1º, situações que não são registradas nem avaliadas pelo sistema formado pelos Comitês de Ética em Pesquisa (CEP) e pela Comissão Nacional de Ética em Pesquisa (CONEP), como a pesquisa de opi</w:t>
+      </w:r>
+      <w:r>
+        <w:t xml:space="preserve">nião pública com participantes não identificados; orientação da CONEP esclarece, porém, que essa dispensa se aplica apenas quando todos os procedimentos do protocolo se enquadram nessas hipóteses (Brasil, 2022). Como o protocolo ainda não está definido, a necessidade de submissão ao CEP não pode ser determinada nesta versão e deverá ser verificada com o orientador e com o CEP da instituição antes de qualquer coleta. </w:t>
+      </w:r>
+      <w:r>
+        <w:rPr>
+          <w:highlight w:val="yellow"/>
+        </w:rPr>
+        <w:t>[VERIFICAR COM O ORIENTADOR E O CEP INSTITUCIONAL: enquadramento ético do estudo e procedime</w:t>
+      </w:r>
+      <w:r>
+        <w:rPr>
+          <w:highlight w:val="yellow"/>
+        </w:rPr>
+        <w:t>ntos necessários.]</w:t>
+      </w:r>
+    </w:p>
+    <w:p>
+      <w:pPr>
+        <w:pStyle w:val="Corpo"/>
+      </w:pPr>
+      <w:r>
+        <w:t xml:space="preserve">Independentemente do enquadramento, o estudo deverá adotar participação voluntária, com possibilidade de desistência a qualquer momento; registro de consentimento, por meio de Termo de Consentimento Livre e Esclarecido (TCLE) ou instrumento equivalente; coleta mínima de dados pessoais e apresentação apenas de resultados agregados; e tratamento dos dados conforme a LGPD (Brasil, 2018). As perguntas e as respostas utilizadas não devem conter dados de pacientes. Deve-se </w:t>
+      </w:r>
+      <w:r>
+        <w:lastRenderedPageBreak/>
+        <w:t>considerar, ainda, que as consultas ao sistema são registradas no banco de dados para auditoria, vinculadas ao usuário, e que, no modo com modelo de linguagem, as perguntas são enviadas a um serviço externo, aspectos que precisam constar das informações fornecidas aos participantes, caso eles interajam diretamente com o sistema. Se o sistema for publicado em serviço de hospedagem externo, os dados dos participantes ficarão armazenados nesse serviço, possivelmente fora do Brasil, situação tratada pela LGPD n</w:t>
+      </w:r>
+      <w:r>
+        <w:t>as regras sobre transferência internacional de dados (Brasil, 2018) e que também deverá ser informada aos participantes.</w:t>
+      </w:r>
+    </w:p>
+    <w:p>
+      <w:pPr>
+        <w:pStyle w:val="Ttulo2"/>
+      </w:pPr>
+      <w:bookmarkStart w:id="49" w:name="_Toc243646569"/>
+      <w:r>
+        <w:t>3.7 AMEAÇAS À VALIDADE</w:t>
+      </w:r>
+      <w:bookmarkEnd w:id="49"/>
+    </w:p>
+    <w:p>
+      <w:pPr>
+        <w:pStyle w:val="Corpo"/>
+      </w:pPr>
+      <w:r>
+        <w:t xml:space="preserve">Seguindo a classificação de Wohlin </w:t>
+      </w:r>
+      <w:r>
+        <w:rPr>
+          <w:i/>
+          <w:iCs/>
+        </w:rPr>
         <w:t>et al.</w:t>
       </w:r>
       <w:r>
@@ -14862,7 +15334,7 @@
         <w:pStyle w:val="Ttulo1"/>
         <w:pageBreakBefore/>
       </w:pPr>
-      <w:bookmarkStart w:id="50" w:name="_Toc243383692"/>
+      <w:bookmarkStart w:id="50" w:name="_Toc243646570"/>
       <w:r>
         <w:lastRenderedPageBreak/>
         <w:t>4 DESENVOLVIMENTO DO SISTEMA</w:t>
@@ -14884,14 +15356,14 @@
         <w:t>pipeline</w:t>
       </w:r>
       <w:r>
-        <w:t xml:space="preserve"> de consulta; a Seção 4.6, a interface web; e a Seção 4.7, a verificação do software.</w:t>
+        <w:t xml:space="preserve"> de consulta; a Seção 4.6, o controle de acesso e o registro da avaliação das respostas; a Seção 4.7, a interface web; e a Seção 4.8, a verificação do software.</w:t>
       </w:r>
     </w:p>
     <w:p>
       <w:pPr>
         <w:pStyle w:val="Ttulo2"/>
       </w:pPr>
-      <w:bookmarkStart w:id="51" w:name="_Toc243383693"/>
+      <w:bookmarkStart w:id="51" w:name="_Toc243646571"/>
       <w:r>
         <w:t>4.1 REQUISITOS E PRINCÍPIOS DE PROJETO</w:t>
       </w:r>
@@ -14909,7 +15381,7 @@
       <w:pPr>
         <w:pStyle w:val="LegendaQuadro"/>
       </w:pPr>
-      <w:bookmarkStart w:id="52" w:name="_Toc243383739"/>
+      <w:bookmarkStart w:id="52" w:name="_Toc243646622"/>
       <w:r>
         <w:t xml:space="preserve">Quadro </w:t>
       </w:r>
@@ -14954,9 +15426,9 @@
         <w:tblLook w:val="04A0" w:firstRow="1" w:lastRow="0" w:firstColumn="1" w:lastColumn="0" w:noHBand="0" w:noVBand="1"/>
       </w:tblPr>
       <w:tblGrid>
-        <w:gridCol w:w="2766"/>
-        <w:gridCol w:w="2936"/>
-        <w:gridCol w:w="3369"/>
+        <w:gridCol w:w="2603"/>
+        <w:gridCol w:w="3089"/>
+        <w:gridCol w:w="3379"/>
       </w:tblGrid>
       <w:tr>
         <w:trPr>
@@ -14965,7 +15437,7 @@
         </w:trPr>
         <w:tc>
           <w:tcPr>
-            <w:tcW w:w="2766" w:type="dxa"/>
+            <w:tcW w:w="2603" w:type="dxa"/>
             <w:tcMar>
               <w:top w:w="60" w:type="dxa"/>
               <w:left w:w="100" w:type="dxa"/>
@@ -14990,7 +15462,7 @@
         </w:tc>
         <w:tc>
           <w:tcPr>
-            <w:tcW w:w="2936" w:type="dxa"/>
+            <w:tcW w:w="3089" w:type="dxa"/>
             <w:tcMar>
               <w:top w:w="60" w:type="dxa"/>
               <w:left w:w="100" w:type="dxa"/>
@@ -15015,7 +15487,7 @@
         </w:tc>
         <w:tc>
           <w:tcPr>
-            <w:tcW w:w="3369" w:type="dxa"/>
+            <w:tcW w:w="3379" w:type="dxa"/>
             <w:tcMar>
               <w:top w:w="60" w:type="dxa"/>
               <w:left w:w="100" w:type="dxa"/>
@@ -15045,7 +15517,7 @@
         </w:trPr>
         <w:tc>
           <w:tcPr>
-            <w:tcW w:w="2766" w:type="dxa"/>
+            <w:tcW w:w="2603" w:type="dxa"/>
             <w:tcMar>
               <w:top w:w="60" w:type="dxa"/>
               <w:left w:w="100" w:type="dxa"/>
@@ -15064,7 +15536,7 @@
         </w:tc>
         <w:tc>
           <w:tcPr>
-            <w:tcW w:w="2936" w:type="dxa"/>
+            <w:tcW w:w="3089" w:type="dxa"/>
             <w:tcMar>
               <w:top w:w="60" w:type="dxa"/>
               <w:left w:w="100" w:type="dxa"/>
@@ -15091,7 +15563,7 @@
         </w:tc>
         <w:tc>
           <w:tcPr>
-            <w:tcW w:w="3369" w:type="dxa"/>
+            <w:tcW w:w="3379" w:type="dxa"/>
             <w:tcMar>
               <w:top w:w="60" w:type="dxa"/>
               <w:left w:w="100" w:type="dxa"/>
@@ -15120,7 +15592,7 @@
         </w:trPr>
         <w:tc>
           <w:tcPr>
-            <w:tcW w:w="2766" w:type="dxa"/>
+            <w:tcW w:w="2603" w:type="dxa"/>
             <w:tcMar>
               <w:top w:w="60" w:type="dxa"/>
               <w:left w:w="100" w:type="dxa"/>
@@ -15139,7 +15611,7 @@
         </w:tc>
         <w:tc>
           <w:tcPr>
-            <w:tcW w:w="2936" w:type="dxa"/>
+            <w:tcW w:w="3089" w:type="dxa"/>
             <w:tcMar>
               <w:top w:w="60" w:type="dxa"/>
               <w:left w:w="100" w:type="dxa"/>
@@ -15158,7 +15630,7 @@
         </w:tc>
         <w:tc>
           <w:tcPr>
-            <w:tcW w:w="3369" w:type="dxa"/>
+            <w:tcW w:w="3379" w:type="dxa"/>
             <w:tcMar>
               <w:top w:w="60" w:type="dxa"/>
               <w:left w:w="100" w:type="dxa"/>
@@ -15198,7 +15670,7 @@
         </w:trPr>
         <w:tc>
           <w:tcPr>
-            <w:tcW w:w="2766" w:type="dxa"/>
+            <w:tcW w:w="2603" w:type="dxa"/>
             <w:tcMar>
               <w:top w:w="60" w:type="dxa"/>
               <w:left w:w="100" w:type="dxa"/>
@@ -15217,7 +15689,7 @@
         </w:tc>
         <w:tc>
           <w:tcPr>
-            <w:tcW w:w="2936" w:type="dxa"/>
+            <w:tcW w:w="3089" w:type="dxa"/>
             <w:tcMar>
               <w:top w:w="60" w:type="dxa"/>
               <w:left w:w="100" w:type="dxa"/>
@@ -15236,7 +15708,7 @@
         </w:tc>
         <w:tc>
           <w:tcPr>
-            <w:tcW w:w="3369" w:type="dxa"/>
+            <w:tcW w:w="3379" w:type="dxa"/>
             <w:tcMar>
               <w:top w:w="60" w:type="dxa"/>
               <w:left w:w="100" w:type="dxa"/>
@@ -15268,7 +15740,7 @@
         </w:trPr>
         <w:tc>
           <w:tcPr>
-            <w:tcW w:w="2766" w:type="dxa"/>
+            <w:tcW w:w="2603" w:type="dxa"/>
             <w:tcMar>
               <w:top w:w="60" w:type="dxa"/>
               <w:left w:w="100" w:type="dxa"/>
@@ -15287,7 +15759,7 @@
         </w:tc>
         <w:tc>
           <w:tcPr>
-            <w:tcW w:w="2936" w:type="dxa"/>
+            <w:tcW w:w="3089" w:type="dxa"/>
             <w:tcMar>
               <w:top w:w="60" w:type="dxa"/>
               <w:left w:w="100" w:type="dxa"/>
@@ -15306,7 +15778,7 @@
         </w:tc>
         <w:tc>
           <w:tcPr>
-            <w:tcW w:w="3369" w:type="dxa"/>
+            <w:tcW w:w="3379" w:type="dxa"/>
             <w:tcMar>
               <w:top w:w="60" w:type="dxa"/>
               <w:left w:w="100" w:type="dxa"/>
@@ -15335,7 +15807,7 @@
         </w:trPr>
         <w:tc>
           <w:tcPr>
-            <w:tcW w:w="2766" w:type="dxa"/>
+            <w:tcW w:w="2603" w:type="dxa"/>
             <w:tcMar>
               <w:top w:w="60" w:type="dxa"/>
               <w:left w:w="100" w:type="dxa"/>
@@ -15354,7 +15826,7 @@
         </w:tc>
         <w:tc>
           <w:tcPr>
-            <w:tcW w:w="2936" w:type="dxa"/>
+            <w:tcW w:w="3089" w:type="dxa"/>
             <w:tcMar>
               <w:top w:w="60" w:type="dxa"/>
               <w:left w:w="100" w:type="dxa"/>
@@ -15373,7 +15845,7 @@
         </w:tc>
         <w:tc>
           <w:tcPr>
-            <w:tcW w:w="3369" w:type="dxa"/>
+            <w:tcW w:w="3379" w:type="dxa"/>
             <w:tcMar>
               <w:top w:w="60" w:type="dxa"/>
               <w:left w:w="100" w:type="dxa"/>
@@ -15413,7 +15885,7 @@
         </w:trPr>
         <w:tc>
           <w:tcPr>
-            <w:tcW w:w="2766" w:type="dxa"/>
+            <w:tcW w:w="2603" w:type="dxa"/>
             <w:tcMar>
               <w:top w:w="60" w:type="dxa"/>
               <w:left w:w="100" w:type="dxa"/>
@@ -15432,26 +15904,26 @@
         </w:tc>
         <w:tc>
           <w:tcPr>
-            <w:tcW w:w="2936" w:type="dxa"/>
-            <w:tcMar>
-              <w:top w:w="60" w:type="dxa"/>
-              <w:left w:w="100" w:type="dxa"/>
-              <w:bottom w:w="60" w:type="dxa"/>
-              <w:right w:w="100" w:type="dxa"/>
-            </w:tcMar>
-          </w:tcPr>
-          <w:p>
-            <w:pPr>
-              <w:pStyle w:val="TextoTabela"/>
-            </w:pPr>
-            <w:r>
-              <w:t>Persistência de sessões, mensagens e registros de recuperação</w:t>
-            </w:r>
-          </w:p>
-        </w:tc>
-        <w:tc>
-          <w:tcPr>
-            <w:tcW w:w="3369" w:type="dxa"/>
+            <w:tcW w:w="3089" w:type="dxa"/>
+            <w:tcMar>
+              <w:top w:w="60" w:type="dxa"/>
+              <w:left w:w="100" w:type="dxa"/>
+              <w:bottom w:w="60" w:type="dxa"/>
+              <w:right w:w="100" w:type="dxa"/>
+            </w:tcMar>
+          </w:tcPr>
+          <w:p>
+            <w:pPr>
+              <w:pStyle w:val="TextoTabela"/>
+            </w:pPr>
+            <w:r>
+              <w:t>Persistência das conversas, vinculadas ao usuário, das mensagens e dos registros de recuperação</w:t>
+            </w:r>
+          </w:p>
+        </w:tc>
+        <w:tc>
+          <w:tcPr>
+            <w:tcW w:w="3379" w:type="dxa"/>
             <w:tcMar>
               <w:top w:w="60" w:type="dxa"/>
               <w:left w:w="100" w:type="dxa"/>
@@ -15505,7 +15977,7 @@
         </w:trPr>
         <w:tc>
           <w:tcPr>
-            <w:tcW w:w="2766" w:type="dxa"/>
+            <w:tcW w:w="2603" w:type="dxa"/>
             <w:tcMar>
               <w:top w:w="60" w:type="dxa"/>
               <w:left w:w="100" w:type="dxa"/>
@@ -15524,7 +15996,7 @@
         </w:tc>
         <w:tc>
           <w:tcPr>
-            <w:tcW w:w="2936" w:type="dxa"/>
+            <w:tcW w:w="3089" w:type="dxa"/>
             <w:tcMar>
               <w:top w:w="60" w:type="dxa"/>
               <w:left w:w="100" w:type="dxa"/>
@@ -15543,7 +16015,7 @@
         </w:tc>
         <w:tc>
           <w:tcPr>
-            <w:tcW w:w="3369" w:type="dxa"/>
+            <w:tcW w:w="3379" w:type="dxa"/>
             <w:tcMar>
               <w:top w:w="60" w:type="dxa"/>
               <w:left w:w="100" w:type="dxa"/>
@@ -15575,7 +16047,7 @@
         </w:trPr>
         <w:tc>
           <w:tcPr>
-            <w:tcW w:w="2766" w:type="dxa"/>
+            <w:tcW w:w="2603" w:type="dxa"/>
             <w:tcMar>
               <w:top w:w="60" w:type="dxa"/>
               <w:left w:w="100" w:type="dxa"/>
@@ -15594,7 +16066,7 @@
         </w:tc>
         <w:tc>
           <w:tcPr>
-            <w:tcW w:w="2936" w:type="dxa"/>
+            <w:tcW w:w="3089" w:type="dxa"/>
             <w:tcMar>
               <w:top w:w="60" w:type="dxa"/>
               <w:left w:w="100" w:type="dxa"/>
@@ -15613,7 +16085,7 @@
         </w:tc>
         <w:tc>
           <w:tcPr>
-            <w:tcW w:w="3369" w:type="dxa"/>
+            <w:tcW w:w="3379" w:type="dxa"/>
             <w:tcMar>
               <w:top w:w="60" w:type="dxa"/>
               <w:left w:w="100" w:type="dxa"/>
@@ -15667,7 +16139,7 @@
         </w:trPr>
         <w:tc>
           <w:tcPr>
-            <w:tcW w:w="2766" w:type="dxa"/>
+            <w:tcW w:w="2603" w:type="dxa"/>
             <w:tcMar>
               <w:top w:w="60" w:type="dxa"/>
               <w:left w:w="100" w:type="dxa"/>
@@ -15687,26 +16159,26 @@
         </w:tc>
         <w:tc>
           <w:tcPr>
-            <w:tcW w:w="2936" w:type="dxa"/>
-            <w:tcMar>
-              <w:top w:w="60" w:type="dxa"/>
-              <w:left w:w="100" w:type="dxa"/>
-              <w:bottom w:w="60" w:type="dxa"/>
-              <w:right w:w="100" w:type="dxa"/>
-            </w:tcMar>
-          </w:tcPr>
-          <w:p>
-            <w:pPr>
-              <w:pStyle w:val="TextoTabela"/>
-            </w:pPr>
-            <w:r>
-              <w:t>Nota de 1 a 5, comentário e indicação de revisão por especialista</w:t>
-            </w:r>
-          </w:p>
-        </w:tc>
-        <w:tc>
-          <w:tcPr>
-            <w:tcW w:w="3369" w:type="dxa"/>
+            <w:tcW w:w="3089" w:type="dxa"/>
+            <w:tcMar>
+              <w:top w:w="60" w:type="dxa"/>
+              <w:left w:w="100" w:type="dxa"/>
+              <w:bottom w:w="60" w:type="dxa"/>
+              <w:right w:w="100" w:type="dxa"/>
+            </w:tcMar>
+          </w:tcPr>
+          <w:p>
+            <w:pPr>
+              <w:pStyle w:val="TextoTabela"/>
+            </w:pPr>
+            <w:r>
+              <w:t>Nota inteira de 0 a 10 e comentário opcional, vinculados ao usuário, à conversa e à resposta, com uma avaliação por usuário e resposta</w:t>
+            </w:r>
+          </w:p>
+        </w:tc>
+        <w:tc>
+          <w:tcPr>
+            <w:tcW w:w="3379" w:type="dxa"/>
             <w:tcMar>
               <w:top w:w="60" w:type="dxa"/>
               <w:left w:w="100" w:type="dxa"/>
@@ -15728,6 +16200,9 @@
                 <w:szCs w:val="16"/>
               </w:rPr>
               <w:t>feedback</w:t>
+            </w:r>
+            <w:r>
+              <w:t>; componente de avaliação da interface</w:t>
             </w:r>
           </w:p>
         </w:tc>
@@ -15738,76 +16213,79 @@
         </w:trPr>
         <w:tc>
           <w:tcPr>
-            <w:tcW w:w="2766" w:type="dxa"/>
-            <w:tcMar>
-              <w:top w:w="60" w:type="dxa"/>
-              <w:left w:w="100" w:type="dxa"/>
-              <w:bottom w:w="60" w:type="dxa"/>
-              <w:right w:w="100" w:type="dxa"/>
-            </w:tcMar>
-          </w:tcPr>
-          <w:p>
-            <w:pPr>
-              <w:pStyle w:val="TextoTabela"/>
-            </w:pPr>
-            <w:r>
-              <w:t>RNF01. Funcionar sem serviços externos</w:t>
-            </w:r>
-          </w:p>
-        </w:tc>
-        <w:tc>
-          <w:tcPr>
-            <w:tcW w:w="2936" w:type="dxa"/>
-            <w:tcMar>
-              <w:top w:w="60" w:type="dxa"/>
-              <w:left w:w="100" w:type="dxa"/>
-              <w:bottom w:w="60" w:type="dxa"/>
-              <w:right w:w="100" w:type="dxa"/>
-            </w:tcMar>
-          </w:tcPr>
-          <w:p>
-            <w:pPr>
-              <w:pStyle w:val="TextoTabela"/>
-            </w:pPr>
-            <w:r>
-              <w:t xml:space="preserve">Provedor local de </w:t>
+            <w:tcW w:w="2603" w:type="dxa"/>
+            <w:tcMar>
+              <w:top w:w="60" w:type="dxa"/>
+              <w:left w:w="100" w:type="dxa"/>
+              <w:bottom w:w="60" w:type="dxa"/>
+              <w:right w:w="100" w:type="dxa"/>
+            </w:tcMar>
+          </w:tcPr>
+          <w:p>
+            <w:pPr>
+              <w:pStyle w:val="TextoTabela"/>
+            </w:pPr>
+            <w:r>
+              <w:t>RF10. Restringir o uso do sistema a usuários cadastrados</w:t>
+            </w:r>
+          </w:p>
+        </w:tc>
+        <w:tc>
+          <w:tcPr>
+            <w:tcW w:w="3089" w:type="dxa"/>
+            <w:tcMar>
+              <w:top w:w="60" w:type="dxa"/>
+              <w:left w:w="100" w:type="dxa"/>
+              <w:bottom w:w="60" w:type="dxa"/>
+              <w:right w:w="100" w:type="dxa"/>
+            </w:tcMar>
+          </w:tcPr>
+          <w:p>
+            <w:pPr>
+              <w:pStyle w:val="TextoTabela"/>
+            </w:pPr>
+            <w:r>
+              <w:t xml:space="preserve">Login por usuário e senha, sessão em </w:t>
             </w:r>
             <w:r>
               <w:rPr>
                 <w:i/>
                 <w:iCs/>
               </w:rPr>
-              <w:t>embeddings</w:t>
-            </w:r>
-            <w:r>
-              <w:t xml:space="preserve"> e resposta extrativa</w:t>
-            </w:r>
-          </w:p>
-        </w:tc>
-        <w:tc>
-          <w:tcPr>
-            <w:tcW w:w="3369" w:type="dxa"/>
-            <w:tcMar>
-              <w:top w:w="60" w:type="dxa"/>
-              <w:left w:w="100" w:type="dxa"/>
-              <w:bottom w:w="60" w:type="dxa"/>
-              <w:right w:w="100" w:type="dxa"/>
-            </w:tcMar>
-          </w:tcPr>
-          <w:p>
-            <w:pPr>
-              <w:pStyle w:val="TextoTabela"/>
-            </w:pPr>
+              <w:t>cookie</w:t>
+            </w:r>
+            <w:r>
+              <w:t xml:space="preserve"> e exigência de sessão nas rotas </w:t>
+            </w:r>
             <w:r>
               <w:rPr>
                 <w:rFonts w:ascii="Courier New" w:eastAsia="Courier New" w:hAnsi="Courier New" w:cs="Courier New"/>
                 <w:sz w:val="16"/>
                 <w:szCs w:val="16"/>
               </w:rPr>
-              <w:t>DeterministicEmbeddingsProvider</w:t>
-            </w:r>
-            <w:r>
-              <w:t xml:space="preserve">, </w:t>
+              <w:t>/api</w:t>
+            </w:r>
+            <w:r>
+              <w:t>, exceto as de autenticação</w:t>
+            </w:r>
+          </w:p>
+        </w:tc>
+        <w:tc>
+          <w:tcPr>
+            <w:tcW w:w="3379" w:type="dxa"/>
+            <w:tcMar>
+              <w:top w:w="60" w:type="dxa"/>
+              <w:left w:w="100" w:type="dxa"/>
+              <w:bottom w:w="60" w:type="dxa"/>
+              <w:right w:w="100" w:type="dxa"/>
+            </w:tcMar>
+          </w:tcPr>
+          <w:p>
+            <w:pPr>
+              <w:pStyle w:val="TextoTabela"/>
+            </w:pPr>
+            <w:r>
+              <w:t xml:space="preserve">Módulo </w:t>
             </w:r>
             <w:r>
               <w:rPr>
@@ -15815,7 +16293,7 @@
                 <w:sz w:val="16"/>
                 <w:szCs w:val="16"/>
               </w:rPr>
-              <w:t>ChatService</w:t>
+              <w:t>auth</w:t>
             </w:r>
           </w:p>
         </w:tc>
@@ -15826,45 +16304,55 @@
         </w:trPr>
         <w:tc>
           <w:tcPr>
-            <w:tcW w:w="2766" w:type="dxa"/>
-            <w:tcMar>
-              <w:top w:w="60" w:type="dxa"/>
-              <w:left w:w="100" w:type="dxa"/>
-              <w:bottom w:w="60" w:type="dxa"/>
-              <w:right w:w="100" w:type="dxa"/>
-            </w:tcMar>
-          </w:tcPr>
-          <w:p>
-            <w:pPr>
-              <w:pStyle w:val="TextoTabela"/>
-            </w:pPr>
-            <w:r>
-              <w:t>RNF02. Validar configurações e entradas</w:t>
-            </w:r>
-          </w:p>
-        </w:tc>
-        <w:tc>
-          <w:tcPr>
-            <w:tcW w:w="2936" w:type="dxa"/>
-            <w:tcMar>
-              <w:top w:w="60" w:type="dxa"/>
-              <w:left w:w="100" w:type="dxa"/>
-              <w:bottom w:w="60" w:type="dxa"/>
-              <w:right w:w="100" w:type="dxa"/>
-            </w:tcMar>
-          </w:tcPr>
-          <w:p>
-            <w:pPr>
-              <w:pStyle w:val="TextoTabela"/>
-            </w:pPr>
-            <w:r>
-              <w:t>Esquemas de validação para variáveis de ambiente e requisições</w:t>
-            </w:r>
-          </w:p>
-        </w:tc>
-        <w:tc>
-          <w:tcPr>
-            <w:tcW w:w="3369" w:type="dxa"/>
+            <w:tcW w:w="2603" w:type="dxa"/>
+            <w:tcMar>
+              <w:top w:w="60" w:type="dxa"/>
+              <w:left w:w="100" w:type="dxa"/>
+              <w:bottom w:w="60" w:type="dxa"/>
+              <w:right w:w="100" w:type="dxa"/>
+            </w:tcMar>
+          </w:tcPr>
+          <w:p>
+            <w:pPr>
+              <w:pStyle w:val="TextoTabela"/>
+            </w:pPr>
+            <w:r>
+              <w:t>RNF01. Funcionar sem serviços externos</w:t>
+            </w:r>
+          </w:p>
+        </w:tc>
+        <w:tc>
+          <w:tcPr>
+            <w:tcW w:w="3089" w:type="dxa"/>
+            <w:tcMar>
+              <w:top w:w="60" w:type="dxa"/>
+              <w:left w:w="100" w:type="dxa"/>
+              <w:bottom w:w="60" w:type="dxa"/>
+              <w:right w:w="100" w:type="dxa"/>
+            </w:tcMar>
+          </w:tcPr>
+          <w:p>
+            <w:pPr>
+              <w:pStyle w:val="TextoTabela"/>
+            </w:pPr>
+            <w:r>
+              <w:t xml:space="preserve">Provedor local de </w:t>
+            </w:r>
+            <w:r>
+              <w:rPr>
+                <w:i/>
+                <w:iCs/>
+              </w:rPr>
+              <w:t>embeddings</w:t>
+            </w:r>
+            <w:r>
+              <w:t xml:space="preserve"> e resposta extrativa</w:t>
+            </w:r>
+          </w:p>
+        </w:tc>
+        <w:tc>
+          <w:tcPr>
+            <w:tcW w:w="3379" w:type="dxa"/>
             <w:tcMar>
               <w:top w:w="60" w:type="dxa"/>
               <w:left w:w="100" w:type="dxa"/>
@@ -15882,10 +16370,18 @@
                 <w:sz w:val="16"/>
                 <w:szCs w:val="16"/>
               </w:rPr>
-              <w:t>env.ts</w:t>
-            </w:r>
-            <w:r>
-              <w:t>; esquemas Zod</w:t>
+              <w:t>DeterministicEmbeddingsProvider</w:t>
+            </w:r>
+            <w:r>
+              <w:t xml:space="preserve">, </w:t>
+            </w:r>
+            <w:r>
+              <w:rPr>
+                <w:rFonts w:ascii="Courier New" w:eastAsia="Courier New" w:hAnsi="Courier New" w:cs="Courier New"/>
+                <w:sz w:val="16"/>
+                <w:szCs w:val="16"/>
+              </w:rPr>
+              <w:t>ChatService</w:t>
             </w:r>
           </w:p>
         </w:tc>
@@ -15896,45 +16392,45 @@
         </w:trPr>
         <w:tc>
           <w:tcPr>
-            <w:tcW w:w="2766" w:type="dxa"/>
-            <w:tcMar>
-              <w:top w:w="60" w:type="dxa"/>
-              <w:left w:w="100" w:type="dxa"/>
-              <w:bottom w:w="60" w:type="dxa"/>
-              <w:right w:w="100" w:type="dxa"/>
-            </w:tcMar>
-          </w:tcPr>
-          <w:p>
-            <w:pPr>
-              <w:pStyle w:val="TextoTabela"/>
-            </w:pPr>
-            <w:r>
-              <w:t>RNF03. Ser testável sem infraestrutura</w:t>
-            </w:r>
-          </w:p>
-        </w:tc>
-        <w:tc>
-          <w:tcPr>
-            <w:tcW w:w="2936" w:type="dxa"/>
-            <w:tcMar>
-              <w:top w:w="60" w:type="dxa"/>
-              <w:left w:w="100" w:type="dxa"/>
-              <w:bottom w:w="60" w:type="dxa"/>
-              <w:right w:w="100" w:type="dxa"/>
-            </w:tcMar>
-          </w:tcPr>
-          <w:p>
-            <w:pPr>
-              <w:pStyle w:val="TextoTabela"/>
-            </w:pPr>
-            <w:r>
-              <w:t>Serviços com dependências injetadas e testes com dublês em memória</w:t>
-            </w:r>
-          </w:p>
-        </w:tc>
-        <w:tc>
-          <w:tcPr>
-            <w:tcW w:w="3369" w:type="dxa"/>
+            <w:tcW w:w="2603" w:type="dxa"/>
+            <w:tcMar>
+              <w:top w:w="60" w:type="dxa"/>
+              <w:left w:w="100" w:type="dxa"/>
+              <w:bottom w:w="60" w:type="dxa"/>
+              <w:right w:w="100" w:type="dxa"/>
+            </w:tcMar>
+          </w:tcPr>
+          <w:p>
+            <w:pPr>
+              <w:pStyle w:val="TextoTabela"/>
+            </w:pPr>
+            <w:r>
+              <w:t>RNF02. Validar configurações e entradas</w:t>
+            </w:r>
+          </w:p>
+        </w:tc>
+        <w:tc>
+          <w:tcPr>
+            <w:tcW w:w="3089" w:type="dxa"/>
+            <w:tcMar>
+              <w:top w:w="60" w:type="dxa"/>
+              <w:left w:w="100" w:type="dxa"/>
+              <w:bottom w:w="60" w:type="dxa"/>
+              <w:right w:w="100" w:type="dxa"/>
+            </w:tcMar>
+          </w:tcPr>
+          <w:p>
+            <w:pPr>
+              <w:pStyle w:val="TextoTabela"/>
+            </w:pPr>
+            <w:r>
+              <w:t>Esquemas de validação para variáveis de ambiente e requisições; restrições no banco de dados</w:t>
+            </w:r>
+          </w:p>
+        </w:tc>
+        <w:tc>
+          <w:tcPr>
+            <w:tcW w:w="3379" w:type="dxa"/>
             <w:tcMar>
               <w:top w:w="60" w:type="dxa"/>
               <w:left w:w="100" w:type="dxa"/>
@@ -15952,18 +16448,190 @@
                 <w:sz w:val="16"/>
                 <w:szCs w:val="16"/>
               </w:rPr>
-              <w:t>services.ts</w:t>
-            </w:r>
-            <w:r>
-              <w:t xml:space="preserve">; </w:t>
-            </w:r>
+              <w:t>env.ts</w:t>
+            </w:r>
+            <w:r>
+              <w:t>; esquemas Zod; migrações</w:t>
+            </w:r>
+          </w:p>
+        </w:tc>
+      </w:tr>
+      <w:tr>
+        <w:trPr>
+          <w:cantSplit/>
+        </w:trPr>
+        <w:tc>
+          <w:tcPr>
+            <w:tcW w:w="2603" w:type="dxa"/>
+            <w:tcMar>
+              <w:top w:w="60" w:type="dxa"/>
+              <w:left w:w="100" w:type="dxa"/>
+              <w:bottom w:w="60" w:type="dxa"/>
+              <w:right w:w="100" w:type="dxa"/>
+            </w:tcMar>
+          </w:tcPr>
+          <w:p>
+            <w:pPr>
+              <w:pStyle w:val="TextoTabela"/>
+            </w:pPr>
+            <w:r>
+              <w:t>RNF03. Ser testável sem infraestrutura</w:t>
+            </w:r>
+          </w:p>
+        </w:tc>
+        <w:tc>
+          <w:tcPr>
+            <w:tcW w:w="3089" w:type="dxa"/>
+            <w:tcMar>
+              <w:top w:w="60" w:type="dxa"/>
+              <w:left w:w="100" w:type="dxa"/>
+              <w:bottom w:w="60" w:type="dxa"/>
+              <w:right w:w="100" w:type="dxa"/>
+            </w:tcMar>
+          </w:tcPr>
+          <w:p>
+            <w:pPr>
+              <w:pStyle w:val="TextoTabela"/>
+            </w:pPr>
+            <w:r>
+              <w:t>Serviços com dependências injetadas e testes com dublês em memória</w:t>
+            </w:r>
+          </w:p>
+        </w:tc>
+        <w:tc>
+          <w:tcPr>
+            <w:tcW w:w="3379" w:type="dxa"/>
+            <w:tcMar>
+              <w:top w:w="60" w:type="dxa"/>
+              <w:left w:w="100" w:type="dxa"/>
+              <w:bottom w:w="60" w:type="dxa"/>
+              <w:right w:w="100" w:type="dxa"/>
+            </w:tcMar>
+          </w:tcPr>
+          <w:p>
+            <w:pPr>
+              <w:pStyle w:val="TextoTabela"/>
+            </w:pPr>
             <w:r>
               <w:rPr>
                 <w:rFonts w:ascii="Courier New" w:eastAsia="Courier New" w:hAnsi="Courier New" w:cs="Courier New"/>
                 <w:sz w:val="16"/>
                 <w:szCs w:val="16"/>
               </w:rPr>
-              <w:t>tests/core.test.ts</w:t>
+              <w:t>services.ts</w:t>
+            </w:r>
+            <w:r>
+              <w:t>; testes do servidor</w:t>
+            </w:r>
+          </w:p>
+        </w:tc>
+      </w:tr>
+      <w:tr>
+        <w:trPr>
+          <w:cantSplit/>
+        </w:trPr>
+        <w:tc>
+          <w:tcPr>
+            <w:tcW w:w="2603" w:type="dxa"/>
+            <w:tcMar>
+              <w:top w:w="60" w:type="dxa"/>
+              <w:left w:w="100" w:type="dxa"/>
+              <w:bottom w:w="60" w:type="dxa"/>
+              <w:right w:w="100" w:type="dxa"/>
+            </w:tcMar>
+          </w:tcPr>
+          <w:p>
+            <w:pPr>
+              <w:pStyle w:val="TextoTabela"/>
+            </w:pPr>
+            <w:r>
+              <w:t>RNF04. Proteger credenciais e sessões</w:t>
+            </w:r>
+          </w:p>
+        </w:tc>
+        <w:tc>
+          <w:tcPr>
+            <w:tcW w:w="3089" w:type="dxa"/>
+            <w:tcMar>
+              <w:top w:w="60" w:type="dxa"/>
+              <w:left w:w="100" w:type="dxa"/>
+              <w:bottom w:w="60" w:type="dxa"/>
+              <w:right w:w="100" w:type="dxa"/>
+            </w:tcMar>
+          </w:tcPr>
+          <w:p>
+            <w:pPr>
+              <w:pStyle w:val="TextoTabela"/>
+            </w:pPr>
+            <w:r>
+              <w:t xml:space="preserve">Senhas com </w:t>
+            </w:r>
+            <w:r>
+              <w:rPr>
+                <w:i/>
+                <w:iCs/>
+              </w:rPr>
+              <w:t>hash</w:t>
+            </w:r>
+            <w:r>
+              <w:t xml:space="preserve"> scrypt e sal aleatório; </w:t>
+            </w:r>
+            <w:r>
+              <w:rPr>
+                <w:i/>
+                <w:iCs/>
+              </w:rPr>
+              <w:t>token</w:t>
+            </w:r>
+            <w:r>
+              <w:t xml:space="preserve"> de sessão guardado apenas como </w:t>
+            </w:r>
+            <w:r>
+              <w:rPr>
+                <w:i/>
+                <w:iCs/>
+              </w:rPr>
+              <w:t>hash</w:t>
+            </w:r>
+            <w:r>
+              <w:t xml:space="preserve">; </w:t>
+            </w:r>
+            <w:r>
+              <w:rPr>
+                <w:i/>
+                <w:iCs/>
+              </w:rPr>
+              <w:t>cookie</w:t>
+            </w:r>
+            <w:r>
+              <w:t xml:space="preserve"> HttpOnly; limite de tentativas de login</w:t>
+            </w:r>
+          </w:p>
+        </w:tc>
+        <w:tc>
+          <w:tcPr>
+            <w:tcW w:w="3379" w:type="dxa"/>
+            <w:tcMar>
+              <w:top w:w="60" w:type="dxa"/>
+              <w:left w:w="100" w:type="dxa"/>
+              <w:bottom w:w="60" w:type="dxa"/>
+              <w:right w:w="100" w:type="dxa"/>
+            </w:tcMar>
+          </w:tcPr>
+          <w:p>
+            <w:pPr>
+              <w:pStyle w:val="TextoTabela"/>
+            </w:pPr>
+            <w:r>
+              <w:t xml:space="preserve">Módulo </w:t>
+            </w:r>
+            <w:r>
+              <w:rPr>
+                <w:rFonts w:ascii="Courier New" w:eastAsia="Courier New" w:hAnsi="Courier New" w:cs="Courier New"/>
+                <w:sz w:val="16"/>
+                <w:szCs w:val="16"/>
+              </w:rPr>
+              <w:t>auth</w:t>
             </w:r>
           </w:p>
         </w:tc>
@@ -15997,10 +16665,19 @@
     </w:p>
     <w:p>
       <w:pPr>
+        <w:pStyle w:val="Corpo"/>
+      </w:pPr>
+      <w:r>
+        <w:t>Os requisitos RF10 e RNF04 e a forma atual do RF09 foram incorporados depois da avaliação técnica preliminar, para preparar o uso do sistema por participantes: a autenticação restringe o acesso às pessoas cadastradas pelo pesquisador, e o registro da avaliação associa cada nota à resposta avaliada e a quem a atribuiu (Seção 4.6).</w:t>
+      </w:r>
+    </w:p>
+    <w:p>
+      <w:pPr>
         <w:pStyle w:val="Ttulo2"/>
       </w:pPr>
-      <w:bookmarkStart w:id="53" w:name="_Toc243383694"/>
-      <w:r>
+      <w:bookmarkStart w:id="53" w:name="_Toc243646572"/>
+      <w:r>
+        <w:lastRenderedPageBreak/>
         <w:t>4.2 ARQUITETURA GERAL</w:t>
       </w:r>
       <w:bookmarkEnd w:id="53"/>
@@ -16020,7 +16697,7 @@
         <w:t>embeddings</w:t>
       </w:r>
       <w:r>
-        <w:t>, da recuperação, da segurança, da consulta, da avaliação e do retorno dos usuários (</w:t>
+        <w:t>, da recuperação, da segurança, da consulta, da avaliação técnica e da avaliação das respostas pelos usuários (</w:t>
       </w:r>
       <w:r>
         <w:rPr>
@@ -16030,11 +16707,10 @@
         <w:t>feedback</w:t>
       </w:r>
       <w:r>
-        <w:t xml:space="preserve">), e cujas dependências são instanciadas e conectadas em um único ponto de composição. O acesso aos dados combina o Prisma, nas operações relacionais, com consultas SQL diretas nas operações que dependem do pgvector e da busca textual. O banco de dados é o PostgreSQL 16 com a extensão pgvector, executado em contêiner Docker. A API da </w:t>
-      </w:r>
-      <w:r>
-        <w:lastRenderedPageBreak/>
-        <w:t xml:space="preserve">OpenAI é uma dependência opcional, usada para gerar </w:t>
+        <w:t>), e cujas dependências são instanciadas e conectadas em um único ponto de composição. Um módulo de autenticação antecede os módulos de domínio: ele trata do login e do encerramento da sessão e verifica, em cada requisição às demais rotas da API, se há uma sessão válida. O acesso aos dados combina o Prisma, nas operações relacionais, com consultas SQL diretas nas operações que dep</w:t>
+      </w:r>
+      <w:r>
+        <w:t xml:space="preserve">endem do pgvector e da busca textual. O banco de dados é o PostgreSQL 16 com a extensão pgvector, executado em contêiner Docker. A API da OpenAI é uma dependência opcional, usada para gerar </w:t>
       </w:r>
       <w:r>
         <w:rPr>
@@ -16044,17 +16720,14 @@
         <w:t>embeddings</w:t>
       </w:r>
       <w:r>
-        <w:t xml:space="preserve"> e resposta</w:t>
-      </w:r>
-      <w:r>
-        <w:t>s quando há chave de acesso configurada.</w:t>
+        <w:t xml:space="preserve"> e respostas quando há chave de acesso configurada.</w:t>
       </w:r>
     </w:p>
     <w:p>
       <w:pPr>
         <w:pStyle w:val="LegendaFigura"/>
       </w:pPr>
-      <w:bookmarkStart w:id="54" w:name="_Toc243383727"/>
+      <w:bookmarkStart w:id="54" w:name="_Toc243646608"/>
       <w:r>
         <w:t xml:space="preserve">Figura </w:t>
       </w:r>
@@ -16093,8 +16766,8 @@
           <w:noProof/>
         </w:rPr>
         <w:drawing>
-          <wp:inline distT="0" distB="0" distL="0" distR="0" wp14:anchorId="64FF4ED5" wp14:editId="31803029">
-            <wp:extent cx="5762625" cy="2962275"/>
+          <wp:inline distT="0" distB="0" distL="0" distR="0" wp14:anchorId="08A6D0D2" wp14:editId="02A5BCBE">
+            <wp:extent cx="5762625" cy="3248025"/>
             <wp:effectExtent l="0" t="0" r="0" b="0"/>
             <wp:docPr id="3" name="fig-arquitetura" descr="Arquitetura geral do sistema" title="Arquitetura geral do sistema"/>
             <wp:cNvGraphicFramePr>
@@ -16119,7 +16792,7 @@
                   <pic:spPr bwMode="auto">
                     <a:xfrm>
                       <a:off x="0" y="0"/>
-                      <a:ext cx="5762625" cy="2962275"/>
+                      <a:ext cx="5762625" cy="3248025"/>
                     </a:xfrm>
                     <a:prstGeom prst="rect">
                       <a:avLst/>
@@ -16145,15 +16818,27 @@
         <w:pStyle w:val="Corpo"/>
       </w:pPr>
       <w:r>
-        <w:t>O Quadro 6 resume as rotas da API.</w:t>
+        <w:t xml:space="preserve">O Quadro 6 resume as rotas da API. Com exceção de </w:t>
+      </w:r>
+      <w:r>
+        <w:rPr>
+          <w:rFonts w:ascii="Courier New" w:eastAsia="Courier New" w:hAnsi="Courier New" w:cs="Courier New"/>
+          <w:sz w:val="22"/>
+          <w:szCs w:val="22"/>
+        </w:rPr>
+        <w:t>GET /health</w:t>
+      </w:r>
+      <w:r>
+        <w:t xml:space="preserve"> e das rotas de autenticação, todas exigem uma sessão de login válida (Seção 4.6.1).</w:t>
       </w:r>
     </w:p>
     <w:p>
       <w:pPr>
         <w:pStyle w:val="LegendaQuadro"/>
       </w:pPr>
-      <w:bookmarkStart w:id="55" w:name="_Toc243383740"/>
-      <w:r>
+      <w:bookmarkStart w:id="55" w:name="_Toc243646623"/>
+      <w:r>
+        <w:lastRenderedPageBreak/>
         <w:t xml:space="preserve">Quadro </w:t>
       </w:r>
       <w:r>
@@ -16197,8 +16882,8 @@
         <w:tblLook w:val="04A0" w:firstRow="1" w:lastRow="0" w:firstColumn="1" w:lastColumn="0" w:noHBand="0" w:noVBand="1"/>
       </w:tblPr>
       <w:tblGrid>
-        <w:gridCol w:w="3186"/>
-        <w:gridCol w:w="5885"/>
+        <w:gridCol w:w="3378"/>
+        <w:gridCol w:w="5693"/>
       </w:tblGrid>
       <w:tr>
         <w:trPr>
@@ -16207,7 +16892,7 @@
         </w:trPr>
         <w:tc>
           <w:tcPr>
-            <w:tcW w:w="3186" w:type="dxa"/>
+            <w:tcW w:w="3378" w:type="dxa"/>
             <w:tcMar>
               <w:top w:w="60" w:type="dxa"/>
               <w:left w:w="100" w:type="dxa"/>
@@ -16232,7 +16917,7 @@
         </w:tc>
         <w:tc>
           <w:tcPr>
-            <w:tcW w:w="5885" w:type="dxa"/>
+            <w:tcW w:w="5693" w:type="dxa"/>
             <w:tcMar>
               <w:top w:w="60" w:type="dxa"/>
               <w:left w:w="100" w:type="dxa"/>
@@ -16262,7 +16947,7 @@
         </w:trPr>
         <w:tc>
           <w:tcPr>
-            <w:tcW w:w="3186" w:type="dxa"/>
+            <w:tcW w:w="3378" w:type="dxa"/>
             <w:tcMar>
               <w:top w:w="60" w:type="dxa"/>
               <w:left w:w="100" w:type="dxa"/>
@@ -16286,7 +16971,7 @@
         </w:tc>
         <w:tc>
           <w:tcPr>
-            <w:tcW w:w="5885" w:type="dxa"/>
+            <w:tcW w:w="5693" w:type="dxa"/>
             <w:tcMar>
               <w:top w:w="60" w:type="dxa"/>
               <w:left w:w="100" w:type="dxa"/>
@@ -16310,7 +16995,7 @@
         </w:trPr>
         <w:tc>
           <w:tcPr>
-            <w:tcW w:w="3186" w:type="dxa"/>
+            <w:tcW w:w="3378" w:type="dxa"/>
             <w:tcMar>
               <w:top w:w="60" w:type="dxa"/>
               <w:left w:w="100" w:type="dxa"/>
@@ -16328,26 +17013,48 @@
                 <w:sz w:val="16"/>
                 <w:szCs w:val="16"/>
               </w:rPr>
-              <w:t>POST /api/knowledge/ingest/jsonl</w:t>
-            </w:r>
-          </w:p>
-        </w:tc>
-        <w:tc>
-          <w:tcPr>
-            <w:tcW w:w="5885" w:type="dxa"/>
-            <w:tcMar>
-              <w:top w:w="60" w:type="dxa"/>
-              <w:left w:w="100" w:type="dxa"/>
-              <w:bottom w:w="60" w:type="dxa"/>
-              <w:right w:w="100" w:type="dxa"/>
-            </w:tcMar>
-          </w:tcPr>
-          <w:p>
-            <w:pPr>
-              <w:pStyle w:val="TextoTabela"/>
-            </w:pPr>
-            <w:r>
-              <w:t>Ingere trechos em JSONL, a partir de um arquivo ou do corpo da requisição</w:t>
+              <w:t>POST /api/auth/login</w:t>
+            </w:r>
+            <w:r>
+              <w:t xml:space="preserve">, </w:t>
+            </w:r>
+            <w:r>
+              <w:rPr>
+                <w:rFonts w:ascii="Courier New" w:eastAsia="Courier New" w:hAnsi="Courier New" w:cs="Courier New"/>
+                <w:sz w:val="16"/>
+                <w:szCs w:val="16"/>
+              </w:rPr>
+              <w:t>POST /api/auth/logout</w:t>
+            </w:r>
+            <w:r>
+              <w:t xml:space="preserve"> e </w:t>
+            </w:r>
+            <w:r>
+              <w:rPr>
+                <w:rFonts w:ascii="Courier New" w:eastAsia="Courier New" w:hAnsi="Courier New" w:cs="Courier New"/>
+                <w:sz w:val="16"/>
+                <w:szCs w:val="16"/>
+              </w:rPr>
+              <w:t>GET /api/auth/me</w:t>
+            </w:r>
+          </w:p>
+        </w:tc>
+        <w:tc>
+          <w:tcPr>
+            <w:tcW w:w="5693" w:type="dxa"/>
+            <w:tcMar>
+              <w:top w:w="60" w:type="dxa"/>
+              <w:left w:w="100" w:type="dxa"/>
+              <w:bottom w:w="60" w:type="dxa"/>
+              <w:right w:w="100" w:type="dxa"/>
+            </w:tcMar>
+          </w:tcPr>
+          <w:p>
+            <w:pPr>
+              <w:pStyle w:val="TextoTabela"/>
+            </w:pPr>
+            <w:r>
+              <w:t>Abrem e encerram a sessão de login e informam o usuário da sessão atual</w:t>
             </w:r>
           </w:p>
         </w:tc>
@@ -16358,7 +17065,7 @@
         </w:trPr>
         <w:tc>
           <w:tcPr>
-            <w:tcW w:w="3186" w:type="dxa"/>
+            <w:tcW w:w="3378" w:type="dxa"/>
             <w:tcMar>
               <w:top w:w="60" w:type="dxa"/>
               <w:left w:w="100" w:type="dxa"/>
@@ -16376,26 +17083,26 @@
                 <w:sz w:val="16"/>
                 <w:szCs w:val="16"/>
               </w:rPr>
-              <w:t>POST /api/knowledge/seed</w:t>
-            </w:r>
-          </w:p>
-        </w:tc>
-        <w:tc>
-          <w:tcPr>
-            <w:tcW w:w="5885" w:type="dxa"/>
-            <w:tcMar>
-              <w:top w:w="60" w:type="dxa"/>
-              <w:left w:w="100" w:type="dxa"/>
-              <w:bottom w:w="60" w:type="dxa"/>
-              <w:right w:w="100" w:type="dxa"/>
-            </w:tcMar>
-          </w:tcPr>
-          <w:p>
-            <w:pPr>
-              <w:pStyle w:val="TextoTabela"/>
-            </w:pPr>
-            <w:r>
-              <w:t>Carrega a base inicial de desenvolvimento</w:t>
+              <w:t>POST /api/knowledge/ingest/jsonl</w:t>
+            </w:r>
+          </w:p>
+        </w:tc>
+        <w:tc>
+          <w:tcPr>
+            <w:tcW w:w="5693" w:type="dxa"/>
+            <w:tcMar>
+              <w:top w:w="60" w:type="dxa"/>
+              <w:left w:w="100" w:type="dxa"/>
+              <w:bottom w:w="60" w:type="dxa"/>
+              <w:right w:w="100" w:type="dxa"/>
+            </w:tcMar>
+          </w:tcPr>
+          <w:p>
+            <w:pPr>
+              <w:pStyle w:val="TextoTabela"/>
+            </w:pPr>
+            <w:r>
+              <w:t>Ingere trechos em JSONL, a partir de um arquivo ou do corpo da requisição</w:t>
             </w:r>
           </w:p>
         </w:tc>
@@ -16406,7 +17113,7 @@
         </w:trPr>
         <w:tc>
           <w:tcPr>
-            <w:tcW w:w="3186" w:type="dxa"/>
+            <w:tcW w:w="3378" w:type="dxa"/>
             <w:tcMar>
               <w:top w:w="60" w:type="dxa"/>
               <w:left w:w="100" w:type="dxa"/>
@@ -16424,26 +17131,26 @@
                 <w:sz w:val="16"/>
                 <w:szCs w:val="16"/>
               </w:rPr>
-              <w:t>GET /api/documents</w:t>
-            </w:r>
-          </w:p>
-        </w:tc>
-        <w:tc>
-          <w:tcPr>
-            <w:tcW w:w="5885" w:type="dxa"/>
-            <w:tcMar>
-              <w:top w:w="60" w:type="dxa"/>
-              <w:left w:w="100" w:type="dxa"/>
-              <w:bottom w:w="60" w:type="dxa"/>
-              <w:right w:w="100" w:type="dxa"/>
-            </w:tcMar>
-          </w:tcPr>
-          <w:p>
-            <w:pPr>
-              <w:pStyle w:val="TextoTabela"/>
-            </w:pPr>
-            <w:r>
-              <w:t>Lista os documentos lógicos e o número de trechos de cada um</w:t>
+              <w:t>POST /api/knowledge/seed</w:t>
+            </w:r>
+          </w:p>
+        </w:tc>
+        <w:tc>
+          <w:tcPr>
+            <w:tcW w:w="5693" w:type="dxa"/>
+            <w:tcMar>
+              <w:top w:w="60" w:type="dxa"/>
+              <w:left w:w="100" w:type="dxa"/>
+              <w:bottom w:w="60" w:type="dxa"/>
+              <w:right w:w="100" w:type="dxa"/>
+            </w:tcMar>
+          </w:tcPr>
+          <w:p>
+            <w:pPr>
+              <w:pStyle w:val="TextoTabela"/>
+            </w:pPr>
+            <w:r>
+              <w:t>Carrega a base inicial de desenvolvimento</w:t>
             </w:r>
           </w:p>
         </w:tc>
@@ -16454,7 +17161,7 @@
         </w:trPr>
         <w:tc>
           <w:tcPr>
-            <w:tcW w:w="3186" w:type="dxa"/>
+            <w:tcW w:w="3378" w:type="dxa"/>
             <w:tcMar>
               <w:top w:w="60" w:type="dxa"/>
               <w:left w:w="100" w:type="dxa"/>
@@ -16472,37 +17179,26 @@
                 <w:sz w:val="16"/>
                 <w:szCs w:val="16"/>
               </w:rPr>
-              <w:t>GET /api/chunks</w:t>
-            </w:r>
-            <w:r>
-              <w:t xml:space="preserve"> e </w:t>
-            </w:r>
-            <w:r>
-              <w:rPr>
-                <w:rFonts w:ascii="Courier New" w:eastAsia="Courier New" w:hAnsi="Courier New" w:cs="Courier New"/>
-                <w:sz w:val="16"/>
-                <w:szCs w:val="16"/>
-              </w:rPr>
-              <w:t>GET /api/chunks/:chunkId</w:t>
-            </w:r>
-          </w:p>
-        </w:tc>
-        <w:tc>
-          <w:tcPr>
-            <w:tcW w:w="5885" w:type="dxa"/>
-            <w:tcMar>
-              <w:top w:w="60" w:type="dxa"/>
-              <w:left w:w="100" w:type="dxa"/>
-              <w:bottom w:w="60" w:type="dxa"/>
-              <w:right w:w="100" w:type="dxa"/>
-            </w:tcMar>
-          </w:tcPr>
-          <w:p>
-            <w:pPr>
-              <w:pStyle w:val="TextoTabela"/>
-            </w:pPr>
-            <w:r>
-              <w:t>Listam trechos com filtros e paginação e detalham um trecho</w:t>
+              <w:t>GET /api/documents</w:t>
+            </w:r>
+          </w:p>
+        </w:tc>
+        <w:tc>
+          <w:tcPr>
+            <w:tcW w:w="5693" w:type="dxa"/>
+            <w:tcMar>
+              <w:top w:w="60" w:type="dxa"/>
+              <w:left w:w="100" w:type="dxa"/>
+              <w:bottom w:w="60" w:type="dxa"/>
+              <w:right w:w="100" w:type="dxa"/>
+            </w:tcMar>
+          </w:tcPr>
+          <w:p>
+            <w:pPr>
+              <w:pStyle w:val="TextoTabela"/>
+            </w:pPr>
+            <w:r>
+              <w:t>Lista os documentos lógicos e o número de trechos de cada um</w:t>
             </w:r>
           </w:p>
         </w:tc>
@@ -16513,7 +17209,7 @@
         </w:trPr>
         <w:tc>
           <w:tcPr>
-            <w:tcW w:w="3186" w:type="dxa"/>
+            <w:tcW w:w="3378" w:type="dxa"/>
             <w:tcMar>
               <w:top w:w="60" w:type="dxa"/>
               <w:left w:w="100" w:type="dxa"/>
@@ -16531,26 +17227,37 @@
                 <w:sz w:val="16"/>
                 <w:szCs w:val="16"/>
               </w:rPr>
-              <w:t>POST /api/retrieval/search</w:t>
-            </w:r>
-          </w:p>
-        </w:tc>
-        <w:tc>
-          <w:tcPr>
-            <w:tcW w:w="5885" w:type="dxa"/>
-            <w:tcMar>
-              <w:top w:w="60" w:type="dxa"/>
-              <w:left w:w="100" w:type="dxa"/>
-              <w:bottom w:w="60" w:type="dxa"/>
-              <w:right w:w="100" w:type="dxa"/>
-            </w:tcMar>
-          </w:tcPr>
-          <w:p>
-            <w:pPr>
-              <w:pStyle w:val="TextoTabela"/>
-            </w:pPr>
-            <w:r>
-              <w:t>Executa apenas a recuperação e retorna o ranqueamento anterior à reordenação</w:t>
+              <w:t>GET /api/chunks</w:t>
+            </w:r>
+            <w:r>
+              <w:t xml:space="preserve"> e </w:t>
+            </w:r>
+            <w:r>
+              <w:rPr>
+                <w:rFonts w:ascii="Courier New" w:eastAsia="Courier New" w:hAnsi="Courier New" w:cs="Courier New"/>
+                <w:sz w:val="16"/>
+                <w:szCs w:val="16"/>
+              </w:rPr>
+              <w:t>GET /api/chunks/:chunkId</w:t>
+            </w:r>
+          </w:p>
+        </w:tc>
+        <w:tc>
+          <w:tcPr>
+            <w:tcW w:w="5693" w:type="dxa"/>
+            <w:tcMar>
+              <w:top w:w="60" w:type="dxa"/>
+              <w:left w:w="100" w:type="dxa"/>
+              <w:bottom w:w="60" w:type="dxa"/>
+              <w:right w:w="100" w:type="dxa"/>
+            </w:tcMar>
+          </w:tcPr>
+          <w:p>
+            <w:pPr>
+              <w:pStyle w:val="TextoTabela"/>
+            </w:pPr>
+            <w:r>
+              <w:t>Listam trechos com filtros e paginação e detalham um trecho</w:t>
             </w:r>
           </w:p>
         </w:tc>
@@ -16561,7 +17268,7 @@
         </w:trPr>
         <w:tc>
           <w:tcPr>
-            <w:tcW w:w="3186" w:type="dxa"/>
+            <w:tcW w:w="3378" w:type="dxa"/>
             <w:tcMar>
               <w:top w:w="60" w:type="dxa"/>
               <w:left w:w="100" w:type="dxa"/>
@@ -16579,26 +17286,26 @@
                 <w:sz w:val="16"/>
                 <w:szCs w:val="16"/>
               </w:rPr>
-              <w:t>POST /api/chat/ask</w:t>
-            </w:r>
-          </w:p>
-        </w:tc>
-        <w:tc>
-          <w:tcPr>
-            <w:tcW w:w="5885" w:type="dxa"/>
-            <w:tcMar>
-              <w:top w:w="60" w:type="dxa"/>
-              <w:left w:w="100" w:type="dxa"/>
-              <w:bottom w:w="60" w:type="dxa"/>
-              <w:right w:w="100" w:type="dxa"/>
-            </w:tcMar>
-          </w:tcPr>
-          <w:p>
-            <w:pPr>
-              <w:pStyle w:val="TextoTabela"/>
-            </w:pPr>
-            <w:r>
-              <w:t>Executa o fluxo completo de consulta</w:t>
+              <w:t>POST /api/retrieval/search</w:t>
+            </w:r>
+          </w:p>
+        </w:tc>
+        <w:tc>
+          <w:tcPr>
+            <w:tcW w:w="5693" w:type="dxa"/>
+            <w:tcMar>
+              <w:top w:w="60" w:type="dxa"/>
+              <w:left w:w="100" w:type="dxa"/>
+              <w:bottom w:w="60" w:type="dxa"/>
+              <w:right w:w="100" w:type="dxa"/>
+            </w:tcMar>
+          </w:tcPr>
+          <w:p>
+            <w:pPr>
+              <w:pStyle w:val="TextoTabela"/>
+            </w:pPr>
+            <w:r>
+              <w:t>Executa apenas a recuperação e retorna o ranqueamento anterior à reordenação</w:t>
             </w:r>
           </w:p>
         </w:tc>
@@ -16609,7 +17316,7 @@
         </w:trPr>
         <w:tc>
           <w:tcPr>
-            <w:tcW w:w="3186" w:type="dxa"/>
+            <w:tcW w:w="3378" w:type="dxa"/>
             <w:tcMar>
               <w:top w:w="60" w:type="dxa"/>
               <w:left w:w="100" w:type="dxa"/>
@@ -16627,48 +17334,26 @@
                 <w:sz w:val="16"/>
                 <w:szCs w:val="16"/>
               </w:rPr>
-              <w:t>POST /api/evaluation/seed</w:t>
-            </w:r>
-            <w:r>
-              <w:t xml:space="preserve">, </w:t>
-            </w:r>
-            <w:r>
-              <w:rPr>
-                <w:rFonts w:ascii="Courier New" w:eastAsia="Courier New" w:hAnsi="Courier New" w:cs="Courier New"/>
-                <w:sz w:val="16"/>
-                <w:szCs w:val="16"/>
-              </w:rPr>
-              <w:t>GET /api/evaluation/questions</w:t>
-            </w:r>
-            <w:r>
-              <w:t xml:space="preserve"> e </w:t>
-            </w:r>
-            <w:r>
-              <w:rPr>
-                <w:rFonts w:ascii="Courier New" w:eastAsia="Courier New" w:hAnsi="Courier New" w:cs="Courier New"/>
-                <w:sz w:val="16"/>
-                <w:szCs w:val="16"/>
-              </w:rPr>
-              <w:t>POST /api/evaluation/run</w:t>
-            </w:r>
-          </w:p>
-        </w:tc>
-        <w:tc>
-          <w:tcPr>
-            <w:tcW w:w="5885" w:type="dxa"/>
-            <w:tcMar>
-              <w:top w:w="60" w:type="dxa"/>
-              <w:left w:w="100" w:type="dxa"/>
-              <w:bottom w:w="60" w:type="dxa"/>
-              <w:right w:w="100" w:type="dxa"/>
-            </w:tcMar>
-          </w:tcPr>
-          <w:p>
-            <w:pPr>
-              <w:pStyle w:val="TextoTabela"/>
-            </w:pPr>
-            <w:r>
-              <w:t>Carregam, listam e executam as perguntas de referência</w:t>
+              <w:t>POST /api/chat/ask</w:t>
+            </w:r>
+          </w:p>
+        </w:tc>
+        <w:tc>
+          <w:tcPr>
+            <w:tcW w:w="5693" w:type="dxa"/>
+            <w:tcMar>
+              <w:top w:w="60" w:type="dxa"/>
+              <w:left w:w="100" w:type="dxa"/>
+              <w:bottom w:w="60" w:type="dxa"/>
+              <w:right w:w="100" w:type="dxa"/>
+            </w:tcMar>
+          </w:tcPr>
+          <w:p>
+            <w:pPr>
+              <w:pStyle w:val="TextoTabela"/>
+            </w:pPr>
+            <w:r>
+              <w:t>Executa o fluxo completo de consulta</w:t>
             </w:r>
           </w:p>
         </w:tc>
@@ -16679,7 +17364,7 @@
         </w:trPr>
         <w:tc>
           <w:tcPr>
-            <w:tcW w:w="3186" w:type="dxa"/>
+            <w:tcW w:w="3378" w:type="dxa"/>
             <w:tcMar>
               <w:top w:w="60" w:type="dxa"/>
               <w:left w:w="100" w:type="dxa"/>
@@ -16697,26 +17382,96 @@
                 <w:sz w:val="16"/>
                 <w:szCs w:val="16"/>
               </w:rPr>
+              <w:t>POST /api/evaluation/seed</w:t>
+            </w:r>
+            <w:r>
+              <w:t xml:space="preserve">, </w:t>
+            </w:r>
+            <w:r>
+              <w:rPr>
+                <w:rFonts w:ascii="Courier New" w:eastAsia="Courier New" w:hAnsi="Courier New" w:cs="Courier New"/>
+                <w:sz w:val="16"/>
+                <w:szCs w:val="16"/>
+              </w:rPr>
+              <w:t>GET /api/evaluation/questions</w:t>
+            </w:r>
+            <w:r>
+              <w:t xml:space="preserve"> e </w:t>
+            </w:r>
+            <w:r>
+              <w:rPr>
+                <w:rFonts w:ascii="Courier New" w:eastAsia="Courier New" w:hAnsi="Courier New" w:cs="Courier New"/>
+                <w:sz w:val="16"/>
+                <w:szCs w:val="16"/>
+              </w:rPr>
+              <w:t>POST /api/evaluation/run</w:t>
+            </w:r>
+          </w:p>
+        </w:tc>
+        <w:tc>
+          <w:tcPr>
+            <w:tcW w:w="5693" w:type="dxa"/>
+            <w:tcMar>
+              <w:top w:w="60" w:type="dxa"/>
+              <w:left w:w="100" w:type="dxa"/>
+              <w:bottom w:w="60" w:type="dxa"/>
+              <w:right w:w="100" w:type="dxa"/>
+            </w:tcMar>
+          </w:tcPr>
+          <w:p>
+            <w:pPr>
+              <w:pStyle w:val="TextoTabela"/>
+            </w:pPr>
+            <w:r>
+              <w:t>Carregam, listam e executam as perguntas de referência</w:t>
+            </w:r>
+          </w:p>
+        </w:tc>
+      </w:tr>
+      <w:tr>
+        <w:trPr>
+          <w:cantSplit/>
+        </w:trPr>
+        <w:tc>
+          <w:tcPr>
+            <w:tcW w:w="3378" w:type="dxa"/>
+            <w:tcMar>
+              <w:top w:w="60" w:type="dxa"/>
+              <w:left w:w="100" w:type="dxa"/>
+              <w:bottom w:w="60" w:type="dxa"/>
+              <w:right w:w="100" w:type="dxa"/>
+            </w:tcMar>
+          </w:tcPr>
+          <w:p>
+            <w:pPr>
+              <w:pStyle w:val="TextoTabela"/>
+            </w:pPr>
+            <w:r>
+              <w:rPr>
+                <w:rFonts w:ascii="Courier New" w:eastAsia="Courier New" w:hAnsi="Courier New" w:cs="Courier New"/>
+                <w:sz w:val="16"/>
+                <w:szCs w:val="16"/>
+              </w:rPr>
               <w:t>POST /api/feedback</w:t>
             </w:r>
           </w:p>
         </w:tc>
         <w:tc>
           <w:tcPr>
-            <w:tcW w:w="5885" w:type="dxa"/>
-            <w:tcMar>
-              <w:top w:w="60" w:type="dxa"/>
-              <w:left w:w="100" w:type="dxa"/>
-              <w:bottom w:w="60" w:type="dxa"/>
-              <w:right w:w="100" w:type="dxa"/>
-            </w:tcMar>
-          </w:tcPr>
-          <w:p>
-            <w:pPr>
-              <w:pStyle w:val="TextoTabela"/>
-            </w:pPr>
-            <w:r>
-              <w:t>Registra a avaliação de um usuário sobre uma resposta</w:t>
+            <w:tcW w:w="5693" w:type="dxa"/>
+            <w:tcMar>
+              <w:top w:w="60" w:type="dxa"/>
+              <w:left w:w="100" w:type="dxa"/>
+              <w:bottom w:w="60" w:type="dxa"/>
+              <w:right w:w="100" w:type="dxa"/>
+            </w:tcMar>
+          </w:tcPr>
+          <w:p>
+            <w:pPr>
+              <w:pStyle w:val="TextoTabela"/>
+            </w:pPr>
+            <w:r>
+              <w:t>Registra a avaliação de 0 a 10 do usuário da sessão sobre uma resposta</w:t>
             </w:r>
           </w:p>
         </w:tc>
@@ -16732,21 +17487,10 @@
     </w:p>
     <w:p>
       <w:pPr>
-        <w:pStyle w:val="Ttulo2"/>
-      </w:pPr>
-      <w:bookmarkStart w:id="56" w:name="_Toc243383695"/>
-      <w:r>
-        <w:lastRenderedPageBreak/>
-        <w:t>4.3 MODELO DE DADOS</w:t>
-      </w:r>
-      <w:bookmarkEnd w:id="56"/>
-    </w:p>
-    <w:p>
-      <w:pPr>
         <w:pStyle w:val="Corpo"/>
       </w:pPr>
       <w:r>
-        <w:t xml:space="preserve">O modelo de dados, representado na Figura 3, possui oito entidades. </w:t>
+        <w:t xml:space="preserve">O repositório inclui, ainda, a configuração necessária para publicar a interface e a API como dois projetos na plataforma Vercel, com o banco de dados PostgreSQL com pgvector em serviço gerenciado. Nessa configuração, a interface repassa as requisições </w:t>
       </w:r>
       <w:r>
         <w:rPr>
@@ -16754,10 +17498,38 @@
           <w:sz w:val="22"/>
           <w:szCs w:val="22"/>
         </w:rPr>
-        <w:t>Document</w:t>
-      </w:r>
-      <w:r>
-        <w:t xml:space="preserve"> representa um documento lógico da base, e </w:t>
+        <w:t>/api</w:t>
+      </w:r>
+      <w:r>
+        <w:t xml:space="preserve"> à API pelo mesmo endereço, o que permite usar o </w:t>
+      </w:r>
+      <w:r>
+        <w:rPr>
+          <w:i/>
+          <w:iCs/>
+        </w:rPr>
+        <w:t>cookie</w:t>
+      </w:r>
+      <w:r>
+        <w:t xml:space="preserve"> de sessão sem compartilhá-lo entre domínios. Até a redação desta versão, essa publicação não havia sido realizada.</w:t>
+      </w:r>
+    </w:p>
+    <w:p>
+      <w:pPr>
+        <w:pStyle w:val="Ttulo2"/>
+      </w:pPr>
+      <w:bookmarkStart w:id="56" w:name="_Toc243646573"/>
+      <w:r>
+        <w:t>4.3 MODELO DE DADOS</w:t>
+      </w:r>
+      <w:bookmarkEnd w:id="56"/>
+    </w:p>
+    <w:p>
+      <w:pPr>
+        <w:pStyle w:val="Corpo"/>
+      </w:pPr>
+      <w:r>
+        <w:t xml:space="preserve">O modelo de dados, representado na Figura 3, possui dez entidades. </w:t>
       </w:r>
       <w:r>
         <w:rPr>
@@ -16765,20 +17537,10 @@
           <w:sz w:val="22"/>
           <w:szCs w:val="22"/>
         </w:rPr>
-        <w:t>Chunk</w:t>
-      </w:r>
-      <w:r>
-        <w:t xml:space="preserve">, a unidade de recuperação, com texto, metadados clínicos, palavras-chave, entidades e o </w:t>
-      </w:r>
-      <w:r>
-        <w:rPr>
-          <w:i/>
-          <w:iCs/>
-        </w:rPr>
-        <w:t>embedding</w:t>
-      </w:r>
-      <w:r>
-        <w:t xml:space="preserve"> de 1.536 dimensões. </w:t>
+        <w:t>Document</w:t>
+      </w:r>
+      <w:r>
+        <w:t xml:space="preserve"> representa um documento lógico da base, e </w:t>
       </w:r>
       <w:r>
         <w:rPr>
@@ -16786,10 +17548,20 @@
           <w:sz w:val="22"/>
           <w:szCs w:val="22"/>
         </w:rPr>
-        <w:t>Source</w:t>
-      </w:r>
-      <w:r>
-        <w:t xml:space="preserve"> foi prevista para registrar fontes bibliográficas, mas ainda não é utilizada pelo sistema. </w:t>
+        <w:t>Chunk</w:t>
+      </w:r>
+      <w:r>
+        <w:t xml:space="preserve">, a unidade de recuperação, com texto, metadados clínicos, palavras-chave, entidades e o </w:t>
+      </w:r>
+      <w:r>
+        <w:rPr>
+          <w:i/>
+          <w:iCs/>
+        </w:rPr>
+        <w:t>embedding</w:t>
+      </w:r>
+      <w:r>
+        <w:t xml:space="preserve"> de 1.536 dimensões. </w:t>
       </w:r>
       <w:r>
         <w:rPr>
@@ -16797,10 +17569,10 @@
           <w:sz w:val="22"/>
           <w:szCs w:val="22"/>
         </w:rPr>
-        <w:t>ChatSession</w:t>
-      </w:r>
-      <w:r>
-        <w:t xml:space="preserve"> agrupa as mensagens de uma interação e registra o perfil do usuário; </w:t>
+        <w:t>Source</w:t>
+      </w:r>
+      <w:r>
+        <w:t xml:space="preserve"> foi prevista para registrar fontes bibliográficas, mas ainda não é utilizada pelo sistema. </w:t>
       </w:r>
       <w:r>
         <w:rPr>
@@ -16808,10 +17580,10 @@
           <w:sz w:val="22"/>
           <w:szCs w:val="22"/>
         </w:rPr>
-        <w:t>ChatMessage</w:t>
-      </w:r>
-      <w:r>
-        <w:t xml:space="preserve"> guarda as perguntas e as respostas; e </w:t>
+        <w:t>User</w:t>
+      </w:r>
+      <w:r>
+        <w:t xml:space="preserve"> representa as pessoas autorizadas a usar o sistema, e </w:t>
       </w:r>
       <w:r>
         <w:rPr>
@@ -16819,10 +17591,10 @@
           <w:sz w:val="22"/>
           <w:szCs w:val="22"/>
         </w:rPr>
-        <w:t>RetrievalLog</w:t>
-      </w:r>
-      <w:r>
-        <w:t xml:space="preserve"> registra, para cada consulta, os trechos recuperados com suas pontuações, os filtros, a resposta final, o acionamento de recusa e o nível de risco. </w:t>
+        <w:t>AuthSession</w:t>
+      </w:r>
+      <w:r>
+        <w:t xml:space="preserve">, as sessões de login (Seção 4.6.1). </w:t>
       </w:r>
       <w:r>
         <w:rPr>
@@ -16830,10 +17602,17 @@
           <w:sz w:val="22"/>
           <w:szCs w:val="22"/>
         </w:rPr>
-        <w:t>Feedback</w:t>
-      </w:r>
-      <w:r>
-        <w:t xml:space="preserve"> armazena as avaliações dos usuários, e </w:t>
+        <w:t>ChatSession</w:t>
+      </w:r>
+      <w:r>
+        <w:t xml:space="preserve"> representa uma conversa: agrupa as mensagens, registra o perfil escolhido para a consulta e identifica </w:t>
+      </w:r>
+      <w:r>
+        <w:lastRenderedPageBreak/>
+        <w:t>o usuário que a i</w:t>
+      </w:r>
+      <w:r>
+        <w:t xml:space="preserve">niciou, campo opcional apenas para as conversas registradas antes da implementação da autenticação. </w:t>
       </w:r>
       <w:r>
         <w:rPr>
@@ -16841,6 +17620,39 @@
           <w:sz w:val="22"/>
           <w:szCs w:val="22"/>
         </w:rPr>
+        <w:t>ChatMessage</w:t>
+      </w:r>
+      <w:r>
+        <w:t xml:space="preserve"> guarda as perguntas e as respostas, e </w:t>
+      </w:r>
+      <w:r>
+        <w:rPr>
+          <w:rFonts w:ascii="Courier New" w:eastAsia="Courier New" w:hAnsi="Courier New" w:cs="Courier New"/>
+          <w:sz w:val="22"/>
+          <w:szCs w:val="22"/>
+        </w:rPr>
+        <w:t>RetrievalLog</w:t>
+      </w:r>
+      <w:r>
+        <w:t xml:space="preserve"> registra, para cada consulta, os trechos recuperados com suas pontuações, os filtros, a resposta final, o acionamento de recusa e o nível de risco. </w:t>
+      </w:r>
+      <w:r>
+        <w:rPr>
+          <w:rFonts w:ascii="Courier New" w:eastAsia="Courier New" w:hAnsi="Courier New" w:cs="Courier New"/>
+          <w:sz w:val="22"/>
+          <w:szCs w:val="22"/>
+        </w:rPr>
+        <w:t>Feedback</w:t>
+      </w:r>
+      <w:r>
+        <w:t xml:space="preserve"> armazena as avaliações das respostas, vinculadas ao usuário, à conversa e à resposta avaliada (Seção 4.6.2), e </w:t>
+      </w:r>
+      <w:r>
+        <w:rPr>
+          <w:rFonts w:ascii="Courier New" w:eastAsia="Courier New" w:hAnsi="Courier New" w:cs="Courier New"/>
+          <w:sz w:val="22"/>
+          <w:szCs w:val="22"/>
+        </w:rPr>
         <w:t>EvaluationQuestion</w:t>
       </w:r>
       <w:r>
@@ -16851,7 +17663,7 @@
       <w:pPr>
         <w:pStyle w:val="LegendaFigura"/>
       </w:pPr>
-      <w:bookmarkStart w:id="57" w:name="_Toc243383728"/>
+      <w:bookmarkStart w:id="57" w:name="_Toc243646609"/>
       <w:r>
         <w:t xml:space="preserve">Figura </w:t>
       </w:r>
@@ -16890,8 +17702,8 @@
           <w:noProof/>
         </w:rPr>
         <w:drawing>
-          <wp:inline distT="0" distB="0" distL="0" distR="0" wp14:anchorId="1DC470E9" wp14:editId="142C5039">
-            <wp:extent cx="5762625" cy="3305175"/>
+          <wp:inline distT="0" distB="0" distL="0" distR="0" wp14:anchorId="2B467E32" wp14:editId="4A640E58">
+            <wp:extent cx="5762625" cy="4343400"/>
             <wp:effectExtent l="0" t="0" r="0" b="0"/>
             <wp:docPr id="4" name="fig-dados" descr="Modelo de dados do sistema" title="Modelo de dados do sistema"/>
             <wp:cNvGraphicFramePr>
@@ -16916,7 +17728,7 @@
                   <pic:spPr bwMode="auto">
                     <a:xfrm>
                       <a:off x="0" y="0"/>
-                      <a:ext cx="5762625" cy="3305175"/>
+                      <a:ext cx="5762625" cy="4343400"/>
                     </a:xfrm>
                     <a:prstGeom prst="rect">
                       <a:avLst/>
@@ -16963,21 +17775,31 @@
         <w:t>embedding</w:t>
       </w:r>
       <w:r>
-        <w:t xml:space="preserve"> é declarada como tipo não suportado, e as operações sobre ela são realizadas por SQL direto. Pelo mesmo motivo, dois índices, o índice vetorial IVFFlat por distância de cosseno e o índice GIN sobre os metadados, não são representáveis no esquema do Prisma e precisaram ser recriados por migração própria depois que uma migração gerada automaticamente os removeu. Há, ainda, um índice GIN para a </w:t>
+        <w:t xml:space="preserve"> é declarada como tipo não suportado, e as operações sobre ela são realizadas por SQL direto. Pelo mesmo motivo, dois índices, o índice vetorial IVFFlat por distância de cosseno e o índice GIN sobre os metadados, não são representáveis no esquema do Prisma e precisaram ser recriados por migração própria depois que uma migração gerada automaticamente os removeu. Há, ainda, um índice GIN para a busca textual. O índice IVFFlat foi criado com 100 listas, parâmetro dimensionado para </w:t>
       </w:r>
       <w:r>
         <w:lastRenderedPageBreak/>
-        <w:t xml:space="preserve">busca textual. O índice IVFFlat foi criado com 100 listas, parâmetro dimensionado para </w:t>
-      </w:r>
-      <w:r>
-        <w:t>tabelas muito maiores que a base atual; a adequação dessa configuração ao volume de dados deverá ser verificada na nova avaliação técnica (Seção 3.5).</w:t>
+        <w:t>tabelas muito maiores que a b</w:t>
+      </w:r>
+      <w:r>
+        <w:t xml:space="preserve">ase atual; a adequação dessa configuração ao volume de dados deverá ser verificada na nova avaliação técnica (Seção 3.5). Também foram criadas diretamente nas migrações, por não serem representáveis no esquema do Prisma, as restrições de verificação (CHECK) sobre a faixa da nota e o tamanho do comentário das avaliações, o formato do nome de usuário e o formato do </w:t>
+      </w:r>
+      <w:r>
+        <w:rPr>
+          <w:i/>
+          <w:iCs/>
+        </w:rPr>
+        <w:t>hash</w:t>
+      </w:r>
+      <w:r>
+        <w:t xml:space="preserve"> da senha.</w:t>
       </w:r>
     </w:p>
     <w:p>
       <w:pPr>
         <w:pStyle w:val="Ttulo2"/>
       </w:pPr>
-      <w:bookmarkStart w:id="58" w:name="_Toc243383696"/>
+      <w:bookmarkStart w:id="58" w:name="_Toc243646574"/>
       <w:r>
         <w:t>4.4 BASE DE CONHECIMENTO E INGESTÃO</w:t>
       </w:r>
@@ -16995,7 +17817,7 @@
       <w:pPr>
         <w:pStyle w:val="LegendaQuadro"/>
       </w:pPr>
-      <w:bookmarkStart w:id="59" w:name="_Toc243383741"/>
+      <w:bookmarkStart w:id="59" w:name="_Toc243646624"/>
       <w:r>
         <w:t xml:space="preserve">Quadro </w:t>
       </w:r>
@@ -17635,6 +18457,7 @@
         <w:pStyle w:val="Corpo"/>
       </w:pPr>
       <w:r>
+        <w:lastRenderedPageBreak/>
         <w:t xml:space="preserve">A ingestão, disponível pela rota </w:t>
       </w:r>
       <w:r>
@@ -17656,11 +18479,7 @@
         <w:t>embedding</w:t>
       </w:r>
       <w:r>
-        <w:t xml:space="preserve"> do conteúdo é gerado e o trecho é gravado com seu vetor. </w:t>
-      </w:r>
-      <w:r>
-        <w:lastRenderedPageBreak/>
-        <w:t xml:space="preserve">Linhas inválidas são registradas como erro sem interromper o processamento das demais. A operação é idempotente em relação ao identificador do trecho: reprocessar a base atualiza o conteúdo, os metadados e o </w:t>
+        <w:t xml:space="preserve"> do conteúdo é gerado e o trecho é gravado com seu vetor. Linhas inválidas são registradas como erro sem interromper o processamento das demais. A operação é idempotente em relação ao identificador do trecho: reprocessar a base atualiza o conteúdo, os metadados e o </w:t>
       </w:r>
       <w:r>
         <w:rPr>
@@ -17698,7 +18517,7 @@
       <w:pPr>
         <w:pStyle w:val="LegendaTabela"/>
       </w:pPr>
-      <w:bookmarkStart w:id="60" w:name="_Toc243383749"/>
+      <w:bookmarkStart w:id="60" w:name="_Toc243646632"/>
       <w:r>
         <w:t xml:space="preserve">Tabela </w:t>
       </w:r>
@@ -18929,7 +19748,7 @@
       <w:pPr>
         <w:pStyle w:val="Ttulo2"/>
       </w:pPr>
-      <w:bookmarkStart w:id="61" w:name="_Toc243383697"/>
+      <w:bookmarkStart w:id="61" w:name="_Toc243646575"/>
       <w:r>
         <w:t xml:space="preserve">4.5 </w:t>
       </w:r>
@@ -18961,22 +19780,23 @@
         <w:t>POST /api/chat/ask</w:t>
       </w:r>
       <w:r>
-        <w:t xml:space="preserve">. O serviço de consulta cria ou reutiliza a sessão, registra a pergunta e aciona o serviço de recuperação, que classifica a intenção, executa a busca híbrida, estima o risco clínico, reordena os candidatos e aplica o limiar mínimo de relevância. Em seguida, a camada de segurança decide se a pergunta deve ser recusada; não havendo recusa, a resposta é gerada a partir dos trechos selecionados. Por fim, a </w:t>
+        <w:t xml:space="preserve">. Verificada a sessão de login, o serviço de consulta abre ou retoma a </w:t>
       </w:r>
       <w:r>
         <w:lastRenderedPageBreak/>
-        <w:t xml:space="preserve">resposta é registrada e devolvida com as fontes, as informações de segurança e o resumo </w:t>
-      </w:r>
-      <w:r>
-        <w:t>da recuperação. As subseções a seguir detalham cada etapa.</w:t>
+        <w:t>conversa do usuário, registra a pergunta e aciona o serviço de recuperação, que classifica a intenção, executa a busca híbrida, estima o risco clínico, reordena os candidatos e aplica o limiar mínimo de relevância. Em seguida, a camada de segurança decide se a pergunta deve ser recusada; não havendo recusa, a resposta é gerada a partir dos trechos selecionados. Por fim, a resposta é registrada e devolvida com as fontes,</w:t>
+      </w:r>
+      <w:r>
+        <w:t xml:space="preserve"> as informações de segurança, o resumo da recuperação e os identificadores da conversa e da resposta, este último usado no registro da avaliação. As subseções a seguir detalham cada etapa.</w:t>
       </w:r>
     </w:p>
     <w:p>
       <w:pPr>
         <w:pStyle w:val="LegendaFigura"/>
       </w:pPr>
-      <w:bookmarkStart w:id="62" w:name="_Toc243383729"/>
-      <w:r>
+      <w:bookmarkStart w:id="62" w:name="_Toc243646610"/>
+      <w:r>
+        <w:lastRenderedPageBreak/>
         <w:t xml:space="preserve">Figura </w:t>
       </w:r>
       <w:r>
@@ -19014,8 +19834,8 @@
           <w:noProof/>
         </w:rPr>
         <w:drawing>
-          <wp:inline distT="0" distB="0" distL="0" distR="0" wp14:anchorId="030E4951" wp14:editId="561F5B27">
-            <wp:extent cx="5038725" cy="7134225"/>
+          <wp:inline distT="0" distB="0" distL="0" distR="0" wp14:anchorId="7B873010" wp14:editId="0C4BDDD0">
+            <wp:extent cx="4676775" cy="7381875"/>
             <wp:effectExtent l="0" t="0" r="0" b="0"/>
             <wp:docPr id="5" name="fig-fluxo" descr="Fluxo de processamento de uma consulta" title="Fluxo de processamento de uma consulta"/>
             <wp:cNvGraphicFramePr>
@@ -19040,7 +19860,7 @@
                   <pic:spPr bwMode="auto">
                     <a:xfrm>
                       <a:off x="0" y="0"/>
-                      <a:ext cx="5038725" cy="7134225"/>
+                      <a:ext cx="4676775" cy="7381875"/>
                     </a:xfrm>
                     <a:prstGeom prst="rect">
                       <a:avLst/>
@@ -19065,7 +19885,7 @@
       <w:pPr>
         <w:pStyle w:val="Ttulo3"/>
       </w:pPr>
-      <w:bookmarkStart w:id="63" w:name="_Toc243383698"/>
+      <w:bookmarkStart w:id="63" w:name="_Toc243646576"/>
       <w:r>
         <w:lastRenderedPageBreak/>
         <w:t>4.5.1 Classificação de intenção e estimativa de risco clínico</w:t>
@@ -19109,7 +19929,7 @@
       <w:pPr>
         <w:pStyle w:val="Ttulo3"/>
       </w:pPr>
-      <w:bookmarkStart w:id="64" w:name="_Toc243383699"/>
+      <w:bookmarkStart w:id="64" w:name="_Toc243646577"/>
       <w:r>
         <w:lastRenderedPageBreak/>
         <w:t>4.5.2 Busca híbrida</w:t>
@@ -19290,7 +20110,7 @@
       <w:pPr>
         <w:pStyle w:val="Ttulo3"/>
       </w:pPr>
-      <w:bookmarkStart w:id="65" w:name="_Toc243383700"/>
+      <w:bookmarkStart w:id="65" w:name="_Toc243646578"/>
       <w:r>
         <w:lastRenderedPageBreak/>
         <w:t>4.5.3 Reordenação e limiar de relevância</w:t>
@@ -19309,7 +20129,7 @@
       <w:pPr>
         <w:pStyle w:val="LegendaQuadro"/>
       </w:pPr>
-      <w:bookmarkStart w:id="66" w:name="_Toc243383742"/>
+      <w:bookmarkStart w:id="66" w:name="_Toc243646625"/>
       <w:r>
         <w:t xml:space="preserve">Quadro </w:t>
       </w:r>
@@ -19798,7 +20618,7 @@
       <w:pPr>
         <w:pStyle w:val="Ttulo3"/>
       </w:pPr>
-      <w:bookmarkStart w:id="67" w:name="_Toc243383701"/>
+      <w:bookmarkStart w:id="67" w:name="_Toc243646579"/>
       <w:r>
         <w:t>4.5.4 Camada de segurança</w:t>
       </w:r>
@@ -19820,7 +20640,7 @@
       <w:pPr>
         <w:pStyle w:val="LegendaQuadro"/>
       </w:pPr>
-      <w:bookmarkStart w:id="68" w:name="_Toc243383743"/>
+      <w:bookmarkStart w:id="68" w:name="_Toc243646626"/>
       <w:r>
         <w:t xml:space="preserve">Quadro </w:t>
       </w:r>
@@ -20656,7 +21476,7 @@
       <w:pPr>
         <w:pStyle w:val="Ttulo3"/>
       </w:pPr>
-      <w:bookmarkStart w:id="69" w:name="_Toc243383702"/>
+      <w:bookmarkStart w:id="69" w:name="_Toc243646580"/>
       <w:r>
         <w:lastRenderedPageBreak/>
         <w:t>4.5.5 Geração da resposta</w:t>
@@ -20719,10 +21539,7 @@
         <w:t>prompt</w:t>
       </w:r>
       <w:r>
-        <w:t xml:space="preserve"> de usuário informa o p</w:t>
-      </w:r>
-      <w:r>
-        <w:t>erfil do usuário, a pergunta e os trechos selecionados, numerados e acompanhados de identificador, título, documento, seção e página. O perfil ajusta a linguagem, que deve ser técnica e objetiva para profissionais de saúde e simples e educativa para pacientes.</w:t>
+        <w:t xml:space="preserve"> de usuário informa o perfil do usuário, a pergunta e os trechos selecionados, numerados e acompanhados de identificador, título, documento, seção e página. O perfil ajusta a linguagem, que deve ser técnica e objetiva para profissionais de saúde e simples e educativa para pacientes.</w:t>
       </w:r>
     </w:p>
     <w:p>
@@ -20740,7 +21557,7 @@
       <w:pPr>
         <w:pStyle w:val="Ttulo3"/>
       </w:pPr>
-      <w:bookmarkStart w:id="70" w:name="_Toc243383703"/>
+      <w:bookmarkStart w:id="70" w:name="_Toc243646581"/>
       <w:r>
         <w:t>4.5.6 Registro para rastreabilidade e auditoria</w:t>
       </w:r>
@@ -20751,50 +21568,277 @@
         <w:pStyle w:val="Corpo"/>
       </w:pPr>
       <w:r>
-        <w:t xml:space="preserve">Cada consulta gera registros persistentes: a sessão, com o perfil do usuário; a pergunta e a resposta, como mensagens da sessão; e um registro de recuperação com a pergunta, os trechos recuperados e suas pontuações vetorial, textual e final, os filtros aplicados, a resposta final, o acionamento de recusa e o nível de risco. Esses registros permitem reconstituir por que uma resposta foi dada ou recusada e quais trechos a sustentaram. O módulo de </w:t>
+        <w:t xml:space="preserve">Cada consulta gera registros persistentes: a conversa, com o perfil escolhido e o usuário autenticado; a pergunta e a resposta, como mensagens da conversa; e um registro de recuperação com a pergunta, os trechos recuperados e suas pontuações vetorial, textual e final, os filtros aplicados, a resposta final, o acionamento de recusa e o nível de risco. Esses registros permitem reconstituir por que uma resposta foi dada ou recusada e quais trechos a sustentaram. O registro da avaliação das respostas </w:t>
+      </w:r>
+      <w:r>
+        <w:lastRenderedPageBreak/>
+        <w:t>(Seção 4.6.2) complementa a rastreabilidade ao associar a cada resposta a nota atribuída por quem a recebeu. Por outro lado, o registro das perguntas, agora vinculadas a um usuário, impõe cuidados de privacidade, discutidos nas Seções 3.6.7 e 3.6.9.</w:t>
+      </w:r>
+    </w:p>
+    <w:p>
+      <w:pPr>
+        <w:pStyle w:val="Ttulo2"/>
+      </w:pPr>
+      <w:bookmarkStart w:id="71" w:name="_Toc243646582"/>
+      <w:r>
+        <w:t>4.6 CONTROLE DE ACESSO E AVALIAÇÃO DAS RESPOSTAS</w:t>
+      </w:r>
+      <w:bookmarkEnd w:id="71"/>
+    </w:p>
+    <w:p>
+      <w:pPr>
+        <w:pStyle w:val="Corpo"/>
+      </w:pPr>
+      <w:r>
+        <w:t xml:space="preserve">Dois mecanismos foram incorporados ao sistema em outubro de 2026, depois da avaliação técnica preliminar, para preparar seu uso por participantes: a autenticação dos usuários e o registro da avaliação das respostas. Nenhum deles altera o </w:t>
       </w:r>
       <w:r>
         <w:rPr>
           <w:i/>
           <w:iCs/>
         </w:rPr>
-        <w:t>feedback</w:t>
-      </w:r>
-      <w:r>
-        <w:t xml:space="preserve"> complementa a rastreabilidade ao </w:t>
+        <w:t>pipeline</w:t>
+      </w:r>
+      <w:r>
+        <w:t xml:space="preserve"> de consulta descrito na Seção 4.5.</w:t>
+      </w:r>
+    </w:p>
+    <w:p>
+      <w:pPr>
+        <w:pStyle w:val="Ttulo3"/>
+      </w:pPr>
+      <w:bookmarkStart w:id="72" w:name="_Toc243646583"/>
+      <w:r>
+        <w:t>4.6.1 Autenticação e sessões</w:t>
+      </w:r>
+      <w:bookmarkEnd w:id="72"/>
+    </w:p>
+    <w:p>
+      <w:pPr>
+        <w:pStyle w:val="Corpo"/>
+      </w:pPr>
+      <w:r>
+        <w:t xml:space="preserve">O acesso é feito por nome de usuário e senha. Não há cadastro pela interface nem recuperação de senha: as contas são criadas pelo pesquisador diretamente no banco de dados, com o auxílio de um comando do projeto que lê a senha sem exibi-la, calcula seu </w:t>
+      </w:r>
+      <w:r>
+        <w:rPr>
+          <w:i/>
+          <w:iCs/>
+        </w:rPr>
+        <w:t>hash</w:t>
+      </w:r>
+      <w:r>
+        <w:t xml:space="preserve"> e produz a instrução SQL de inserção. As senhas são armazenadas apenas na forma de </w:t>
+      </w:r>
+      <w:r>
+        <w:rPr>
+          <w:i/>
+          <w:iCs/>
+        </w:rPr>
+        <w:t>hash</w:t>
+      </w:r>
+      <w:r>
+        <w:t xml:space="preserve">, calculado com a função scrypt, que exige tempo de processamento e memória em cada cálculo e, com isso, encarece tentativas de descobrir senhas por força bruta, inclusive com </w:t>
+      </w:r>
+      <w:r>
+        <w:rPr>
+          <w:i/>
+          <w:iCs/>
+        </w:rPr>
+        <w:t>hardware</w:t>
+      </w:r>
+      <w:r>
+        <w:t xml:space="preserve"> especializado (Percival; Josefsson, 2016). Cada senha recebe um sal aleatório, de modo que senhas iguais resultam em </w:t>
+      </w:r>
+      <w:r>
+        <w:rPr>
+          <w:i/>
+          <w:iCs/>
+        </w:rPr>
+        <w:t>hashes</w:t>
+      </w:r>
+      <w:r>
+        <w:t xml:space="preserve"> diferentes, e a comparação é feita em tempo constante. Restrições no banco de dados rejeitam nomes de usuário f</w:t>
+      </w:r>
+      <w:r>
+        <w:t xml:space="preserve">ora do formato definido, composto por letras minúsculas, algarismos, ponto, hífen e sublinhado, e senhas gravadas fora do formato de </w:t>
+      </w:r>
+      <w:r>
+        <w:rPr>
+          <w:i/>
+          <w:iCs/>
+        </w:rPr>
+        <w:t>hash</w:t>
+      </w:r>
+      <w:r>
+        <w:t xml:space="preserve"> adotado, o que impede o armazenamento acidental de uma senha em texto puro. Uma conta pode ser desativada sem ser excluída.</w:t>
+      </w:r>
+    </w:p>
+    <w:p>
+      <w:pPr>
+        <w:pStyle w:val="Corpo"/>
+      </w:pPr>
+      <w:r>
+        <w:t xml:space="preserve">Quando o login é aceito, o servidor gera um </w:t>
+      </w:r>
+      <w:r>
+        <w:rPr>
+          <w:i/>
+          <w:iCs/>
+        </w:rPr>
+        <w:t>token</w:t>
+      </w:r>
+      <w:r>
+        <w:t xml:space="preserve"> aleatório de 32 </w:t>
+      </w:r>
+      <w:r>
+        <w:rPr>
+          <w:i/>
+          <w:iCs/>
+        </w:rPr>
+        <w:t>bytes</w:t>
+      </w:r>
+      <w:r>
+        <w:t xml:space="preserve"> e o entrega ao navegador em um </w:t>
+      </w:r>
+      <w:r>
+        <w:rPr>
+          <w:i/>
+          <w:iCs/>
+        </w:rPr>
+        <w:t>cookie</w:t>
+      </w:r>
+      <w:r>
+        <w:t xml:space="preserve"> com o atributo HttpOnly, que impede sua leitura por </w:t>
+      </w:r>
+      <w:r>
+        <w:rPr>
+          <w:i/>
+          <w:iCs/>
+        </w:rPr>
+        <w:t>scripts</w:t>
+      </w:r>
+      <w:r>
+        <w:t xml:space="preserve"> da página, e com o atributo SameSite no modo Lax, que restringe seu envio em requisições originadas de outros sites; em produção, o </w:t>
+      </w:r>
+      <w:r>
+        <w:rPr>
+          <w:i/>
+          <w:iCs/>
+        </w:rPr>
+        <w:t>cookie</w:t>
+      </w:r>
+      <w:r>
+        <w:t xml:space="preserve"> recebe também o atributo Secure, que limita seu envio a conexões HTTPS. O banco de dados guarda apenas o </w:t>
+      </w:r>
+      <w:r>
+        <w:rPr>
+          <w:i/>
+          <w:iCs/>
+        </w:rPr>
+        <w:t>hash</w:t>
+      </w:r>
+      <w:r>
+        <w:t xml:space="preserve"> SHA-256 do </w:t>
+      </w:r>
+      <w:r>
+        <w:rPr>
+          <w:i/>
+          <w:iCs/>
+        </w:rPr>
+        <w:t>token</w:t>
+      </w:r>
+      <w:r>
+        <w:t>, com a data de expiração da sessão, de oito horas por padrão, de modo que o acesso à tabela de sessões não permite reuti</w:t>
+      </w:r>
+      <w:r>
+        <w:t xml:space="preserve">lizar uma </w:t>
       </w:r>
       <w:r>
         <w:lastRenderedPageBreak/>
-        <w:t>associar a uma resposta a nota de 1 a 5 atribuída pelo usuário, um comentário e a indicação de revisão por especialista. Por outro lado, o registro das perguntas impõe cuidados de privacidade, discutidos na Seção 3.6.9.</w:t>
-      </w:r>
-    </w:p>
-    <w:p>
-      <w:pPr>
-        <w:pStyle w:val="Ttulo2"/>
-      </w:pPr>
-      <w:bookmarkStart w:id="71" w:name="_Toc243383704"/>
-      <w:r>
-        <w:t>4.6 INTERFACE WEB</w:t>
-      </w:r>
-      <w:bookmarkEnd w:id="71"/>
+        <w:t>sessão ativa. O encerramento da sessão (</w:t>
+      </w:r>
+      <w:r>
+        <w:rPr>
+          <w:i/>
+          <w:iCs/>
+        </w:rPr>
+        <w:t>logout</w:t>
+      </w:r>
+      <w:r>
+        <w:t xml:space="preserve">) remove o registro no servidor e apaga o </w:t>
+      </w:r>
+      <w:r>
+        <w:rPr>
+          <w:i/>
+          <w:iCs/>
+        </w:rPr>
+        <w:t>cookie</w:t>
+      </w:r>
+      <w:r>
+        <w:t>, e uma sessão expirada ou pertencente a uma conta desativada deixa de ser aceita.</w:t>
+      </w:r>
     </w:p>
     <w:p>
       <w:pPr>
         <w:pStyle w:val="Corpo"/>
       </w:pPr>
       <w:r>
-        <w:t>A interface web foi organizada em uma área pública e um painel interno. A área pública compreende a página inicial e a tela de comparação, que compartilham um cabeçalho com acesso à consulta. A página inicial (Figura 5) apresenta a finalidade do sistema, o método de construção das respostas, os limites de segurança, com as mensagens de recusa definidas no servidor, e a composição da base de conhecimento, acompanhada do aviso de que se trata de um conjunto inicial de desenvolvimento. A página também exibe um</w:t>
-      </w:r>
-      <w:r>
-        <w:t xml:space="preserve"> exemplo de consulta, identificado como ilustrativo e montado com os mesmos componentes usados para exibir respostas reais (Figura 6).</w:t>
+        <w:t xml:space="preserve">Todas as rotas sob o prefixo </w:t>
+      </w:r>
+      <w:r>
+        <w:rPr>
+          <w:rFonts w:ascii="Courier New" w:eastAsia="Courier New" w:hAnsi="Courier New" w:cs="Courier New"/>
+          <w:sz w:val="22"/>
+          <w:szCs w:val="22"/>
+        </w:rPr>
+        <w:t>/api</w:t>
+      </w:r>
+      <w:r>
+        <w:t>, exceto as de autenticação, exigem uma sessão válida; sem ela, a API responde com o código 401 (não autenticado). A rota de verificação de disponibilidade permanece pública. O usuário associado a uma consulta ou a uma avaliação é sempre obtido da sessão, e nunca de dados enviados pelo navegador, o que impede que alguém registre consultas ou avaliações em nome de outra pessoa; pelo mesmo motivo, o identificador de uma conversa de outro usuário não é reaproveitado, e uma nova conversa é aberta. Para difi</w:t>
+      </w:r>
+      <w:r>
+        <w:t xml:space="preserve">cultar tentativas sucessivas de adivinhação de senha, após cinco tentativas malsucedidas em 15 minutos para a mesma combinação de endereço de origem e nome de usuário, novas tentativas são recusadas até o fim desse intervalo. As mensagens de erro não indicam se o usuário existe, e o servidor executa o cálculo do </w:t>
+      </w:r>
+      <w:r>
+        <w:rPr>
+          <w:i/>
+          <w:iCs/>
+        </w:rPr>
+        <w:t>hash</w:t>
+      </w:r>
+      <w:r>
+        <w:t xml:space="preserve"> também quando o usuário não existe, para que o tempo de resposta não revele essa informação. O controle de tentativas é mantido na memória do servidor e, por isso, vale separadamente para cada </w:t>
+      </w:r>
+      <w:r>
+        <w:t>instância em execução.</w:t>
+      </w:r>
+    </w:p>
+    <w:p>
+      <w:pPr>
+        <w:pStyle w:val="Ttulo3"/>
+      </w:pPr>
+      <w:bookmarkStart w:id="73" w:name="_Toc243646584"/>
+      <w:r>
+        <w:t>4.6.2 Registro da avaliação das respostas</w:t>
+      </w:r>
+      <w:bookmarkEnd w:id="73"/>
+    </w:p>
+    <w:p>
+      <w:pPr>
+        <w:pStyle w:val="Corpo"/>
+      </w:pPr>
+      <w:r>
+        <w:t>Após cada resposta concluída, inclusive as recusas, a interface exibe um componente de avaliação (Figura 5) com uma escala de 0 a 10, em que 0 corresponde à pior avaliação e 10, à melhor, e um campo de comentário opcional, de até 1.000 caracteres, apresentado depois da escolha da nota. O usuário pode enviar a avaliação ou dispensá-la e reabri-la depois. O envio é confirmado na própria interface, e, em caso de falha, a nota e o comentário são preservados para nova tentativa.</w:t>
       </w:r>
     </w:p>
     <w:p>
       <w:pPr>
         <w:pStyle w:val="LegendaFigura"/>
       </w:pPr>
-      <w:bookmarkStart w:id="72" w:name="_Toc243383730"/>
-      <w:r>
+      <w:bookmarkStart w:id="74" w:name="_Toc243646611"/>
+      <w:r>
+        <w:lastRenderedPageBreak/>
         <w:t xml:space="preserve">Figura </w:t>
       </w:r>
       <w:r>
@@ -20819,9 +21863,9 @@
         <w:t xml:space="preserve"> – </w:t>
       </w:r>
       <w:r>
-        <w:t>Página inicial do sistema</w:t>
-      </w:r>
-      <w:bookmarkEnd w:id="72"/>
+        <w:t>Componente de avaliação de uma resposta, após a escolha da nota</w:t>
+      </w:r>
+      <w:bookmarkEnd w:id="74"/>
     </w:p>
     <w:p>
       <w:pPr>
@@ -20832,10 +21876,10 @@
           <w:noProof/>
         </w:rPr>
         <w:drawing>
-          <wp:inline distT="0" distB="0" distL="0" distR="0" wp14:anchorId="0BF8BFE4" wp14:editId="60E63457">
-            <wp:extent cx="5400675" cy="3371850"/>
+          <wp:inline distT="0" distB="0" distL="0" distR="0" wp14:anchorId="55891BC0" wp14:editId="07FA6E85">
+            <wp:extent cx="3600450" cy="2105025"/>
             <wp:effectExtent l="0" t="0" r="0" b="0"/>
-            <wp:docPr id="6" name="fig-inicio" descr="Página inicial do sistema" title="Página inicial do sistema"/>
+            <wp:docPr id="6" name="fig-avaliacao" descr="Componente de avaliação de uma resposta, após a escolha da nota" title="Componente de avaliação de uma resposta, após a escolha da nota"/>
             <wp:cNvGraphicFramePr>
               <a:graphicFrameLocks xmlns:a="http://schemas.openxmlformats.org/drawingml/2006/main" noChangeAspect="1"/>
             </wp:cNvGraphicFramePr>
@@ -20858,7 +21902,7 @@
                   <pic:spPr bwMode="auto">
                     <a:xfrm>
                       <a:off x="0" y="0"/>
-                      <a:ext cx="5400675" cy="3371850"/>
+                      <a:ext cx="3600450" cy="2105025"/>
                     </a:xfrm>
                     <a:prstGeom prst="rect">
                       <a:avLst/>
@@ -20881,11 +21925,54 @@
     </w:p>
     <w:p>
       <w:pPr>
+        <w:pStyle w:val="Corpo"/>
+      </w:pPr>
+      <w:r>
+        <w:t>Cada avaliação é gravada com a identificação do usuário da sessão, da conversa e da resposta avaliada. A faixa da nota e o tamanho do comentário são validados na API e verificados novamente por restrições do banco de dados, e uma chave estrangeira composta garante que a resposta avaliada pertence à conversa registrada. Uma restrição de unicidade impede que o mesmo usuário avalie mais de uma vez a mesma resposta; a nova tentativa recebe o código 409 (conflito), e a interface a trata como avaliação já registr</w:t>
+      </w:r>
+      <w:r>
+        <w:t>ada. A API aceita apenas a avaliação de respostas do sistema, e não de perguntas, e somente em conversas do próprio usuário. As avaliações não são excluídas em cascata: o banco de dados recusa a exclusão de uma conversa que possua avaliações, o que protege esses registros contra remoções acidentais.</w:t>
+      </w:r>
+    </w:p>
+    <w:p>
+      <w:pPr>
+        <w:pStyle w:val="Corpo"/>
+      </w:pPr>
+      <w:r>
+        <w:t>A escala de 0 a 10 substituiu a nota de 1 a 5 e a indicação de revisão por especialista da versão anterior do módulo. Para não descartar dados, a migração do banco de dados que efetua essa mudança é interrompida caso encontre avaliações no formato anterior, em vez de convertê-las ou removê-las. A nota registrada é uma avaliação global da resposta; sua relação com as dimensões previstas para o instrumento da avaliação comparativa é discutida na Seção 3.6.6.</w:t>
+      </w:r>
+    </w:p>
+    <w:p>
+      <w:pPr>
+        <w:pStyle w:val="Ttulo2"/>
+      </w:pPr>
+      <w:bookmarkStart w:id="75" w:name="_Toc243646585"/>
+      <w:r>
+        <w:t>4.7 INTERFACE WEB</w:t>
+      </w:r>
+      <w:bookmarkEnd w:id="75"/>
+    </w:p>
+    <w:p>
+      <w:pPr>
+        <w:pStyle w:val="Corpo"/>
+      </w:pPr>
+      <w:r>
+        <w:t xml:space="preserve">A interface web foi organizada em uma área pública e um painel interno. A área pública compreende a página inicial, a tela de login, a gaveta de consulta e a tela de comparação, que compartilham um cabeçalho com acesso à consulta. Apenas a </w:t>
+      </w:r>
+      <w:r>
+        <w:lastRenderedPageBreak/>
+        <w:t>página inicial e a tela de login são de acesso livre; a consulta, a tela de comparação e o painel interno exigem login. A página inicial (Figura 6) apresenta a finalidade do sistema, o método de construção das respostas, os limites de segurança, com as mensagens de recusa definidas no servidor, e a composição da base de conhecimento, acompanhada do aviso de que se trata de um conjunto inicial de desenvolvimento. A página também exibe um exemplo de consulta, identificado como ilustrativo e montado com os mes</w:t>
+      </w:r>
+      <w:r>
+        <w:t>mos componentes usados para exibir respostas reais (Figura 7).</w:t>
+      </w:r>
+    </w:p>
+    <w:p>
+      <w:pPr>
         <w:pStyle w:val="LegendaFigura"/>
       </w:pPr>
-      <w:bookmarkStart w:id="73" w:name="_Toc243383731"/>
-      <w:r>
-        <w:lastRenderedPageBreak/>
+      <w:bookmarkStart w:id="76" w:name="_Toc243646612"/>
+      <w:r>
         <w:t xml:space="preserve">Figura </w:t>
       </w:r>
       <w:r>
@@ -20910,9 +21997,9 @@
         <w:t xml:space="preserve"> – </w:t>
       </w:r>
       <w:r>
-        <w:t>Exemplo ilustrativo de consulta exibido na página inicial</w:t>
-      </w:r>
-      <w:bookmarkEnd w:id="73"/>
+        <w:t>Página inicial do sistema</w:t>
+      </w:r>
+      <w:bookmarkEnd w:id="76"/>
     </w:p>
     <w:p>
       <w:pPr>
@@ -20923,10 +22010,10 @@
           <w:noProof/>
         </w:rPr>
         <w:drawing>
-          <wp:inline distT="0" distB="0" distL="0" distR="0" wp14:anchorId="7A72D561" wp14:editId="2270DA09">
-            <wp:extent cx="5038725" cy="3276600"/>
+          <wp:inline distT="0" distB="0" distL="0" distR="0" wp14:anchorId="2D6E88A8" wp14:editId="047D728C">
+            <wp:extent cx="5400675" cy="3371850"/>
             <wp:effectExtent l="0" t="0" r="0" b="0"/>
-            <wp:docPr id="7" name="fig-exemplo" descr="Exemplo ilustrativo de consulta exibido na página inicial" title="Exemplo ilustrativo de consulta exibido na página inicial"/>
+            <wp:docPr id="7" name="fig-inicio" descr="Página inicial do sistema" title="Página inicial do sistema"/>
             <wp:cNvGraphicFramePr>
               <a:graphicFrameLocks xmlns:a="http://schemas.openxmlformats.org/drawingml/2006/main" noChangeAspect="1"/>
             </wp:cNvGraphicFramePr>
@@ -20949,7 +22036,7 @@
                   <pic:spPr bwMode="auto">
                     <a:xfrm>
                       <a:off x="0" y="0"/>
-                      <a:ext cx="5038725" cy="3276600"/>
+                      <a:ext cx="5400675" cy="3371850"/>
                     </a:xfrm>
                     <a:prstGeom prst="rect">
                       <a:avLst/>
@@ -20967,25 +22054,14 @@
         <w:pStyle w:val="FonteFigura"/>
       </w:pPr>
       <w:r>
-        <w:t>Fonte: Elaboração própria (2026), com dados de exemplo identificados como tal na própria interface.</w:t>
-      </w:r>
-    </w:p>
-    <w:p>
-      <w:pPr>
-        <w:pStyle w:val="Corpo"/>
-      </w:pPr>
-      <w:r>
-        <w:t xml:space="preserve">A consulta é realizada em uma gaveta lateral (Figura 7), acessível a partir de qualquer página pública. Cada interação é apresentada como um registro composto pela pergunta e pela resposta. A resposta exibe o estado da consulta, isto é, resposta ou recusa segura, com o respectivo motivo; a intenção identificada; o texto, com marcadores numerados que remetem às fontes; uma nota de segurança com a escala de risco clínico e a necessidade de avaliação presencial; e a lista de fontes, com título, identificador, </w:t>
-      </w:r>
-      <w:r>
-        <w:t>seção e pontuação de relevância. Nas recusas, os trechos eventualmente recuperados são apresentados como não utilizados. Nessa área, o perfil do usuário é fixado como profissional de saúde.</w:t>
+        <w:t>Fonte: Elaboração própria (2026).</w:t>
       </w:r>
     </w:p>
     <w:p>
       <w:pPr>
         <w:pStyle w:val="LegendaFigura"/>
       </w:pPr>
-      <w:bookmarkStart w:id="74" w:name="_Toc243383732"/>
+      <w:bookmarkStart w:id="77" w:name="_Toc243646613"/>
       <w:r>
         <w:lastRenderedPageBreak/>
         <w:t xml:space="preserve">Figura </w:t>
@@ -21012,9 +22088,9 @@
         <w:t xml:space="preserve"> – </w:t>
       </w:r>
       <w:r>
-        <w:t>Gaveta de consulta em seu estado inicial</w:t>
-      </w:r>
-      <w:bookmarkEnd w:id="74"/>
+        <w:t>Exemplo ilustrativo de consulta exibido na página inicial</w:t>
+      </w:r>
+      <w:bookmarkEnd w:id="77"/>
     </w:p>
     <w:p>
       <w:pPr>
@@ -21025,10 +22101,10 @@
           <w:noProof/>
         </w:rPr>
         <w:drawing>
-          <wp:inline distT="0" distB="0" distL="0" distR="0" wp14:anchorId="5E693F0B" wp14:editId="06A4768C">
-            <wp:extent cx="2876550" cy="4762500"/>
+          <wp:inline distT="0" distB="0" distL="0" distR="0" wp14:anchorId="5BA00C58" wp14:editId="2606819C">
+            <wp:extent cx="5038725" cy="3276600"/>
             <wp:effectExtent l="0" t="0" r="0" b="0"/>
-            <wp:docPr id="8" name="fig-gaveta" descr="Gaveta de consulta em seu estado inicial" title="Gaveta de consulta em seu estado inicial"/>
+            <wp:docPr id="8" name="fig-exemplo" descr="Exemplo ilustrativo de consulta exibido na página inicial" title="Exemplo ilustrativo de consulta exibido na página inicial"/>
             <wp:cNvGraphicFramePr>
               <a:graphicFrameLocks xmlns:a="http://schemas.openxmlformats.org/drawingml/2006/main" noChangeAspect="1"/>
             </wp:cNvGraphicFramePr>
@@ -21051,7 +22127,7 @@
                   <pic:spPr bwMode="auto">
                     <a:xfrm>
                       <a:off x="0" y="0"/>
-                      <a:ext cx="2876550" cy="4762500"/>
+                      <a:ext cx="5038725" cy="3276600"/>
                     </a:xfrm>
                     <a:prstGeom prst="rect">
                       <a:avLst/>
@@ -21069,7 +22145,7 @@
         <w:pStyle w:val="FonteFigura"/>
       </w:pPr>
       <w:r>
-        <w:t>Fonte: Elaboração própria (2026).</w:t>
+        <w:t>Fonte: Elaboração própria (2026), com dados de exemplo identificados como tal na própria interface.</w:t>
       </w:r>
     </w:p>
     <w:p>
@@ -21077,17 +22153,17 @@
         <w:pStyle w:val="Corpo"/>
       </w:pPr>
       <w:r>
-        <w:t>A tela de comparação (Figura 8) apresenta, lado a lado, a resposta do NexoHansen e uma resposta identificada como de um modelo genérico. Na versão atual, essa segunda resposta é produzida por uma simulação executada no próprio navegador, que monta um texto padronizado a partir da pergunta, com atraso artificial, sem consultar nenhum modelo de linguagem; a interface a identifica como simulação, sem fontes e sem regras de segurança. A tela tem, portanto, função demonstrativa e não constitui, em sua forma atua</w:t>
-      </w:r>
-      <w:r>
-        <w:t>l, o Cenário B da avaliação comparativa (Seção 3.6.2).</w:t>
+        <w:t>Quando uma pessoa sem sessão tenta abrir a consulta ou acessar uma tela restrita, a interface a conduz à tela de login (Figura 8) e, após a autenticação, a devolve ao ponto em que estava, com a consulta reaberta quando era esse o caso. Com a sessão ativa, o cabeçalho exibe o nome do usuário e a opção de sair. Ao sair, a sessão é encerrada no servidor, e as conversas mantidas pela interface, inclusive a do painel interno guardada no navegador, são descartadas, para que não fiquem visíveis a quem usar o mesmo</w:t>
+      </w:r>
+      <w:r>
+        <w:t xml:space="preserve"> navegador em seguida. Se a sessão expirar durante o uso, a primeira requisição recusada pela API desfaz o login também na interface.</w:t>
       </w:r>
     </w:p>
     <w:p>
       <w:pPr>
         <w:pStyle w:val="LegendaFigura"/>
       </w:pPr>
-      <w:bookmarkStart w:id="75" w:name="_Toc243383733"/>
+      <w:bookmarkStart w:id="78" w:name="_Toc243646614"/>
       <w:r>
         <w:lastRenderedPageBreak/>
         <w:t xml:space="preserve">Figura </w:t>
@@ -21114,9 +22190,9 @@
         <w:t xml:space="preserve"> – </w:t>
       </w:r>
       <w:r>
-        <w:t>Tela de comparação em seu estado inicial</w:t>
-      </w:r>
-      <w:bookmarkEnd w:id="75"/>
+        <w:t>Tela de login</w:t>
+      </w:r>
+      <w:bookmarkEnd w:id="78"/>
     </w:p>
     <w:p>
       <w:pPr>
@@ -21127,10 +22203,10 @@
           <w:noProof/>
         </w:rPr>
         <w:drawing>
-          <wp:inline distT="0" distB="0" distL="0" distR="0" wp14:anchorId="6E647B66" wp14:editId="1FDEEE25">
-            <wp:extent cx="5400675" cy="2400300"/>
+          <wp:inline distT="0" distB="0" distL="0" distR="0" wp14:anchorId="62A6F7E4" wp14:editId="3A80C4D6">
+            <wp:extent cx="5400675" cy="2476500"/>
             <wp:effectExtent l="0" t="0" r="0" b="0"/>
-            <wp:docPr id="9" name="fig-comparacao" descr="Tela de comparação em seu estado inicial" title="Tela de comparação em seu estado inicial"/>
+            <wp:docPr id="9" name="fig-login" descr="Tela de login" title="Tela de login"/>
             <wp:cNvGraphicFramePr>
               <a:graphicFrameLocks xmlns:a="http://schemas.openxmlformats.org/drawingml/2006/main" noChangeAspect="1"/>
             </wp:cNvGraphicFramePr>
@@ -21153,7 +22229,7 @@
                   <pic:spPr bwMode="auto">
                     <a:xfrm>
                       <a:off x="0" y="0"/>
-                      <a:ext cx="5400675" cy="2400300"/>
+                      <a:ext cx="5400675" cy="2476500"/>
                     </a:xfrm>
                     <a:prstGeom prst="rect">
                       <a:avLst/>
@@ -21179,45 +22255,19 @@
         <w:pStyle w:val="Corpo"/>
       </w:pPr>
       <w:r>
-        <w:t xml:space="preserve">O painel interno, acessível por endereço próprio e sem ligação a partir da área pública, reúne ferramentas de inspeção: uma tela de consulta com seleção de perfil, entre profissional de saúde, paciente e desenvolvedor, e registro de </w:t>
-      </w:r>
-      <w:r>
-        <w:rPr>
-          <w:i/>
-          <w:iCs/>
-        </w:rPr>
-        <w:t>feedback</w:t>
-      </w:r>
-      <w:r>
-        <w:t xml:space="preserve">; um explorador de recuperação, que executa apenas a busca, com escolha do modo (híbrido, vetorial ou textual), dos parâmetros </w:t>
-      </w:r>
-      <w:r>
-        <w:rPr>
-          <w:i/>
-          <w:iCs/>
-        </w:rPr>
-        <w:t>top-K</w:t>
-      </w:r>
-      <w:r>
-        <w:t xml:space="preserve"> e </w:t>
-      </w:r>
-      <w:r>
-        <w:rPr>
-          <w:i/>
-          <w:iCs/>
-        </w:rPr>
-        <w:t>top-N</w:t>
-      </w:r>
-      <w:r>
-        <w:t xml:space="preserve"> e de filtros por metadados, e exibe as pontuações anteriores à reordenação (Figura 9); um navegador da base de conhecimento, com documentos, trechos paginados e filtráveis e o detalhe de cada trecho; e um painel de avaliação, que carrega e executa as perguntas de referência e apresenta os indicadores descritos na Seção 3.5.</w:t>
+        <w:t xml:space="preserve">A consulta é realizada em uma gaveta lateral (Figura 9), acessível a partir de qualquer página pública. Cada interação é apresentada como um registro composto pela pergunta e pela resposta. A resposta exibe o estado da consulta, isto é, resposta ou recusa segura, com o respectivo motivo; a intenção identificada; o texto, com marcadores numerados que remetem às fontes; uma nota de segurança com a escala de risco clínico e a necessidade de avaliação presencial; e a lista de fontes, com título, identificador, </w:t>
+      </w:r>
+      <w:r>
+        <w:t>seção e pontuação de relevância. Nas recusas, os trechos eventualmente recuperados são apresentados como não utilizados. Ao final de cada resposta, é exibido o componente de avaliação descrito na Seção 4.6.2. Nessa área, o perfil do usuário é fixado como profissional de saúde.</w:t>
       </w:r>
     </w:p>
     <w:p>
       <w:pPr>
         <w:pStyle w:val="LegendaFigura"/>
       </w:pPr>
-      <w:bookmarkStart w:id="76" w:name="_Toc243383734"/>
-      <w:r>
+      <w:bookmarkStart w:id="79" w:name="_Toc243646615"/>
+      <w:r>
+        <w:lastRenderedPageBreak/>
         <w:t xml:space="preserve">Figura </w:t>
       </w:r>
       <w:r>
@@ -21242,9 +22292,9 @@
         <w:t xml:space="preserve"> – </w:t>
       </w:r>
       <w:r>
-        <w:t>Formulário do explorador de recuperação no painel interno</w:t>
-      </w:r>
-      <w:bookmarkEnd w:id="76"/>
+        <w:t>Gaveta de consulta em seu estado inicial</w:t>
+      </w:r>
+      <w:bookmarkEnd w:id="79"/>
     </w:p>
     <w:p>
       <w:pPr>
@@ -21255,10 +22305,10 @@
           <w:noProof/>
         </w:rPr>
         <w:drawing>
-          <wp:inline distT="0" distB="0" distL="0" distR="0" wp14:anchorId="4662BF1B" wp14:editId="554A5B74">
-            <wp:extent cx="5400675" cy="2809875"/>
+          <wp:inline distT="0" distB="0" distL="0" distR="0" wp14:anchorId="790C2BDE" wp14:editId="62FBD397">
+            <wp:extent cx="2876550" cy="4762500"/>
             <wp:effectExtent l="0" t="0" r="0" b="0"/>
-            <wp:docPr id="10" name="fig-explorador" descr="Formulário do explorador de recuperação no painel interno" title="Formulário do explorador de recuperação no painel interno"/>
+            <wp:docPr id="10" name="fig-gaveta" descr="Gaveta de consulta em seu estado inicial" title="Gaveta de consulta em seu estado inicial"/>
             <wp:cNvGraphicFramePr>
               <a:graphicFrameLocks xmlns:a="http://schemas.openxmlformats.org/drawingml/2006/main" noChangeAspect="1"/>
             </wp:cNvGraphicFramePr>
@@ -21281,6 +22331,226 @@
                   <pic:spPr bwMode="auto">
                     <a:xfrm>
                       <a:off x="0" y="0"/>
+                      <a:ext cx="2876550" cy="4762500"/>
+                    </a:xfrm>
+                    <a:prstGeom prst="rect">
+                      <a:avLst/>
+                    </a:prstGeom>
+                  </pic:spPr>
+                </pic:pic>
+              </a:graphicData>
+            </a:graphic>
+          </wp:inline>
+        </w:drawing>
+      </w:r>
+    </w:p>
+    <w:p>
+      <w:pPr>
+        <w:pStyle w:val="FonteFigura"/>
+      </w:pPr>
+      <w:r>
+        <w:t>Fonte: Elaboração própria (2026).</w:t>
+      </w:r>
+    </w:p>
+    <w:p>
+      <w:pPr>
+        <w:pStyle w:val="Corpo"/>
+      </w:pPr>
+      <w:r>
+        <w:t>A tela de comparação (Figura 10) apresenta, lado a lado, a resposta do NexoHansen e uma resposta identificada como de um modelo genérico. Na versão atual, essa segunda resposta é produzida por uma simulação executada no próprio navegador, que monta um texto padronizado a partir da pergunta, com atraso artificial, sem consultar nenhum modelo de linguagem; a interface a identifica como simulação, sem fontes e sem regras de segurança. A tela tem, portanto, função demonstrativa e não constitui, em sua forma atu</w:t>
+      </w:r>
+      <w:r>
+        <w:t>al, o Cenário B da avaliação comparativa (Seção 3.6.2).</w:t>
+      </w:r>
+    </w:p>
+    <w:p>
+      <w:pPr>
+        <w:pStyle w:val="LegendaFigura"/>
+      </w:pPr>
+      <w:bookmarkStart w:id="80" w:name="_Toc243646616"/>
+      <w:r>
+        <w:lastRenderedPageBreak/>
+        <w:t xml:space="preserve">Figura </w:t>
+      </w:r>
+      <w:r>
+        <w:fldChar w:fldCharType="begin"/>
+      </w:r>
+      <w:r>
+        <w:instrText>SEQ Figura \* ARABIC</w:instrText>
+      </w:r>
+      <w:r>
+        <w:fldChar w:fldCharType="separate"/>
+      </w:r>
+      <w:r>
+        <w:rPr>
+          <w:noProof/>
+        </w:rPr>
+        <w:t>10</w:t>
+      </w:r>
+      <w:r>
+        <w:fldChar w:fldCharType="end"/>
+      </w:r>
+      <w:r>
+        <w:t xml:space="preserve"> – </w:t>
+      </w:r>
+      <w:r>
+        <w:t>Tela de comparação em seu estado inicial</w:t>
+      </w:r>
+      <w:bookmarkEnd w:id="80"/>
+    </w:p>
+    <w:p>
+      <w:pPr>
+        <w:pStyle w:val="Figura"/>
+      </w:pPr>
+      <w:r>
+        <w:rPr>
+          <w:noProof/>
+        </w:rPr>
+        <w:drawing>
+          <wp:inline distT="0" distB="0" distL="0" distR="0" wp14:anchorId="71F13014" wp14:editId="4CCE6281">
+            <wp:extent cx="5400675" cy="2400300"/>
+            <wp:effectExtent l="0" t="0" r="0" b="0"/>
+            <wp:docPr id="11" name="fig-comparacao" descr="Tela de comparação em seu estado inicial" title="Tela de comparação em seu estado inicial"/>
+            <wp:cNvGraphicFramePr>
+              <a:graphicFrameLocks xmlns:a="http://schemas.openxmlformats.org/drawingml/2006/main" noChangeAspect="1"/>
+            </wp:cNvGraphicFramePr>
+            <a:graphic xmlns:a="http://schemas.openxmlformats.org/drawingml/2006/main">
+              <a:graphicData uri="http://schemas.openxmlformats.org/drawingml/2006/picture">
+                <pic:pic xmlns:pic="http://schemas.openxmlformats.org/drawingml/2006/picture">
+                  <pic:nvPicPr>
+                    <pic:cNvPr id="0" name=""/>
+                    <pic:cNvPicPr>
+                      <a:picLocks noChangeAspect="1" noChangeArrowheads="1"/>
+                    </pic:cNvPicPr>
+                  </pic:nvPicPr>
+                  <pic:blipFill>
+                    <a:blip r:embed="rId22"/>
+                    <a:srcRect/>
+                    <a:stretch>
+                      <a:fillRect/>
+                    </a:stretch>
+                  </pic:blipFill>
+                  <pic:spPr bwMode="auto">
+                    <a:xfrm>
+                      <a:off x="0" y="0"/>
+                      <a:ext cx="5400675" cy="2400300"/>
+                    </a:xfrm>
+                    <a:prstGeom prst="rect">
+                      <a:avLst/>
+                    </a:prstGeom>
+                  </pic:spPr>
+                </pic:pic>
+              </a:graphicData>
+            </a:graphic>
+          </wp:inline>
+        </w:drawing>
+      </w:r>
+    </w:p>
+    <w:p>
+      <w:pPr>
+        <w:pStyle w:val="FonteFigura"/>
+      </w:pPr>
+      <w:r>
+        <w:t>Fonte: Elaboração própria (2026).</w:t>
+      </w:r>
+    </w:p>
+    <w:p>
+      <w:pPr>
+        <w:pStyle w:val="Corpo"/>
+      </w:pPr>
+      <w:r>
+        <w:t xml:space="preserve">O painel interno, acessível por endereço próprio e sem ligação a partir da área pública, reúne ferramentas de inspeção: uma tela de consulta com seleção de perfil, entre profissional de saúde, paciente e desenvolvedor, e com o mesmo componente de avaliação das respostas; um explorador de recuperação, que executa apenas a busca, com escolha do modo (híbrido, vetorial ou textual), dos parâmetros </w:t>
+      </w:r>
+      <w:r>
+        <w:rPr>
+          <w:i/>
+          <w:iCs/>
+        </w:rPr>
+        <w:t>top-K</w:t>
+      </w:r>
+      <w:r>
+        <w:t xml:space="preserve"> e </w:t>
+      </w:r>
+      <w:r>
+        <w:rPr>
+          <w:i/>
+          <w:iCs/>
+        </w:rPr>
+        <w:t>top-N</w:t>
+      </w:r>
+      <w:r>
+        <w:t xml:space="preserve"> e de filtros por metadados, e exibe as pontuações anteriores à reordenação (Figura 11); um navegador da base de conhecimento, com documentos, trechos paginados e filtráveis e o detalhe de cada trecho; e um painel de avaliação, que carrega e executa as perguntas de referência e apresenta os indicadores descritos na Seção 3.5.</w:t>
+      </w:r>
+    </w:p>
+    <w:p>
+      <w:pPr>
+        <w:pStyle w:val="LegendaFigura"/>
+      </w:pPr>
+      <w:bookmarkStart w:id="81" w:name="_Toc243646617"/>
+      <w:r>
+        <w:t xml:space="preserve">Figura </w:t>
+      </w:r>
+      <w:r>
+        <w:fldChar w:fldCharType="begin"/>
+      </w:r>
+      <w:r>
+        <w:instrText>SEQ Figura \* ARABIC</w:instrText>
+      </w:r>
+      <w:r>
+        <w:fldChar w:fldCharType="separate"/>
+      </w:r>
+      <w:r>
+        <w:rPr>
+          <w:noProof/>
+        </w:rPr>
+        <w:t>11</w:t>
+      </w:r>
+      <w:r>
+        <w:fldChar w:fldCharType="end"/>
+      </w:r>
+      <w:r>
+        <w:t xml:space="preserve"> – </w:t>
+      </w:r>
+      <w:r>
+        <w:t>Formulário do explorador de recuperação no painel interno</w:t>
+      </w:r>
+      <w:bookmarkEnd w:id="81"/>
+    </w:p>
+    <w:p>
+      <w:pPr>
+        <w:pStyle w:val="Figura"/>
+      </w:pPr>
+      <w:r>
+        <w:rPr>
+          <w:noProof/>
+        </w:rPr>
+        <w:drawing>
+          <wp:inline distT="0" distB="0" distL="0" distR="0" wp14:anchorId="24A5D6CA" wp14:editId="092DDAC1">
+            <wp:extent cx="5400675" cy="2809875"/>
+            <wp:effectExtent l="0" t="0" r="0" b="0"/>
+            <wp:docPr id="12" name="fig-explorador" descr="Formulário do explorador de recuperação no painel interno" title="Formulário do explorador de recuperação no painel interno"/>
+            <wp:cNvGraphicFramePr>
+              <a:graphicFrameLocks xmlns:a="http://schemas.openxmlformats.org/drawingml/2006/main" noChangeAspect="1"/>
+            </wp:cNvGraphicFramePr>
+            <a:graphic xmlns:a="http://schemas.openxmlformats.org/drawingml/2006/main">
+              <a:graphicData uri="http://schemas.openxmlformats.org/drawingml/2006/picture">
+                <pic:pic xmlns:pic="http://schemas.openxmlformats.org/drawingml/2006/picture">
+                  <pic:nvPicPr>
+                    <pic:cNvPr id="0" name=""/>
+                    <pic:cNvPicPr>
+                      <a:picLocks noChangeAspect="1" noChangeArrowheads="1"/>
+                    </pic:cNvPicPr>
+                  </pic:nvPicPr>
+                  <pic:blipFill>
+                    <a:blip r:embed="rId23"/>
+                    <a:srcRect/>
+                    <a:stretch>
+                      <a:fillRect/>
+                    </a:stretch>
+                  </pic:blipFill>
+                  <pic:spPr bwMode="auto">
+                    <a:xfrm>
+                      <a:off x="0" y="0"/>
                       <a:ext cx="5400675" cy="2809875"/>
                     </a:xfrm>
                     <a:prstGeom prst="rect">
@@ -21308,25 +22578,28 @@
       </w:pPr>
       <w:r>
         <w:lastRenderedPageBreak/>
-        <w:t>A interface foi implementada em React com TypeScript. A área pública utiliza Tailwind CSS, com um conjunto próprio de padrões visuais, e o painel interno, CSS Modules. As requisições à API são gerenciadas com TanStack Query, e a navegação, com React Router. A interface não possui autenticação, o que é compatível com seu uso como protótipo local, mas precisará ser revisto caso o sistema seja disponibilizado a participantes externos.</w:t>
+        <w:t>A interface foi implementada em React com TypeScript. A área pública utiliza Tailwind CSS, com um conjunto próprio de padrões visuais, e o painel interno, CSS Modules. As requisições à API são gerenciadas com TanStack Query, e a navegação, com React Router. As telas restritas são protegidas por um componente que consulta a sessão atual na API antes de exibir o conteúdo; essa proteção orienta a navegação, mas o controle de acesso efetivo é o da API (Seção 4.6.1). Não há distinção de perfis de acesso: todos o</w:t>
+      </w:r>
+      <w:r>
+        <w:t>s usuários cadastrados acessam também o painel interno e, por meio dele, as rotas de carga da base e de execução da avaliação técnica.</w:t>
       </w:r>
     </w:p>
     <w:p>
       <w:pPr>
         <w:pStyle w:val="Ttulo2"/>
       </w:pPr>
-      <w:bookmarkStart w:id="77" w:name="_Toc243383705"/>
-      <w:r>
-        <w:t>4.7 VERIFICAÇÃO DO SOFTWARE</w:t>
-      </w:r>
-      <w:bookmarkEnd w:id="77"/>
+      <w:bookmarkStart w:id="82" w:name="_Toc243646586"/>
+      <w:r>
+        <w:t>4.8 VERIFICAÇÃO DO SOFTWARE</w:t>
+      </w:r>
+      <w:bookmarkEnd w:id="82"/>
     </w:p>
     <w:p>
       <w:pPr>
         <w:pStyle w:val="Corpo"/>
       </w:pPr>
       <w:r>
-        <w:t xml:space="preserve">O servidor conta com 13 testes automatizados, escritos com Vitest e agrupados conforme o Quadro 10. Os testes utilizam dublês em memória para o repositório e para o provedor de </w:t>
+        <w:t xml:space="preserve">O sistema conta com 69 testes automatizados, escritos com Vitest: 53 no servidor e 16 na interface, agrupados conforme o Quadro 10. No servidor, os testes utilizam dublês em memória para o repositório e para o provedor de </w:t>
       </w:r>
       <w:r>
         <w:rPr>
@@ -21346,14 +22619,27 @@
         <w:t>pipeline</w:t>
       </w:r>
       <w:r>
-        <w:t xml:space="preserve"> de forma rápida e determinística.</w:t>
+        <w:t xml:space="preserve">, da autenticação e do registro das avaliações de forma rápida e determinística; parte deles exercita a API por requisições HTTP, verificando, por exemplo, o bloqueio das rotas sem sessão e os atributos do </w:t>
+      </w:r>
+      <w:r>
+        <w:rPr>
+          <w:i/>
+          <w:iCs/>
+        </w:rPr>
+        <w:t>cookie</w:t>
+      </w:r>
+      <w:r>
+        <w:t>. Seis testes de integração são executados contra um banco de dados PostgreSQL com as migrações do projeto aplicadas, quando o endereço de um banco de testes é configurado, e são ignorados na ausência dele. Na interface, os testes utilizam a bi</w:t>
+      </w:r>
+      <w:r>
+        <w:t>blioteca Testing Library e simulam as respostas da API.</w:t>
       </w:r>
     </w:p>
     <w:p>
       <w:pPr>
         <w:pStyle w:val="LegendaQuadro"/>
       </w:pPr>
-      <w:bookmarkStart w:id="78" w:name="_Toc243383744"/>
+      <w:bookmarkStart w:id="83" w:name="_Toc243646627"/>
       <w:r>
         <w:t xml:space="preserve">Quadro </w:t>
       </w:r>
@@ -21379,9 +22665,9 @@
         <w:t xml:space="preserve"> – </w:t>
       </w:r>
       <w:r>
-        <w:t>Testes automatizados do servidor</w:t>
-      </w:r>
-      <w:bookmarkEnd w:id="78"/>
+        <w:t>Testes automatizados do servidor e da interface</w:t>
+      </w:r>
+      <w:bookmarkEnd w:id="83"/>
     </w:p>
     <w:tbl>
       <w:tblPr>
@@ -21398,8 +22684,9 @@
         <w:tblLook w:val="04A0" w:firstRow="1" w:lastRow="0" w:firstColumn="1" w:lastColumn="0" w:noHBand="0" w:noVBand="1"/>
       </w:tblPr>
       <w:tblGrid>
-        <w:gridCol w:w="1849"/>
-        <w:gridCol w:w="6170"/>
+        <w:gridCol w:w="1322"/>
+        <w:gridCol w:w="1721"/>
+        <w:gridCol w:w="4976"/>
         <w:gridCol w:w="1052"/>
       </w:tblGrid>
       <w:tr>
@@ -21409,7 +22696,7 @@
         </w:trPr>
         <w:tc>
           <w:tcPr>
-            <w:tcW w:w="1849" w:type="dxa"/>
+            <w:tcW w:w="1322" w:type="dxa"/>
             <w:tcMar>
               <w:top w:w="60" w:type="dxa"/>
               <w:left w:w="100" w:type="dxa"/>
@@ -21428,13 +22715,38 @@
                 <w:b/>
                 <w:bCs/>
               </w:rPr>
+              <w:t>Camada</w:t>
+            </w:r>
+          </w:p>
+        </w:tc>
+        <w:tc>
+          <w:tcPr>
+            <w:tcW w:w="1721" w:type="dxa"/>
+            <w:tcMar>
+              <w:top w:w="60" w:type="dxa"/>
+              <w:left w:w="100" w:type="dxa"/>
+              <w:bottom w:w="60" w:type="dxa"/>
+              <w:right w:w="100" w:type="dxa"/>
+            </w:tcMar>
+            <w:vAlign w:val="center"/>
+          </w:tcPr>
+          <w:p>
+            <w:pPr>
+              <w:pStyle w:val="TextoTabela"/>
+              <w:jc w:val="center"/>
+            </w:pPr>
+            <w:r>
+              <w:rPr>
+                <w:b/>
+                <w:bCs/>
+              </w:rPr>
               <w:t>Grupo</w:t>
             </w:r>
           </w:p>
         </w:tc>
         <w:tc>
           <w:tcPr>
-            <w:tcW w:w="6170" w:type="dxa"/>
+            <w:tcW w:w="4976" w:type="dxa"/>
             <w:tcMar>
               <w:top w:w="60" w:type="dxa"/>
               <w:left w:w="100" w:type="dxa"/>
@@ -21489,7 +22801,26 @@
         </w:trPr>
         <w:tc>
           <w:tcPr>
-            <w:tcW w:w="1849" w:type="dxa"/>
+            <w:tcW w:w="1322" w:type="dxa"/>
+            <w:tcMar>
+              <w:top w:w="60" w:type="dxa"/>
+              <w:left w:w="100" w:type="dxa"/>
+              <w:bottom w:w="60" w:type="dxa"/>
+              <w:right w:w="100" w:type="dxa"/>
+            </w:tcMar>
+          </w:tcPr>
+          <w:p>
+            <w:pPr>
+              <w:pStyle w:val="TextoTabela"/>
+            </w:pPr>
+            <w:r>
+              <w:t>Servidor</w:t>
+            </w:r>
+          </w:p>
+        </w:tc>
+        <w:tc>
+          <w:tcPr>
+            <w:tcW w:w="1721" w:type="dxa"/>
             <w:tcMar>
               <w:top w:w="60" w:type="dxa"/>
               <w:left w:w="100" w:type="dxa"/>
@@ -21508,7 +22839,7 @@
         </w:tc>
         <w:tc>
           <w:tcPr>
-            <w:tcW w:w="6170" w:type="dxa"/>
+            <w:tcW w:w="4976" w:type="dxa"/>
             <w:tcMar>
               <w:top w:w="60" w:type="dxa"/>
               <w:left w:w="100" w:type="dxa"/>
@@ -21562,7 +22893,26 @@
         </w:trPr>
         <w:tc>
           <w:tcPr>
-            <w:tcW w:w="1849" w:type="dxa"/>
+            <w:tcW w:w="1322" w:type="dxa"/>
+            <w:tcMar>
+              <w:top w:w="60" w:type="dxa"/>
+              <w:left w:w="100" w:type="dxa"/>
+              <w:bottom w:w="60" w:type="dxa"/>
+              <w:right w:w="100" w:type="dxa"/>
+            </w:tcMar>
+          </w:tcPr>
+          <w:p>
+            <w:pPr>
+              <w:pStyle w:val="TextoTabela"/>
+            </w:pPr>
+            <w:r>
+              <w:t>Servidor</w:t>
+            </w:r>
+          </w:p>
+        </w:tc>
+        <w:tc>
+          <w:tcPr>
+            <w:tcW w:w="1721" w:type="dxa"/>
             <w:tcMar>
               <w:top w:w="60" w:type="dxa"/>
               <w:left w:w="100" w:type="dxa"/>
@@ -21581,7 +22931,7 @@
         </w:tc>
         <w:tc>
           <w:tcPr>
-            <w:tcW w:w="6170" w:type="dxa"/>
+            <w:tcW w:w="4976" w:type="dxa"/>
             <w:tcMar>
               <w:top w:w="60" w:type="dxa"/>
               <w:left w:w="100" w:type="dxa"/>
@@ -21625,7 +22975,26 @@
         </w:trPr>
         <w:tc>
           <w:tcPr>
-            <w:tcW w:w="1849" w:type="dxa"/>
+            <w:tcW w:w="1322" w:type="dxa"/>
+            <w:tcMar>
+              <w:top w:w="60" w:type="dxa"/>
+              <w:left w:w="100" w:type="dxa"/>
+              <w:bottom w:w="60" w:type="dxa"/>
+              <w:right w:w="100" w:type="dxa"/>
+            </w:tcMar>
+          </w:tcPr>
+          <w:p>
+            <w:pPr>
+              <w:pStyle w:val="TextoTabela"/>
+            </w:pPr>
+            <w:r>
+              <w:t>Servidor</w:t>
+            </w:r>
+          </w:p>
+        </w:tc>
+        <w:tc>
+          <w:tcPr>
+            <w:tcW w:w="1721" w:type="dxa"/>
             <w:tcMar>
               <w:top w:w="60" w:type="dxa"/>
               <w:left w:w="100" w:type="dxa"/>
@@ -21644,7 +23013,7 @@
         </w:tc>
         <w:tc>
           <w:tcPr>
-            <w:tcW w:w="6170" w:type="dxa"/>
+            <w:tcW w:w="4976" w:type="dxa"/>
             <w:tcMar>
               <w:top w:w="60" w:type="dxa"/>
               <w:left w:w="100" w:type="dxa"/>
@@ -21688,7 +23057,26 @@
         </w:trPr>
         <w:tc>
           <w:tcPr>
-            <w:tcW w:w="1849" w:type="dxa"/>
+            <w:tcW w:w="1322" w:type="dxa"/>
+            <w:tcMar>
+              <w:top w:w="60" w:type="dxa"/>
+              <w:left w:w="100" w:type="dxa"/>
+              <w:bottom w:w="60" w:type="dxa"/>
+              <w:right w:w="100" w:type="dxa"/>
+            </w:tcMar>
+          </w:tcPr>
+          <w:p>
+            <w:pPr>
+              <w:pStyle w:val="TextoTabela"/>
+            </w:pPr>
+            <w:r>
+              <w:t>Servidor</w:t>
+            </w:r>
+          </w:p>
+        </w:tc>
+        <w:tc>
+          <w:tcPr>
+            <w:tcW w:w="1721" w:type="dxa"/>
             <w:tcMar>
               <w:top w:w="60" w:type="dxa"/>
               <w:left w:w="100" w:type="dxa"/>
@@ -21707,7 +23095,7 @@
         </w:tc>
         <w:tc>
           <w:tcPr>
-            <w:tcW w:w="6170" w:type="dxa"/>
+            <w:tcW w:w="4976" w:type="dxa"/>
             <w:tcMar>
               <w:top w:w="60" w:type="dxa"/>
               <w:left w:w="100" w:type="dxa"/>
@@ -21741,6 +23129,638 @@
             </w:pPr>
             <w:r>
               <w:t>6</w:t>
+            </w:r>
+          </w:p>
+        </w:tc>
+      </w:tr>
+      <w:tr>
+        <w:trPr>
+          <w:cantSplit/>
+        </w:trPr>
+        <w:tc>
+          <w:tcPr>
+            <w:tcW w:w="1322" w:type="dxa"/>
+            <w:tcMar>
+              <w:top w:w="60" w:type="dxa"/>
+              <w:left w:w="100" w:type="dxa"/>
+              <w:bottom w:w="60" w:type="dxa"/>
+              <w:right w:w="100" w:type="dxa"/>
+            </w:tcMar>
+          </w:tcPr>
+          <w:p>
+            <w:pPr>
+              <w:pStyle w:val="TextoTabela"/>
+            </w:pPr>
+            <w:r>
+              <w:t>Servidor</w:t>
+            </w:r>
+          </w:p>
+        </w:tc>
+        <w:tc>
+          <w:tcPr>
+            <w:tcW w:w="1721" w:type="dxa"/>
+            <w:tcMar>
+              <w:top w:w="60" w:type="dxa"/>
+              <w:left w:w="100" w:type="dxa"/>
+              <w:bottom w:w="60" w:type="dxa"/>
+              <w:right w:w="100" w:type="dxa"/>
+            </w:tcMar>
+          </w:tcPr>
+          <w:p>
+            <w:pPr>
+              <w:pStyle w:val="TextoTabela"/>
+            </w:pPr>
+            <w:r>
+              <w:t>Senhas e sessões</w:t>
+            </w:r>
+          </w:p>
+        </w:tc>
+        <w:tc>
+          <w:tcPr>
+            <w:tcW w:w="4976" w:type="dxa"/>
+            <w:tcMar>
+              <w:top w:w="60" w:type="dxa"/>
+              <w:left w:w="100" w:type="dxa"/>
+              <w:bottom w:w="60" w:type="dxa"/>
+              <w:right w:w="100" w:type="dxa"/>
+            </w:tcMar>
+          </w:tcPr>
+          <w:p>
+            <w:pPr>
+              <w:pStyle w:val="TextoTabela"/>
+            </w:pPr>
+            <w:r>
+              <w:rPr>
+                <w:i/>
+                <w:iCs/>
+              </w:rPr>
+              <w:t>Hash</w:t>
+            </w:r>
+            <w:r>
+              <w:t xml:space="preserve"> com sal aleatório e rejeição de formatos inválidos; recusa de senha errada, de usuário inexistente e de conta desativada; expiração e encerramento da sessão; limite de tentativas</w:t>
+            </w:r>
+          </w:p>
+        </w:tc>
+        <w:tc>
+          <w:tcPr>
+            <w:tcW w:w="1052" w:type="dxa"/>
+            <w:tcMar>
+              <w:top w:w="60" w:type="dxa"/>
+              <w:left w:w="100" w:type="dxa"/>
+              <w:bottom w:w="60" w:type="dxa"/>
+              <w:right w:w="100" w:type="dxa"/>
+            </w:tcMar>
+          </w:tcPr>
+          <w:p>
+            <w:pPr>
+              <w:pStyle w:val="TextoTabela"/>
+              <w:jc w:val="center"/>
+            </w:pPr>
+            <w:r>
+              <w:t>10</w:t>
+            </w:r>
+          </w:p>
+        </w:tc>
+      </w:tr>
+      <w:tr>
+        <w:trPr>
+          <w:cantSplit/>
+        </w:trPr>
+        <w:tc>
+          <w:tcPr>
+            <w:tcW w:w="1322" w:type="dxa"/>
+            <w:tcMar>
+              <w:top w:w="60" w:type="dxa"/>
+              <w:left w:w="100" w:type="dxa"/>
+              <w:bottom w:w="60" w:type="dxa"/>
+              <w:right w:w="100" w:type="dxa"/>
+            </w:tcMar>
+          </w:tcPr>
+          <w:p>
+            <w:pPr>
+              <w:pStyle w:val="TextoTabela"/>
+            </w:pPr>
+            <w:r>
+              <w:lastRenderedPageBreak/>
+              <w:t>Servidor</w:t>
+            </w:r>
+          </w:p>
+        </w:tc>
+        <w:tc>
+          <w:tcPr>
+            <w:tcW w:w="1721" w:type="dxa"/>
+            <w:tcMar>
+              <w:top w:w="60" w:type="dxa"/>
+              <w:left w:w="100" w:type="dxa"/>
+              <w:bottom w:w="60" w:type="dxa"/>
+              <w:right w:w="100" w:type="dxa"/>
+            </w:tcMar>
+          </w:tcPr>
+          <w:p>
+            <w:pPr>
+              <w:pStyle w:val="TextoTabela"/>
+            </w:pPr>
+            <w:r>
+              <w:t>Registro das avaliações</w:t>
+            </w:r>
+          </w:p>
+        </w:tc>
+        <w:tc>
+          <w:tcPr>
+            <w:tcW w:w="4976" w:type="dxa"/>
+            <w:tcMar>
+              <w:top w:w="60" w:type="dxa"/>
+              <w:left w:w="100" w:type="dxa"/>
+              <w:bottom w:w="60" w:type="dxa"/>
+              <w:right w:w="100" w:type="dxa"/>
+            </w:tcMar>
+          </w:tcPr>
+          <w:p>
+            <w:pPr>
+              <w:pStyle w:val="TextoTabela"/>
+            </w:pPr>
+            <w:r>
+              <w:t>Notas inteiras de 0 a 10 e comentário opcional; vínculo com usuário, conversa e resposta; uma avaliação por usuário e resposta; recusa de respostas de outros usuários e de perguntas; falha na gravação; reaproveitamento apenas da conversa do próprio usuário</w:t>
+            </w:r>
+          </w:p>
+        </w:tc>
+        <w:tc>
+          <w:tcPr>
+            <w:tcW w:w="1052" w:type="dxa"/>
+            <w:tcMar>
+              <w:top w:w="60" w:type="dxa"/>
+              <w:left w:w="100" w:type="dxa"/>
+              <w:bottom w:w="60" w:type="dxa"/>
+              <w:right w:w="100" w:type="dxa"/>
+            </w:tcMar>
+          </w:tcPr>
+          <w:p>
+            <w:pPr>
+              <w:pStyle w:val="TextoTabela"/>
+              <w:jc w:val="center"/>
+            </w:pPr>
+            <w:r>
+              <w:t>12</w:t>
+            </w:r>
+          </w:p>
+        </w:tc>
+      </w:tr>
+      <w:tr>
+        <w:trPr>
+          <w:cantSplit/>
+        </w:trPr>
+        <w:tc>
+          <w:tcPr>
+            <w:tcW w:w="1322" w:type="dxa"/>
+            <w:tcMar>
+              <w:top w:w="60" w:type="dxa"/>
+              <w:left w:w="100" w:type="dxa"/>
+              <w:bottom w:w="60" w:type="dxa"/>
+              <w:right w:w="100" w:type="dxa"/>
+            </w:tcMar>
+          </w:tcPr>
+          <w:p>
+            <w:pPr>
+              <w:pStyle w:val="TextoTabela"/>
+            </w:pPr>
+            <w:r>
+              <w:t>Servidor</w:t>
+            </w:r>
+          </w:p>
+        </w:tc>
+        <w:tc>
+          <w:tcPr>
+            <w:tcW w:w="1721" w:type="dxa"/>
+            <w:tcMar>
+              <w:top w:w="60" w:type="dxa"/>
+              <w:left w:w="100" w:type="dxa"/>
+              <w:bottom w:w="60" w:type="dxa"/>
+              <w:right w:w="100" w:type="dxa"/>
+            </w:tcMar>
+          </w:tcPr>
+          <w:p>
+            <w:pPr>
+              <w:pStyle w:val="TextoTabela"/>
+            </w:pPr>
+            <w:r>
+              <w:t>API HTTP</w:t>
+            </w:r>
+          </w:p>
+        </w:tc>
+        <w:tc>
+          <w:tcPr>
+            <w:tcW w:w="4976" w:type="dxa"/>
+            <w:tcMar>
+              <w:top w:w="60" w:type="dxa"/>
+              <w:left w:w="100" w:type="dxa"/>
+              <w:bottom w:w="60" w:type="dxa"/>
+              <w:right w:w="100" w:type="dxa"/>
+            </w:tcMar>
+          </w:tcPr>
+          <w:p>
+            <w:pPr>
+              <w:pStyle w:val="TextoTabela"/>
+            </w:pPr>
+            <w:r>
+              <w:t xml:space="preserve">Rotas bloqueadas sem sessão ou com </w:t>
+            </w:r>
+            <w:r>
+              <w:rPr>
+                <w:i/>
+                <w:iCs/>
+              </w:rPr>
+              <w:t>cookie</w:t>
+            </w:r>
+            <w:r>
+              <w:t xml:space="preserve"> inválido; login com </w:t>
+            </w:r>
+            <w:r>
+              <w:rPr>
+                <w:i/>
+                <w:iCs/>
+              </w:rPr>
+              <w:t>cookie</w:t>
+            </w:r>
+            <w:r>
+              <w:t xml:space="preserve"> HttpOnly sem exposição do </w:t>
+            </w:r>
+            <w:r>
+              <w:rPr>
+                <w:i/>
+                <w:iCs/>
+              </w:rPr>
+              <w:t>token</w:t>
+            </w:r>
+            <w:r>
+              <w:t xml:space="preserve">; </w:t>
+            </w:r>
+            <w:r>
+              <w:rPr>
+                <w:i/>
+                <w:iCs/>
+              </w:rPr>
+              <w:t>logout</w:t>
+            </w:r>
+            <w:r>
+              <w:t>; limite de tentativas; consulta e avaliação vinculadas ao usuário da sessão; respostas de erro de validação, de conflito e de falha interna</w:t>
+            </w:r>
+          </w:p>
+        </w:tc>
+        <w:tc>
+          <w:tcPr>
+            <w:tcW w:w="1052" w:type="dxa"/>
+            <w:tcMar>
+              <w:top w:w="60" w:type="dxa"/>
+              <w:left w:w="100" w:type="dxa"/>
+              <w:bottom w:w="60" w:type="dxa"/>
+              <w:right w:w="100" w:type="dxa"/>
+            </w:tcMar>
+          </w:tcPr>
+          <w:p>
+            <w:pPr>
+              <w:pStyle w:val="TextoTabela"/>
+              <w:jc w:val="center"/>
+            </w:pPr>
+            <w:r>
+              <w:t>12</w:t>
+            </w:r>
+          </w:p>
+        </w:tc>
+      </w:tr>
+      <w:tr>
+        <w:trPr>
+          <w:cantSplit/>
+        </w:trPr>
+        <w:tc>
+          <w:tcPr>
+            <w:tcW w:w="1322" w:type="dxa"/>
+            <w:tcMar>
+              <w:top w:w="60" w:type="dxa"/>
+              <w:left w:w="100" w:type="dxa"/>
+              <w:bottom w:w="60" w:type="dxa"/>
+              <w:right w:w="100" w:type="dxa"/>
+            </w:tcMar>
+          </w:tcPr>
+          <w:p>
+            <w:pPr>
+              <w:pStyle w:val="TextoTabela"/>
+            </w:pPr>
+            <w:r>
+              <w:t>Servidor</w:t>
+            </w:r>
+          </w:p>
+        </w:tc>
+        <w:tc>
+          <w:tcPr>
+            <w:tcW w:w="1721" w:type="dxa"/>
+            <w:tcMar>
+              <w:top w:w="60" w:type="dxa"/>
+              <w:left w:w="100" w:type="dxa"/>
+              <w:bottom w:w="60" w:type="dxa"/>
+              <w:right w:w="100" w:type="dxa"/>
+            </w:tcMar>
+          </w:tcPr>
+          <w:p>
+            <w:pPr>
+              <w:pStyle w:val="TextoTabela"/>
+            </w:pPr>
+            <w:r>
+              <w:t>Integração com PostgreSQL</w:t>
+            </w:r>
+          </w:p>
+        </w:tc>
+        <w:tc>
+          <w:tcPr>
+            <w:tcW w:w="4976" w:type="dxa"/>
+            <w:tcMar>
+              <w:top w:w="60" w:type="dxa"/>
+              <w:left w:w="100" w:type="dxa"/>
+              <w:bottom w:w="60" w:type="dxa"/>
+              <w:right w:w="100" w:type="dxa"/>
+            </w:tcMar>
+          </w:tcPr>
+          <w:p>
+            <w:pPr>
+              <w:pStyle w:val="TextoTabela"/>
+            </w:pPr>
+            <w:r>
+              <w:t>Cadastro manual por SQL seguido de login; restrições de formato do usuário e da senha; gravação e unicidade das avaliações; faixa da nota e coerência entre resposta e conversa; bloqueio da exclusão em cascata</w:t>
+            </w:r>
+          </w:p>
+        </w:tc>
+        <w:tc>
+          <w:tcPr>
+            <w:tcW w:w="1052" w:type="dxa"/>
+            <w:tcMar>
+              <w:top w:w="60" w:type="dxa"/>
+              <w:left w:w="100" w:type="dxa"/>
+              <w:bottom w:w="60" w:type="dxa"/>
+              <w:right w:w="100" w:type="dxa"/>
+            </w:tcMar>
+          </w:tcPr>
+          <w:p>
+            <w:pPr>
+              <w:pStyle w:val="TextoTabela"/>
+              <w:jc w:val="center"/>
+            </w:pPr>
+            <w:r>
+              <w:t>6</w:t>
+            </w:r>
+          </w:p>
+        </w:tc>
+      </w:tr>
+      <w:tr>
+        <w:trPr>
+          <w:cantSplit/>
+        </w:trPr>
+        <w:tc>
+          <w:tcPr>
+            <w:tcW w:w="1322" w:type="dxa"/>
+            <w:tcMar>
+              <w:top w:w="60" w:type="dxa"/>
+              <w:left w:w="100" w:type="dxa"/>
+              <w:bottom w:w="60" w:type="dxa"/>
+              <w:right w:w="100" w:type="dxa"/>
+            </w:tcMar>
+          </w:tcPr>
+          <w:p>
+            <w:pPr>
+              <w:pStyle w:val="TextoTabela"/>
+            </w:pPr>
+            <w:r>
+              <w:t>Interface</w:t>
+            </w:r>
+          </w:p>
+        </w:tc>
+        <w:tc>
+          <w:tcPr>
+            <w:tcW w:w="1721" w:type="dxa"/>
+            <w:tcMar>
+              <w:top w:w="60" w:type="dxa"/>
+              <w:left w:w="100" w:type="dxa"/>
+              <w:bottom w:w="60" w:type="dxa"/>
+              <w:right w:w="100" w:type="dxa"/>
+            </w:tcMar>
+          </w:tcPr>
+          <w:p>
+            <w:pPr>
+              <w:pStyle w:val="TextoTabela"/>
+            </w:pPr>
+            <w:r>
+              <w:t>Login e rotas protegidas</w:t>
+            </w:r>
+          </w:p>
+        </w:tc>
+        <w:tc>
+          <w:tcPr>
+            <w:tcW w:w="4976" w:type="dxa"/>
+            <w:tcMar>
+              <w:top w:w="60" w:type="dxa"/>
+              <w:left w:w="100" w:type="dxa"/>
+              <w:bottom w:w="60" w:type="dxa"/>
+              <w:right w:w="100" w:type="dxa"/>
+            </w:tcMar>
+          </w:tcPr>
+          <w:p>
+            <w:pPr>
+              <w:pStyle w:val="TextoTabela"/>
+            </w:pPr>
+            <w:r>
+              <w:t xml:space="preserve">Redirecionamento sem sessão; erro de credenciais e indisponibilidade da API; retorno à página de origem; </w:t>
+            </w:r>
+            <w:r>
+              <w:rPr>
+                <w:i/>
+                <w:iCs/>
+              </w:rPr>
+              <w:t>logout</w:t>
+            </w:r>
+            <w:r>
+              <w:t>; sessão expirada</w:t>
+            </w:r>
+          </w:p>
+        </w:tc>
+        <w:tc>
+          <w:tcPr>
+            <w:tcW w:w="1052" w:type="dxa"/>
+            <w:tcMar>
+              <w:top w:w="60" w:type="dxa"/>
+              <w:left w:w="100" w:type="dxa"/>
+              <w:bottom w:w="60" w:type="dxa"/>
+              <w:right w:w="100" w:type="dxa"/>
+            </w:tcMar>
+          </w:tcPr>
+          <w:p>
+            <w:pPr>
+              <w:pStyle w:val="TextoTabela"/>
+              <w:jc w:val="center"/>
+            </w:pPr>
+            <w:r>
+              <w:t>7</w:t>
+            </w:r>
+          </w:p>
+        </w:tc>
+      </w:tr>
+      <w:tr>
+        <w:trPr>
+          <w:cantSplit/>
+        </w:trPr>
+        <w:tc>
+          <w:tcPr>
+            <w:tcW w:w="1322" w:type="dxa"/>
+            <w:tcMar>
+              <w:top w:w="60" w:type="dxa"/>
+              <w:left w:w="100" w:type="dxa"/>
+              <w:bottom w:w="60" w:type="dxa"/>
+              <w:right w:w="100" w:type="dxa"/>
+            </w:tcMar>
+          </w:tcPr>
+          <w:p>
+            <w:pPr>
+              <w:pStyle w:val="TextoTabela"/>
+            </w:pPr>
+            <w:r>
+              <w:t>Interface</w:t>
+            </w:r>
+          </w:p>
+        </w:tc>
+        <w:tc>
+          <w:tcPr>
+            <w:tcW w:w="1721" w:type="dxa"/>
+            <w:tcMar>
+              <w:top w:w="60" w:type="dxa"/>
+              <w:left w:w="100" w:type="dxa"/>
+              <w:bottom w:w="60" w:type="dxa"/>
+              <w:right w:w="100" w:type="dxa"/>
+            </w:tcMar>
+          </w:tcPr>
+          <w:p>
+            <w:pPr>
+              <w:pStyle w:val="TextoTabela"/>
+            </w:pPr>
+            <w:r>
+              <w:t>Componente de avaliação</w:t>
+            </w:r>
+          </w:p>
+        </w:tc>
+        <w:tc>
+          <w:tcPr>
+            <w:tcW w:w="4976" w:type="dxa"/>
+            <w:tcMar>
+              <w:top w:w="60" w:type="dxa"/>
+              <w:left w:w="100" w:type="dxa"/>
+              <w:bottom w:w="60" w:type="dxa"/>
+              <w:right w:w="100" w:type="dxa"/>
+            </w:tcMar>
+          </w:tcPr>
+          <w:p>
+            <w:pPr>
+              <w:pStyle w:val="TextoTabela"/>
+            </w:pPr>
+            <w:r>
+              <w:t>Escala de 0 a 10; envio com e sem comentário; falha e nova tentativa; avaliação repetida; dispensa e reabertura; exigência de nota</w:t>
+            </w:r>
+          </w:p>
+        </w:tc>
+        <w:tc>
+          <w:tcPr>
+            <w:tcW w:w="1052" w:type="dxa"/>
+            <w:tcMar>
+              <w:top w:w="60" w:type="dxa"/>
+              <w:left w:w="100" w:type="dxa"/>
+              <w:bottom w:w="60" w:type="dxa"/>
+              <w:right w:w="100" w:type="dxa"/>
+            </w:tcMar>
+          </w:tcPr>
+          <w:p>
+            <w:pPr>
+              <w:pStyle w:val="TextoTabela"/>
+              <w:jc w:val="center"/>
+            </w:pPr>
+            <w:r>
+              <w:t>7</w:t>
+            </w:r>
+          </w:p>
+        </w:tc>
+      </w:tr>
+      <w:tr>
+        <w:trPr>
+          <w:cantSplit/>
+        </w:trPr>
+        <w:tc>
+          <w:tcPr>
+            <w:tcW w:w="1322" w:type="dxa"/>
+            <w:tcMar>
+              <w:top w:w="60" w:type="dxa"/>
+              <w:left w:w="100" w:type="dxa"/>
+              <w:bottom w:w="60" w:type="dxa"/>
+              <w:right w:w="100" w:type="dxa"/>
+            </w:tcMar>
+          </w:tcPr>
+          <w:p>
+            <w:pPr>
+              <w:pStyle w:val="TextoTabela"/>
+            </w:pPr>
+            <w:r>
+              <w:t>Interface</w:t>
+            </w:r>
+          </w:p>
+        </w:tc>
+        <w:tc>
+          <w:tcPr>
+            <w:tcW w:w="1721" w:type="dxa"/>
+            <w:tcMar>
+              <w:top w:w="60" w:type="dxa"/>
+              <w:left w:w="100" w:type="dxa"/>
+              <w:bottom w:w="60" w:type="dxa"/>
+              <w:right w:w="100" w:type="dxa"/>
+            </w:tcMar>
+          </w:tcPr>
+          <w:p>
+            <w:pPr>
+              <w:pStyle w:val="TextoTabela"/>
+            </w:pPr>
+            <w:r>
+              <w:t>Avaliação na consulta</w:t>
+            </w:r>
+          </w:p>
+        </w:tc>
+        <w:tc>
+          <w:tcPr>
+            <w:tcW w:w="4976" w:type="dxa"/>
+            <w:tcMar>
+              <w:top w:w="60" w:type="dxa"/>
+              <w:left w:w="100" w:type="dxa"/>
+              <w:bottom w:w="60" w:type="dxa"/>
+              <w:right w:w="100" w:type="dxa"/>
+            </w:tcMar>
+          </w:tcPr>
+          <w:p>
+            <w:pPr>
+              <w:pStyle w:val="TextoTabela"/>
+            </w:pPr>
+            <w:r>
+              <w:t>Exibição após cada resposta concluída; avaliações independentes para respostas da mesma conversa</w:t>
+            </w:r>
+          </w:p>
+        </w:tc>
+        <w:tc>
+          <w:tcPr>
+            <w:tcW w:w="1052" w:type="dxa"/>
+            <w:tcMar>
+              <w:top w:w="60" w:type="dxa"/>
+              <w:left w:w="100" w:type="dxa"/>
+              <w:bottom w:w="60" w:type="dxa"/>
+              <w:right w:w="100" w:type="dxa"/>
+            </w:tcMar>
+          </w:tcPr>
+          <w:p>
+            <w:pPr>
+              <w:pStyle w:val="TextoTabela"/>
+              <w:jc w:val="center"/>
+            </w:pPr>
+            <w:r>
+              <w:t>2</w:t>
             </w:r>
           </w:p>
         </w:tc>
@@ -21751,18 +23771,7 @@
         <w:pStyle w:val="Fonte"/>
       </w:pPr>
       <w:r>
-        <w:t xml:space="preserve">Fonte: Elaboração própria (2026), com base no arquivo </w:t>
-      </w:r>
-      <w:r>
-        <w:rPr>
-          <w:rFonts w:ascii="Courier New" w:eastAsia="Courier New" w:hAnsi="Courier New" w:cs="Courier New"/>
-          <w:sz w:val="18"/>
-          <w:szCs w:val="18"/>
-        </w:rPr>
-        <w:t>tests/core.test.ts</w:t>
-      </w:r>
-      <w:r>
-        <w:t>.</w:t>
+        <w:t>Fonte: Elaboração própria (2026), com base nos arquivos de teste do servidor e da interface.</w:t>
       </w:r>
     </w:p>
     <w:p>
@@ -21770,24 +23779,45 @@
         <w:pStyle w:val="Corpo"/>
       </w:pPr>
       <w:r>
-        <w:t xml:space="preserve">Em 20 de outubro de 2026, os 13 testes foram executados com sucesso, e a análise estática e a compilação do servidor e da interface foram concluídas sem erros. A verificação tem, entretanto, limites relevantes: como os testes não utilizam o PostgreSQL, não exercitam as consultas SQL do pgvector e da busca textual, nem os provedores reais de </w:t>
+        <w:t>Em 23 de outubro de 2026, os 47 testes do servidor que não dependem do banco de dados e os 16 testes da interface foram executados com sucesso, assim como a análise estática e a compilação das duas camadas. Na mesma data, os seis testes de integração foram executados com sucesso contra o PGlite, distribuição do PostgreSQL executada no próprio processo de teste, com as extensões pgvector e pgcrypto e com as migrações do projeto aplicadas a um banco de dados vazio. Na véspera, em 22 de outubro, o fluxo comple</w:t>
+      </w:r>
+      <w:r>
+        <w:t xml:space="preserve">to de cadastro manual, login, consulta, avaliação, dispensa da avaliação e </w:t>
       </w:r>
       <w:r>
         <w:rPr>
           <w:i/>
           <w:iCs/>
         </w:rPr>
+        <w:t>logout</w:t>
+      </w:r>
+      <w:r>
+        <w:t xml:space="preserve"> foi verificado em navegador, com o servidor e a interface em execução sobre o mesmo tipo de banco.</w:t>
+      </w:r>
+    </w:p>
+    <w:p>
+      <w:pPr>
+        <w:pStyle w:val="Corpo"/>
+      </w:pPr>
+      <w:r>
+        <w:t xml:space="preserve">A verificação tem, entretanto, limites relevantes. Os testes não exercitam as consultas SQL do pgvector e da busca textual, nem os provedores reais de </w:t>
+      </w:r>
+      <w:r>
+        <w:rPr>
+          <w:i/>
+          <w:iCs/>
+        </w:rPr>
         <w:t>embeddings</w:t>
       </w:r>
       <w:r>
-        <w:t xml:space="preserve"> e de geração; tampouco cobrem os acionamentos indevidos por subcadeias descritos na Seção 4.5.4. Um exemplo concreto dessa limitação ocorreu durante o desenvolvimento: as consultas de busca selecionavam todas as colunas da tabela de trechos, incluindo a coluna vetorial, que o Prisma não consegue converter em consultas diretas, e falhavam contra o banco de dados real, embora todos os testes passassem. A falha foi corrigida com a seleção explícita das </w:t>
+        <w:t xml:space="preserve"> e de geração; os testes de integração cobrem apenas as tabelas de usuários, sessões e avaliações, e o PGlite, embora derive do PostgreSQL, não reproduz o ambiente em que o sistema seria publicado. Tampouco há testes para os acionamentos indevidos por subcadeias descritos na Seção 4.5.4. Um exemplo </w:t>
       </w:r>
       <w:r>
         <w:lastRenderedPageBreak/>
-        <w:t>colunas, e a lacuna motivou a recomendação de t</w:t>
-      </w:r>
-      <w:r>
-        <w:t>estes de integração com o banco de dados (Capítulo 6).</w:t>
+        <w:t xml:space="preserve">concreto dessa limitação ocorreu durante o desenvolvimento: as consultas de busca selecionavam todas as colunas da tabela de trechos, incluindo a coluna vetorial, que o Prisma não consegue converter em </w:t>
+      </w:r>
+      <w:r>
+        <w:t>consultas diretas, e falhavam contra o banco de dados real, embora todos os testes passassem. A falha foi corrigida com a seleção explícita das colunas, e a lacuna motivou a recomendação de testes de integração com o banco de dados (Capítulo 6), até aqui implementados apenas para a autenticação e o registro das avaliações.</w:t>
       </w:r>
     </w:p>
     <w:p>
@@ -21795,12 +23825,12 @@
         <w:pStyle w:val="Ttulo1"/>
         <w:pageBreakBefore/>
       </w:pPr>
-      <w:bookmarkStart w:id="79" w:name="_Toc243383706"/>
+      <w:bookmarkStart w:id="84" w:name="_Toc243646587"/>
       <w:r>
         <w:lastRenderedPageBreak/>
         <w:t>5 RESULTADOS</w:t>
       </w:r>
-      <w:bookmarkEnd w:id="79"/>
+      <w:bookmarkEnd w:id="84"/>
     </w:p>
     <w:p>
       <w:pPr>
@@ -21834,18 +23864,18 @@
       <w:pPr>
         <w:pStyle w:val="Ttulo2"/>
       </w:pPr>
-      <w:bookmarkStart w:id="80" w:name="_Toc243383707"/>
+      <w:bookmarkStart w:id="85" w:name="_Toc243646588"/>
       <w:r>
         <w:t>5.1 ARTEFATO DESENVOLVIDO</w:t>
       </w:r>
-      <w:bookmarkEnd w:id="80"/>
+      <w:bookmarkEnd w:id="85"/>
     </w:p>
     <w:p>
       <w:pPr>
         <w:pStyle w:val="Corpo"/>
       </w:pPr>
       <w:r>
-        <w:t xml:space="preserve">O sistema desenvolvido atende, em sua versão atual, aos requisitos apresentados no Quadro 5. O servidor implementa oito módulos de domínio, expõe as rotas descritas no Quadro 6, persiste oito entidades e executa o </w:t>
+        <w:t xml:space="preserve">O sistema desenvolvido atende, em sua versão atual, aos requisitos apresentados no Quadro 5. O servidor implementa oito módulos de domínio e um módulo de autenticação, expõe as rotas descritas no Quadro 6, persiste dez entidades e executa o </w:t>
       </w:r>
       <w:r>
         <w:rPr>
@@ -21855,7 +23885,10 @@
         <w:t>pipeline</w:t>
       </w:r>
       <w:r>
-        <w:t xml:space="preserve"> completo de consulta, com classificação de intenção, estimativa de risco, busca híbrida, reordenação, limiar de relevância, camada de segurança com oito regras de recusa, geração com indicação de fontes e registro para auditoria. A base inicial contém 15 trechos em 11 documentos lógicos, e o conjunto de referência, 25 perguntas. A interface web oferece a consulta pública, a tela de comparação, em caráter demonstrativo, e o painel interno de inspeção.</w:t>
+        <w:t xml:space="preserve"> completo de consulta, com classificação de intenção, estimativa de risco, busca híbrida, reordenação, limiar de relevância, camada de segurança com oito regras de recusa, geração com indicação de fontes e registro para auditoria. O acesso exige login, e cada resposta pode ser avaliada pelo usuário em escala de 0 a 10, com registro vinculado ao usuário, à conversa e à resposta. A base inicial contém 15 trechos em 11 documentos lógicos, e o conjunto de referência, 25 perguntas. A interface web oferec</w:t>
+      </w:r>
+      <w:r>
+        <w:t>e a página inicial, a tela de login, a consulta com avaliação das respostas, a tela de comparação, em caráter demonstrativo, e o painel interno de inspeção. O sistema conta com 69 testes automatizados, executados com sucesso (Seção 4.8).</w:t>
       </w:r>
     </w:p>
     <w:p>
@@ -21873,11 +23906,12 @@
       <w:pPr>
         <w:pStyle w:val="Ttulo2"/>
       </w:pPr>
-      <w:bookmarkStart w:id="81" w:name="_Toc243383708"/>
-      <w:r>
+      <w:bookmarkStart w:id="86" w:name="_Toc243646589"/>
+      <w:r>
+        <w:lastRenderedPageBreak/>
         <w:t>5.2 AVALIAÇÃO TÉCNICA PRELIMINAR</w:t>
       </w:r>
-      <w:bookmarkEnd w:id="81"/>
+      <w:bookmarkEnd w:id="86"/>
     </w:p>
     <w:p>
       <w:pPr>
@@ -21894,11 +23928,7 @@
         <w:t>embeddings</w:t>
       </w:r>
       <w:r>
-        <w:t xml:space="preserve"> e a </w:t>
-      </w:r>
-      <w:r>
-        <w:lastRenderedPageBreak/>
-        <w:t xml:space="preserve">geração extrativa. Os parâmetros eram os padrões do sistema: </w:t>
+        <w:t xml:space="preserve"> e a geração extrativa. Os parâmetros eram os padrões do sistema: </w:t>
       </w:r>
       <w:r>
         <w:rPr>
@@ -21925,7 +23955,7 @@
       <w:pPr>
         <w:pStyle w:val="LegendaTabela"/>
       </w:pPr>
-      <w:bookmarkStart w:id="82" w:name="_Toc243383750"/>
+      <w:bookmarkStart w:id="87" w:name="_Toc243646633"/>
       <w:r>
         <w:t xml:space="preserve">Tabela </w:t>
       </w:r>
@@ -21953,7 +23983,7 @@
       <w:r>
         <w:t>Resultado da avaliação técnica preliminar</w:t>
       </w:r>
-      <w:bookmarkEnd w:id="82"/>
+      <w:bookmarkEnd w:id="87"/>
     </w:p>
     <w:tbl>
       <w:tblPr>
@@ -22256,19 +24286,19 @@
         <w:pStyle w:val="Corpo"/>
       </w:pPr>
       <w:r>
-        <w:t>A análise mostrou, em primeiro lugar, que três das 25 perguntas são recusadas por regras específicas a partir do próprio texto, independentemente da recuperação: “O que é eritema nodoso hansênico?”, pela regra de reação grave; “Gestante pode usar talidomida?”, pela regra de gestação; e “Posso parar o tratamento se os sintomas melhoraram?”, pela regra de prescrição. Em segundo lugar, a similaridade vetorial entre cada pergunta e seu trecho ideal, calculada com o provedor determinístico, variou de 0,000 a 0,4</w:t>
-      </w:r>
-      <w:r>
-        <w:t>28, com mediana de 0,227; ainda assim, o trecho ideal foi o mais similar à pergunta, entre os 15 trechos da base, em 16 das 25 perguntas. Em terceiro lugar, para as 22 perguntas que dependem da regra de evidência, calculou-se a pontuação textual mínima que o trecho ideal precisaria obter para que a pontuação final, somada aos acréscimos de reordenação aplicáveis, atingisse o limiar de 0,65, ou de 0,45 nas perguntas de triagem. A distribuição está na Tabela 3.</w:t>
+        <w:t xml:space="preserve">A análise mostrou, em primeiro lugar, que três das 25 perguntas são recusadas por regras específicas a partir do próprio texto, independentemente da recuperação: “O que é eritema nodoso hansênico?”, pela regra de reação grave; “Gestante pode usar talidomida?”, pela regra de gestação; e “Posso parar o tratamento se os sintomas melhoraram?”, pela regra de prescrição. Em segundo lugar, a similaridade vetorial entre cada pergunta e seu trecho ideal, calculada com o provedor determinístico, </w:t>
+      </w:r>
+      <w:r>
+        <w:lastRenderedPageBreak/>
+        <w:t>variou de 0,000 a 0,428, com mediana de 0,227; ainda assim, o trecho ideal foi o mais similar à pergunta, entre os 15 trechos da base, em 16 das 25 perguntas. Em terceiro lugar, para as 22 perguntas que dependem da regra de evidência, calculou-se a pontuação textual mínima que o trecho ideal precisaria obter para que a pontuação final, somada aos acréscimos de reordenação aplicáveis, atingisse o limiar de 0,65, ou de 0,45 nas perguntas de triagem. A distribuição está na Tabela 3.</w:t>
       </w:r>
     </w:p>
     <w:p>
       <w:pPr>
         <w:pStyle w:val="LegendaTabela"/>
       </w:pPr>
-      <w:bookmarkStart w:id="83" w:name="_Toc243383751"/>
-      <w:r>
-        <w:lastRenderedPageBreak/>
+      <w:bookmarkStart w:id="88" w:name="_Toc243646634"/>
+      <w:r>
         <w:t xml:space="preserve">Tabela </w:t>
       </w:r>
       <w:r>
@@ -22295,7 +24325,7 @@
       <w:r>
         <w:t>Pontuação textual mínima necessária para atingir o limiar de relevância</w:t>
       </w:r>
-      <w:bookmarkEnd w:id="83"/>
+      <w:bookmarkEnd w:id="88"/>
     </w:p>
     <w:tbl>
       <w:tblPr>
@@ -22709,7 +24739,14 @@
         <w:rPr>
           <w:highlight w:val="yellow"/>
         </w:rPr>
-        <w:t>, modelo gerador, limiar e versão da base; resultados para cada limiar testado; limiar adotado e justificativa; resultados por pergunta, exportados do sistema e apresentados em apêndice.]</w:t>
+        <w:t xml:space="preserve">, modelo gerador, </w:t>
+      </w:r>
+      <w:r>
+        <w:rPr>
+          <w:highlight w:val="yellow"/>
+        </w:rPr>
+        <w:lastRenderedPageBreak/>
+        <w:t>limiar e versão da base; resultados para cada limiar testado; limiar adotado e justificativa; resultados por pergunta, exportados do sistema e apresentados em apêndice.]</w:t>
       </w:r>
       <w:r>
         <w:t xml:space="preserve"> </w:t>
@@ -22753,12 +24790,11 @@
       <w:pPr>
         <w:pStyle w:val="Ttulo2"/>
       </w:pPr>
-      <w:bookmarkStart w:id="84" w:name="_Toc243383709"/>
-      <w:r>
-        <w:lastRenderedPageBreak/>
+      <w:bookmarkStart w:id="89" w:name="_Toc243646590"/>
+      <w:r>
         <w:t>5.3 RESULTADOS DA AVALIAÇÃO COMPARATIVA</w:t>
       </w:r>
-      <w:bookmarkEnd w:id="84"/>
+      <w:bookmarkEnd w:id="89"/>
     </w:p>
     <w:p>
       <w:pPr>
@@ -22772,11 +24808,11 @@
       <w:pPr>
         <w:pStyle w:val="Ttulo3"/>
       </w:pPr>
-      <w:bookmarkStart w:id="85" w:name="_Toc243383710"/>
+      <w:bookmarkStart w:id="90" w:name="_Toc243646591"/>
       <w:r>
         <w:t>5.3.1 Execução da avaliação e participantes</w:t>
       </w:r>
-      <w:bookmarkEnd w:id="85"/>
+      <w:bookmarkEnd w:id="90"/>
     </w:p>
     <w:p>
       <w:pPr>
@@ -22793,7 +24829,7 @@
       <w:pPr>
         <w:pStyle w:val="LegendaTabela"/>
       </w:pPr>
-      <w:bookmarkStart w:id="86" w:name="_Toc243383752"/>
+      <w:bookmarkStart w:id="91" w:name="_Toc243646635"/>
       <w:r>
         <w:t xml:space="preserve">Tabela </w:t>
       </w:r>
@@ -22821,7 +24857,7 @@
       <w:r>
         <w:t>Caracterização agregada dos participantes</w:t>
       </w:r>
-      <w:bookmarkEnd w:id="86"/>
+      <w:bookmarkEnd w:id="91"/>
     </w:p>
     <w:tbl>
       <w:tblPr>
@@ -23061,11 +25097,11 @@
       <w:pPr>
         <w:pStyle w:val="Ttulo3"/>
       </w:pPr>
-      <w:bookmarkStart w:id="87" w:name="_Toc243383711"/>
+      <w:bookmarkStart w:id="92" w:name="_Toc243646592"/>
       <w:r>
         <w:t>5.3.2 Avaliações por dimensão e cenário</w:t>
       </w:r>
-      <w:bookmarkEnd w:id="87"/>
+      <w:bookmarkEnd w:id="92"/>
     </w:p>
     <w:p>
       <w:pPr>
@@ -23091,8 +25127,9 @@
       <w:pPr>
         <w:pStyle w:val="LegendaTabela"/>
       </w:pPr>
-      <w:bookmarkStart w:id="88" w:name="_Toc243383753"/>
-      <w:r>
+      <w:bookmarkStart w:id="93" w:name="_Toc243646636"/>
+      <w:r>
+        <w:lastRenderedPageBreak/>
         <w:t xml:space="preserve">Tabela </w:t>
       </w:r>
       <w:r>
@@ -23119,7 +25156,7 @@
       <w:r>
         <w:t>Avaliações por dimensão e cenário</w:t>
       </w:r>
-      <w:bookmarkEnd w:id="88"/>
+      <w:bookmarkEnd w:id="93"/>
     </w:p>
     <w:tbl>
       <w:tblPr>
@@ -23352,7 +25389,6 @@
         <w:pStyle w:val="Fonte"/>
       </w:pPr>
       <w:r>
-        <w:lastRenderedPageBreak/>
         <w:t>Fonte: Dados da pesquisa (2026).</w:t>
       </w:r>
     </w:p>
@@ -23371,11 +25407,11 @@
       <w:pPr>
         <w:pStyle w:val="Ttulo3"/>
       </w:pPr>
-      <w:bookmarkStart w:id="89" w:name="_Toc243383712"/>
+      <w:bookmarkStart w:id="94" w:name="_Toc243646593"/>
       <w:r>
         <w:t>5.3.3 Análise por pergunta e por tipo de situação</w:t>
       </w:r>
-      <w:bookmarkEnd w:id="89"/>
+      <w:bookmarkEnd w:id="94"/>
     </w:p>
     <w:p>
       <w:pPr>
@@ -23392,11 +25428,11 @@
       <w:pPr>
         <w:pStyle w:val="Ttulo3"/>
       </w:pPr>
-      <w:bookmarkStart w:id="90" w:name="_Toc243383713"/>
+      <w:bookmarkStart w:id="95" w:name="_Toc243646594"/>
       <w:r>
         <w:t>5.3.4 Percepções qualitativas dos participantes</w:t>
       </w:r>
-      <w:bookmarkEnd w:id="90"/>
+      <w:bookmarkEnd w:id="95"/>
     </w:p>
     <w:p>
       <w:pPr>
@@ -23414,12 +25450,12 @@
         <w:pStyle w:val="Ttulo1"/>
         <w:pageBreakBefore/>
       </w:pPr>
-      <w:bookmarkStart w:id="91" w:name="_Toc243383714"/>
+      <w:bookmarkStart w:id="96" w:name="_Toc243646595"/>
       <w:r>
         <w:lastRenderedPageBreak/>
         <w:t>6 DISCUSSÃO</w:t>
       </w:r>
-      <w:bookmarkEnd w:id="91"/>
+      <w:bookmarkEnd w:id="96"/>
     </w:p>
     <w:p>
       <w:pPr>
@@ -23433,11 +25469,11 @@
       <w:pPr>
         <w:pStyle w:val="Ttulo2"/>
       </w:pPr>
-      <w:bookmarkStart w:id="92" w:name="_Toc243383715"/>
+      <w:bookmarkStart w:id="97" w:name="_Toc243646596"/>
       <w:r>
         <w:t>6.1 QUESTÕES DE PESQUISA</w:t>
       </w:r>
-      <w:bookmarkEnd w:id="92"/>
+      <w:bookmarkEnd w:id="97"/>
     </w:p>
     <w:p>
       <w:pPr>
@@ -23492,12 +25528,12 @@
       <w:pPr>
         <w:pStyle w:val="Ttulo2"/>
       </w:pPr>
-      <w:bookmarkStart w:id="93" w:name="_Toc243383716"/>
+      <w:bookmarkStart w:id="98" w:name="_Toc243646597"/>
       <w:r>
         <w:lastRenderedPageBreak/>
         <w:t>6.2 RELAÇÃO COM A LITERATURA</w:t>
       </w:r>
-      <w:bookmarkEnd w:id="93"/>
+      <w:bookmarkEnd w:id="98"/>
     </w:p>
     <w:p>
       <w:pPr>
@@ -23673,11 +25709,11 @@
       <w:pPr>
         <w:pStyle w:val="Ttulo2"/>
       </w:pPr>
-      <w:bookmarkStart w:id="94" w:name="_Toc243383717"/>
+      <w:bookmarkStart w:id="99" w:name="_Toc243646598"/>
       <w:r>
         <w:t>6.3 IMPLICAÇÕES PARA O PROJETO DE SISTEMAS RAG EM SAÚDE</w:t>
       </w:r>
-      <w:bookmarkEnd w:id="94"/>
+      <w:bookmarkEnd w:id="99"/>
     </w:p>
     <w:p>
       <w:pPr>
@@ -23697,7 +25733,14 @@
         <w:t>: valores definidos sem calibração podem fazer o sistema recusar todas as perguntas, como ocorreu na avaliação preliminar, ou responder com base em trechos pouco relacionados, no caso oposto. A segunda é que regras de segurança implementadas em código são verificáveis por testes, mas exigem cuidado na correspondência de padrões, como mostram os acionamentos indevidos por subcadeias descritos na Seção 4.5.4; testes que contemplem frases comuns da língua, e não apenas os termos-alvo, ajudariam a det</w:t>
       </w:r>
       <w:r>
-        <w:t>ectar esse tipo de falha. A terceira é que testes com dublês em memória, embora úteis, não substituem testes de integração com o banco de dados e com os provedores reais, como evidenciou a falha nas consultas vetoriais descrita na Seção 4.7. A quarta é que a rastreabilidade depende de dados de origem completos: sem documento oficial e página associados a cada trecho, a citação de fontes indica a origem dentro da base, mas não permite ao usuário conferir a informação no documento original.</w:t>
+        <w:t xml:space="preserve">ectar esse tipo de falha. A terceira é que testes com dublês em memória, embora úteis, não substituem testes de integração com o banco de dados e com os provedores reais, como evidenciou a falha nas consultas vetoriais descrita na Seção 4.8. A quarta é que a rastreabilidade depende de dados de origem completos: sem documento oficial e página associados a cada trecho, a citação de fontes indica a origem dentro da base, mas não permite ao usuário conferir a informação no documento original. A </w:t>
+      </w:r>
+      <w:r>
+        <w:lastRenderedPageBreak/>
+        <w:t>quinta é que dad</w:t>
+      </w:r>
+      <w:r>
+        <w:t>os de pesquisa coletados pelo próprio sistema exigem garantias de integridade semelhantes às dos registros de auditoria: no registro das avaliações, a obtenção do usuário a partir da sessão, as restrições no banco de dados e a ausência de exclusão em cascata foram adotadas para que uma avaliação não possa ser atribuída a outra pessoa, duplicada ou perdida em uma operação de limpeza (Seção 4.6.2).</w:t>
       </w:r>
     </w:p>
     <w:p>
@@ -23708,7 +25751,6 @@
         <w:rPr>
           <w:highlight w:val="yellow"/>
         </w:rPr>
-        <w:lastRenderedPageBreak/>
         <w:t>[ANALISAR APÓS A CONSOLIDAÇÃO DAS AVALIAÇÕES: implicações adicionais decorrentes da avaliação comparativa.]</w:t>
       </w:r>
     </w:p>
@@ -23716,11 +25758,11 @@
       <w:pPr>
         <w:pStyle w:val="Ttulo2"/>
       </w:pPr>
-      <w:bookmarkStart w:id="95" w:name="_Toc243383718"/>
+      <w:bookmarkStart w:id="100" w:name="_Toc243646599"/>
       <w:r>
         <w:t>6.4 LIMITAÇÕES</w:t>
       </w:r>
-      <w:bookmarkEnd w:id="95"/>
+      <w:bookmarkEnd w:id="100"/>
     </w:p>
     <w:p>
       <w:pPr>
@@ -23809,7 +25851,7 @@
       </w:r>
       <w:r>
         <w:tab/>
-        <w:t xml:space="preserve">os testes automatizados não exercitam o banco de dados nem os provedores reais de </w:t>
+        <w:t xml:space="preserve">os testes automatizados não exercitam as consultas vetoriais e textuais no banco de dados nem os provedores reais de </w:t>
       </w:r>
       <w:r>
         <w:rPr>
@@ -23819,7 +25861,7 @@
         <w:t>embeddings</w:t>
       </w:r>
       <w:r>
-        <w:t xml:space="preserve"> e de geração;</w:t>
+        <w:t xml:space="preserve"> e de geração, e os testes de integração com o banco cobrem apenas usuários, sessões e avaliações;</w:t>
       </w:r>
     </w:p>
     <w:p>
@@ -23831,8 +25873,6 @@
       </w:r>
       <w:r>
         <w:tab/>
-      </w:r>
-      <w:r>
         <w:t>o componente de fragmentação de documentos não está integrado à ingestão;</w:t>
       </w:r>
     </w:p>
@@ -23853,13 +25893,14 @@
         <w:pStyle w:val="Alinea"/>
       </w:pPr>
       <w:r>
+        <w:lastRenderedPageBreak/>
         <w:t>i)</w:t>
       </w:r>
       <w:r>
         <w:tab/>
       </w:r>
       <w:r>
-        <w:t>o modo semântico depende de um serviço externo, ao qual as perguntas são enviadas, e o sistema não possui autenticação nem aviso, na interface, contra a inserção de dados pessoais;</w:t>
+        <w:t>o modo semântico depende de um serviço externo, ao qual as perguntas são enviadas, e a interface não exibe aviso contra a inserção de dados pessoais nas perguntas;</w:t>
       </w:r>
     </w:p>
     <w:p>
@@ -23868,6 +25909,30 @@
       </w:pPr>
       <w:r>
         <w:t>j)</w:t>
+      </w:r>
+      <w:r>
+        <w:tab/>
+        <w:t>não há perfis de acesso: todos os usuários cadastrados acessam o painel interno e as rotas de carga da base e de execução da avaliação técnica, e o limite de tentativas de login é mantido na memória de cada instância do servidor;</w:t>
+      </w:r>
+    </w:p>
+    <w:p>
+      <w:pPr>
+        <w:pStyle w:val="Alinea"/>
+      </w:pPr>
+      <w:r>
+        <w:t>k)</w:t>
+      </w:r>
+      <w:r>
+        <w:tab/>
+        <w:t>a avaliação registrada pelo sistema é uma nota global de 0 a 10, sem as dimensões previstas para o instrumento da avaliação comparativa, e se aplica apenas a respostas geradas no momento da consulta;</w:t>
+      </w:r>
+    </w:p>
+    <w:p>
+      <w:pPr>
+        <w:pStyle w:val="Alinea"/>
+      </w:pPr>
+      <w:r>
+        <w:t>l)</w:t>
       </w:r>
       <w:r>
         <w:tab/>
@@ -23890,12 +25955,12 @@
         <w:pStyle w:val="Ttulo1"/>
         <w:pageBreakBefore/>
       </w:pPr>
-      <w:bookmarkStart w:id="96" w:name="_Toc243383719"/>
+      <w:bookmarkStart w:id="101" w:name="_Toc243646600"/>
       <w:r>
         <w:lastRenderedPageBreak/>
         <w:t>7 CONSIDERAÇÕES FINAIS</w:t>
       </w:r>
-      <w:bookmarkEnd w:id="96"/>
+      <w:bookmarkEnd w:id="101"/>
     </w:p>
     <w:p>
       <w:pPr>
@@ -23916,7 +25981,7 @@
         <w:t>Este trabalho teve como objetivo desenvolver um sistema de apoio informacional à decisão clínica em hanseníase baseado na arquitetura RAG e avaliar suas respostas tecnicamente e em comparação com as de um modelo de linguagem sem recuperação. No estágio atual, foi desenvolvido o NexoHansen, um protótipo que combina classificação de intenção, estimativa de risco clínico, recuperação híbrida, reordenação por critérios clínicos, regras de segurança aplicadas antes da geração, geração restrita aos trechos recupe</w:t>
       </w:r>
       <w:r>
-        <w:t>rados com indicação das fontes e registro das consultas para auditoria, acompanhado de uma interface web para consulta e inspeção.</w:t>
+        <w:t>rados com indicação das fontes e registro das consultas para auditoria, acompanhado de uma interface web para consulta e inspeção. Para preparar a avaliação com participantes, o acesso foi restrito a usuários cadastrados, e cada resposta pode ser avaliada em escala de 0 a 10, com registro vinculado ao usuário, à conversa e à resposta.</w:t>
       </w:r>
     </w:p>
     <w:p>
@@ -23963,6 +26028,7 @@
         <w:rPr>
           <w:highlight w:val="yellow"/>
         </w:rPr>
+        <w:lastRenderedPageBreak/>
         <w:t>[PREENCHER APÓS A AVALIAÇÃO COMPARATIVA: síntese dos resultados da avaliação com participantes, resposta à questão de pesquisa e contribuições confirmadas, sem atribuir benefícios clínicos ao sistema.]</w:t>
       </w:r>
     </w:p>
@@ -23971,8 +26037,7 @@
         <w:pStyle w:val="Corpo"/>
       </w:pPr>
       <w:r>
-        <w:lastRenderedPageBreak/>
-        <w:t xml:space="preserve">Como trabalhos futuros, recomendam-se a validação do conteúdo e das respostas por profissionais de saúde; a substituição das regras baseadas em padrões textuais por mecanismos mais robustos, mantendo a possibilidade de verificação; a integração do componente de fragmentação à ingestão de documentos; a adoção de métricas automáticas de avaliação da geração, como as do RAGAS; a realização de testes de integração com o banco de dados e com os provedores reais; a avaliação de modelos de </w:t>
+        <w:t xml:space="preserve">Como trabalhos futuros, recomendam-se a validação do conteúdo e das respostas por profissionais de saúde; a substituição das regras baseadas em padrões textuais por mecanismos mais robustos, mantendo a possibilidade de verificação; a integração do componente de fragmentação à ingestão de documentos; a adoção de métricas automáticas de avaliação da geração, como as do RAGAS; a ampliação dos testes de integração às consultas vetoriais e textuais e aos provedores reais; a avaliação de modelos de </w:t>
       </w:r>
       <w:r>
         <w:rPr>
@@ -23982,7 +26047,7 @@
         <w:t>embedding</w:t>
       </w:r>
       <w:r>
-        <w:t xml:space="preserve"> adequados a textos clínicos em português; e a implementação de autenticação e de avisos sobre dados pessoais, necessários para qualquer disponibilização mais ampla do sistema.</w:t>
+        <w:t xml:space="preserve"> adequados a textos clínicos em português; e a implementação de avisos sobre dados pessoais e de perfis de acesso que separem participantes e administradores, necessários para qualquer disponibilização mais ampla do sistema.</w:t>
       </w:r>
     </w:p>
     <w:p>
@@ -23991,12 +26056,12 @@
         <w:pageBreakBefore/>
         <w:jc w:val="center"/>
       </w:pPr>
-      <w:bookmarkStart w:id="97" w:name="_Toc243383720"/>
+      <w:bookmarkStart w:id="102" w:name="_Toc243646601"/>
       <w:r>
         <w:lastRenderedPageBreak/>
         <w:t>REFERÊNCIAS</w:t>
       </w:r>
-      <w:bookmarkEnd w:id="97"/>
+      <w:bookmarkEnd w:id="102"/>
     </w:p>
     <w:p>
       <w:pPr>
@@ -24808,17 +26873,17 @@
         <w:pStyle w:val="Referencia"/>
       </w:pPr>
       <w:r>
-        <w:t xml:space="preserve">POSTGRESQL GLOBAL DEVELOPMENT GROUP. </w:t>
+        <w:t xml:space="preserve">PERCIVAL, Colin; JOSEFSSON, Simon. </w:t>
       </w:r>
       <w:r>
         <w:rPr>
           <w:b/>
           <w:bCs/>
         </w:rPr>
-        <w:t>PostgreSQL documentation</w:t>
-      </w:r>
-      <w:r>
-        <w:t>: controlling text search. [</w:t>
+        <w:t>The scrypt password-based key derivation function</w:t>
+      </w:r>
+      <w:r>
+        <w:t>. RFC 7914. [</w:t>
       </w:r>
       <w:r>
         <w:rPr>
@@ -24828,7 +26893,7 @@
         <w:t>S. l.</w:t>
       </w:r>
       <w:r>
-        <w:t>], 2026. Disponível em: https://www.postgresql.org/docs/current/textsearch-controls.html. Acesso em: 20 out. 2026.</w:t>
+        <w:t>]: Internet Engineering Task Force, ago. 2016. Disponível em: https://www.rfc-editor.org/rfc/rfc7914. Acesso em: 23 out. 2026.</w:t>
       </w:r>
     </w:p>
     <w:p>
@@ -24836,61 +26901,89 @@
         <w:pStyle w:val="Referencia"/>
       </w:pPr>
       <w:r>
-        <w:t xml:space="preserve">ROBERTSON, Stephen; ZARAGOZA, Hugo. The probabilistic relevance framework: BM25 and beyond. </w:t>
+        <w:t xml:space="preserve">POSTGRESQL GLOBAL DEVELOPMENT GROUP. </w:t>
       </w:r>
       <w:r>
         <w:rPr>
           <w:b/>
           <w:bCs/>
         </w:rPr>
-        <w:t>Foundations and Trends in Information Retrieval</w:t>
-      </w:r>
-      <w:r>
-        <w:t>, v. 3, n. 4, p. 333–389, 2009.</w:t>
-      </w:r>
-    </w:p>
-    <w:p>
-      <w:pPr>
-        <w:pStyle w:val="Referencia"/>
-      </w:pPr>
-      <w:r>
-        <w:t xml:space="preserve">SHORTLIFFE, Edward H. MYCIN: a knowledge-based computer program applied to infectious diseases. </w:t>
+        <w:t>PostgreSQL documentation</w:t>
+      </w:r>
+      <w:r>
+        <w:t>: controlling text search. [</w:t>
       </w:r>
       <w:r>
         <w:rPr>
           <w:i/>
           <w:iCs/>
         </w:rPr>
-        <w:t>In</w:t>
-      </w:r>
-      <w:r>
-        <w:t xml:space="preserve">: ANNUAL SYMPOSIUM ON COMPUTER APPLICATION IN MEDICAL CARE, 1977. </w:t>
+        <w:t>S. l.</w:t>
+      </w:r>
+      <w:r>
+        <w:t>], 2026. Disponível em: https://www.postgresql.org/docs/current/textsearch-controls.html. Acesso em: 20 out. 2026.</w:t>
+      </w:r>
+    </w:p>
+    <w:p>
+      <w:pPr>
+        <w:pStyle w:val="Referencia"/>
+      </w:pPr>
+      <w:r>
+        <w:t xml:space="preserve">ROBERTSON, Stephen; ZARAGOZA, Hugo. The probabilistic relevance framework: BM25 and beyond. </w:t>
       </w:r>
       <w:r>
         <w:rPr>
           <w:b/>
           <w:bCs/>
         </w:rPr>
-        <w:t>Proceedings</w:t>
-      </w:r>
-      <w:r>
-        <w:t xml:space="preserve"> [...]. [</w:t>
+        <w:t>Foundations and Trends in Information Retrieval</w:t>
+      </w:r>
+      <w:r>
+        <w:t>, v. 3, n. 4, p. 333–389, 2009.</w:t>
+      </w:r>
+    </w:p>
+    <w:p>
+      <w:pPr>
+        <w:pStyle w:val="Referencia"/>
+      </w:pPr>
+      <w:r>
+        <w:t xml:space="preserve">SHORTLIFFE, Edward H. MYCIN: a knowledge-based computer program applied to infectious diseases. </w:t>
       </w:r>
       <w:r>
         <w:rPr>
           <w:i/>
           <w:iCs/>
         </w:rPr>
-        <w:t>S. l.</w:t>
-      </w:r>
-      <w:r>
-        <w:t xml:space="preserve">: </w:t>
+        <w:t>In</w:t>
+      </w:r>
+      <w:r>
+        <w:t xml:space="preserve">: ANNUAL SYMPOSIUM ON COMPUTER APPLICATION IN MEDICAL CARE, 1977. </w:t>
+      </w:r>
+      <w:r>
+        <w:rPr>
+          <w:b/>
+          <w:bCs/>
+        </w:rPr>
+        <w:t>Proceedings</w:t>
+      </w:r>
+      <w:r>
+        <w:t xml:space="preserve"> [...]. [</w:t>
       </w:r>
       <w:r>
         <w:rPr>
           <w:i/>
           <w:iCs/>
         </w:rPr>
+        <w:t>S. l.</w:t>
+      </w:r>
+      <w:r>
+        <w:t xml:space="preserve">: </w:t>
+      </w:r>
+      <w:r>
+        <w:rPr>
+          <w:i/>
+          <w:iCs/>
+        </w:rPr>
         <w:t>s. n.</w:t>
       </w:r>
       <w:r>
@@ -24902,6 +26995,7 @@
         <w:pStyle w:val="Referencia"/>
       </w:pPr>
       <w:r>
+        <w:lastRenderedPageBreak/>
         <w:t xml:space="preserve">SHORTLIFFE, Edward H.; CIMINO, James J. (ed.). </w:t>
       </w:r>
       <w:r>
@@ -24920,7 +27014,6 @@
         <w:pStyle w:val="Referencia"/>
       </w:pPr>
       <w:r>
-        <w:lastRenderedPageBreak/>
         <w:t xml:space="preserve">SIMÕES, Mateus Mendonça Ramos </w:t>
       </w:r>
       <w:r>
@@ -25250,12 +27343,12 @@
         <w:pageBreakBefore/>
         <w:jc w:val="center"/>
       </w:pPr>
-      <w:bookmarkStart w:id="98" w:name="_Toc243383721"/>
+      <w:bookmarkStart w:id="103" w:name="_Toc243646602"/>
       <w:r>
         <w:lastRenderedPageBreak/>
         <w:t>APÊNDICE A – PERGUNTAS DE REFERÊNCIA DA AVALIAÇÃO TÉCNICA</w:t>
       </w:r>
-      <w:bookmarkEnd w:id="98"/>
+      <w:bookmarkEnd w:id="103"/>
     </w:p>
     <w:p>
       <w:pPr>
@@ -25269,7 +27362,7 @@
       <w:pPr>
         <w:pStyle w:val="LegendaQuadro"/>
       </w:pPr>
-      <w:bookmarkStart w:id="99" w:name="_Toc243383745"/>
+      <w:bookmarkStart w:id="104" w:name="_Toc243646628"/>
       <w:r>
         <w:t xml:space="preserve">Quadro </w:t>
       </w:r>
@@ -25297,7 +27390,7 @@
       <w:r>
         <w:t>Perguntas de referência da avaliação técnica</w:t>
       </w:r>
-      <w:bookmarkEnd w:id="99"/>
+      <w:bookmarkEnd w:id="104"/>
     </w:p>
     <w:tbl>
       <w:tblPr>
@@ -27649,12 +29742,12 @@
         <w:pageBreakBefore/>
         <w:jc w:val="center"/>
       </w:pPr>
-      <w:bookmarkStart w:id="100" w:name="_Toc243383722"/>
+      <w:bookmarkStart w:id="105" w:name="_Toc243646603"/>
       <w:r>
         <w:lastRenderedPageBreak/>
         <w:t>APÊNDICE B – TRECHOS DA BASE INICIAL DE DESENVOLVIMENTO</w:t>
       </w:r>
-      <w:bookmarkEnd w:id="100"/>
+      <w:bookmarkEnd w:id="105"/>
     </w:p>
     <w:p>
       <w:pPr>
@@ -27668,7 +29761,7 @@
       <w:pPr>
         <w:pStyle w:val="LegendaQuadro"/>
       </w:pPr>
-      <w:bookmarkStart w:id="101" w:name="_Toc243383746"/>
+      <w:bookmarkStart w:id="106" w:name="_Toc243646629"/>
       <w:r>
         <w:t xml:space="preserve">Quadro </w:t>
       </w:r>
@@ -27696,7 +29789,7 @@
       <w:r>
         <w:t>Trechos da base inicial de desenvolvimento</w:t>
       </w:r>
-      <w:bookmarkEnd w:id="101"/>
+      <w:bookmarkEnd w:id="106"/>
     </w:p>
     <w:tbl>
       <w:tblPr>
@@ -29335,12 +31428,12 @@
         <w:pageBreakBefore/>
         <w:jc w:val="center"/>
       </w:pPr>
-      <w:bookmarkStart w:id="102" w:name="_Toc243383723"/>
+      <w:bookmarkStart w:id="107" w:name="_Toc243646604"/>
       <w:r>
         <w:lastRenderedPageBreak/>
         <w:t>APÊNDICE C – RESPOSTAS DE RECUSA DEFINIDAS NA POLÍTICA DE SEGURANÇA</w:t>
       </w:r>
-      <w:bookmarkEnd w:id="102"/>
+      <w:bookmarkEnd w:id="107"/>
     </w:p>
     <w:p>
       <w:pPr>
@@ -29354,7 +31447,7 @@
       <w:pPr>
         <w:pStyle w:val="LegendaQuadro"/>
       </w:pPr>
-      <w:bookmarkStart w:id="103" w:name="_Toc243383747"/>
+      <w:bookmarkStart w:id="108" w:name="_Toc243646630"/>
       <w:r>
         <w:t xml:space="preserve">Quadro </w:t>
       </w:r>
@@ -29382,7 +31475,7 @@
       <w:r>
         <w:t>Mensagens de recusa da camada de segurança</w:t>
       </w:r>
-      <w:bookmarkEnd w:id="103"/>
+      <w:bookmarkEnd w:id="108"/>
     </w:p>
     <w:tbl>
       <w:tblPr>
@@ -29828,12 +31921,12 @@
         <w:pageBreakBefore/>
         <w:jc w:val="center"/>
       </w:pPr>
-      <w:bookmarkStart w:id="104" w:name="_Toc243383724"/>
+      <w:bookmarkStart w:id="109" w:name="_Toc243646605"/>
       <w:r>
         <w:lastRenderedPageBreak/>
         <w:t>APÊNDICE D – ANÁLISE TÉCNICA POR PERGUNTA</w:t>
       </w:r>
-      <w:bookmarkEnd w:id="104"/>
+      <w:bookmarkEnd w:id="109"/>
     </w:p>
     <w:p>
       <w:pPr>
@@ -29860,7 +31953,7 @@
       <w:pPr>
         <w:pStyle w:val="LegendaQuadro"/>
       </w:pPr>
-      <w:bookmarkStart w:id="105" w:name="_Toc243383748"/>
+      <w:bookmarkStart w:id="110" w:name="_Toc243646631"/>
       <w:r>
         <w:t xml:space="preserve">Quadro </w:t>
       </w:r>
@@ -29898,7 +31991,7 @@
       <w:r>
         <w:t xml:space="preserve"> por pergunta</w:t>
       </w:r>
-      <w:bookmarkEnd w:id="105"/>
+      <w:bookmarkEnd w:id="110"/>
     </w:p>
     <w:tbl>
       <w:tblPr>
@@ -33119,12 +35212,12 @@
         <w:pageBreakBefore/>
         <w:jc w:val="center"/>
       </w:pPr>
-      <w:bookmarkStart w:id="106" w:name="_Toc243383725"/>
+      <w:bookmarkStart w:id="111" w:name="_Toc243646606"/>
       <w:r>
         <w:lastRenderedPageBreak/>
         <w:t>APÊNDICE E – ESTRUTURA PREVISTA DO INSTRUMENTO DE AVALIAÇÃO</w:t>
       </w:r>
-      <w:bookmarkEnd w:id="106"/>
+      <w:bookmarkEnd w:id="111"/>
     </w:p>
     <w:p>
       <w:pPr>
@@ -33243,8 +35336,8 @@
       </w:r>
     </w:p>
     <w:sectPr>
-      <w:headerReference w:type="default" r:id="rId22"/>
-      <w:footerReference w:type="default" r:id="rId23"/>
+      <w:headerReference w:type="default" r:id="rId24"/>
+      <w:footerReference w:type="default" r:id="rId25"/>
       <w:pgSz w:w="11906" w:h="16838"/>
       <w:pgMar w:top="1701" w:right="1134" w:bottom="1134" w:left="1701" w:header="1134" w:footer="709" w:gutter="0"/>
       <w:cols w:space="720"/>
@@ -33496,10 +35589,10 @@
 <file path=word/numbering.xml><?xml version="1.0" encoding="utf-8"?>
 <w:numbering xmlns:wpc="http://schemas.microsoft.com/office/word/2010/wordprocessingCanvas" xmlns:cx="http://schemas.microsoft.com/office/drawing/2014/chartex" xmlns:cx1="http://schemas.microsoft.com/office/drawing/2015/9/8/chartex" xmlns:cx2="http://schemas.microsoft.com/office/drawing/2015/10/21/chartex" xmlns:cx3="http://schemas.microsoft.com/office/drawing/2016/5/9/chartex" xmlns:cx4="http://schemas.microsoft.com/office/drawing/2016/5/10/chartex" xmlns:cx5="http://schemas.microsoft.com/office/drawing/2016/5/11/chartex" xmlns:cx6="http://schemas.microsoft.com/office/drawing/2016/5/12/chartex" xmlns:cx7="http://schemas.microsoft.com/office/drawing/2016/5/13/chartex" xmlns:cx8="http://schemas.microsoft.com/office/drawing/2016/5/14/chartex" xmlns:mc="http://schemas.openxmlformats.org/markup-compatibility/2006" xmlns:aink="http://schemas.microsoft.com/office/drawing/2016/ink" xmlns:am3d="http://schemas.microsoft.com/office/drawing/2017/model3d" xmlns:o="urn:schemas-microsoft-com:office:office" xmlns:oel="http://schemas.microsoft.com/office/2019/extlst" xmlns:r="http://schemas.openxmlformats.org/officeDocument/2006/relationships" xmlns:m="http://schemas.openxmlformats.org/officeDocument/2006/math" xmlns:v="urn:schemas-microsoft-com:vml" xmlns:wp14="http://schemas.microsoft.com/office/word/2010/wordprocessingDrawing" xmlns:wp="http://schemas.openxmlformats.org/drawingml/2006/wordprocessingDrawing" xmlns:w10="urn:schemas-microsoft-com:office:word" xmlns:w="http://schemas.openxmlformats.org/wordprocessingml/2006/main" xmlns:w14="http://schemas.microsoft.com/office/word/2010/wordml" xmlns:w15="http://schemas.microsoft.com/office/word/2012/wordml" xmlns:w16cex="http://schemas.microsoft.com/office/word/2018/wordml/cex" xmlns:w16cid="http://schemas.microsoft.com/office/word/2016/wordml/cid" xmlns:w16="http://schemas.microsoft.com/office/word/2018/wordml" xmlns:w16du="http://schemas.microsoft.com/office/word/2023/wordml/word16du" xmlns:w16sdtdh="http://schemas.microsoft.com/office/word/2020/wordml/sdtdatahash" xmlns:w16sdtfl="http://schemas.microsoft.com/office/word/2024/wordml/sdtformatlock" xmlns:w16se="http://schemas.microsoft.com/office/word/2015/wordml/symex" xmlns:wpg="http://schemas.microsoft.com/office/word/2010/wordprocessingGroup" xmlns:wpi="http://schemas.microsoft.com/office/word/2010/wordprocessingInk" xmlns:wne="http://schemas.microsoft.com/office/word/2006/wordml" xmlns:wps="http://schemas.microsoft.com/office/word/2010/wordprocessingShape" mc:Ignorable="w14 w15 w16se w16cid w16 w16cex w16sdtdh w16sdtfl w16du wp14">
   <w:abstractNum w:abstractNumId="0" w15:restartNumberingAfterBreak="0">
-    <w:nsid w:val="4D8121A1"/>
+    <w:nsid w:val="6CA40B49"/>
     <w:multiLevelType w:val="hybridMultilevel"/>
-    <w:tmpl w:val="0AFCBA46"/>
-    <w:lvl w:ilvl="0" w:tplc="BB18FC74" w:tentative="1">
+    <w:tmpl w:val="B16066EC"/>
+    <w:lvl w:ilvl="0" w:tplc="C4F8FF30" w:tentative="1">
       <w:start w:val="1"/>
       <w:numFmt w:val="bullet"/>
       <w:lvlText w:val="●"/>
@@ -33508,7 +35601,7 @@
         <w:ind w:left="720" w:hanging="360"/>
       </w:pPr>
     </w:lvl>
-    <w:lvl w:ilvl="1" w:tplc="AE6E1DC0" w:tentative="1">
+    <w:lvl w:ilvl="1" w:tplc="89807FFA" w:tentative="1">
       <w:start w:val="1"/>
       <w:numFmt w:val="bullet"/>
       <w:lvlText w:val="○"/>
@@ -33517,7 +35610,7 @@
         <w:ind w:left="1440" w:hanging="360"/>
       </w:pPr>
     </w:lvl>
-    <w:lvl w:ilvl="2" w:tplc="8E7A7C7A" w:tentative="1">
+    <w:lvl w:ilvl="2" w:tplc="F7D2E4FA" w:tentative="1">
       <w:start w:val="1"/>
       <w:numFmt w:val="bullet"/>
       <w:lvlText w:val="■"/>
@@ -33526,7 +35619,7 @@
         <w:ind w:left="2160" w:hanging="360"/>
       </w:pPr>
     </w:lvl>
-    <w:lvl w:ilvl="3" w:tplc="FB405F8C" w:tentative="1">
+    <w:lvl w:ilvl="3" w:tplc="E49E0BEC" w:tentative="1">
       <w:start w:val="1"/>
       <w:numFmt w:val="bullet"/>
       <w:lvlText w:val="●"/>
@@ -33535,7 +35628,7 @@
         <w:ind w:left="2880" w:hanging="360"/>
       </w:pPr>
     </w:lvl>
-    <w:lvl w:ilvl="4" w:tplc="FB743D90" w:tentative="1">
+    <w:lvl w:ilvl="4" w:tplc="E272AFB0" w:tentative="1">
       <w:start w:val="1"/>
       <w:numFmt w:val="bullet"/>
       <w:lvlText w:val="○"/>
@@ -33544,7 +35637,7 @@
         <w:ind w:left="3600" w:hanging="360"/>
       </w:pPr>
     </w:lvl>
-    <w:lvl w:ilvl="5" w:tplc="0FA6A86A" w:tentative="1">
+    <w:lvl w:ilvl="5" w:tplc="66902576" w:tentative="1">
       <w:start w:val="1"/>
       <w:numFmt w:val="bullet"/>
       <w:lvlText w:val="■"/>
@@ -33553,7 +35646,7 @@
         <w:ind w:left="4320" w:hanging="360"/>
       </w:pPr>
     </w:lvl>
-    <w:lvl w:ilvl="6" w:tplc="53DEF6D8" w:tentative="1">
+    <w:lvl w:ilvl="6" w:tplc="62BE7DA6" w:tentative="1">
       <w:start w:val="1"/>
       <w:numFmt w:val="bullet"/>
       <w:lvlText w:val="●"/>
@@ -33562,7 +35655,7 @@
         <w:ind w:left="5040" w:hanging="360"/>
       </w:pPr>
     </w:lvl>
-    <w:lvl w:ilvl="7" w:tplc="7478A44E" w:tentative="1">
+    <w:lvl w:ilvl="7" w:tplc="B37C415E" w:tentative="1">
       <w:start w:val="1"/>
       <w:numFmt w:val="bullet"/>
       <w:lvlText w:val="●"/>
@@ -33571,7 +35664,7 @@
         <w:ind w:left="5760" w:hanging="360"/>
       </w:pPr>
     </w:lvl>
-    <w:lvl w:ilvl="8" w:tplc="B1B85B52" w:tentative="1">
+    <w:lvl w:ilvl="8" w:tplc="19485962" w:tentative="1">
       <w:start w:val="1"/>
       <w:numFmt w:val="bullet"/>
       <w:lvlText w:val="●"/>
@@ -33581,7 +35674,7 @@
       </w:pPr>
     </w:lvl>
   </w:abstractNum>
-  <w:num w:numId="1" w16cid:durableId="1418751758">
+  <w:num w:numId="1" w16cid:durableId="2008170271">
     <w:abstractNumId w:val="0"/>
     <w:lvlOverride w:ilvl="0">
       <w:startOverride w:val="1"/>
